--- a/52300115_52300138_52300143.docx
+++ b/52300115_52300138_52300143.docx
@@ -609,21 +609,6 @@
     </w:p>
     <w:p>
       <w:pPr>
-        <w:tabs>
-          <w:tab w:val="left" w:leader="dot" w:pos="0"/>
-          <w:tab w:val="left" w:leader="dot" w:pos="9072"/>
-        </w:tabs>
-        <w:spacing w:line="360" w:lineRule="auto"/>
-        <w:ind w:right="-80" w:firstLine="720"/>
-        <w:jc w:val="both"/>
-        <w:rPr>
-          <w:sz w:val="26"/>
-          <w:szCs w:val="26"/>
-        </w:rPr>
-      </w:pPr>
-    </w:p>
-    <w:p>
-      <w:pPr>
         <w:ind w:left="3600"/>
         <w:jc w:val="center"/>
         <w:rPr>
@@ -782,9 +767,128 @@
           <w:i/>
           <w:sz w:val="26"/>
           <w:szCs w:val="26"/>
-          <w:lang w:val="vi-VN"/>
-        </w:rPr>
-      </w:pPr>
+        </w:rPr>
+      </w:pPr>
+      <w:r>
+        <w:rPr>
+          <w:i/>
+          <w:noProof/>
+          <w:sz w:val="26"/>
+          <w:szCs w:val="26"/>
+          <w:lang w:val="vi-VN"/>
+        </w:rPr>
+        <mc:AlternateContent>
+          <mc:Choice Requires="wps">
+            <w:drawing>
+              <wp:anchor distT="45720" distB="45720" distL="114300" distR="114300" simplePos="0" relativeHeight="251660288" behindDoc="0" locked="0" layoutInCell="1" allowOverlap="1" wp14:anchorId="4C646BBC" wp14:editId="54287BBC">
+                <wp:simplePos x="0" y="0"/>
+                <wp:positionH relativeFrom="column">
+                  <wp:posOffset>2915920</wp:posOffset>
+                </wp:positionH>
+                <wp:positionV relativeFrom="paragraph">
+                  <wp:posOffset>335280</wp:posOffset>
+                </wp:positionV>
+                <wp:extent cx="2360930" cy="1404620"/>
+                <wp:effectExtent l="0" t="0" r="22860" b="11430"/>
+                <wp:wrapSquare wrapText="bothSides"/>
+                <wp:docPr id="217" name="Text Box 2"/>
+                <wp:cNvGraphicFramePr>
+                  <a:graphicFrameLocks xmlns:a="http://schemas.openxmlformats.org/drawingml/2006/main"/>
+                </wp:cNvGraphicFramePr>
+                <a:graphic xmlns:a="http://schemas.openxmlformats.org/drawingml/2006/main">
+                  <a:graphicData uri="http://schemas.microsoft.com/office/word/2010/wordprocessingShape">
+                    <wps:wsp>
+                      <wps:cNvSpPr txBox="1">
+                        <a:spLocks noChangeArrowheads="1"/>
+                      </wps:cNvSpPr>
+                      <wps:spPr bwMode="auto">
+                        <a:xfrm>
+                          <a:off x="0" y="0"/>
+                          <a:ext cx="2360930" cy="1404620"/>
+                        </a:xfrm>
+                        <a:prstGeom prst="rect">
+                          <a:avLst/>
+                        </a:prstGeom>
+                        <a:solidFill>
+                          <a:srgbClr val="FFFFFF"/>
+                        </a:solidFill>
+                        <a:ln w="9525">
+                          <a:solidFill>
+                            <a:srgbClr val="000000"/>
+                          </a:solidFill>
+                          <a:miter lim="800000"/>
+                          <a:headEnd/>
+                          <a:tailEnd/>
+                        </a:ln>
+                      </wps:spPr>
+                      <wps:txbx>
+                        <w:txbxContent>
+                          <w:p>
+                            <w:pPr>
+                              <w:jc w:val="center"/>
+                            </w:pPr>
+                            <w:r>
+                              <w:t>Khang</w:t>
+                            </w:r>
+                          </w:p>
+                          <w:p>
+                            <w:pPr>
+                              <w:jc w:val="center"/>
+                            </w:pPr>
+                            <w:r>
+                              <w:t>Đoàn Lâm Phúc Khang</w:t>
+                            </w:r>
+                          </w:p>
+                        </w:txbxContent>
+                      </wps:txbx>
+                      <wps:bodyPr rot="0" vert="horz" wrap="square" lIns="91440" tIns="45720" rIns="91440" bIns="45720" anchor="t" anchorCtr="0">
+                        <a:spAutoFit/>
+                      </wps:bodyPr>
+                    </wps:wsp>
+                  </a:graphicData>
+                </a:graphic>
+                <wp14:sizeRelH relativeFrom="margin">
+                  <wp14:pctWidth>40000</wp14:pctWidth>
+                </wp14:sizeRelH>
+                <wp14:sizeRelV relativeFrom="margin">
+                  <wp14:pctHeight>20000</wp14:pctHeight>
+                </wp14:sizeRelV>
+              </wp:anchor>
+            </w:drawing>
+          </mc:Choice>
+          <mc:Fallback>
+            <w:pict>
+              <v:shapetype w14:anchorId="4C646BBC" id="_x0000_t202" coordsize="21600,21600" o:spt="202" path="m,l,21600r21600,l21600,xe">
+                <v:stroke joinstyle="miter"/>
+                <v:path gradientshapeok="t" o:connecttype="rect"/>
+              </v:shapetype>
+              <v:shape id="Text Box 2" o:spid="_x0000_s1026" type="#_x0000_t202" style="position:absolute;left:0;text-align:left;margin-left:229.6pt;margin-top:26.4pt;width:185.9pt;height:110.6pt;z-index:251660288;visibility:visible;mso-wrap-style:square;mso-width-percent:400;mso-height-percent:200;mso-wrap-distance-left:9pt;mso-wrap-distance-top:3.6pt;mso-wrap-distance-right:9pt;mso-wrap-distance-bottom:3.6pt;mso-position-horizontal:absolute;mso-position-horizontal-relative:text;mso-position-vertical:absolute;mso-position-vertical-relative:text;mso-width-percent:400;mso-height-percent:200;mso-width-relative:margin;mso-height-relative:margin;v-text-anchor:top" o:gfxdata="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">
+                <v:textbox style="mso-fit-shape-to-text:t">
+                  <w:txbxContent>
+                    <w:p>
+                      <w:pPr>
+                        <w:jc w:val="center"/>
+                      </w:pPr>
+                      <w:r>
+                        <w:t>Khang</w:t>
+                      </w:r>
+                    </w:p>
+                    <w:p>
+                      <w:pPr>
+                        <w:jc w:val="center"/>
+                      </w:pPr>
+                      <w:r>
+                        <w:t>Đoàn Lâm Phúc Khang</w:t>
+                      </w:r>
+                    </w:p>
+                  </w:txbxContent>
+                </v:textbox>
+                <w10:wrap type="square"/>
+              </v:shape>
+            </w:pict>
+          </mc:Fallback>
+        </mc:AlternateContent>
+      </w:r>
       <w:r>
         <w:rPr>
           <w:i/>
@@ -793,6 +897,14 @@
           <w:lang w:val="vi-VN"/>
         </w:rPr>
         <w:t>(Ký tên và ghi rõ họ tên)</w:t>
+      </w:r>
+      <w:r>
+        <w:rPr>
+          <w:i/>
+          <w:sz w:val="26"/>
+          <w:szCs w:val="26"/>
+        </w:rPr>
+        <w:br/>
       </w:r>
     </w:p>
     <w:p>
@@ -803,7 +915,17 @@
           <w:bCs/>
           <w:sz w:val="32"/>
           <w:szCs w:val="32"/>
-          <w:lang w:val="vi-VN"/>
+        </w:rPr>
+      </w:pPr>
+    </w:p>
+    <w:p>
+      <w:pPr>
+        <w:pStyle w:val="Nidungvnbn"/>
+        <w:rPr>
+          <w:b/>
+          <w:bCs/>
+          <w:sz w:val="32"/>
+          <w:szCs w:val="32"/>
         </w:rPr>
         <w:sectPr>
           <w:headerReference w:type="default" r:id="rId9"/>
@@ -814,6 +936,261 @@
           <w:docGrid w:linePitch="360"/>
         </w:sectPr>
       </w:pPr>
+      <w:r>
+        <w:rPr>
+          <w:i/>
+          <w:noProof/>
+          <w:lang w:val="vi-VN"/>
+        </w:rPr>
+        <mc:AlternateContent>
+          <mc:Choice Requires="wps">
+            <w:drawing>
+              <wp:anchor distT="45720" distB="45720" distL="114300" distR="114300" simplePos="0" relativeHeight="251664384" behindDoc="0" locked="0" layoutInCell="1" allowOverlap="1" wp14:anchorId="7D81B723" wp14:editId="0F01DC38">
+                <wp:simplePos x="0" y="0"/>
+                <wp:positionH relativeFrom="column">
+                  <wp:posOffset>2907665</wp:posOffset>
+                </wp:positionH>
+                <wp:positionV relativeFrom="paragraph">
+                  <wp:posOffset>913130</wp:posOffset>
+                </wp:positionV>
+                <wp:extent cx="2360930" cy="1404620"/>
+                <wp:effectExtent l="0" t="0" r="22860" b="11430"/>
+                <wp:wrapSquare wrapText="bothSides"/>
+                <wp:docPr id="1996162441" name="Text Box 2"/>
+                <wp:cNvGraphicFramePr>
+                  <a:graphicFrameLocks xmlns:a="http://schemas.openxmlformats.org/drawingml/2006/main"/>
+                </wp:cNvGraphicFramePr>
+                <a:graphic xmlns:a="http://schemas.openxmlformats.org/drawingml/2006/main">
+                  <a:graphicData uri="http://schemas.microsoft.com/office/word/2010/wordprocessingShape">
+                    <wps:wsp>
+                      <wps:cNvSpPr txBox="1">
+                        <a:spLocks noChangeArrowheads="1"/>
+                      </wps:cNvSpPr>
+                      <wps:spPr bwMode="auto">
+                        <a:xfrm>
+                          <a:off x="0" y="0"/>
+                          <a:ext cx="2360930" cy="1404620"/>
+                        </a:xfrm>
+                        <a:prstGeom prst="rect">
+                          <a:avLst/>
+                        </a:prstGeom>
+                        <a:solidFill>
+                          <a:srgbClr val="FFFFFF"/>
+                        </a:solidFill>
+                        <a:ln w="9525">
+                          <a:solidFill>
+                            <a:srgbClr val="000000"/>
+                          </a:solidFill>
+                          <a:miter lim="800000"/>
+                          <a:headEnd/>
+                          <a:tailEnd/>
+                        </a:ln>
+                      </wps:spPr>
+                      <wps:txbx>
+                        <w:txbxContent>
+                          <w:p>
+                            <w:pPr>
+                              <w:jc w:val="center"/>
+                            </w:pPr>
+                            <w:r>
+                              <w:t>Phong</w:t>
+                            </w:r>
+                          </w:p>
+                          <w:p>
+                            <w:pPr>
+                              <w:jc w:val="center"/>
+                            </w:pPr>
+                            <w:r>
+                              <w:t>Nguyễn Lại Vũ Phong</w:t>
+                            </w:r>
+                          </w:p>
+                        </w:txbxContent>
+                      </wps:txbx>
+                      <wps:bodyPr rot="0" vert="horz" wrap="square" lIns="91440" tIns="45720" rIns="91440" bIns="45720" anchor="t" anchorCtr="0">
+                        <a:spAutoFit/>
+                      </wps:bodyPr>
+                    </wps:wsp>
+                  </a:graphicData>
+                </a:graphic>
+                <wp14:sizeRelH relativeFrom="margin">
+                  <wp14:pctWidth>40000</wp14:pctWidth>
+                </wp14:sizeRelH>
+                <wp14:sizeRelV relativeFrom="margin">
+                  <wp14:pctHeight>20000</wp14:pctHeight>
+                </wp14:sizeRelV>
+              </wp:anchor>
+            </w:drawing>
+          </mc:Choice>
+          <mc:Fallback>
+            <w:pict>
+              <v:shape w14:anchorId="7D81B723" id="_x0000_s1027" type="#_x0000_t202" style="position:absolute;left:0;text-align:left;margin-left:228.95pt;margin-top:71.9pt;width:185.9pt;height:110.6pt;z-index:251664384;visibility:visible;mso-wrap-style:square;mso-width-percent:400;mso-height-percent:200;mso-wrap-distance-left:9pt;mso-wrap-distance-top:3.6pt;mso-wrap-distance-right:9pt;mso-wrap-distance-bottom:3.6pt;mso-position-horizontal:absolute;mso-position-horizontal-relative:text;mso-position-vertical:absolute;mso-position-vertical-relative:text;mso-width-percent:400;mso-height-percent:200;mso-width-relative:margin;mso-height-relative:margin;v-text-anchor:top" o:gfxdata="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">
+                <v:textbox style="mso-fit-shape-to-text:t">
+                  <w:txbxContent>
+                    <w:p>
+                      <w:pPr>
+                        <w:jc w:val="center"/>
+                      </w:pPr>
+                      <w:r>
+                        <w:t>Phong</w:t>
+                      </w:r>
+                    </w:p>
+                    <w:p>
+                      <w:pPr>
+                        <w:jc w:val="center"/>
+                      </w:pPr>
+                      <w:r>
+                        <w:t>Nguyễn Lại Vũ Phong</w:t>
+                      </w:r>
+                    </w:p>
+                  </w:txbxContent>
+                </v:textbox>
+                <w10:wrap type="square"/>
+              </v:shape>
+            </w:pict>
+          </mc:Fallback>
+        </mc:AlternateContent>
+      </w:r>
+      <w:r>
+        <w:rPr>
+          <w:i/>
+          <w:noProof/>
+          <w:lang w:val="vi-VN"/>
+        </w:rPr>
+        <mc:AlternateContent>
+          <mc:Choice Requires="wps">
+            <w:drawing>
+              <wp:anchor distT="45720" distB="45720" distL="114300" distR="114300" simplePos="0" relativeHeight="251662336" behindDoc="0" locked="0" layoutInCell="1" allowOverlap="1" wp14:anchorId="61188843" wp14:editId="0A800E17">
+                <wp:simplePos x="0" y="0"/>
+                <wp:positionH relativeFrom="column">
+                  <wp:posOffset>2910840</wp:posOffset>
+                </wp:positionH>
+                <wp:positionV relativeFrom="paragraph">
+                  <wp:posOffset>236220</wp:posOffset>
+                </wp:positionV>
+                <wp:extent cx="2360930" cy="1404620"/>
+                <wp:effectExtent l="0" t="0" r="15875" b="25400"/>
+                <wp:wrapSquare wrapText="bothSides"/>
+                <wp:docPr id="1499076823" name="Text Box 2"/>
+                <wp:cNvGraphicFramePr>
+                  <a:graphicFrameLocks xmlns:a="http://schemas.openxmlformats.org/drawingml/2006/main"/>
+                </wp:cNvGraphicFramePr>
+                <a:graphic xmlns:a="http://schemas.openxmlformats.org/drawingml/2006/main">
+                  <a:graphicData uri="http://schemas.microsoft.com/office/word/2010/wordprocessingShape">
+                    <wps:wsp>
+                      <wps:cNvSpPr txBox="1">
+                        <a:spLocks noChangeArrowheads="1"/>
+                      </wps:cNvSpPr>
+                      <wps:spPr bwMode="auto">
+                        <a:xfrm>
+                          <a:off x="0" y="0"/>
+                          <a:ext cx="2360930" cy="1404620"/>
+                        </a:xfrm>
+                        <a:prstGeom prst="rect">
+                          <a:avLst/>
+                        </a:prstGeom>
+                        <a:solidFill>
+                          <a:srgbClr val="FFFFFF"/>
+                        </a:solidFill>
+                        <a:ln w="9525">
+                          <a:solidFill>
+                            <a:srgbClr val="000000"/>
+                          </a:solidFill>
+                          <a:miter lim="800000"/>
+                          <a:headEnd/>
+                          <a:tailEnd/>
+                        </a:ln>
+                      </wps:spPr>
+                      <wps:txbx>
+                        <w:txbxContent>
+                          <w:p>
+                            <w:pPr>
+                              <w:jc w:val="center"/>
+                            </w:pPr>
+                            <w:r>
+                              <w:t>Nhân</w:t>
+                            </w:r>
+                          </w:p>
+                          <w:p>
+                            <w:pPr>
+                              <w:jc w:val="center"/>
+                            </w:pPr>
+                            <w:r>
+                              <w:t>Nguyễn Trí Nhân</w:t>
+                            </w:r>
+                          </w:p>
+                        </w:txbxContent>
+                      </wps:txbx>
+                      <wps:bodyPr rot="0" vert="horz" wrap="square" lIns="91440" tIns="45720" rIns="91440" bIns="45720" anchor="t" anchorCtr="0">
+                        <a:spAutoFit/>
+                      </wps:bodyPr>
+                    </wps:wsp>
+                  </a:graphicData>
+                </a:graphic>
+                <wp14:sizeRelH relativeFrom="margin">
+                  <wp14:pctWidth>40000</wp14:pctWidth>
+                </wp14:sizeRelH>
+                <wp14:sizeRelV relativeFrom="margin">
+                  <wp14:pctHeight>20000</wp14:pctHeight>
+                </wp14:sizeRelV>
+              </wp:anchor>
+            </w:drawing>
+          </mc:Choice>
+          <mc:Fallback>
+            <w:pict>
+              <v:shape w14:anchorId="61188843" id="_x0000_s1028" type="#_x0000_t202" style="position:absolute;left:0;text-align:left;margin-left:229.2pt;margin-top:18.6pt;width:185.9pt;height:110.6pt;z-index:251662336;visibility:visible;mso-wrap-style:square;mso-width-percent:400;mso-height-percent:200;mso-wrap-distance-left:9pt;mso-wrap-distance-top:3.6pt;mso-wrap-distance-right:9pt;mso-wrap-distance-bottom:3.6pt;mso-position-horizontal:absolute;mso-position-horizontal-relative:text;mso-position-vertical:absolute;mso-position-vertical-relative:text;mso-width-percent:400;mso-height-percent:200;mso-width-relative:margin;mso-height-relative:margin;v-text-anchor:top" o:gfxdata="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">
+                <v:textbox style="mso-fit-shape-to-text:t">
+                  <w:txbxContent>
+                    <w:p>
+                      <w:pPr>
+                        <w:jc w:val="center"/>
+                      </w:pPr>
+                      <w:r>
+                        <w:t>Nhân</w:t>
+                      </w:r>
+                    </w:p>
+                    <w:p>
+                      <w:pPr>
+                        <w:jc w:val="center"/>
+                      </w:pPr>
+                      <w:r>
+                        <w:t>Nguyễn Trí Nhân</w:t>
+                      </w:r>
+                    </w:p>
+                  </w:txbxContent>
+                </v:textbox>
+                <w10:wrap type="square"/>
+              </v:shape>
+            </w:pict>
+          </mc:Fallback>
+        </mc:AlternateContent>
+      </w:r>
+      <w:r>
+        <w:rPr>
+          <w:b/>
+          <w:bCs/>
+          <w:sz w:val="32"/>
+          <w:szCs w:val="32"/>
+        </w:rPr>
+        <w:tab/>
+      </w:r>
+      <w:r>
+        <w:rPr>
+          <w:b/>
+          <w:bCs/>
+          <w:sz w:val="32"/>
+          <w:szCs w:val="32"/>
+        </w:rPr>
+        <w:tab/>
+      </w:r>
+      <w:r>
+        <w:rPr>
+          <w:b/>
+          <w:bCs/>
+          <w:sz w:val="32"/>
+          <w:szCs w:val="32"/>
+        </w:rPr>
+        <w:tab/>
+      </w:r>
     </w:p>
     <w:p>
       <w:pPr>
@@ -1237,8 +1614,7 @@
     </w:p>
     <w:p>
       <w:pPr>
-        <w:spacing w:before="141"/>
-        <w:ind w:left="3932" w:right="828"/>
+        <w:ind w:left="3600"/>
         <w:jc w:val="center"/>
         <w:rPr>
           <w:i/>
@@ -1259,16 +1635,130 @@
     </w:p>
     <w:p>
       <w:pPr>
-        <w:spacing w:before="147"/>
-        <w:ind w:left="3940" w:right="828"/>
+        <w:ind w:left="3211" w:firstLine="360"/>
         <w:jc w:val="center"/>
         <w:rPr>
           <w:i/>
           <w:sz w:val="26"/>
           <w:szCs w:val="26"/>
-          <w:lang w:val="vi-VN"/>
-        </w:rPr>
-      </w:pPr>
+        </w:rPr>
+      </w:pPr>
+      <w:r>
+        <w:rPr>
+          <w:i/>
+          <w:noProof/>
+          <w:sz w:val="26"/>
+          <w:szCs w:val="26"/>
+          <w:lang w:val="vi-VN"/>
+        </w:rPr>
+        <mc:AlternateContent>
+          <mc:Choice Requires="wps">
+            <w:drawing>
+              <wp:anchor distT="45720" distB="45720" distL="114300" distR="114300" simplePos="0" relativeHeight="251666432" behindDoc="0" locked="0" layoutInCell="1" allowOverlap="1" wp14:anchorId="6AEC96A7" wp14:editId="115C8579">
+                <wp:simplePos x="0" y="0"/>
+                <wp:positionH relativeFrom="column">
+                  <wp:posOffset>2915920</wp:posOffset>
+                </wp:positionH>
+                <wp:positionV relativeFrom="paragraph">
+                  <wp:posOffset>335280</wp:posOffset>
+                </wp:positionV>
+                <wp:extent cx="2360930" cy="1404620"/>
+                <wp:effectExtent l="0" t="0" r="22860" b="11430"/>
+                <wp:wrapSquare wrapText="bothSides"/>
+                <wp:docPr id="1478697003" name="Text Box 2"/>
+                <wp:cNvGraphicFramePr>
+                  <a:graphicFrameLocks xmlns:a="http://schemas.openxmlformats.org/drawingml/2006/main"/>
+                </wp:cNvGraphicFramePr>
+                <a:graphic xmlns:a="http://schemas.openxmlformats.org/drawingml/2006/main">
+                  <a:graphicData uri="http://schemas.microsoft.com/office/word/2010/wordprocessingShape">
+                    <wps:wsp>
+                      <wps:cNvSpPr txBox="1">
+                        <a:spLocks noChangeArrowheads="1"/>
+                      </wps:cNvSpPr>
+                      <wps:spPr bwMode="auto">
+                        <a:xfrm>
+                          <a:off x="0" y="0"/>
+                          <a:ext cx="2360930" cy="1404620"/>
+                        </a:xfrm>
+                        <a:prstGeom prst="rect">
+                          <a:avLst/>
+                        </a:prstGeom>
+                        <a:solidFill>
+                          <a:srgbClr val="FFFFFF"/>
+                        </a:solidFill>
+                        <a:ln w="9525">
+                          <a:solidFill>
+                            <a:srgbClr val="000000"/>
+                          </a:solidFill>
+                          <a:miter lim="800000"/>
+                          <a:headEnd/>
+                          <a:tailEnd/>
+                        </a:ln>
+                      </wps:spPr>
+                      <wps:txbx>
+                        <w:txbxContent>
+                          <w:p>
+                            <w:pPr>
+                              <w:jc w:val="center"/>
+                            </w:pPr>
+                            <w:r>
+                              <w:t>Khang</w:t>
+                            </w:r>
+                          </w:p>
+                          <w:p>
+                            <w:pPr>
+                              <w:jc w:val="center"/>
+                            </w:pPr>
+                            <w:r>
+                              <w:t>Đoàn Lâm Phúc Khang</w:t>
+                            </w:r>
+                          </w:p>
+                        </w:txbxContent>
+                      </wps:txbx>
+                      <wps:bodyPr rot="0" vert="horz" wrap="square" lIns="91440" tIns="45720" rIns="91440" bIns="45720" anchor="t" anchorCtr="0">
+                        <a:spAutoFit/>
+                      </wps:bodyPr>
+                    </wps:wsp>
+                  </a:graphicData>
+                </a:graphic>
+                <wp14:sizeRelH relativeFrom="margin">
+                  <wp14:pctWidth>40000</wp14:pctWidth>
+                </wp14:sizeRelH>
+                <wp14:sizeRelV relativeFrom="margin">
+                  <wp14:pctHeight>20000</wp14:pctHeight>
+                </wp14:sizeRelV>
+              </wp:anchor>
+            </w:drawing>
+          </mc:Choice>
+          <mc:Fallback>
+            <w:pict>
+              <v:shape w14:anchorId="6AEC96A7" id="_x0000_s1029" type="#_x0000_t202" style="position:absolute;left:0;text-align:left;margin-left:229.6pt;margin-top:26.4pt;width:185.9pt;height:110.6pt;z-index:251666432;visibility:visible;mso-wrap-style:square;mso-width-percent:400;mso-height-percent:200;mso-wrap-distance-left:9pt;mso-wrap-distance-top:3.6pt;mso-wrap-distance-right:9pt;mso-wrap-distance-bottom:3.6pt;mso-position-horizontal:absolute;mso-position-horizontal-relative:text;mso-position-vertical:absolute;mso-position-vertical-relative:text;mso-width-percent:400;mso-height-percent:200;mso-width-relative:margin;mso-height-relative:margin;v-text-anchor:top" o:gfxdata="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">
+                <v:textbox style="mso-fit-shape-to-text:t">
+                  <w:txbxContent>
+                    <w:p>
+                      <w:pPr>
+                        <w:jc w:val="center"/>
+                      </w:pPr>
+                      <w:r>
+                        <w:t>Khang</w:t>
+                      </w:r>
+                    </w:p>
+                    <w:p>
+                      <w:pPr>
+                        <w:jc w:val="center"/>
+                      </w:pPr>
+                      <w:r>
+                        <w:t>Đoàn Lâm Phúc Khang</w:t>
+                      </w:r>
+                    </w:p>
+                  </w:txbxContent>
+                </v:textbox>
+                <w10:wrap type="square"/>
+              </v:shape>
+            </w:pict>
+          </mc:Fallback>
+        </mc:AlternateContent>
+      </w:r>
       <w:r>
         <w:rPr>
           <w:i/>
@@ -1278,88 +1768,290 @@
         </w:rPr>
         <w:t>(Ký tên và ghi rõ họ tên)</w:t>
       </w:r>
-    </w:p>
-    <w:p>
-      <w:pPr>
-        <w:tabs>
-          <w:tab w:val="center" w:pos="6379"/>
-        </w:tabs>
-        <w:spacing w:after="200" w:line="276" w:lineRule="auto"/>
+      <w:r>
         <w:rPr>
           <w:i/>
           <w:sz w:val="26"/>
           <w:szCs w:val="26"/>
-          <w:lang w:val="vi-VN"/>
-        </w:rPr>
-      </w:pPr>
-    </w:p>
-    <w:p>
-      <w:pPr>
-        <w:tabs>
-          <w:tab w:val="center" w:pos="6379"/>
-        </w:tabs>
-        <w:spacing w:after="200" w:line="276" w:lineRule="auto"/>
-        <w:rPr>
-          <w:i/>
-          <w:sz w:val="26"/>
-          <w:szCs w:val="26"/>
-          <w:lang w:val="vi-VN"/>
-        </w:rPr>
-      </w:pPr>
-    </w:p>
-    <w:p>
-      <w:pPr>
-        <w:tabs>
-          <w:tab w:val="center" w:pos="6379"/>
-        </w:tabs>
-        <w:spacing w:after="200" w:line="276" w:lineRule="auto"/>
-        <w:jc w:val="center"/>
-        <w:rPr>
-          <w:i/>
-          <w:sz w:val="26"/>
-          <w:szCs w:val="26"/>
-          <w:lang w:val="vi-VN"/>
-        </w:rPr>
-      </w:pPr>
-    </w:p>
-    <w:p>
-      <w:pPr>
-        <w:tabs>
-          <w:tab w:val="center" w:pos="4111"/>
-        </w:tabs>
-        <w:spacing w:after="200" w:line="276" w:lineRule="auto"/>
-        <w:jc w:val="center"/>
-        <w:rPr>
-          <w:i/>
-          <w:sz w:val="26"/>
-          <w:szCs w:val="26"/>
-          <w:lang w:val="vi-VN"/>
-        </w:rPr>
-      </w:pPr>
-      <w:r>
-        <w:rPr>
-          <w:i/>
-          <w:sz w:val="26"/>
-          <w:szCs w:val="26"/>
-          <w:lang w:val="vi-VN"/>
-        </w:rPr>
-        <w:tab/>
-      </w:r>
-    </w:p>
-    <w:p>
-      <w:pPr>
-        <w:pStyle w:val="Tiucctrangmu"/>
-        <w:rPr>
-          <w:lang w:val="vi-VN"/>
+        </w:rPr>
+        <w:br/>
+      </w:r>
+    </w:p>
+    <w:p>
+      <w:pPr>
+        <w:pStyle w:val="Nidungvnbn"/>
+        <w:rPr>
+          <w:b/>
+          <w:bCs/>
+          <w:sz w:val="32"/>
+          <w:szCs w:val="32"/>
+        </w:rPr>
+      </w:pPr>
+    </w:p>
+    <w:p>
+      <w:pPr>
+        <w:pStyle w:val="Nidungvnbn"/>
+        <w:rPr>
+          <w:b/>
+          <w:bCs/>
+          <w:sz w:val="32"/>
+          <w:szCs w:val="32"/>
         </w:rPr>
         <w:sectPr>
+          <w:headerReference w:type="default" r:id="rId10"/>
           <w:pgSz w:w="11906" w:h="16838" w:code="9"/>
           <w:pgMar w:top="1985" w:right="1134" w:bottom="1701" w:left="1985" w:header="720" w:footer="720" w:gutter="0"/>
-          <w:pgNumType w:fmt="lowerRoman"/>
+          <w:pgNumType w:fmt="lowerRoman" w:start="1"/>
           <w:cols w:space="720"/>
           <w:docGrid w:linePitch="360"/>
         </w:sectPr>
       </w:pPr>
+      <w:r>
+        <w:rPr>
+          <w:i/>
+          <w:noProof/>
+          <w:lang w:val="vi-VN"/>
+        </w:rPr>
+        <mc:AlternateContent>
+          <mc:Choice Requires="wps">
+            <w:drawing>
+              <wp:anchor distT="45720" distB="45720" distL="114300" distR="114300" simplePos="0" relativeHeight="251668480" behindDoc="0" locked="0" layoutInCell="1" allowOverlap="1" wp14:anchorId="25792FBA" wp14:editId="3528B1F6">
+                <wp:simplePos x="0" y="0"/>
+                <wp:positionH relativeFrom="column">
+                  <wp:posOffset>2907665</wp:posOffset>
+                </wp:positionH>
+                <wp:positionV relativeFrom="paragraph">
+                  <wp:posOffset>913130</wp:posOffset>
+                </wp:positionV>
+                <wp:extent cx="2360930" cy="1404620"/>
+                <wp:effectExtent l="0" t="0" r="22860" b="11430"/>
+                <wp:wrapSquare wrapText="bothSides"/>
+                <wp:docPr id="885394400" name="Text Box 2"/>
+                <wp:cNvGraphicFramePr>
+                  <a:graphicFrameLocks xmlns:a="http://schemas.openxmlformats.org/drawingml/2006/main"/>
+                </wp:cNvGraphicFramePr>
+                <a:graphic xmlns:a="http://schemas.openxmlformats.org/drawingml/2006/main">
+                  <a:graphicData uri="http://schemas.microsoft.com/office/word/2010/wordprocessingShape">
+                    <wps:wsp>
+                      <wps:cNvSpPr txBox="1">
+                        <a:spLocks noChangeArrowheads="1"/>
+                      </wps:cNvSpPr>
+                      <wps:spPr bwMode="auto">
+                        <a:xfrm>
+                          <a:off x="0" y="0"/>
+                          <a:ext cx="2360930" cy="1404620"/>
+                        </a:xfrm>
+                        <a:prstGeom prst="rect">
+                          <a:avLst/>
+                        </a:prstGeom>
+                        <a:solidFill>
+                          <a:srgbClr val="FFFFFF"/>
+                        </a:solidFill>
+                        <a:ln w="9525">
+                          <a:solidFill>
+                            <a:srgbClr val="000000"/>
+                          </a:solidFill>
+                          <a:miter lim="800000"/>
+                          <a:headEnd/>
+                          <a:tailEnd/>
+                        </a:ln>
+                      </wps:spPr>
+                      <wps:txbx>
+                        <w:txbxContent>
+                          <w:p>
+                            <w:pPr>
+                              <w:jc w:val="center"/>
+                            </w:pPr>
+                            <w:r>
+                              <w:t>Phong</w:t>
+                            </w:r>
+                          </w:p>
+                          <w:p>
+                            <w:pPr>
+                              <w:jc w:val="center"/>
+                            </w:pPr>
+                            <w:r>
+                              <w:t>Nguyễn Lại Vũ Phong</w:t>
+                            </w:r>
+                          </w:p>
+                        </w:txbxContent>
+                      </wps:txbx>
+                      <wps:bodyPr rot="0" vert="horz" wrap="square" lIns="91440" tIns="45720" rIns="91440" bIns="45720" anchor="t" anchorCtr="0">
+                        <a:spAutoFit/>
+                      </wps:bodyPr>
+                    </wps:wsp>
+                  </a:graphicData>
+                </a:graphic>
+                <wp14:sizeRelH relativeFrom="margin">
+                  <wp14:pctWidth>40000</wp14:pctWidth>
+                </wp14:sizeRelH>
+                <wp14:sizeRelV relativeFrom="margin">
+                  <wp14:pctHeight>20000</wp14:pctHeight>
+                </wp14:sizeRelV>
+              </wp:anchor>
+            </w:drawing>
+          </mc:Choice>
+          <mc:Fallback>
+            <w:pict>
+              <v:shape w14:anchorId="25792FBA" id="_x0000_s1030" type="#_x0000_t202" style="position:absolute;left:0;text-align:left;margin-left:228.95pt;margin-top:71.9pt;width:185.9pt;height:110.6pt;z-index:251668480;visibility:visible;mso-wrap-style:square;mso-width-percent:400;mso-height-percent:200;mso-wrap-distance-left:9pt;mso-wrap-distance-top:3.6pt;mso-wrap-distance-right:9pt;mso-wrap-distance-bottom:3.6pt;mso-position-horizontal:absolute;mso-position-horizontal-relative:text;mso-position-vertical:absolute;mso-position-vertical-relative:text;mso-width-percent:400;mso-height-percent:200;mso-width-relative:margin;mso-height-relative:margin;v-text-anchor:top" o:gfxdata="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">
+                <v:textbox style="mso-fit-shape-to-text:t">
+                  <w:txbxContent>
+                    <w:p>
+                      <w:pPr>
+                        <w:jc w:val="center"/>
+                      </w:pPr>
+                      <w:r>
+                        <w:t>Phong</w:t>
+                      </w:r>
+                    </w:p>
+                    <w:p>
+                      <w:pPr>
+                        <w:jc w:val="center"/>
+                      </w:pPr>
+                      <w:r>
+                        <w:t>Nguyễn Lại Vũ Phong</w:t>
+                      </w:r>
+                    </w:p>
+                  </w:txbxContent>
+                </v:textbox>
+                <w10:wrap type="square"/>
+              </v:shape>
+            </w:pict>
+          </mc:Fallback>
+        </mc:AlternateContent>
+      </w:r>
+      <w:r>
+        <w:rPr>
+          <w:i/>
+          <w:noProof/>
+          <w:lang w:val="vi-VN"/>
+        </w:rPr>
+        <mc:AlternateContent>
+          <mc:Choice Requires="wps">
+            <w:drawing>
+              <wp:anchor distT="45720" distB="45720" distL="114300" distR="114300" simplePos="0" relativeHeight="251667456" behindDoc="0" locked="0" layoutInCell="1" allowOverlap="1" wp14:anchorId="753FF777" wp14:editId="32058CEA">
+                <wp:simplePos x="0" y="0"/>
+                <wp:positionH relativeFrom="column">
+                  <wp:posOffset>2910840</wp:posOffset>
+                </wp:positionH>
+                <wp:positionV relativeFrom="paragraph">
+                  <wp:posOffset>236220</wp:posOffset>
+                </wp:positionV>
+                <wp:extent cx="2360930" cy="1404620"/>
+                <wp:effectExtent l="0" t="0" r="15875" b="25400"/>
+                <wp:wrapSquare wrapText="bothSides"/>
+                <wp:docPr id="1166797827" name="Text Box 2"/>
+                <wp:cNvGraphicFramePr>
+                  <a:graphicFrameLocks xmlns:a="http://schemas.openxmlformats.org/drawingml/2006/main"/>
+                </wp:cNvGraphicFramePr>
+                <a:graphic xmlns:a="http://schemas.openxmlformats.org/drawingml/2006/main">
+                  <a:graphicData uri="http://schemas.microsoft.com/office/word/2010/wordprocessingShape">
+                    <wps:wsp>
+                      <wps:cNvSpPr txBox="1">
+                        <a:spLocks noChangeArrowheads="1"/>
+                      </wps:cNvSpPr>
+                      <wps:spPr bwMode="auto">
+                        <a:xfrm>
+                          <a:off x="0" y="0"/>
+                          <a:ext cx="2360930" cy="1404620"/>
+                        </a:xfrm>
+                        <a:prstGeom prst="rect">
+                          <a:avLst/>
+                        </a:prstGeom>
+                        <a:solidFill>
+                          <a:srgbClr val="FFFFFF"/>
+                        </a:solidFill>
+                        <a:ln w="9525">
+                          <a:solidFill>
+                            <a:srgbClr val="000000"/>
+                          </a:solidFill>
+                          <a:miter lim="800000"/>
+                          <a:headEnd/>
+                          <a:tailEnd/>
+                        </a:ln>
+                      </wps:spPr>
+                      <wps:txbx>
+                        <w:txbxContent>
+                          <w:p>
+                            <w:pPr>
+                              <w:jc w:val="center"/>
+                            </w:pPr>
+                            <w:r>
+                              <w:t>Nhân</w:t>
+                            </w:r>
+                          </w:p>
+                          <w:p>
+                            <w:pPr>
+                              <w:jc w:val="center"/>
+                            </w:pPr>
+                            <w:r>
+                              <w:t>Nguyễn Trí Nhân</w:t>
+                            </w:r>
+                          </w:p>
+                        </w:txbxContent>
+                      </wps:txbx>
+                      <wps:bodyPr rot="0" vert="horz" wrap="square" lIns="91440" tIns="45720" rIns="91440" bIns="45720" anchor="t" anchorCtr="0">
+                        <a:spAutoFit/>
+                      </wps:bodyPr>
+                    </wps:wsp>
+                  </a:graphicData>
+                </a:graphic>
+                <wp14:sizeRelH relativeFrom="margin">
+                  <wp14:pctWidth>40000</wp14:pctWidth>
+                </wp14:sizeRelH>
+                <wp14:sizeRelV relativeFrom="margin">
+                  <wp14:pctHeight>20000</wp14:pctHeight>
+                </wp14:sizeRelV>
+              </wp:anchor>
+            </w:drawing>
+          </mc:Choice>
+          <mc:Fallback>
+            <w:pict>
+              <v:shape w14:anchorId="753FF777" id="_x0000_s1031" type="#_x0000_t202" style="position:absolute;left:0;text-align:left;margin-left:229.2pt;margin-top:18.6pt;width:185.9pt;height:110.6pt;z-index:251667456;visibility:visible;mso-wrap-style:square;mso-width-percent:400;mso-height-percent:200;mso-wrap-distance-left:9pt;mso-wrap-distance-top:3.6pt;mso-wrap-distance-right:9pt;mso-wrap-distance-bottom:3.6pt;mso-position-horizontal:absolute;mso-position-horizontal-relative:text;mso-position-vertical:absolute;mso-position-vertical-relative:text;mso-width-percent:400;mso-height-percent:200;mso-width-relative:margin;mso-height-relative:margin;v-text-anchor:top" o:gfxdata="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">
+                <v:textbox style="mso-fit-shape-to-text:t">
+                  <w:txbxContent>
+                    <w:p>
+                      <w:pPr>
+                        <w:jc w:val="center"/>
+                      </w:pPr>
+                      <w:r>
+                        <w:t>Nhân</w:t>
+                      </w:r>
+                    </w:p>
+                    <w:p>
+                      <w:pPr>
+                        <w:jc w:val="center"/>
+                      </w:pPr>
+                      <w:r>
+                        <w:t>Nguyễn Trí Nhân</w:t>
+                      </w:r>
+                    </w:p>
+                  </w:txbxContent>
+                </v:textbox>
+                <w10:wrap type="square"/>
+              </v:shape>
+            </w:pict>
+          </mc:Fallback>
+        </mc:AlternateContent>
+      </w:r>
+      <w:r>
+        <w:rPr>
+          <w:b/>
+          <w:bCs/>
+          <w:sz w:val="32"/>
+          <w:szCs w:val="32"/>
+        </w:rPr>
+        <w:tab/>
+      </w:r>
+      <w:r>
+        <w:rPr>
+          <w:b/>
+          <w:bCs/>
+          <w:sz w:val="32"/>
+          <w:szCs w:val="32"/>
+        </w:rPr>
+        <w:tab/>
+      </w:r>
     </w:p>
     <w:p>
       <w:pPr>
@@ -3681,7 +4373,7 @@
           <w:szCs w:val="26"/>
         </w:rPr>
         <w:sectPr>
-          <w:headerReference w:type="default" r:id="rId14"/>
+          <w:headerReference w:type="default" r:id="rId15"/>
           <w:pgSz w:w="11906" w:h="16838" w:code="9"/>
           <w:pgMar w:top="1985" w:right="1134" w:bottom="1701" w:left="1985" w:header="720" w:footer="720" w:gutter="0"/>
           <w:pgNumType w:fmt="lowerRoman"/>
@@ -5454,14 +6146,19 @@
     <w:p>
       <w:pPr>
         <w:pStyle w:val="Heading2"/>
+      </w:pPr>
+      <w:r>
         <w:rPr>
           <w:lang w:val="en-US"/>
         </w:rPr>
-      </w:pPr>
-      <w:r>
-        <w:rPr>
-          <w:lang w:val="en-US"/>
-        </w:rPr>
+        <w:t>Các độ đo cơ bản</w:t>
+      </w:r>
+    </w:p>
+    <w:p>
+      <w:pPr>
+        <w:pStyle w:val="Heading3"/>
+      </w:pPr>
+      <w:r>
         <w:t>ROUGE – 1/2/L</w:t>
       </w:r>
     </w:p>
@@ -5484,11 +6181,8 @@
         <w:pStyle w:val="Nidungvnbn"/>
       </w:pPr>
       <w:r>
-        <w:t xml:space="preserve">ROUGE là tập hợp các chỉ số đo lường mức độ tương đồng giữa một bản tóm tắt do máy tính tạo lập và một hoặc nhiều bản tóm tắt tiêu chuẩn do con người biên </w:t>
-      </w:r>
-      <w:r>
         <w:lastRenderedPageBreak/>
-        <w:t>soạn. Cơ chế cốt lõi của ROUGE dựa trên việc đếm số lượng các đơn vị từ ngữ trùng khớp (n-gram) giữa hai văn bản.</w:t>
+        <w:t>ROUGE là tập hợp các chỉ số đo lường mức độ tương đồng giữa một bản tóm tắt do máy tính tạo lập và một hoặc nhiều bản tóm tắt tiêu chuẩn do con người biên soạn. Cơ chế cốt lõi của ROUGE dựa trên việc đếm số lượng các đơn vị từ ngữ trùng khớp (n-gram) giữa hai văn bản.</w:t>
       </w:r>
     </w:p>
     <w:p>
@@ -5504,7 +6198,7 @@
     </w:p>
     <w:p>
       <w:pPr>
-        <w:pStyle w:val="Heading3"/>
+        <w:pStyle w:val="Heading4"/>
       </w:pPr>
       <w:r>
         <w:t>ROUGE</w:t>
@@ -5531,7 +6225,7 @@
     </w:p>
     <w:p>
       <w:pPr>
-        <w:pStyle w:val="Heading3"/>
+        <w:pStyle w:val="Heading4"/>
       </w:pPr>
       <w:r>
         <w:t>ROUGE</w:t>
@@ -5558,7 +6252,7 @@
     </w:p>
     <w:p>
       <w:pPr>
-        <w:pStyle w:val="Heading3"/>
+        <w:pStyle w:val="Heading4"/>
       </w:pPr>
       <w:r>
         <w:t>ROUGE</w:t>
@@ -5572,79 +6266,541 @@
         <w:pStyle w:val="Nidungvnbn"/>
       </w:pPr>
       <w:r>
-        <w:t xml:space="preserve">ROUGE-L là độ đo dựa trên Chuỗi con chung dài nhất giữa bản tóm tắt hệ thống và bản tóm tắt tham chiếu. Điểm khác biệt cốt lõi của ROUGE-L so với </w:t>
-      </w:r>
-      <w:r>
         <w:lastRenderedPageBreak/>
-        <w:t>ROUGE-1 và ROUGE-2 là nó không yêu cầu sự trùng lặp phải diễn ra liên tiếp, mà chỉ yêu cầu các từ ngữ xuất hiện theo đúng thứ tự tương đối.</w:t>
-      </w:r>
-    </w:p>
-    <w:p>
-      <w:pPr>
-        <w:pStyle w:val="Heading2"/>
-        <w:rPr>
-          <w:lang w:val="en-US"/>
-        </w:rPr>
-      </w:pPr>
-      <w:r>
-        <w:rPr>
-          <w:lang w:val="en-US"/>
-        </w:rPr>
-        <w:t>BLEU</w:t>
-      </w:r>
-    </w:p>
-    <w:p>
-      <w:pPr>
-        <w:pStyle w:val="Nidungvnbn"/>
-      </w:pPr>
-      <w:r>
-        <w:t>BLEU là một phương pháp đánh giá định lượng ban đầu được phát triển cho bài toán dịch mã tự động, nhưng đã trở thành một tiêu chuẩn quan trọng trong việc đánh giá tính chính xác của các hệ thống tóm tắt văn bản. Khác với ROUGE vốn ưu tiên độ bao phủ (Recall), BLEU tập trung vào độ chính xác (Precision) của các chuỗi n-gram.</w:t>
-      </w:r>
-    </w:p>
-    <w:p>
-      <w:pPr>
-        <w:pStyle w:val="Nidungvnbn"/>
-      </w:pPr>
-      <w:r>
-        <w:t>Về mặt kỹ thuật, BLEU tính toán tỷ lệ các cụm từ trong bản tóm tắt hệ thống xuất hiện trong bản tóm tắt tham chiếu. Để tránh hiện tượng mô hình tạo ra các bản tóm tắt quá ngắn nhằm tối ưu hóa độ chính xác, BLEU tích hợp thêm thành phần hình phạt độ ngắn (Brevity Penalty - BP). Công thức tổng quát của BLEU được xác định như sau</w:t>
-      </w:r>
-      <w:r>
-        <w:t>:</w:t>
-      </w:r>
-    </w:p>
-    <w:p>
-      <w:pPr>
-        <w:pStyle w:val="Nidungvnbn"/>
-      </w:pPr>
-    </w:p>
-    <w:p>
-      <w:pPr>
-        <w:pStyle w:val="Heading2"/>
-        <w:rPr>
-          <w:lang w:val="en-US"/>
-        </w:rPr>
-      </w:pPr>
-      <w:r>
-        <w:rPr>
-          <w:lang w:val="en-US"/>
-        </w:rPr>
-        <w:t>METOER</w:t>
-      </w:r>
-    </w:p>
-    <w:p>
-      <w:pPr>
-        <w:pStyle w:val="Nidungvnbn"/>
-      </w:pPr>
-      <w:r>
-        <w:t>METEOR được thiết kế nhằm khắc phục những nhược điểm về tính linh hoạt ngôn ngữ của BLEU và ROUGE. Điểm ưu việt của METEOR nằm ở khả năng thực hiện trùng khớp dựa trên cả hình thái học và ngữ nghĩa thay vì chỉ dựa trên n-gram bề mặt.</w:t>
-      </w:r>
-    </w:p>
-    <w:p>
-      <w:pPr>
-        <w:pStyle w:val="Nidungvnbn"/>
-      </w:pPr>
-      <w:r>
-        <w:t>Quy trình đánh giá của METEOR dựa trên việc thiết lập một sự ánh xạ giữa các đơn từ trong bản tóm tắt hệ thống và bản tóm tắt tham chiếu thông qua các giai đoạn:</w:t>
+        <w:t>ROUGE-L là độ đo dựa trên Chuỗi con chung dài nhất giữa bản tóm tắt hệ thống và bản tóm tắt tham chiếu. Điểm khác biệt cốt lõi của ROUGE-L so với ROUGE-1 và ROUGE-2 là nó không yêu cầu sự trùng lặp phải diễn ra liên tiếp, mà chỉ yêu cầu các từ ngữ xuất hiện theo đúng thứ tự tương đối.</w:t>
+      </w:r>
+      <w:r>
+        <w:t xml:space="preserve"> Với biểu diễn toán học như sau:</w:t>
+      </w:r>
+    </w:p>
+    <w:p>
+      <w:pPr>
+        <w:pStyle w:val="Nidungvnbn"/>
+        <w:rPr>
+          <w:rFonts w:eastAsiaTheme="minorEastAsia"/>
+        </w:rPr>
+      </w:pPr>
+      <m:oMathPara>
+        <m:oMath>
+          <m:r>
+            <w:rPr>
+              <w:rFonts w:ascii="Cambria Math" w:hAnsi="Cambria Math"/>
+            </w:rPr>
+            <m:t>Recall</m:t>
+          </m:r>
+          <m:d>
+            <m:dPr>
+              <m:ctrlPr>
+                <w:rPr>
+                  <w:rFonts w:ascii="Cambria Math" w:hAnsi="Cambria Math"/>
+                  <w:i/>
+                </w:rPr>
+              </m:ctrlPr>
+            </m:dPr>
+            <m:e>
+              <m:sSub>
+                <m:sSubPr>
+                  <m:ctrlPr>
+                    <w:rPr>
+                      <w:rFonts w:ascii="Cambria Math" w:hAnsi="Cambria Math"/>
+                      <w:i/>
+                    </w:rPr>
+                  </m:ctrlPr>
+                </m:sSubPr>
+                <m:e>
+                  <m:r>
+                    <w:rPr>
+                      <w:rFonts w:ascii="Cambria Math" w:hAnsi="Cambria Math"/>
+                    </w:rPr>
+                    <m:t>R</m:t>
+                  </m:r>
+                </m:e>
+                <m:sub>
+                  <m:r>
+                    <w:rPr>
+                      <w:rFonts w:ascii="Cambria Math" w:hAnsi="Cambria Math"/>
+                    </w:rPr>
+                    <m:t>lcs</m:t>
+                  </m:r>
+                </m:sub>
+              </m:sSub>
+            </m:e>
+          </m:d>
+          <m:r>
+            <w:rPr>
+              <w:rFonts w:ascii="Cambria Math" w:hAnsi="Cambria Math"/>
+            </w:rPr>
+            <m:t xml:space="preserve">: </m:t>
+          </m:r>
+          <m:sSub>
+            <m:sSubPr>
+              <m:ctrlPr>
+                <w:rPr>
+                  <w:rFonts w:ascii="Cambria Math" w:hAnsi="Cambria Math"/>
+                  <w:i/>
+                </w:rPr>
+              </m:ctrlPr>
+            </m:sSubPr>
+            <m:e>
+              <m:r>
+                <w:rPr>
+                  <w:rFonts w:ascii="Cambria Math" w:hAnsi="Cambria Math"/>
+                </w:rPr>
+                <m:t>R</m:t>
+              </m:r>
+            </m:e>
+            <m:sub>
+              <m:r>
+                <w:rPr>
+                  <w:rFonts w:ascii="Cambria Math" w:hAnsi="Cambria Math"/>
+                </w:rPr>
+                <m:t>lcs</m:t>
+              </m:r>
+            </m:sub>
+          </m:sSub>
+          <m:r>
+            <w:rPr>
+              <w:rFonts w:ascii="Cambria Math" w:hAnsi="Cambria Math"/>
+            </w:rPr>
+            <m:t>=</m:t>
+          </m:r>
+          <m:f>
+            <m:fPr>
+              <m:ctrlPr>
+                <w:rPr>
+                  <w:rFonts w:ascii="Cambria Math" w:hAnsi="Cambria Math"/>
+                  <w:i/>
+                </w:rPr>
+              </m:ctrlPr>
+            </m:fPr>
+            <m:num>
+              <m:r>
+                <w:rPr>
+                  <w:rFonts w:ascii="Cambria Math" w:hAnsi="Cambria Math"/>
+                </w:rPr>
+                <m:t>LCS(X,Y)</m:t>
+              </m:r>
+            </m:num>
+            <m:den>
+              <m:r>
+                <w:rPr>
+                  <w:rFonts w:ascii="Cambria Math" w:hAnsi="Cambria Math"/>
+                </w:rPr>
+                <m:t>m</m:t>
+              </m:r>
+            </m:den>
+          </m:f>
+        </m:oMath>
+      </m:oMathPara>
+    </w:p>
+    <w:p>
+      <w:pPr>
+        <w:pStyle w:val="Nidungvnbn"/>
+      </w:pPr>
+      <m:oMathPara>
+        <m:oMath>
+          <m:r>
+            <w:rPr>
+              <w:rFonts w:ascii="Cambria Math" w:hAnsi="Cambria Math"/>
+            </w:rPr>
+            <m:t>Precision</m:t>
+          </m:r>
+          <m:d>
+            <m:dPr>
+              <m:ctrlPr>
+                <w:rPr>
+                  <w:rFonts w:ascii="Cambria Math" w:hAnsi="Cambria Math"/>
+                  <w:i/>
+                </w:rPr>
+              </m:ctrlPr>
+            </m:dPr>
+            <m:e>
+              <m:sSub>
+                <m:sSubPr>
+                  <m:ctrlPr>
+                    <w:rPr>
+                      <w:rFonts w:ascii="Cambria Math" w:hAnsi="Cambria Math"/>
+                      <w:i/>
+                    </w:rPr>
+                  </m:ctrlPr>
+                </m:sSubPr>
+                <m:e>
+                  <m:r>
+                    <w:rPr>
+                      <w:rFonts w:ascii="Cambria Math" w:hAnsi="Cambria Math"/>
+                    </w:rPr>
+                    <m:t>P</m:t>
+                  </m:r>
+                </m:e>
+                <m:sub>
+                  <m:r>
+                    <w:rPr>
+                      <w:rFonts w:ascii="Cambria Math" w:hAnsi="Cambria Math"/>
+                    </w:rPr>
+                    <m:t>lcs</m:t>
+                  </m:r>
+                </m:sub>
+              </m:sSub>
+            </m:e>
+          </m:d>
+          <m:r>
+            <w:rPr>
+              <w:rFonts w:ascii="Cambria Math" w:hAnsi="Cambria Math"/>
+            </w:rPr>
+            <m:t xml:space="preserve">: </m:t>
+          </m:r>
+          <m:sSub>
+            <m:sSubPr>
+              <m:ctrlPr>
+                <w:rPr>
+                  <w:rFonts w:ascii="Cambria Math" w:hAnsi="Cambria Math"/>
+                  <w:i/>
+                </w:rPr>
+              </m:ctrlPr>
+            </m:sSubPr>
+            <m:e>
+              <m:r>
+                <w:rPr>
+                  <w:rFonts w:ascii="Cambria Math" w:hAnsi="Cambria Math"/>
+                </w:rPr>
+                <m:t>P</m:t>
+              </m:r>
+            </m:e>
+            <m:sub>
+              <m:r>
+                <w:rPr>
+                  <w:rFonts w:ascii="Cambria Math" w:hAnsi="Cambria Math"/>
+                </w:rPr>
+                <m:t>lcs</m:t>
+              </m:r>
+            </m:sub>
+          </m:sSub>
+          <m:r>
+            <w:rPr>
+              <w:rFonts w:ascii="Cambria Math" w:hAnsi="Cambria Math"/>
+            </w:rPr>
+            <m:t>=</m:t>
+          </m:r>
+          <m:f>
+            <m:fPr>
+              <m:ctrlPr>
+                <w:rPr>
+                  <w:rFonts w:ascii="Cambria Math" w:hAnsi="Cambria Math"/>
+                  <w:i/>
+                </w:rPr>
+              </m:ctrlPr>
+            </m:fPr>
+            <m:num>
+              <m:r>
+                <w:rPr>
+                  <w:rFonts w:ascii="Cambria Math" w:hAnsi="Cambria Math"/>
+                </w:rPr>
+                <m:t>LCS(X,Y)</m:t>
+              </m:r>
+            </m:num>
+            <m:den>
+              <m:r>
+                <w:rPr>
+                  <w:rFonts w:ascii="Cambria Math" w:hAnsi="Cambria Math"/>
+                </w:rPr>
+                <m:t>n</m:t>
+              </m:r>
+            </m:den>
+          </m:f>
+        </m:oMath>
+      </m:oMathPara>
+    </w:p>
+    <w:p>
+      <w:pPr>
+        <w:pStyle w:val="Nidungvnbn"/>
+      </w:pPr>
+      <m:oMathPara>
+        <m:oMath>
+          <m:r>
+            <w:rPr>
+              <w:rFonts w:ascii="Cambria Math" w:hAnsi="Cambria Math"/>
+            </w:rPr>
+            <m:t>F-measure</m:t>
+          </m:r>
+          <m:d>
+            <m:dPr>
+              <m:ctrlPr>
+                <w:rPr>
+                  <w:rFonts w:ascii="Cambria Math" w:hAnsi="Cambria Math"/>
+                  <w:i/>
+                </w:rPr>
+              </m:ctrlPr>
+            </m:dPr>
+            <m:e>
+              <m:sSub>
+                <m:sSubPr>
+                  <m:ctrlPr>
+                    <w:rPr>
+                      <w:rFonts w:ascii="Cambria Math" w:hAnsi="Cambria Math"/>
+                      <w:i/>
+                    </w:rPr>
+                  </m:ctrlPr>
+                </m:sSubPr>
+                <m:e>
+                  <m:r>
+                    <w:rPr>
+                      <w:rFonts w:ascii="Cambria Math" w:hAnsi="Cambria Math"/>
+                    </w:rPr>
+                    <m:t>F</m:t>
+                  </m:r>
+                </m:e>
+                <m:sub>
+                  <m:r>
+                    <w:rPr>
+                      <w:rFonts w:ascii="Cambria Math" w:hAnsi="Cambria Math"/>
+                    </w:rPr>
+                    <m:t>lcs</m:t>
+                  </m:r>
+                </m:sub>
+              </m:sSub>
+            </m:e>
+          </m:d>
+          <m:r>
+            <w:rPr>
+              <w:rFonts w:ascii="Cambria Math" w:hAnsi="Cambria Math"/>
+            </w:rPr>
+            <m:t xml:space="preserve">: </m:t>
+          </m:r>
+          <m:sSub>
+            <m:sSubPr>
+              <m:ctrlPr>
+                <w:rPr>
+                  <w:rFonts w:ascii="Cambria Math" w:hAnsi="Cambria Math"/>
+                  <w:i/>
+                </w:rPr>
+              </m:ctrlPr>
+            </m:sSubPr>
+            <m:e>
+              <m:r>
+                <w:rPr>
+                  <w:rFonts w:ascii="Cambria Math" w:hAnsi="Cambria Math"/>
+                </w:rPr>
+                <m:t>F</m:t>
+              </m:r>
+            </m:e>
+            <m:sub>
+              <m:r>
+                <w:rPr>
+                  <w:rFonts w:ascii="Cambria Math" w:hAnsi="Cambria Math"/>
+                </w:rPr>
+                <m:t>lcs</m:t>
+              </m:r>
+            </m:sub>
+          </m:sSub>
+          <m:r>
+            <w:rPr>
+              <w:rFonts w:ascii="Cambria Math" w:hAnsi="Cambria Math"/>
+            </w:rPr>
+            <m:t>=</m:t>
+          </m:r>
+          <m:f>
+            <m:fPr>
+              <m:ctrlPr>
+                <w:rPr>
+                  <w:rFonts w:ascii="Cambria Math" w:hAnsi="Cambria Math"/>
+                  <w:i/>
+                </w:rPr>
+              </m:ctrlPr>
+            </m:fPr>
+            <m:num>
+              <m:d>
+                <m:dPr>
+                  <m:ctrlPr>
+                    <w:rPr>
+                      <w:rFonts w:ascii="Cambria Math" w:hAnsi="Cambria Math"/>
+                      <w:i/>
+                    </w:rPr>
+                  </m:ctrlPr>
+                </m:dPr>
+                <m:e>
+                  <m:r>
+                    <w:rPr>
+                      <w:rFonts w:ascii="Cambria Math" w:hAnsi="Cambria Math"/>
+                    </w:rPr>
+                    <m:t>1+</m:t>
+                  </m:r>
+                  <m:sSup>
+                    <m:sSupPr>
+                      <m:ctrlPr>
+                        <w:rPr>
+                          <w:rFonts w:ascii="Cambria Math" w:hAnsi="Cambria Math"/>
+                          <w:i/>
+                        </w:rPr>
+                      </m:ctrlPr>
+                    </m:sSupPr>
+                    <m:e>
+                      <m:r>
+                        <w:rPr>
+                          <w:rFonts w:ascii="Cambria Math" w:hAnsi="Cambria Math"/>
+                        </w:rPr>
+                        <m:t>β</m:t>
+                      </m:r>
+                    </m:e>
+                    <m:sup>
+                      <m:r>
+                        <w:rPr>
+                          <w:rFonts w:ascii="Cambria Math" w:hAnsi="Cambria Math"/>
+                        </w:rPr>
+                        <m:t>2</m:t>
+                      </m:r>
+                    </m:sup>
+                  </m:sSup>
+                </m:e>
+              </m:d>
+              <m:sSub>
+                <m:sSubPr>
+                  <m:ctrlPr>
+                    <w:rPr>
+                      <w:rFonts w:ascii="Cambria Math" w:hAnsi="Cambria Math"/>
+                      <w:i/>
+                    </w:rPr>
+                  </m:ctrlPr>
+                </m:sSubPr>
+                <m:e>
+                  <m:r>
+                    <w:rPr>
+                      <w:rFonts w:ascii="Cambria Math" w:hAnsi="Cambria Math"/>
+                    </w:rPr>
+                    <m:t>R</m:t>
+                  </m:r>
+                </m:e>
+                <m:sub>
+                  <m:r>
+                    <w:rPr>
+                      <w:rFonts w:ascii="Cambria Math" w:hAnsi="Cambria Math"/>
+                    </w:rPr>
+                    <m:t>lcs</m:t>
+                  </m:r>
+                </m:sub>
+              </m:sSub>
+              <m:sSub>
+                <m:sSubPr>
+                  <m:ctrlPr>
+                    <w:rPr>
+                      <w:rFonts w:ascii="Cambria Math" w:hAnsi="Cambria Math"/>
+                      <w:i/>
+                    </w:rPr>
+                  </m:ctrlPr>
+                </m:sSubPr>
+                <m:e>
+                  <m:r>
+                    <w:rPr>
+                      <w:rFonts w:ascii="Cambria Math" w:hAnsi="Cambria Math"/>
+                    </w:rPr>
+                    <m:t>P</m:t>
+                  </m:r>
+                </m:e>
+                <m:sub>
+                  <m:r>
+                    <w:rPr>
+                      <w:rFonts w:ascii="Cambria Math" w:hAnsi="Cambria Math"/>
+                    </w:rPr>
+                    <m:t>lcs</m:t>
+                  </m:r>
+                </m:sub>
+              </m:sSub>
+            </m:num>
+            <m:den>
+              <m:sSub>
+                <m:sSubPr>
+                  <m:ctrlPr>
+                    <w:rPr>
+                      <w:rFonts w:ascii="Cambria Math" w:hAnsi="Cambria Math"/>
+                      <w:i/>
+                    </w:rPr>
+                  </m:ctrlPr>
+                </m:sSubPr>
+                <m:e>
+                  <m:r>
+                    <w:rPr>
+                      <w:rFonts w:ascii="Cambria Math" w:hAnsi="Cambria Math"/>
+                    </w:rPr>
+                    <m:t>R</m:t>
+                  </m:r>
+                </m:e>
+                <m:sub>
+                  <m:r>
+                    <w:rPr>
+                      <w:rFonts w:ascii="Cambria Math" w:hAnsi="Cambria Math"/>
+                    </w:rPr>
+                    <m:t>lcs</m:t>
+                  </m:r>
+                </m:sub>
+              </m:sSub>
+              <m:r>
+                <w:rPr>
+                  <w:rFonts w:ascii="Cambria Math" w:hAnsi="Cambria Math"/>
+                </w:rPr>
+                <m:t xml:space="preserve">+ </m:t>
+              </m:r>
+              <m:sSup>
+                <m:sSupPr>
+                  <m:ctrlPr>
+                    <w:rPr>
+                      <w:rFonts w:ascii="Cambria Math" w:hAnsi="Cambria Math"/>
+                      <w:i/>
+                    </w:rPr>
+                  </m:ctrlPr>
+                </m:sSupPr>
+                <m:e>
+                  <m:r>
+                    <w:rPr>
+                      <w:rFonts w:ascii="Cambria Math" w:hAnsi="Cambria Math"/>
+                    </w:rPr>
+                    <m:t>β</m:t>
+                  </m:r>
+                </m:e>
+                <m:sup>
+                  <m:r>
+                    <w:rPr>
+                      <w:rFonts w:ascii="Cambria Math" w:hAnsi="Cambria Math"/>
+                    </w:rPr>
+                    <m:t>2</m:t>
+                  </m:r>
+                </m:sup>
+              </m:sSup>
+              <m:sSub>
+                <m:sSubPr>
+                  <m:ctrlPr>
+                    <w:rPr>
+                      <w:rFonts w:ascii="Cambria Math" w:hAnsi="Cambria Math"/>
+                      <w:i/>
+                    </w:rPr>
+                  </m:ctrlPr>
+                </m:sSubPr>
+                <m:e>
+                  <m:r>
+                    <w:rPr>
+                      <w:rFonts w:ascii="Cambria Math" w:hAnsi="Cambria Math"/>
+                    </w:rPr>
+                    <m:t>P</m:t>
+                  </m:r>
+                </m:e>
+                <m:sub>
+                  <m:r>
+                    <w:rPr>
+                      <w:rFonts w:ascii="Cambria Math" w:hAnsi="Cambria Math"/>
+                    </w:rPr>
+                    <m:t>lcs</m:t>
+                  </m:r>
+                </m:sub>
+              </m:sSub>
+            </m:den>
+          </m:f>
+        </m:oMath>
+      </m:oMathPara>
+    </w:p>
+    <w:p>
+      <w:pPr>
+        <w:pStyle w:val="Nidungvnbn"/>
+      </w:pPr>
+      <w:r>
+        <w:t>Trong đó:</w:t>
       </w:r>
     </w:p>
     <w:p>
@@ -5652,11 +6808,11 @@
         <w:pStyle w:val="Nidungvnbn"/>
         <w:numPr>
           <w:ilvl w:val="0"/>
-          <w:numId w:val="34"/>
+          <w:numId w:val="53"/>
         </w:numPr>
       </w:pPr>
       <w:r>
-        <w:t>Trùng khớp chính xác: Đối chiếu các từ có cùng hình thức văn bản.</w:t>
+        <w:t>X: Đại diện cho văn bản mục tiêu.</w:t>
       </w:r>
     </w:p>
     <w:p>
@@ -5664,11 +6820,11 @@
         <w:pStyle w:val="Nidungvnbn"/>
         <w:numPr>
           <w:ilvl w:val="0"/>
-          <w:numId w:val="34"/>
+          <w:numId w:val="53"/>
         </w:numPr>
       </w:pPr>
       <w:r>
-        <w:t>Trùng khớp gốc từ (Stemming): Đối chiếu các từ có chung gốc từ sau khi đã loại bỏ các biến thể hình thái.</w:t>
+        <w:t>Y: Đại diện cho kết quả mà mô hình ngôn ngữ trả về.</w:t>
       </w:r>
     </w:p>
     <w:p>
@@ -5676,33 +6832,570 @@
         <w:pStyle w:val="Nidungvnbn"/>
         <w:numPr>
           <w:ilvl w:val="0"/>
-          <w:numId w:val="34"/>
+          <w:numId w:val="53"/>
         </w:numPr>
       </w:pPr>
       <w:r>
-        <w:t>Trùng khớp đồng nghĩa: Sử dụng các mạng lưới ngữ nghĩa để đối chiếu các từ có ý nghĩa tương đương.</w:t>
-      </w:r>
-    </w:p>
-    <w:p>
-      <w:pPr>
-        <w:pStyle w:val="Nidungvnbn"/>
+        <w:t>m: Độ dài của văn bản mục tiêu.</w:t>
+      </w:r>
+    </w:p>
+    <w:p>
+      <w:pPr>
+        <w:pStyle w:val="Nidungvnbn"/>
+        <w:numPr>
+          <w:ilvl w:val="0"/>
+          <w:numId w:val="53"/>
+        </w:numPr>
+      </w:pPr>
+      <w:r>
+        <w:t>n: Độ dài của văn bản của mô hình ngôn ngữ trả về.</w:t>
+      </w:r>
+    </w:p>
+    <w:p>
+      <w:pPr>
+        <w:pStyle w:val="Nidungvnbn"/>
+        <w:numPr>
+          <w:ilvl w:val="0"/>
+          <w:numId w:val="53"/>
+        </w:numPr>
+      </w:pPr>
+      <w:r>
+        <w:t>LCS và viết tắt của Longest Common Subsequence (Chuỗi con chung dài nhất), đây là hàm đếm số lượng từ xuất hiện trong cả X và Y theo đúng thứ tự tương đối nhưng không nhất thiết phải nằm liên tiếp nhau</w:t>
+      </w:r>
+    </w:p>
+    <w:p>
+      <w:pPr>
+        <w:pStyle w:val="Nidungvnbn"/>
+        <w:numPr>
+          <w:ilvl w:val="0"/>
+          <w:numId w:val="53"/>
+        </w:numPr>
+      </w:pPr>
+      <w:r>
+        <w:t>Recall: Độ bao phủ của chuỗi con chung so với văn bản mục tiêu. Nó trả lời cho câu hỏi “bản dự đoán giữ lại được bao nhiêu phần trăm trình tự thông tin của bản gốc”.</w:t>
+      </w:r>
+    </w:p>
+    <w:p>
+      <w:pPr>
+        <w:pStyle w:val="Nidungvnbn"/>
+        <w:numPr>
+          <w:ilvl w:val="0"/>
+          <w:numId w:val="53"/>
+        </w:numPr>
+      </w:pPr>
+      <w:r>
+        <w:t>Precision: Độ chính xác của chuỗi con chung so với bản hệ thống. Nó trả lời cho câu hỏi “Trong những gì mô hình viết ra, bao nhiêu phần trăm tuân thủ đúng trình tự của văn bản chuẩn?”</w:t>
+      </w:r>
+    </w:p>
+    <w:p>
+      <w:pPr>
+        <w:pStyle w:val="Nidungvnbn"/>
+        <w:numPr>
+          <w:ilvl w:val="0"/>
+          <w:numId w:val="53"/>
+        </w:numPr>
+      </w:pPr>
+      <w:r>
+        <w:t>F-measure: Điểm số tổng hợp giữa Recall và Precision địa diện cho chất lượng cuối cùng ROUGE-L</w:t>
+      </w:r>
+    </w:p>
+    <w:p>
+      <w:pPr>
+        <w:pStyle w:val="Nidungvnbn"/>
+        <w:numPr>
+          <w:ilvl w:val="0"/>
+          <w:numId w:val="53"/>
+        </w:numPr>
+      </w:pPr>
+      <w:r>
+        <w:sym w:font="Symbol" w:char="F062"/>
+      </w:r>
+      <w:r>
+        <w:t>: Đây là một tham số phụ trách cân đối tầm quan trọng giữa Precision và Recall</w:t>
+      </w:r>
+    </w:p>
+    <w:p>
+      <w:pPr>
+        <w:pStyle w:val="Nidungvnbn"/>
+        <w:ind w:left="1080" w:firstLine="0"/>
+      </w:pPr>
+      <w:r>
+        <w:t xml:space="preserve">+ Thông thường, </w:t>
+      </w:r>
+      <w:r>
+        <w:sym w:font="Symbol" w:char="F062"/>
+      </w:r>
+      <w:r>
+        <w:t xml:space="preserve"> được tính bằng tỉ số giữa Precision và Recall (</w:t>
+      </w:r>
+      <w:r>
+        <w:sym w:font="Symbol" w:char="F062"/>
+      </w:r>
+      <w:r>
+        <w:t xml:space="preserve"> = P/R)</w:t>
+      </w:r>
+    </w:p>
+    <w:p>
+      <w:pPr>
+        <w:pStyle w:val="Nidungvnbn"/>
+        <w:ind w:left="1080" w:firstLine="0"/>
       </w:pPr>
       <w:r>
         <w:lastRenderedPageBreak/>
-        <w:t>Điểm số METEOR được tính toán dựa trên sự kết hợp giữa chỉ số Precision, Recall và một hình phạt dành cho sự phân mảnh cấu trúc câu. Điều này giúp METEOR đạt được sự tương quan cao hơn với đánh giá của con người, đặc biệt trong việc ghi nhận tính mạch lạc và khả năng diễn đạt đa dạng của mô hình tóm tắt.</w:t>
-      </w:r>
-    </w:p>
-    <w:p>
-      <w:pPr>
-        <w:pStyle w:val="Heading2"/>
-        <w:rPr>
-          <w:lang w:val="en-US"/>
-        </w:rPr>
-      </w:pPr>
-      <w:r>
-        <w:rPr>
-          <w:lang w:val="en-US"/>
-        </w:rPr>
+        <w:t xml:space="preserve">+ Nếu </w:t>
+      </w:r>
+      <w:r>
+        <w:sym w:font="Symbol" w:char="F062"/>
+      </w:r>
+      <w:r>
+        <w:t xml:space="preserve"> = 1, ta có F1-score truyền thống, nơi Precision và Recall có vai trò ngang nhau.</w:t>
+      </w:r>
+    </w:p>
+    <w:p>
+      <w:pPr>
+        <w:pStyle w:val="Nidungvnbn"/>
+        <w:ind w:left="1080" w:firstLine="0"/>
+      </w:pPr>
+      <w:r>
+        <w:t xml:space="preserve">+ Trong các công cụ đánh giá ROUGE phổ biến, nếu chỉ số </w:t>
+      </w:r>
+      <w:r>
+        <w:sym w:font="Symbol" w:char="F062"/>
+      </w:r>
+      <w:r>
+        <w:t xml:space="preserve"> lớn, hệ thống sẽ ưu tiên Recall hơn (tức là ưu tiên việc mô hình không bỏ lỡ thông tin văn bản gốc).</w:t>
+      </w:r>
+    </w:p>
+    <w:p>
+      <w:pPr>
+        <w:pStyle w:val="Heading3"/>
+      </w:pPr>
+      <w:r>
+        <w:t>BLEU</w:t>
+      </w:r>
+    </w:p>
+    <w:p>
+      <w:pPr>
+        <w:pStyle w:val="Nidungvnbn"/>
+      </w:pPr>
+      <w:r>
+        <w:t>BLEU là một phương pháp đánh giá định lượng ban đầu được phát triển cho bài toán dịch mã tự động, nhưng đã trở thành một tiêu chuẩn quan trọng trong việc đánh giá tính chính xác của các hệ thống tóm tắt văn bản. Khác với ROUGE vốn ưu tiên độ bao phủ (Recall), BLEU tập trung vào độ chính xác (Precision) của các chuỗi n-gram.</w:t>
+      </w:r>
+    </w:p>
+    <w:p>
+      <w:pPr>
+        <w:pStyle w:val="Nidungvnbn"/>
+      </w:pPr>
+      <w:r>
+        <w:t>Về mặt kỹ thuật, BLEU tính toán tỷ lệ các cụm từ trong bản tóm tắt hệ thống xuất hiện trong bản tóm tắt tham chiếu. Để tránh hiện tượng mô hình tạo ra các bản tóm tắt quá ngắn nhằm tối ưu hóa độ chính xác, BLEU tích hợp thêm thành phần hình phạt độ ngắn (Brevity Penalty - BP). Công thức tổng quát của BLEU được xác định như sau</w:t>
+      </w:r>
+      <w:r>
+        <w:t>:</w:t>
+      </w:r>
+    </w:p>
+    <w:p>
+      <w:pPr>
+        <w:pStyle w:val="Nidungvnbn"/>
+        <w:rPr>
+          <w:rFonts w:eastAsiaTheme="minorEastAsia"/>
+        </w:rPr>
+      </w:pPr>
+      <m:oMathPara>
+        <m:oMath>
+          <m:r>
+            <w:rPr>
+              <w:rFonts w:ascii="Cambria Math" w:hAnsi="Cambria Math"/>
+            </w:rPr>
+            <m:t>BLEU=BP*</m:t>
+          </m:r>
+          <m:r>
+            <m:rPr>
+              <m:sty m:val="p"/>
+            </m:rPr>
+            <w:rPr>
+              <w:rFonts w:ascii="Cambria Math" w:hAnsi="Cambria Math"/>
+            </w:rPr>
+            <m:t>exp⁡</m:t>
+          </m:r>
+          <m:r>
+            <w:rPr>
+              <w:rFonts w:ascii="Cambria Math" w:hAnsi="Cambria Math"/>
+            </w:rPr>
+            <m:t>(</m:t>
+          </m:r>
+          <m:nary>
+            <m:naryPr>
+              <m:chr m:val="∑"/>
+              <m:limLoc m:val="undOvr"/>
+              <m:ctrlPr>
+                <w:rPr>
+                  <w:rFonts w:ascii="Cambria Math" w:hAnsi="Cambria Math"/>
+                  <w:i/>
+                </w:rPr>
+              </m:ctrlPr>
+            </m:naryPr>
+            <m:sub>
+              <m:r>
+                <w:rPr>
+                  <w:rFonts w:ascii="Cambria Math" w:hAnsi="Cambria Math"/>
+                </w:rPr>
+                <m:t>n=1</m:t>
+              </m:r>
+            </m:sub>
+            <m:sup>
+              <m:r>
+                <w:rPr>
+                  <w:rFonts w:ascii="Cambria Math" w:hAnsi="Cambria Math"/>
+                </w:rPr>
+                <m:t>N</m:t>
+              </m:r>
+            </m:sup>
+            <m:e>
+              <m:sSub>
+                <m:sSubPr>
+                  <m:ctrlPr>
+                    <w:rPr>
+                      <w:rFonts w:ascii="Cambria Math" w:hAnsi="Cambria Math"/>
+                      <w:i/>
+                    </w:rPr>
+                  </m:ctrlPr>
+                </m:sSubPr>
+                <m:e>
+                  <m:r>
+                    <w:rPr>
+                      <w:rFonts w:ascii="Cambria Math" w:hAnsi="Cambria Math"/>
+                    </w:rPr>
+                    <m:t>w</m:t>
+                  </m:r>
+                </m:e>
+                <m:sub>
+                  <m:r>
+                    <w:rPr>
+                      <w:rFonts w:ascii="Cambria Math" w:hAnsi="Cambria Math"/>
+                    </w:rPr>
+                    <m:t>n</m:t>
+                  </m:r>
+                </m:sub>
+              </m:sSub>
+              <m:r>
+                <w:rPr>
+                  <w:rFonts w:ascii="Cambria Math" w:hAnsi="Cambria Math"/>
+                </w:rPr>
+                <m:t>ln</m:t>
+              </m:r>
+              <m:sSub>
+                <m:sSubPr>
+                  <m:ctrlPr>
+                    <w:rPr>
+                      <w:rFonts w:ascii="Cambria Math" w:hAnsi="Cambria Math"/>
+                      <w:i/>
+                    </w:rPr>
+                  </m:ctrlPr>
+                </m:sSubPr>
+                <m:e>
+                  <m:r>
+                    <w:rPr>
+                      <w:rFonts w:ascii="Cambria Math" w:hAnsi="Cambria Math"/>
+                    </w:rPr>
+                    <m:t>p</m:t>
+                  </m:r>
+                </m:e>
+                <m:sub>
+                  <m:r>
+                    <w:rPr>
+                      <w:rFonts w:ascii="Cambria Math" w:hAnsi="Cambria Math"/>
+                    </w:rPr>
+                    <m:t>n</m:t>
+                  </m:r>
+                </m:sub>
+              </m:sSub>
+            </m:e>
+          </m:nary>
+          <m:r>
+            <w:rPr>
+              <w:rFonts w:ascii="Cambria Math" w:eastAsiaTheme="minorEastAsia" w:hAnsi="Cambria Math"/>
+            </w:rPr>
+            <m:t>)</m:t>
+          </m:r>
+        </m:oMath>
+      </m:oMathPara>
+    </w:p>
+    <w:p>
+      <w:pPr>
+        <w:pStyle w:val="Nidungvnbn"/>
+        <w:rPr>
+          <w:rFonts w:eastAsiaTheme="minorEastAsia"/>
+        </w:rPr>
+      </w:pPr>
+      <w:r>
+        <w:rPr>
+          <w:rFonts w:eastAsiaTheme="minorEastAsia"/>
+        </w:rPr>
+        <w:t>Trong đó:</w:t>
+      </w:r>
+    </w:p>
+    <w:p>
+      <w:pPr>
+        <w:pStyle w:val="Nidungvnbn"/>
+        <w:numPr>
+          <w:ilvl w:val="0"/>
+          <w:numId w:val="53"/>
+        </w:numPr>
+      </w:pPr>
+      <m:oMath>
+        <m:sSub>
+          <m:sSubPr>
+            <m:ctrlPr>
+              <w:rPr>
+                <w:rFonts w:ascii="Cambria Math" w:hAnsi="Cambria Math"/>
+                <w:i/>
+              </w:rPr>
+            </m:ctrlPr>
+          </m:sSubPr>
+          <m:e>
+            <m:r>
+              <w:rPr>
+                <w:rFonts w:ascii="Cambria Math" w:hAnsi="Cambria Math"/>
+              </w:rPr>
+              <m:t>p</m:t>
+            </m:r>
+          </m:e>
+          <m:sub>
+            <m:r>
+              <w:rPr>
+                <w:rFonts w:ascii="Cambria Math" w:hAnsi="Cambria Math"/>
+              </w:rPr>
+              <m:t>n</m:t>
+            </m:r>
+          </m:sub>
+        </m:sSub>
+      </m:oMath>
+      <w:r>
+        <w:rPr>
+          <w:rFonts w:eastAsiaTheme="minorEastAsia"/>
+        </w:rPr>
+        <w:t>: Độ chính xác của n-gram.</w:t>
+      </w:r>
+    </w:p>
+    <w:p>
+      <w:pPr>
+        <w:pStyle w:val="Nidungvnbn"/>
+        <w:numPr>
+          <w:ilvl w:val="0"/>
+          <w:numId w:val="53"/>
+        </w:numPr>
+      </w:pPr>
+      <m:oMath>
+        <m:sSub>
+          <m:sSubPr>
+            <m:ctrlPr>
+              <w:rPr>
+                <w:rFonts w:ascii="Cambria Math" w:hAnsi="Cambria Math"/>
+                <w:i/>
+              </w:rPr>
+            </m:ctrlPr>
+          </m:sSubPr>
+          <m:e>
+            <m:r>
+              <w:rPr>
+                <w:rFonts w:ascii="Cambria Math" w:hAnsi="Cambria Math"/>
+              </w:rPr>
+              <m:t>w</m:t>
+            </m:r>
+          </m:e>
+          <m:sub>
+            <m:r>
+              <w:rPr>
+                <w:rFonts w:ascii="Cambria Math" w:hAnsi="Cambria Math"/>
+              </w:rPr>
+              <m:t>n</m:t>
+            </m:r>
+          </m:sub>
+        </m:sSub>
+      </m:oMath>
+      <w:r>
+        <w:rPr>
+          <w:rFonts w:eastAsiaTheme="minorEastAsia"/>
+        </w:rPr>
+        <w:t>: Trọng số cho từng cấp độ n-gram.</w:t>
+      </w:r>
+    </w:p>
+    <w:p>
+      <w:pPr>
+        <w:pStyle w:val="Nidungvnbn"/>
+        <w:numPr>
+          <w:ilvl w:val="0"/>
+          <w:numId w:val="53"/>
+        </w:numPr>
+      </w:pPr>
+      <m:oMath>
+        <m:r>
+          <w:rPr>
+            <w:rFonts w:ascii="Cambria Math" w:hAnsi="Cambria Math"/>
+          </w:rPr>
+          <m:t>BP</m:t>
+        </m:r>
+      </m:oMath>
+      <w:r>
+        <w:rPr>
+          <w:rFonts w:eastAsiaTheme="minorEastAsia"/>
+        </w:rPr>
+        <w:t xml:space="preserve"> (Brevity Penalty)</w:t>
+      </w:r>
+      <w:r>
+        <w:t>:</w:t>
+      </w:r>
+      <w:r>
+        <w:t xml:space="preserve"> Hình phạt độ ngắn </w:t>
+      </w:r>
+      <w:r>
+        <w:t>để ngăn chặn việc mô hình tạo bản tóm tắt quá ngắn nhằm ăn gian điểm chính xác.</w:t>
+      </w:r>
+    </w:p>
+    <w:p>
+      <w:pPr>
+        <w:pStyle w:val="Nidungvnbn"/>
+        <w:ind w:left="1080" w:firstLine="0"/>
+        <w:rPr>
+          <w:rFonts w:eastAsiaTheme="minorEastAsia"/>
+        </w:rPr>
+      </w:pPr>
+      <m:oMathPara>
+        <m:oMath>
+          <m:r>
+            <w:rPr>
+              <w:rFonts w:ascii="Cambria Math" w:hAnsi="Cambria Math"/>
+            </w:rPr>
+            <m:t xml:space="preserve">BP=1 if c&gt;r </m:t>
+          </m:r>
+        </m:oMath>
+      </m:oMathPara>
+    </w:p>
+    <w:p>
+      <w:pPr>
+        <w:pStyle w:val="Nidungvnbn"/>
+        <w:ind w:left="1080" w:firstLine="0"/>
+        <w:rPr>
+          <w:rFonts w:eastAsiaTheme="minorEastAsia"/>
+        </w:rPr>
+      </w:pPr>
+      <m:oMathPara>
+        <m:oMath>
+          <m:r>
+            <w:rPr>
+              <w:rFonts w:ascii="Cambria Math" w:hAnsi="Cambria Math"/>
+            </w:rPr>
+            <m:t>BP=</m:t>
+          </m:r>
+          <m:sSup>
+            <m:sSupPr>
+              <m:ctrlPr>
+                <w:rPr>
+                  <w:rFonts w:ascii="Cambria Math" w:eastAsiaTheme="minorEastAsia" w:hAnsi="Cambria Math"/>
+                  <w:i/>
+                </w:rPr>
+              </m:ctrlPr>
+            </m:sSupPr>
+            <m:e>
+              <m:r>
+                <w:rPr>
+                  <w:rFonts w:ascii="Cambria Math" w:eastAsiaTheme="minorEastAsia" w:hAnsi="Cambria Math"/>
+                </w:rPr>
+                <m:t>e</m:t>
+              </m:r>
+            </m:e>
+            <m:sup>
+              <m:r>
+                <w:rPr>
+                  <w:rFonts w:ascii="Cambria Math" w:eastAsiaTheme="minorEastAsia" w:hAnsi="Cambria Math"/>
+                </w:rPr>
+                <m:t>(1-</m:t>
+              </m:r>
+              <m:f>
+                <m:fPr>
+                  <m:ctrlPr>
+                    <w:rPr>
+                      <w:rFonts w:ascii="Cambria Math" w:eastAsiaTheme="minorEastAsia" w:hAnsi="Cambria Math"/>
+                      <w:i/>
+                    </w:rPr>
+                  </m:ctrlPr>
+                </m:fPr>
+                <m:num>
+                  <m:r>
+                    <w:rPr>
+                      <w:rFonts w:ascii="Cambria Math" w:eastAsiaTheme="minorEastAsia" w:hAnsi="Cambria Math"/>
+                    </w:rPr>
+                    <m:t>r</m:t>
+                  </m:r>
+                </m:num>
+                <m:den>
+                  <m:r>
+                    <w:rPr>
+                      <w:rFonts w:ascii="Cambria Math" w:eastAsiaTheme="minorEastAsia" w:hAnsi="Cambria Math"/>
+                    </w:rPr>
+                    <m:t>c</m:t>
+                  </m:r>
+                </m:den>
+              </m:f>
+              <m:r>
+                <w:rPr>
+                  <w:rFonts w:ascii="Cambria Math" w:eastAsiaTheme="minorEastAsia" w:hAnsi="Cambria Math"/>
+                </w:rPr>
+                <m:t>)</m:t>
+              </m:r>
+            </m:sup>
+          </m:sSup>
+          <m:r>
+            <w:rPr>
+              <w:rFonts w:ascii="Cambria Math" w:hAnsi="Cambria Math"/>
+            </w:rPr>
+            <m:t xml:space="preserve"> if c≤r </m:t>
+          </m:r>
+        </m:oMath>
+      </m:oMathPara>
+    </w:p>
+    <w:p>
+      <w:pPr>
+        <w:pStyle w:val="Nidungvnbn"/>
+        <w:ind w:left="1080" w:firstLine="0"/>
+        <w:rPr>
+          <w:rFonts w:eastAsiaTheme="minorEastAsia"/>
+        </w:rPr>
+      </w:pPr>
+    </w:p>
+    <w:p>
+      <w:pPr>
+        <w:pStyle w:val="Heading3"/>
+      </w:pPr>
+      <w:r>
+        <w:t>METOER</w:t>
+      </w:r>
+    </w:p>
+    <w:p>
+      <w:pPr>
+        <w:pStyle w:val="Nidungvnbn"/>
+      </w:pPr>
+      <w:r>
+        <w:lastRenderedPageBreak/>
+        <w:t>METEOR được thiết kế nhằm khắc phục những nhược điểm về tính linh hoạt ngôn ngữ của BLEU và ROUGE. Điểm ưu việt của METEOR nằm ở khả năng thực hiện trùng khớp dựa trên cả hình thái học và ngữ nghĩa thay vì chỉ dựa trên n-gram bề mặt.</w:t>
+      </w:r>
+    </w:p>
+    <w:p>
+      <w:pPr>
+        <w:pStyle w:val="Nidungvnbn"/>
+      </w:pPr>
+      <w:r>
+        <w:t>Điểm số METEOR được tính toán dựa trên sự kết hợp giữa chỉ số Precision, Recall và một hình phạt dành cho sự phân mảnh cấu trúc câu. Điều này giúp METEOR đạt được sự tương quan cao hơn với đánh giá của con người, đặc biệt trong việc ghi nhận tính mạch lạc và khả năng diễn đạt đa dạng của mô hình tóm tắt</w:t>
+      </w:r>
+      <w:r>
+        <w:t>.</w:t>
+      </w:r>
+    </w:p>
+    <w:p>
+      <w:pPr>
+        <w:pStyle w:val="Heading3"/>
+      </w:pPr>
+      <w:r>
         <w:t>BERTScore</w:t>
       </w:r>
     </w:p>
@@ -5768,6 +7461,621 @@
     </w:p>
     <w:p>
       <w:pPr>
+        <w:pStyle w:val="Heading2"/>
+        <w:rPr>
+          <w:lang w:val="en-US"/>
+        </w:rPr>
+      </w:pPr>
+      <w:r>
+        <w:rPr>
+          <w:lang w:val="en-US"/>
+        </w:rPr>
+        <w:lastRenderedPageBreak/>
+        <w:t>Độ đo người dùng tự định nghĩa</w:t>
+      </w:r>
+    </w:p>
+    <w:p>
+      <w:pPr>
+        <w:pStyle w:val="Nidungvnbn"/>
+      </w:pPr>
+      <w:r>
+        <w:t>Bên cạnh các chỉ số ngôn ngữ truyền thống, nghiên cứu thiết lập bộ chỉ số đánh giá tính trung thực của thông tin và cấu trúc văn bản thông qua việc đối chiếu trực tiếp giữa Văn bản nguồn (Source) và Bản tóm tắt do mô hình sinh ra (Candidate).</w:t>
+      </w:r>
+    </w:p>
+    <w:p>
+      <w:pPr>
+        <w:pStyle w:val="Heading3"/>
+      </w:pPr>
+      <w:r>
+        <w:t>Độ đo về số liệu</w:t>
+      </w:r>
+    </w:p>
+    <w:p>
+      <w:pPr>
+        <w:pStyle w:val="Nidungvnbn"/>
+      </w:pPr>
+      <w:r>
+        <w:t>Trong miền y tế, các thực thể số (liều lượng, nồng độ, thời gian) mang giá trị cốt lõi. Việc sai lệch các con số có thể dẫn đến những hệ quả nghiêm trọng về mặt chuyên môn.</w:t>
+      </w:r>
+    </w:p>
+    <w:p>
+      <w:pPr>
+        <w:pStyle w:val="Heading4"/>
+      </w:pPr>
+      <w:r>
+        <w:t>Number Recall</w:t>
+      </w:r>
+    </w:p>
+    <w:p>
+      <w:pPr>
+        <w:pStyle w:val="Nidungvnbn"/>
+      </w:pPr>
+      <w:r>
+        <w:t>Chỉ số này đánh giá khả năng trích xuất và bảo toàn các con số quan trọng từ Văn bản nguồn.</w:t>
+      </w:r>
+    </w:p>
+    <w:p>
+      <w:pPr>
+        <w:pStyle w:val="Nidungvnbn"/>
+      </w:pPr>
+      <w:r>
+        <w:t>Độ</w:t>
+      </w:r>
+      <w:r>
+        <w:t xml:space="preserve"> đo này được đánh giá qua việc thực hiện phép giao giữa tập hợp các số trong văn bản nguồn và tập hợp các số trong bản tóm tắt, sau đó chia cho tổng số lượng số có trong văn bản nguồn theo công thức</w:t>
+      </w:r>
+      <w:r>
+        <w:t>:</w:t>
+      </w:r>
+    </w:p>
+    <w:p>
+      <w:pPr>
+        <w:pStyle w:val="Nidungvnbn"/>
+        <w:rPr>
+          <w:rFonts w:eastAsiaTheme="minorEastAsia"/>
+        </w:rPr>
+      </w:pPr>
+      <m:oMathPara>
+        <m:oMath>
+          <m:sSub>
+            <m:sSubPr>
+              <m:ctrlPr>
+                <w:rPr>
+                  <w:rFonts w:ascii="Cambria Math" w:hAnsi="Cambria Math"/>
+                  <w:i/>
+                </w:rPr>
+              </m:ctrlPr>
+            </m:sSubPr>
+            <m:e>
+              <m:r>
+                <w:rPr>
+                  <w:rFonts w:ascii="Cambria Math" w:hAnsi="Cambria Math"/>
+                </w:rPr>
+                <m:t>R</m:t>
+              </m:r>
+            </m:e>
+            <m:sub>
+              <m:r>
+                <w:rPr>
+                  <w:rFonts w:ascii="Cambria Math" w:hAnsi="Cambria Math"/>
+                </w:rPr>
+                <m:t>num</m:t>
+              </m:r>
+            </m:sub>
+          </m:sSub>
+          <m:r>
+            <w:rPr>
+              <w:rFonts w:ascii="Cambria Math" w:hAnsi="Cambria Math"/>
+            </w:rPr>
+            <m:t xml:space="preserve">= </m:t>
+          </m:r>
+          <m:f>
+            <m:fPr>
+              <m:ctrlPr>
+                <w:rPr>
+                  <w:rFonts w:ascii="Cambria Math" w:hAnsi="Cambria Math"/>
+                  <w:i/>
+                </w:rPr>
+              </m:ctrlPr>
+            </m:fPr>
+            <m:num>
+              <m:r>
+                <w:rPr>
+                  <w:rFonts w:ascii="Cambria Math" w:hAnsi="Cambria Math"/>
+                </w:rPr>
+                <m:t>|</m:t>
+              </m:r>
+              <m:sSub>
+                <m:sSubPr>
+                  <m:ctrlPr>
+                    <w:rPr>
+                      <w:rFonts w:ascii="Cambria Math" w:hAnsi="Cambria Math"/>
+                      <w:i/>
+                    </w:rPr>
+                  </m:ctrlPr>
+                </m:sSubPr>
+                <m:e>
+                  <m:r>
+                    <w:rPr>
+                      <w:rFonts w:ascii="Cambria Math" w:hAnsi="Cambria Math"/>
+                    </w:rPr>
+                    <m:t>S</m:t>
+                  </m:r>
+                </m:e>
+                <m:sub>
+                  <m:r>
+                    <w:rPr>
+                      <w:rFonts w:ascii="Cambria Math" w:hAnsi="Cambria Math"/>
+                    </w:rPr>
+                    <m:t>num</m:t>
+                  </m:r>
+                </m:sub>
+              </m:sSub>
+              <m:r>
+                <w:rPr>
+                  <w:rFonts w:ascii="Cambria Math" w:hAnsi="Cambria Math"/>
+                </w:rPr>
+                <m:t xml:space="preserve">∩ </m:t>
+              </m:r>
+              <m:sSub>
+                <m:sSubPr>
+                  <m:ctrlPr>
+                    <w:rPr>
+                      <w:rFonts w:ascii="Cambria Math" w:hAnsi="Cambria Math"/>
+                      <w:i/>
+                    </w:rPr>
+                  </m:ctrlPr>
+                </m:sSubPr>
+                <m:e>
+                  <m:r>
+                    <w:rPr>
+                      <w:rFonts w:ascii="Cambria Math" w:hAnsi="Cambria Math"/>
+                    </w:rPr>
+                    <m:t>C</m:t>
+                  </m:r>
+                </m:e>
+                <m:sub>
+                  <m:r>
+                    <w:rPr>
+                      <w:rFonts w:ascii="Cambria Math" w:hAnsi="Cambria Math"/>
+                    </w:rPr>
+                    <m:t>num</m:t>
+                  </m:r>
+                </m:sub>
+              </m:sSub>
+              <m:r>
+                <w:rPr>
+                  <w:rFonts w:ascii="Cambria Math" w:hAnsi="Cambria Math"/>
+                </w:rPr>
+                <m:t>|</m:t>
+              </m:r>
+            </m:num>
+            <m:den>
+              <m:r>
+                <w:rPr>
+                  <w:rFonts w:ascii="Cambria Math" w:hAnsi="Cambria Math"/>
+                </w:rPr>
+                <m:t>|</m:t>
+              </m:r>
+              <m:sSub>
+                <m:sSubPr>
+                  <m:ctrlPr>
+                    <w:rPr>
+                      <w:rFonts w:ascii="Cambria Math" w:hAnsi="Cambria Math"/>
+                      <w:i/>
+                    </w:rPr>
+                  </m:ctrlPr>
+                </m:sSubPr>
+                <m:e>
+                  <m:r>
+                    <w:rPr>
+                      <w:rFonts w:ascii="Cambria Math" w:hAnsi="Cambria Math"/>
+                    </w:rPr>
+                    <m:t>S</m:t>
+                  </m:r>
+                </m:e>
+                <m:sub>
+                  <m:r>
+                    <w:rPr>
+                      <w:rFonts w:ascii="Cambria Math" w:hAnsi="Cambria Math"/>
+                    </w:rPr>
+                    <m:t>num</m:t>
+                  </m:r>
+                </m:sub>
+              </m:sSub>
+              <m:r>
+                <w:rPr>
+                  <w:rFonts w:ascii="Cambria Math" w:hAnsi="Cambria Math"/>
+                </w:rPr>
+                <m:t>|</m:t>
+              </m:r>
+            </m:den>
+          </m:f>
+        </m:oMath>
+      </m:oMathPara>
+    </w:p>
+    <w:p>
+      <w:pPr>
+        <w:pStyle w:val="Nidungvnbn"/>
+        <w:rPr>
+          <w:rFonts w:eastAsiaTheme="minorEastAsia"/>
+        </w:rPr>
+      </w:pPr>
+      <w:r>
+        <w:rPr>
+          <w:rFonts w:eastAsiaTheme="minorEastAsia"/>
+        </w:rPr>
+        <w:t>Trong đó Snum là số lượng thực thể trong văn bản nguồn, Cnum là số lượng thực thể trong văn bản dự đoán. Giá trị trả về là 1 nếu văn bản gốc không có số.</w:t>
+      </w:r>
+    </w:p>
+    <w:p>
+      <w:pPr>
+        <w:pStyle w:val="Heading4"/>
+      </w:pPr>
+      <w:r>
+        <w:t>Number Hallucination</w:t>
+      </w:r>
+    </w:p>
+    <w:p>
+      <w:pPr>
+        <w:pStyle w:val="Nidungvnbn"/>
+      </w:pPr>
+      <w:r>
+        <w:t xml:space="preserve">Chỉ số này đo lường sự xuất hiện của các thực thể số "ảo giác" – những con số có mặt trong bản tóm tắt </w:t>
+      </w:r>
+      <w:r>
+        <w:t xml:space="preserve">mà mô hình trả về </w:t>
+      </w:r>
+      <w:r>
+        <w:t>nhưng không tồn tại trong văn bản gốc</w:t>
+      </w:r>
+      <w:r>
+        <w:t>.</w:t>
+      </w:r>
+    </w:p>
+    <w:p>
+      <w:pPr>
+        <w:pStyle w:val="Nidungvnbn"/>
+      </w:pPr>
+      <w:r>
+        <w:t>Độ đo này thực hiện phép hiệu để tìm các số trong văn bản tóm tắt mà không tồn tại trong văn bản gốc, sau đó chia cho tổng số lượng số mà mô hình đã sinh ra theo công thức:</w:t>
+      </w:r>
+    </w:p>
+    <w:p>
+      <w:pPr>
+        <w:pStyle w:val="Nidungvnbn"/>
+        <w:rPr>
+          <w:rFonts w:eastAsiaTheme="minorEastAsia"/>
+        </w:rPr>
+      </w:pPr>
+      <m:oMathPara>
+        <m:oMath>
+          <m:sSub>
+            <m:sSubPr>
+              <m:ctrlPr>
+                <w:rPr>
+                  <w:rFonts w:ascii="Cambria Math" w:hAnsi="Cambria Math"/>
+                  <w:i/>
+                </w:rPr>
+              </m:ctrlPr>
+            </m:sSubPr>
+            <m:e>
+              <m:r>
+                <w:rPr>
+                  <w:rFonts w:ascii="Cambria Math" w:hAnsi="Cambria Math"/>
+                </w:rPr>
+                <m:t>H</m:t>
+              </m:r>
+            </m:e>
+            <m:sub>
+              <m:r>
+                <w:rPr>
+                  <w:rFonts w:ascii="Cambria Math" w:hAnsi="Cambria Math"/>
+                </w:rPr>
+                <m:t xml:space="preserve">num </m:t>
+              </m:r>
+            </m:sub>
+          </m:sSub>
+          <m:r>
+            <w:rPr>
+              <w:rFonts w:ascii="Cambria Math" w:hAnsi="Cambria Math"/>
+            </w:rPr>
+            <m:t xml:space="preserve">= </m:t>
+          </m:r>
+          <m:f>
+            <m:fPr>
+              <m:ctrlPr>
+                <w:rPr>
+                  <w:rFonts w:ascii="Cambria Math" w:hAnsi="Cambria Math"/>
+                  <w:i/>
+                </w:rPr>
+              </m:ctrlPr>
+            </m:fPr>
+            <m:num>
+              <m:sSub>
+                <m:sSubPr>
+                  <m:ctrlPr>
+                    <w:rPr>
+                      <w:rFonts w:ascii="Cambria Math" w:hAnsi="Cambria Math"/>
+                      <w:i/>
+                    </w:rPr>
+                  </m:ctrlPr>
+                </m:sSubPr>
+                <m:e>
+                  <m:r>
+                    <w:rPr>
+                      <w:rFonts w:ascii="Cambria Math" w:hAnsi="Cambria Math"/>
+                    </w:rPr>
+                    <m:t>|C</m:t>
+                  </m:r>
+                </m:e>
+                <m:sub>
+                  <m:r>
+                    <w:rPr>
+                      <w:rFonts w:ascii="Cambria Math" w:hAnsi="Cambria Math"/>
+                    </w:rPr>
+                    <m:t>num</m:t>
+                  </m:r>
+                </m:sub>
+              </m:sSub>
+              <m:r>
+                <w:rPr>
+                  <w:rFonts w:ascii="Cambria Math" w:hAnsi="Cambria Math"/>
+                </w:rPr>
+                <m:t xml:space="preserve">\ </m:t>
+              </m:r>
+              <m:r>
+                <w:rPr>
+                  <w:rFonts w:ascii="Cambria Math" w:hAnsi="Cambria Math"/>
+                </w:rPr>
+                <m:t xml:space="preserve"> </m:t>
+              </m:r>
+              <m:sSub>
+                <m:sSubPr>
+                  <m:ctrlPr>
+                    <w:rPr>
+                      <w:rFonts w:ascii="Cambria Math" w:hAnsi="Cambria Math"/>
+                      <w:i/>
+                    </w:rPr>
+                  </m:ctrlPr>
+                </m:sSubPr>
+                <m:e>
+                  <m:r>
+                    <w:rPr>
+                      <w:rFonts w:ascii="Cambria Math" w:hAnsi="Cambria Math"/>
+                    </w:rPr>
+                    <m:t>S</m:t>
+                  </m:r>
+                </m:e>
+                <m:sub>
+                  <m:r>
+                    <w:rPr>
+                      <w:rFonts w:ascii="Cambria Math" w:hAnsi="Cambria Math"/>
+                    </w:rPr>
+                    <m:t>num</m:t>
+                  </m:r>
+                </m:sub>
+              </m:sSub>
+              <m:r>
+                <w:rPr>
+                  <w:rFonts w:ascii="Cambria Math" w:hAnsi="Cambria Math"/>
+                </w:rPr>
+                <m:t>|</m:t>
+              </m:r>
+            </m:num>
+            <m:den>
+              <m:r>
+                <w:rPr>
+                  <w:rFonts w:ascii="Cambria Math" w:hAnsi="Cambria Math"/>
+                </w:rPr>
+                <m:t>|</m:t>
+              </m:r>
+              <m:sSub>
+                <m:sSubPr>
+                  <m:ctrlPr>
+                    <w:rPr>
+                      <w:rFonts w:ascii="Cambria Math" w:hAnsi="Cambria Math"/>
+                      <w:i/>
+                    </w:rPr>
+                  </m:ctrlPr>
+                </m:sSubPr>
+                <m:e>
+                  <m:r>
+                    <w:rPr>
+                      <w:rFonts w:ascii="Cambria Math" w:hAnsi="Cambria Math"/>
+                    </w:rPr>
+                    <m:t>C</m:t>
+                  </m:r>
+                </m:e>
+                <m:sub>
+                  <m:r>
+                    <w:rPr>
+                      <w:rFonts w:ascii="Cambria Math" w:hAnsi="Cambria Math"/>
+                    </w:rPr>
+                    <m:t>num</m:t>
+                  </m:r>
+                </m:sub>
+              </m:sSub>
+              <m:r>
+                <w:rPr>
+                  <w:rFonts w:ascii="Cambria Math" w:hAnsi="Cambria Math"/>
+                </w:rPr>
+                <m:t>|</m:t>
+              </m:r>
+            </m:den>
+          </m:f>
+        </m:oMath>
+      </m:oMathPara>
+    </w:p>
+    <w:p>
+      <w:pPr>
+        <w:pStyle w:val="Nidungvnbn"/>
+        <w:rPr>
+          <w:rFonts w:eastAsiaTheme="minorEastAsia"/>
+        </w:rPr>
+      </w:pPr>
+      <w:r>
+        <w:rPr>
+          <w:rFonts w:eastAsiaTheme="minorEastAsia"/>
+        </w:rPr>
+        <w:t>Giá trị trả về là 0 nếu mô hình không sinh ra con số nào.</w:t>
+      </w:r>
+    </w:p>
+    <w:p>
+      <w:pPr>
+        <w:pStyle w:val="Heading3"/>
+      </w:pPr>
+      <w:r>
+        <w:lastRenderedPageBreak/>
+        <w:t>Độ đo về độ dài</w:t>
+      </w:r>
+    </w:p>
+    <w:p>
+      <w:pPr>
+        <w:pStyle w:val="Nidungvnbn"/>
+      </w:pPr>
+      <w:r>
+        <w:t>Độ dài là một ràng buộc kỹ thuật quan trọng để đảm bảo tóm tắt đạt được mục tiêu cô đọng thông tin.</w:t>
+      </w:r>
+    </w:p>
+    <w:p>
+      <w:pPr>
+        <w:pStyle w:val="Heading4"/>
+      </w:pPr>
+      <w:r>
+        <w:t xml:space="preserve">Length Ratio </w:t>
+      </w:r>
+    </w:p>
+    <w:p>
+      <w:pPr>
+        <w:pStyle w:val="Nidungvnbn"/>
+      </w:pPr>
+      <w:r>
+        <w:t>Đây là tỷ lệ độ dài phản ánh mức độ nén của văn bản, được tính dựa trên số lượng tokens của văn bản. Độ đo này thực hiện chia tổng số lượng từ của văn bản tóm tắt cho tổng số lượng từ của văn bản gốc theo công thức:</w:t>
+      </w:r>
+    </w:p>
+    <w:p>
+      <w:pPr>
+        <w:pStyle w:val="Nidungvnbn"/>
+        <w:rPr>
+          <w:rFonts w:eastAsiaTheme="minorEastAsia"/>
+        </w:rPr>
+      </w:pPr>
+      <m:oMathPara>
+        <m:oMath>
+          <m:r>
+            <w:rPr>
+              <w:rFonts w:ascii="Cambria Math" w:hAnsi="Cambria Math"/>
+            </w:rPr>
+            <m:t xml:space="preserve">LR= </m:t>
+          </m:r>
+          <m:f>
+            <m:fPr>
+              <m:ctrlPr>
+                <w:rPr>
+                  <w:rFonts w:ascii="Cambria Math" w:hAnsi="Cambria Math"/>
+                  <w:i/>
+                </w:rPr>
+              </m:ctrlPr>
+            </m:fPr>
+            <m:num>
+              <m:sSub>
+                <m:sSubPr>
+                  <m:ctrlPr>
+                    <w:rPr>
+                      <w:rFonts w:ascii="Cambria Math" w:hAnsi="Cambria Math"/>
+                      <w:i/>
+                    </w:rPr>
+                  </m:ctrlPr>
+                </m:sSubPr>
+                <m:e>
+                  <m:r>
+                    <w:rPr>
+                      <w:rFonts w:ascii="Cambria Math" w:hAnsi="Cambria Math"/>
+                    </w:rPr>
+                    <m:t>Count</m:t>
+                  </m:r>
+                </m:e>
+                <m:sub>
+                  <m:r>
+                    <w:rPr>
+                      <w:rFonts w:ascii="Cambria Math" w:hAnsi="Cambria Math"/>
+                    </w:rPr>
+                    <m:t>words</m:t>
+                  </m:r>
+                </m:sub>
+              </m:sSub>
+              <m:r>
+                <w:rPr>
+                  <w:rFonts w:ascii="Cambria Math" w:hAnsi="Cambria Math"/>
+                </w:rPr>
+                <m:t>(Văn bản đã tóm tắt)</m:t>
+              </m:r>
+            </m:num>
+            <m:den>
+              <m:sSub>
+                <m:sSubPr>
+                  <m:ctrlPr>
+                    <w:rPr>
+                      <w:rFonts w:ascii="Cambria Math" w:hAnsi="Cambria Math"/>
+                      <w:i/>
+                    </w:rPr>
+                  </m:ctrlPr>
+                </m:sSubPr>
+                <m:e>
+                  <m:r>
+                    <w:rPr>
+                      <w:rFonts w:ascii="Cambria Math" w:hAnsi="Cambria Math"/>
+                    </w:rPr>
+                    <m:t>Count</m:t>
+                  </m:r>
+                </m:e>
+                <m:sub>
+                  <m:r>
+                    <w:rPr>
+                      <w:rFonts w:ascii="Cambria Math" w:hAnsi="Cambria Math"/>
+                    </w:rPr>
+                    <m:t>words</m:t>
+                  </m:r>
+                </m:sub>
+              </m:sSub>
+              <m:r>
+                <w:rPr>
+                  <w:rFonts w:ascii="Cambria Math" w:hAnsi="Cambria Math"/>
+                </w:rPr>
+                <m:t>(Văn bản gốc)</m:t>
+              </m:r>
+            </m:den>
+          </m:f>
+        </m:oMath>
+      </m:oMathPara>
+    </w:p>
+    <w:p>
+      <w:pPr>
+        <w:pStyle w:val="Heading4"/>
+      </w:pPr>
+      <w:r>
+        <w:t>Length Compliance</w:t>
+      </w:r>
+    </w:p>
+    <w:p>
+      <w:pPr>
+        <w:pStyle w:val="Nidungvnbn"/>
+      </w:pPr>
+      <w:r>
+        <w:t>Độ tuân thủ độ dài là một chỉ số nhị phân dùng để kiểm chứng liệu bản tóm tắt có nằm trong ngưỡng độ dài tối ưu đã được thiết lặp sẵn trong cấu hình hệ thống hay không.</w:t>
+      </w:r>
+    </w:p>
+    <w:p>
+      <w:pPr>
+        <w:pStyle w:val="Nidungvnbn"/>
+      </w:pPr>
+      <w:r>
+        <w:t>Độ đo này kiểm tra xem giá trị Length Ratio có nằm trong khoảng MIN_RATIO đến MAX_RATIO (người dùng thiết lập) hay không. Kết quả đượcc huyển đổi về dạng số thực (1.0 cho việc tuân thủ và 0.0 cho việc vi phạm) để phục vụ việc tính toán giá trị trung bình trên toàn bộ tập dữ liệu.</w:t>
+      </w:r>
+    </w:p>
+    <w:p>
+      <w:pPr>
         <w:pStyle w:val="Heading1"/>
       </w:pPr>
       <w:r>
@@ -5782,23 +8090,819 @@
         <w:pStyle w:val="Nidungvnbn"/>
       </w:pPr>
       <w:r>
-        <w:rPr>
-          <w:lang w:val="vi-VN"/>
-        </w:rPr>
-        <w:t xml:space="preserve">Dựa trên các định lượng ROUGE-1, ROUGE-2, ROUGE-L, BERTScore, BLEU, Number Accuracy: tỉ lệ số liệu trong bản tóm tắt khớp chính xác với bản gốc </w:t>
-      </w:r>
-      <w:r>
-        <w:rPr>
-          <w:lang w:val="vi-VN"/>
-        </w:rPr>
+        <w:t>Chương này tập trung trình bày các thiết lập thực nghiệm chi tiết, giải thích cơ chế vận hành của mã nguồn và phân tích kết quả đạt được trên ba cấu hình mô hình trọng tâm: ViT5-Base, ViT5-Checkpoint và BARTpho-Base.</w:t>
+      </w:r>
+    </w:p>
+    <w:p>
+      <w:pPr>
+        <w:pStyle w:val="Heading2"/>
+        <w:rPr>
+          <w:lang w:val="en-US"/>
+        </w:rPr>
+      </w:pPr>
+      <w:r>
+        <w:rPr>
+          <w:lang w:val="en-US"/>
+        </w:rPr>
+        <w:t>ViT5-Base</w:t>
+      </w:r>
+    </w:p>
+    <w:p>
+      <w:pPr>
+        <w:pStyle w:val="Nidungvnbn"/>
+      </w:pPr>
+      <w:r>
+        <w:t>Như đã chia sẻ ở chương 3, mô hình ViT5-Base sẽ được thực nghiệm thông qua ba giai đoạn, từ việc học tác vụ tóm tắt ở giai đoạn 1 đến việc tóm tắt trên miền thông tin cố định ở giai đoạn 2.</w:t>
+      </w:r>
+    </w:p>
+    <w:p>
+      <w:pPr>
+        <w:pStyle w:val="Heading3"/>
+      </w:pPr>
+      <w:r>
+        <w:t>Huấn luyện giai đoạn 1</w:t>
+      </w:r>
+    </w:p>
+    <w:p>
+      <w:pPr>
+        <w:pStyle w:val="Heading4"/>
+      </w:pPr>
+      <w:r>
         <w:lastRenderedPageBreak/>
-        <w:t>(trích số bằng regex, so sánh tập số) và Length Compliance: tỉ lệ bản tóm tắt có độ dài nằm trong khoảng 20–25% so với bản gốc.</w:t>
-      </w:r>
-    </w:p>
-    <w:p>
-      <w:pPr>
-        <w:pStyle w:val="Nidungvnbn"/>
-      </w:pPr>
+        <w:t>Dữ liệu sử dụng</w:t>
+      </w:r>
+    </w:p>
+    <w:p>
+      <w:pPr>
+        <w:pStyle w:val="Nidungvnbn"/>
+      </w:pPr>
+      <w:r>
+        <w:t>Dữ liệu sử dụng ở giai đoạn 1 là dữ liệu được trích xuất từ vietnews trên HuggingFace. Dữ liệu bao gồm:</w:t>
+      </w:r>
+    </w:p>
+    <w:p>
+      <w:pPr>
+        <w:pStyle w:val="Nidungvnbn"/>
+        <w:numPr>
+          <w:ilvl w:val="0"/>
+          <w:numId w:val="53"/>
+        </w:numPr>
+      </w:pPr>
+      <w:r>
+        <w:t xml:space="preserve">Train: </w:t>
+      </w:r>
+      <w:r>
+        <w:t>2</w:t>
+      </w:r>
+      <w:r>
+        <w:t>0.000 mẫu</w:t>
+      </w:r>
+    </w:p>
+    <w:p>
+      <w:pPr>
+        <w:pStyle w:val="Nidungvnbn"/>
+        <w:numPr>
+          <w:ilvl w:val="0"/>
+          <w:numId w:val="53"/>
+        </w:numPr>
+      </w:pPr>
+      <w:r>
+        <w:t>Validation: 2.000 mẫu</w:t>
+      </w:r>
+    </w:p>
+    <w:p>
+      <w:pPr>
+        <w:pStyle w:val="Nidungvnbn"/>
+        <w:numPr>
+          <w:ilvl w:val="0"/>
+          <w:numId w:val="53"/>
+        </w:numPr>
+      </w:pPr>
+      <w:r>
+        <w:t>Test: 2.000 mẫu</w:t>
+      </w:r>
+    </w:p>
+    <w:p>
+      <w:pPr>
+        <w:pStyle w:val="Nidungvnbn"/>
+      </w:pPr>
+      <w:r>
+        <w:t>Trong quá trình trích xuất từ dữ liệu gốc, mô hình chỉ giữ lại các cặp văn bản có tỷ lệ độ dài từ 0.05 đến 0.45, tương đương với yêu cầu và mong muốn đã đặt ra.</w:t>
+      </w:r>
+    </w:p>
+    <w:p>
+      <w:pPr>
+        <w:pStyle w:val="Heading4"/>
+      </w:pPr>
+      <w:r>
+        <w:t xml:space="preserve">Cấu hình </w:t>
+      </w:r>
+      <w:r>
+        <w:t>huấn luyện mô hình</w:t>
+      </w:r>
+    </w:p>
+    <w:p>
+      <w:pPr>
+        <w:pStyle w:val="Nidungvnbn"/>
+      </w:pPr>
+      <w:r>
+        <w:t>Đầu tiên là các hyperparameters được sử dụng:</w:t>
+      </w:r>
+    </w:p>
+    <w:p>
+      <w:pPr>
+        <w:pStyle w:val="Nidungvnbn"/>
+        <w:numPr>
+          <w:ilvl w:val="0"/>
+          <w:numId w:val="53"/>
+        </w:numPr>
+      </w:pPr>
+      <w:r>
+        <w:rPr>
+          <w:b/>
+          <w:bCs/>
+        </w:rPr>
+        <w:t>Tốc độ học:</w:t>
+      </w:r>
+      <w:r>
+        <w:t xml:space="preserve"> </w:t>
+      </w:r>
+      <m:oMath>
+        <m:sSup>
+          <m:sSupPr>
+            <m:ctrlPr>
+              <w:rPr>
+                <w:rFonts w:ascii="Cambria Math" w:hAnsi="Cambria Math"/>
+                <w:i/>
+              </w:rPr>
+            </m:ctrlPr>
+          </m:sSupPr>
+          <m:e>
+            <m:r>
+              <w:rPr>
+                <w:rFonts w:ascii="Cambria Math" w:hAnsi="Cambria Math"/>
+              </w:rPr>
+              <m:t>3 ×10</m:t>
+            </m:r>
+          </m:e>
+          <m:sup>
+            <m:r>
+              <w:rPr>
+                <w:rFonts w:ascii="Cambria Math" w:hAnsi="Cambria Math"/>
+              </w:rPr>
+              <m:t>-5</m:t>
+            </m:r>
+          </m:sup>
+        </m:sSup>
+      </m:oMath>
+      <w:r>
+        <w:rPr>
+          <w:rFonts w:eastAsiaTheme="minorEastAsia"/>
+        </w:rPr>
+        <w:t>. Đây là mức tối ưu để mô hình cập nhật tri thức mới từ nhiệm vụ tóm tắt mà không làm mất đi các đặc trưng ngôn ngữ đã được từ giai đoạn tiền huấn luyện của ViT5.</w:t>
+      </w:r>
+    </w:p>
+    <w:p>
+      <w:pPr>
+        <w:pStyle w:val="Nidungvnbn"/>
+        <w:numPr>
+          <w:ilvl w:val="0"/>
+          <w:numId w:val="53"/>
+        </w:numPr>
+      </w:pPr>
+      <w:r>
+        <w:rPr>
+          <w:b/>
+          <w:bCs/>
+        </w:rPr>
+        <w:t>Batch:</w:t>
+      </w:r>
+      <w:r>
+        <w:t xml:space="preserve"> sử dụng kích thước batch tại thiết bị là 16, kết hợp với 2 bước tích lũy gradient, tạo ra kích thước Batch hiệu dụng là 32. Cấu hình này giúp ổn định hóa các dao động của gradient trong quá trình lan truyền ngược.</w:t>
+      </w:r>
+    </w:p>
+    <w:p>
+      <w:pPr>
+        <w:pStyle w:val="Nidungvnbn"/>
+        <w:numPr>
+          <w:ilvl w:val="0"/>
+          <w:numId w:val="53"/>
+        </w:numPr>
+      </w:pPr>
+      <w:r>
+        <w:rPr>
+          <w:b/>
+          <w:bCs/>
+        </w:rPr>
+        <w:t>Optimizer (Bộ tối ưu hóa):</w:t>
+      </w:r>
+      <w:r>
+        <w:t xml:space="preserve"> Ở đây, sử dụng Adafactor kết hợp với kỹ thuật gradient checkpointing. Sự kết hợp này là bắt buộc để xử lý các chuỗi văn bản đầu vào dài.</w:t>
+      </w:r>
+    </w:p>
+    <w:p>
+      <w:pPr>
+        <w:pStyle w:val="Nidungvnbn"/>
+        <w:numPr>
+          <w:ilvl w:val="0"/>
+          <w:numId w:val="53"/>
+        </w:numPr>
+      </w:pPr>
+      <w:r>
+        <w:rPr>
+          <w:b/>
+          <w:bCs/>
+        </w:rPr>
+        <w:t>Điều tiết:</w:t>
+      </w:r>
+      <w:r>
+        <w:t xml:space="preserve"> sử dụng Warmup Ratio là 0.05 và Weight Decay là 0.01 để kiểm soát hiện tượng Overfitting ngay từ những bước đầu tiên</w:t>
+      </w:r>
+    </w:p>
+    <w:p>
+      <w:pPr>
+        <w:pStyle w:val="Nidungvnbn"/>
+      </w:pPr>
+      <w:r>
+        <w:t>Tiếp theo, để đánh giá chính xác năng lực tóm tắt sau khi được huấn luyện, mô hình được thiết lập các tham số để hỗ trợ cho giai đoạn suy diễn</w:t>
+      </w:r>
+      <w:r>
+        <w:t>:</w:t>
+      </w:r>
+    </w:p>
+    <w:p>
+      <w:pPr>
+        <w:pStyle w:val="Nidungvnbn"/>
+        <w:numPr>
+          <w:ilvl w:val="0"/>
+          <w:numId w:val="53"/>
+        </w:numPr>
+      </w:pPr>
+      <w:r>
+        <w:rPr>
+          <w:b/>
+          <w:bCs/>
+        </w:rPr>
+        <w:t>Beam Search:</w:t>
+      </w:r>
+      <w:r>
+        <w:t xml:space="preserve"> sử dụng Beam Search cho giai đoạn đánh giá cuối cùng. Việc duy trì 4 luồng (num_beams=4) tìm kiếm cho phép mô hình khám phá không gian tokens rộng hơn, giúp bản tóm tắt cso tính logic và mạch lạc cao hơn so với Greedy Search.</w:t>
+      </w:r>
+    </w:p>
+    <w:p>
+      <w:pPr>
+        <w:pStyle w:val="Nidungvnbn"/>
+        <w:numPr>
+          <w:ilvl w:val="0"/>
+          <w:numId w:val="53"/>
+        </w:numPr>
+        <w:rPr>
+          <w:b/>
+          <w:bCs/>
+        </w:rPr>
+      </w:pPr>
+      <w:r>
+        <w:rPr>
+          <w:b/>
+          <w:bCs/>
+        </w:rPr>
+        <w:t xml:space="preserve">Ràng buộc độ dài: </w:t>
+      </w:r>
+    </w:p>
+    <w:p>
+      <w:pPr>
+        <w:pStyle w:val="Nidungvnbn"/>
+        <w:ind w:left="1080" w:firstLine="0"/>
+      </w:pPr>
+      <w:r>
+        <w:lastRenderedPageBreak/>
+        <w:t xml:space="preserve">+ </w:t>
+      </w:r>
+      <w:r>
+        <w:t>Max Input Length:</w:t>
+      </w:r>
+      <w:r>
+        <w:t xml:space="preserve"> 1024 tokens.</w:t>
+      </w:r>
+    </w:p>
+    <w:p>
+      <w:pPr>
+        <w:pStyle w:val="Nidungvnbn"/>
+        <w:ind w:left="1080" w:firstLine="0"/>
+      </w:pPr>
+      <w:r>
+        <w:t>+</w:t>
+      </w:r>
+      <w:r>
+        <w:t xml:space="preserve"> Max Target Length:</w:t>
+      </w:r>
+      <w:r>
+        <w:t xml:space="preserve"> 256 tokens (trong huấn luyện) và 160 tokens (trong quá trình suy diễn).</w:t>
+      </w:r>
+    </w:p>
+    <w:p>
+      <w:pPr>
+        <w:pStyle w:val="Nidungvnbn"/>
+        <w:ind w:left="1080" w:firstLine="0"/>
+      </w:pPr>
+      <w:r>
+        <w:t>Việc giới hạn độ dài đầu ra tại ngưỡng 160 tokens đóng vai trò là một cơ chế nén văn bản cứng, ép mô hình phải cô đọng thông tin tối đa.</w:t>
+      </w:r>
+    </w:p>
+    <w:p>
+      <w:pPr>
+        <w:pStyle w:val="Nidungvnbn"/>
+        <w:numPr>
+          <w:ilvl w:val="0"/>
+          <w:numId w:val="53"/>
+        </w:numPr>
+      </w:pPr>
+      <w:r>
+        <w:rPr>
+          <w:b/>
+          <w:bCs/>
+        </w:rPr>
+        <w:t xml:space="preserve">Kiểm soát sự lặp lại: </w:t>
+      </w:r>
+      <w:r>
+        <w:t>Tham số no_repeat_ngram_size = 3 được kích hoạt để triệt tiêu hiện tượng lặp lại các cụm từ, một lỗi phổ biến của các mô hình Transformer khi sinh văn bản dài.</w:t>
+      </w:r>
+    </w:p>
+    <w:p>
+      <w:pPr>
+        <w:pStyle w:val="Nidungvnbn"/>
+        <w:numPr>
+          <w:ilvl w:val="0"/>
+          <w:numId w:val="53"/>
+        </w:numPr>
+      </w:pPr>
+      <w:r>
+        <w:rPr>
+          <w:b/>
+          <w:bCs/>
+        </w:rPr>
+        <w:t>Early Stopping:</w:t>
+      </w:r>
+      <w:r>
+        <w:t xml:space="preserve"> Được thiết lập để kết thúc quá trình giải mã ngay sau khi tất cả các chùm tìm kiếm đều chạm tới EOS, giúp tối ưu hóa thời gian suy luận.</w:t>
+      </w:r>
+    </w:p>
+    <w:p>
+      <w:pPr>
+        <w:pStyle w:val="Heading4"/>
+      </w:pPr>
+      <w:r>
+        <w:t>Kết quả huấn luyện từ giai đoạn 1</w:t>
+      </w:r>
+    </w:p>
+    <w:p>
+      <w:pPr>
+        <w:pStyle w:val="Nidungvnbn"/>
+      </w:pPr>
+      <w:r>
+        <w:t>Kết quả huấn luyện sau 3 chu kỳ (epochs) cho thấy mô hình ViT5-Base đã thích nghi thành công với nhiệm vụ tóm tắt văn bản tiếng Việt, tạo ra một nền tảng tri thức vững chắc cho các giai đoạn tinh chỉnh chuyên biệt tiếp theo.</w:t>
+      </w:r>
+    </w:p>
+    <w:p>
+      <w:pPr>
+        <w:pStyle w:val="Nidungvnbn"/>
+      </w:pPr>
+      <w:r>
+        <w:drawing>
+          <wp:inline distT="0" distB="0" distL="0" distR="0" wp14:anchorId="29E58404" wp14:editId="31484EDC">
+            <wp:extent cx="4981575" cy="1015931"/>
+            <wp:effectExtent l="0" t="0" r="0" b="0"/>
+            <wp:docPr id="198823928" name="Picture 1"/>
+            <wp:cNvGraphicFramePr>
+              <a:graphicFrameLocks xmlns:a="http://schemas.openxmlformats.org/drawingml/2006/main" noChangeAspect="1"/>
+            </wp:cNvGraphicFramePr>
+            <a:graphic xmlns:a="http://schemas.openxmlformats.org/drawingml/2006/main">
+              <a:graphicData uri="http://schemas.openxmlformats.org/drawingml/2006/picture">
+                <pic:pic xmlns:pic="http://schemas.openxmlformats.org/drawingml/2006/picture">
+                  <pic:nvPicPr>
+                    <pic:cNvPr id="198823928" name=""/>
+                    <pic:cNvPicPr/>
+                  </pic:nvPicPr>
+                  <pic:blipFill>
+                    <a:blip r:embed="rId16"/>
+                    <a:stretch>
+                      <a:fillRect/>
+                    </a:stretch>
+                  </pic:blipFill>
+                  <pic:spPr>
+                    <a:xfrm>
+                      <a:off x="0" y="0"/>
+                      <a:ext cx="5000886" cy="1019869"/>
+                    </a:xfrm>
+                    <a:prstGeom prst="rect">
+                      <a:avLst/>
+                    </a:prstGeom>
+                  </pic:spPr>
+                </pic:pic>
+              </a:graphicData>
+            </a:graphic>
+          </wp:inline>
+        </w:drawing>
+      </w:r>
+    </w:p>
+    <w:p>
+      <w:pPr>
+        <w:pStyle w:val="Nidungvnbn"/>
+      </w:pPr>
+    </w:p>
+    <w:p>
+      <w:pPr>
+        <w:pStyle w:val="Nidungvnbn"/>
+      </w:pPr>
+      <w:r>
+        <w:t>Sau quá trình huấn luyện giai đoạn 1, ta nhận được các kết quả như hình trên.</w:t>
+      </w:r>
+    </w:p>
+    <w:p>
+      <w:pPr>
+        <w:pStyle w:val="Nidungvnbn"/>
+      </w:pPr>
+      <w:r>
+        <w:t>Training Loss giảm từ 1,5190 xuống 1,2841 và Validation Loss giảm từ 1,3584 xuống 1,3072, khẳng định mô hình thích nghi tốt với dữ liệu và không xảy ra hiện tượng quá khớp (overfitting) trên quy mô 20.000 mẫu.</w:t>
+      </w:r>
+    </w:p>
+    <w:p>
+      <w:pPr>
+        <w:pStyle w:val="Nidungvnbn"/>
+      </w:pPr>
+      <w:r>
+        <w:t>Các chỉ số đánh giá tăng trưởng nhất quán qua 3 chu kỳ, đạt kết quả cao nhất tại ROUGE-1: 58,31%, ROUGE-2: 27,29% và ROUGE-L: 37,77%. Kết quả này minh chứng năng lực xuất sắc của ViT5-Base trong việc trích xuất nội dung</w:t>
+      </w:r>
+      <w:r>
+        <w:t xml:space="preserve"> cốt lõi và duy trì trình tự cấu trúc văn bản tương đồng chặt chẽ với bản Reference.</w:t>
+      </w:r>
+    </w:p>
+    <w:p>
+      <w:pPr>
+        <w:pStyle w:val="Nidungvnbn"/>
+      </w:pPr>
+      <w:r>
+        <w:lastRenderedPageBreak/>
+        <w:t>Hệ thống tự động thiết lập use_cache=False để tương thích với cơ chế Gradient Checkpointing, giúp tối ưu hóa bộ nhớ VRAM khi xử lý chuỗi đầu vào dài 1.024 tokens. Các thông báo về việc thiếu hụt trọng số nhúng được xác định là đặc tính chia sẻ trọng số tiêu chuẩn của kiến trúc T5, hoàn toàn không gây tác động tiêu cực đến khả năng suy luận và chất lượng tóm tắt cuối cùng</w:t>
+      </w:r>
+      <w:r>
+        <w:t>.</w:t>
+      </w:r>
+    </w:p>
+    <w:p>
+      <w:pPr>
+        <w:pStyle w:val="Heading4"/>
+      </w:pPr>
+      <w:r>
+        <w:t xml:space="preserve">Biểu đồ </w:t>
+      </w:r>
+      <w:r>
+        <w:t>huấn luyện</w:t>
+      </w:r>
+    </w:p>
+    <w:p>
+      <w:pPr>
+        <w:pStyle w:val="Nidungvnbn"/>
+      </w:pPr>
+      <w:r>
+        <w:rPr>
+          <w:noProof/>
+        </w:rPr>
+        <w:drawing>
+          <wp:inline distT="0" distB="0" distL="0" distR="0" wp14:anchorId="71EFE4BA" wp14:editId="58327B33">
+            <wp:extent cx="5579745" cy="2070735"/>
+            <wp:effectExtent l="0" t="0" r="1905" b="5715"/>
+            <wp:docPr id="1733200348" name="Picture 2"/>
+            <wp:cNvGraphicFramePr>
+              <a:graphicFrameLocks xmlns:a="http://schemas.openxmlformats.org/drawingml/2006/main" noChangeAspect="1"/>
+            </wp:cNvGraphicFramePr>
+            <a:graphic xmlns:a="http://schemas.openxmlformats.org/drawingml/2006/main">
+              <a:graphicData uri="http://schemas.openxmlformats.org/drawingml/2006/picture">
+                <pic:pic xmlns:pic="http://schemas.openxmlformats.org/drawingml/2006/picture">
+                  <pic:nvPicPr>
+                    <pic:cNvPr id="0" name="Picture 2"/>
+                    <pic:cNvPicPr>
+                      <a:picLocks noChangeAspect="1" noChangeArrowheads="1"/>
+                    </pic:cNvPicPr>
+                  </pic:nvPicPr>
+                  <pic:blipFill>
+                    <a:blip r:embed="rId17" cstate="print">
+                      <a:extLst>
+                        <a:ext uri="{28A0092B-C50C-407E-A947-70E740481C1C}">
+                          <a14:useLocalDpi xmlns:a14="http://schemas.microsoft.com/office/drawing/2010/main" val="0"/>
+                        </a:ext>
+                      </a:extLst>
+                    </a:blip>
+                    <a:srcRect/>
+                    <a:stretch>
+                      <a:fillRect/>
+                    </a:stretch>
+                  </pic:blipFill>
+                  <pic:spPr bwMode="auto">
+                    <a:xfrm>
+                      <a:off x="0" y="0"/>
+                      <a:ext cx="5579745" cy="2070735"/>
+                    </a:xfrm>
+                    <a:prstGeom prst="rect">
+                      <a:avLst/>
+                    </a:prstGeom>
+                    <a:noFill/>
+                    <a:ln>
+                      <a:noFill/>
+                    </a:ln>
+                  </pic:spPr>
+                </pic:pic>
+              </a:graphicData>
+            </a:graphic>
+          </wp:inline>
+        </w:drawing>
+      </w:r>
+    </w:p>
+    <w:p>
+      <w:pPr>
+        <w:pStyle w:val="Heading4"/>
+      </w:pPr>
+      <w:r>
+        <w:t>Đánh giá trên tập test</w:t>
+      </w:r>
+    </w:p>
+    <w:p>
+      <w:pPr>
+        <w:pStyle w:val="Nidungvnbn"/>
+      </w:pPr>
+      <w:r>
+        <w:t>Sau khi hoàn tất huấn luyện, mô hình được đánh giá trên tập kiểm thử độc lập gồm 2.000 mẫu dữ liệu VietNews (đã qua bộ lọc tỷ lệ độ dài tương đồng với domain y tế). Kết quả thu được như sau:</w:t>
+      </w:r>
+    </w:p>
+    <w:tbl>
+      <w:tblPr>
+        <w:tblStyle w:val="TableGrid"/>
+        <w:tblW w:w="0" w:type="auto"/>
+        <w:tblLook w:val="04A0" w:firstRow="1" w:lastRow="0" w:firstColumn="1" w:lastColumn="0" w:noHBand="0" w:noVBand="1"/>
+      </w:tblPr>
+      <w:tblGrid>
+        <w:gridCol w:w="2194"/>
+        <w:gridCol w:w="2194"/>
+        <w:gridCol w:w="2194"/>
+        <w:gridCol w:w="2195"/>
+      </w:tblGrid>
+      <w:tr>
+        <w:tc>
+          <w:tcPr>
+            <w:tcW w:w="2194" w:type="dxa"/>
+          </w:tcPr>
+          <w:p>
+            <w:pPr>
+              <w:pStyle w:val="Nidungvnbn"/>
+              <w:ind w:firstLine="0"/>
+            </w:pPr>
+            <w:r>
+              <w:t>Chỉ số</w:t>
+            </w:r>
+          </w:p>
+        </w:tc>
+        <w:tc>
+          <w:tcPr>
+            <w:tcW w:w="2194" w:type="dxa"/>
+          </w:tcPr>
+          <w:p>
+            <w:pPr>
+              <w:pStyle w:val="Nidungvnbn"/>
+              <w:ind w:firstLine="0"/>
+            </w:pPr>
+            <w:r>
+              <w:t>ROUGE-1</w:t>
+            </w:r>
+          </w:p>
+        </w:tc>
+        <w:tc>
+          <w:tcPr>
+            <w:tcW w:w="2194" w:type="dxa"/>
+          </w:tcPr>
+          <w:p>
+            <w:pPr>
+              <w:pStyle w:val="Nidungvnbn"/>
+              <w:ind w:firstLine="0"/>
+            </w:pPr>
+            <w:r>
+              <w:t>ROUGE-2</w:t>
+            </w:r>
+          </w:p>
+        </w:tc>
+        <w:tc>
+          <w:tcPr>
+            <w:tcW w:w="2195" w:type="dxa"/>
+          </w:tcPr>
+          <w:p>
+            <w:pPr>
+              <w:pStyle w:val="Nidungvnbn"/>
+              <w:ind w:firstLine="0"/>
+            </w:pPr>
+            <w:r>
+              <w:t>ROUGE-L</w:t>
+            </w:r>
+          </w:p>
+        </w:tc>
+      </w:tr>
+      <w:tr>
+        <w:tc>
+          <w:tcPr>
+            <w:tcW w:w="2194" w:type="dxa"/>
+          </w:tcPr>
+          <w:p>
+            <w:pPr>
+              <w:pStyle w:val="Nidungvnbn"/>
+              <w:ind w:firstLine="0"/>
+            </w:pPr>
+            <w:r>
+              <w:t>ViT5-base</w:t>
+            </w:r>
+          </w:p>
+        </w:tc>
+        <w:tc>
+          <w:tcPr>
+            <w:tcW w:w="2194" w:type="dxa"/>
+          </w:tcPr>
+          <w:p>
+            <w:pPr>
+              <w:pStyle w:val="Nidungvnbn"/>
+              <w:ind w:firstLine="0"/>
+            </w:pPr>
+            <w:r>
+              <w:t>58.33%</w:t>
+            </w:r>
+          </w:p>
+        </w:tc>
+        <w:tc>
+          <w:tcPr>
+            <w:tcW w:w="2194" w:type="dxa"/>
+          </w:tcPr>
+          <w:p>
+            <w:pPr>
+              <w:pStyle w:val="Nidungvnbn"/>
+              <w:ind w:firstLine="0"/>
+            </w:pPr>
+            <w:r>
+              <w:t>26.81%</w:t>
+            </w:r>
+          </w:p>
+        </w:tc>
+        <w:tc>
+          <w:tcPr>
+            <w:tcW w:w="2195" w:type="dxa"/>
+          </w:tcPr>
+          <w:p>
+            <w:pPr>
+              <w:pStyle w:val="Nidungvnbn"/>
+              <w:ind w:firstLine="0"/>
+            </w:pPr>
+            <w:r>
+              <w:t>37.59%</w:t>
+            </w:r>
+          </w:p>
+        </w:tc>
+      </w:tr>
+    </w:tbl>
+    <w:p>
+      <w:pPr>
+        <w:pStyle w:val="Nidungvnbn"/>
+      </w:pPr>
+    </w:p>
+    <w:p>
+      <w:pPr>
+        <w:pStyle w:val="Nidungvnbn"/>
+      </w:pPr>
+      <w:r>
+        <w:t xml:space="preserve">Chỉ số </w:t>
+      </w:r>
+      <w:r>
+        <w:rPr>
+          <w:b/>
+          <w:bCs/>
+        </w:rPr>
+        <w:t xml:space="preserve">ROUGE-1 </w:t>
+      </w:r>
+      <w:r>
+        <w:t>đạt</w:t>
+      </w:r>
+      <w:r>
+        <w:rPr>
+          <w:b/>
+          <w:bCs/>
+        </w:rPr>
+        <w:t xml:space="preserve"> 58,33%</w:t>
+      </w:r>
+      <w:r>
+        <w:t xml:space="preserve"> và </w:t>
+      </w:r>
+      <w:r>
+        <w:rPr>
+          <w:b/>
+          <w:bCs/>
+        </w:rPr>
+        <w:t xml:space="preserve">ROUGE-L </w:t>
+      </w:r>
+      <w:r>
+        <w:t>đạt</w:t>
+      </w:r>
+      <w:r>
+        <w:rPr>
+          <w:b/>
+          <w:bCs/>
+        </w:rPr>
+        <w:t xml:space="preserve"> 37,59%</w:t>
+      </w:r>
+      <w:r>
+        <w:t>, cho thấy sự đồng nhất cao giữa tập kiểm thử và tập kiểm định. Kết quả này xác nhận khả năng trích xuất các đơn từ quan trọng và duy trì trình tự cấu trúc văn bản của mô hình rất ổn định. Với gần 60% nội dung cốt lõi từ Reference được tái hiện trong Candidate, mô hình đã hoàn thành xuất sắc mục tiêu thích nghi nhiệm vụ (Task-Adaptation).</w:t>
+      </w:r>
+    </w:p>
+    <w:p>
+      <w:pPr>
+        <w:pStyle w:val="Nidungvnbn"/>
+      </w:pPr>
+      <w:r>
+        <w:t xml:space="preserve">Chỉ số </w:t>
+      </w:r>
+      <w:r>
+        <w:rPr>
+          <w:b/>
+          <w:bCs/>
+        </w:rPr>
+        <w:t xml:space="preserve">ROUGE-2 </w:t>
+      </w:r>
+      <w:r>
+        <w:t>đạt</w:t>
+      </w:r>
+      <w:r>
+        <w:rPr>
+          <w:b/>
+          <w:bCs/>
+        </w:rPr>
+        <w:t xml:space="preserve"> 26,81%</w:t>
+      </w:r>
+      <w:r>
+        <w:t xml:space="preserve">, minh chứng cho việc mô hình đã học được cách kết hợp các cụm từ (bigrams) một cách tự nhiên theo văn phong báo chí tiếng </w:t>
+      </w:r>
+      <w:r>
+        <w:lastRenderedPageBreak/>
+        <w:t>Việt. Mặc dù đây là giai đoạn huấn luyện trên dữ liệu tin tức tổng quát, các đặc trưng về sự mạch lạc trong câu văn đã được thiết lập chặt chẽ, tạo tiền đề để mô hình không bị rời rạc khi tiếp nhận các thuật ngữ y khoa phức tạp ở giai đoạn sau.</w:t>
+      </w:r>
+    </w:p>
+    <w:p>
+      <w:pPr>
+        <w:pStyle w:val="Nidungvnbn"/>
+      </w:pPr>
+      <w:r>
+        <w:t>Từ các kết quả thu được, mô hình được chuyển tiếp tới giai đoạn 2, nơi chúng ta sẽ tập trung vào việc huấn luyện trên một miền cụ thể.</w:t>
+      </w:r>
+    </w:p>
+    <w:p>
+      <w:pPr>
+        <w:pStyle w:val="Heading3"/>
+      </w:pPr>
+      <w:r>
+        <w:t>Huấn luyện giai đoạn 2</w:t>
+      </w:r>
+    </w:p>
+    <w:p>
+      <w:pPr>
+        <w:pStyle w:val="Heading4"/>
+      </w:pPr>
+      <w:r>
+        <w:t>Dữ liệu sử dụng</w:t>
+      </w:r>
+    </w:p>
+    <w:p>
+      <w:pPr>
+        <w:pStyle w:val="Heading4"/>
+      </w:pPr>
+      <w:r>
+        <w:t>Cấu hình huấn luyện mô hình</w:t>
+      </w:r>
+    </w:p>
+    <w:p>
+      <w:pPr>
+        <w:pStyle w:val="Heading4"/>
+      </w:pPr>
+      <w:r>
+        <w:t>Kết quản huấn luyện từ giai đoạn 2</w:t>
+      </w:r>
+    </w:p>
+    <w:p>
+      <w:pPr>
+        <w:pStyle w:val="Heading4"/>
+      </w:pPr>
+      <w:r>
+        <w:t>Biểu đồ huấn luyện</w:t>
+      </w:r>
+    </w:p>
+    <w:p>
+      <w:pPr>
+        <w:pStyle w:val="Heading4"/>
+      </w:pPr>
+      <w:r>
+        <w:t>Đánh giá trên tập test</w:t>
+      </w:r>
     </w:p>
     <w:p>
       <w:pPr>
@@ -6164,6 +9268,59 @@
 <w:hdr xmlns:wpc="http://schemas.microsoft.com/office/word/2010/wordprocessingCanvas" xmlns:cx="http://schemas.microsoft.com/office/drawing/2014/chartex" xmlns:cx1="http://schemas.microsoft.com/office/drawing/2015/9/8/chartex" xmlns:cx2="http://schemas.microsoft.com/office/drawing/2015/10/21/chartex" xmlns:cx3="http://schemas.microsoft.com/office/drawing/2016/5/9/chartex" xmlns:cx4="http://schemas.microsoft.com/office/drawing/2016/5/10/chartex" xmlns:cx5="http://schemas.microsoft.com/office/drawing/2016/5/11/chartex" xmlns:cx6="http://schemas.microsoft.com/office/drawing/2016/5/12/chartex" xmlns:cx7="http://schemas.microsoft.com/office/drawing/2016/5/13/chartex" xmlns:cx8="http://schemas.microsoft.com/office/drawing/2016/5/14/chartex" xmlns:mc="http://schemas.openxmlformats.org/markup-compatibility/2006" xmlns:aink="http://schemas.microsoft.com/office/drawing/2016/ink" xmlns:am3d="http://schemas.microsoft.com/office/drawing/2017/model3d" xmlns:o="urn:schemas-microsoft-com:office:office" xmlns:oel="http://schemas.microsoft.com/office/2019/extlst" xmlns:r="http://schemas.openxmlformats.org/officeDocument/2006/relationships" xmlns:m="http://schemas.openxmlformats.org/officeDocument/2006/math" xmlns:v="urn:schemas-microsoft-com:vml" xmlns:wp14="http://schemas.microsoft.com/office/word/2010/wordprocessingDrawing" xmlns:wp="http://schemas.openxmlformats.org/drawingml/2006/wordprocessingDrawing" xmlns:w10="urn:schemas-microsoft-com:office:word" xmlns:w="http://schemas.openxmlformats.org/wordprocessingml/2006/main" xmlns:w14="http://schemas.microsoft.com/office/word/2010/wordml" xmlns:w15="http://schemas.microsoft.com/office/word/2012/wordml" xmlns:w16cex="http://schemas.microsoft.com/office/word/2018/wordml/cex" xmlns:w16cid="http://schemas.microsoft.com/office/word/2016/wordml/cid" xmlns:w16="http://schemas.microsoft.com/office/word/2018/wordml" xmlns:w16du="http://schemas.microsoft.com/office/word/2023/wordml/word16du" xmlns:w16sdtdh="http://schemas.microsoft.com/office/word/2020/wordml/sdtdatahash" xmlns:w16sdtfl="http://schemas.microsoft.com/office/word/2024/wordml/sdtformatlock" xmlns:w16se="http://schemas.microsoft.com/office/word/2015/wordml/symex" xmlns:wpg="http://schemas.microsoft.com/office/word/2010/wordprocessingGroup" xmlns:wpi="http://schemas.microsoft.com/office/word/2010/wordprocessingInk" xmlns:wne="http://schemas.microsoft.com/office/word/2006/wordml" xmlns:wps="http://schemas.microsoft.com/office/word/2010/wordprocessingShape" mc:Ignorable="w14 w15 w16se w16cid w16 w16cex w16sdtdh w16sdtfl w16du wp14">
   <w:sdt>
     <w:sdtPr>
+      <w:id w:val="871878000"/>
+      <w:docPartObj>
+        <w:docPartGallery w:val="Page Numbers (Top of Page)"/>
+        <w:docPartUnique/>
+      </w:docPartObj>
+    </w:sdtPr>
+    <w:sdtEndPr>
+      <w:rPr>
+        <w:noProof/>
+      </w:rPr>
+    </w:sdtEndPr>
+    <w:sdtContent>
+      <w:p>
+        <w:pPr>
+          <w:pStyle w:val="Header"/>
+          <w:jc w:val="center"/>
+        </w:pPr>
+        <w:r>
+          <w:fldChar w:fldCharType="begin"/>
+        </w:r>
+        <w:r>
+          <w:instrText xml:space="preserve"> PAGE   \* MERGEFORMAT </w:instrText>
+        </w:r>
+        <w:r>
+          <w:fldChar w:fldCharType="separate"/>
+        </w:r>
+        <w:r>
+          <w:rPr>
+            <w:noProof/>
+          </w:rPr>
+          <w:t>iii</w:t>
+        </w:r>
+        <w:r>
+          <w:rPr>
+            <w:noProof/>
+          </w:rPr>
+          <w:fldChar w:fldCharType="end"/>
+        </w:r>
+      </w:p>
+    </w:sdtContent>
+  </w:sdt>
+  <w:p>
+    <w:pPr>
+      <w:pStyle w:val="Nidungvnbn"/>
+    </w:pPr>
+  </w:p>
+</w:hdr>
+</file>
+
+<file path=word/header3.xml><?xml version="1.0" encoding="utf-8"?>
+<w:hdr xmlns:wpc="http://schemas.microsoft.com/office/word/2010/wordprocessingCanvas" xmlns:cx="http://schemas.microsoft.com/office/drawing/2014/chartex" xmlns:cx1="http://schemas.microsoft.com/office/drawing/2015/9/8/chartex" xmlns:cx2="http://schemas.microsoft.com/office/drawing/2015/10/21/chartex" xmlns:cx3="http://schemas.microsoft.com/office/drawing/2016/5/9/chartex" xmlns:cx4="http://schemas.microsoft.com/office/drawing/2016/5/10/chartex" xmlns:cx5="http://schemas.microsoft.com/office/drawing/2016/5/11/chartex" xmlns:cx6="http://schemas.microsoft.com/office/drawing/2016/5/12/chartex" xmlns:cx7="http://schemas.microsoft.com/office/drawing/2016/5/13/chartex" xmlns:cx8="http://schemas.microsoft.com/office/drawing/2016/5/14/chartex" xmlns:mc="http://schemas.openxmlformats.org/markup-compatibility/2006" xmlns:aink="http://schemas.microsoft.com/office/drawing/2016/ink" xmlns:am3d="http://schemas.microsoft.com/office/drawing/2017/model3d" xmlns:o="urn:schemas-microsoft-com:office:office" xmlns:oel="http://schemas.microsoft.com/office/2019/extlst" xmlns:r="http://schemas.openxmlformats.org/officeDocument/2006/relationships" xmlns:m="http://schemas.openxmlformats.org/officeDocument/2006/math" xmlns:v="urn:schemas-microsoft-com:vml" xmlns:wp14="http://schemas.microsoft.com/office/word/2010/wordprocessingDrawing" xmlns:wp="http://schemas.openxmlformats.org/drawingml/2006/wordprocessingDrawing" xmlns:w10="urn:schemas-microsoft-com:office:word" xmlns:w="http://schemas.openxmlformats.org/wordprocessingml/2006/main" xmlns:w14="http://schemas.microsoft.com/office/word/2010/wordml" xmlns:w15="http://schemas.microsoft.com/office/word/2012/wordml" xmlns:w16cex="http://schemas.microsoft.com/office/word/2018/wordml/cex" xmlns:w16cid="http://schemas.microsoft.com/office/word/2016/wordml/cid" xmlns:w16="http://schemas.microsoft.com/office/word/2018/wordml" xmlns:w16du="http://schemas.microsoft.com/office/word/2023/wordml/word16du" xmlns:w16sdtdh="http://schemas.microsoft.com/office/word/2020/wordml/sdtdatahash" xmlns:w16sdtfl="http://schemas.microsoft.com/office/word/2024/wordml/sdtformatlock" xmlns:w16se="http://schemas.microsoft.com/office/word/2015/wordml/symex" xmlns:wpg="http://schemas.microsoft.com/office/word/2010/wordprocessingGroup" xmlns:wpi="http://schemas.microsoft.com/office/word/2010/wordprocessingInk" xmlns:wne="http://schemas.microsoft.com/office/word/2006/wordml" xmlns:wps="http://schemas.microsoft.com/office/word/2010/wordprocessingShape" mc:Ignorable="w14 w15 w16se w16cid w16 w16cex w16sdtdh w16sdtfl w16du wp14">
+  <w:sdt>
+    <w:sdtPr>
       <w:id w:val="-2026468923"/>
       <w:docPartObj>
         <w:docPartGallery w:val="Page Numbers (Top of Page)"/>
@@ -7859,7 +11016,7 @@
   <w:abstractNum w:abstractNumId="14" w15:restartNumberingAfterBreak="0">
     <w:nsid w:val="23872044"/>
     <w:multiLevelType w:val="multilevel"/>
-    <w:tmpl w:val="0A2EF97E"/>
+    <w:tmpl w:val="27764A1C"/>
     <w:lvl w:ilvl="0">
       <w:numFmt w:val="bullet"/>
       <w:lvlText w:val="-"/>
@@ -7875,20 +11032,16 @@
         <w:sz w:val="20"/>
       </w:rPr>
     </w:lvl>
-    <w:lvl w:ilvl="1" w:tentative="1">
-      <w:start w:val="1"/>
-      <w:numFmt w:val="bullet"/>
-      <w:lvlText w:val="o"/>
-      <w:lvlJc w:val="left"/>
-      <w:pPr>
-        <w:tabs>
-          <w:tab w:val="num" w:pos="1800"/>
-        </w:tabs>
+    <w:lvl w:ilvl="1">
+      <w:start w:val="1"/>
+      <w:numFmt w:val="upperLetter"/>
+      <w:lvlText w:val="%2."/>
+      <w:lvlJc w:val="left"/>
+      <w:pPr>
         <w:ind w:left="1800" w:hanging="360"/>
       </w:pPr>
       <w:rPr>
-        <w:rFonts w:ascii="Courier New" w:hAnsi="Courier New" w:hint="default"/>
-        <w:sz w:val="20"/>
+        <w:rFonts w:hint="default"/>
       </w:rPr>
     </w:lvl>
     <w:lvl w:ilvl="2" w:tentative="1">
@@ -9193,6 +12346,155 @@
     </w:lvl>
   </w:abstractNum>
   <w:abstractNum w:abstractNumId="25" w15:restartNumberingAfterBreak="0">
+    <w:nsid w:val="41E41A58"/>
+    <w:multiLevelType w:val="multilevel"/>
+    <w:tmpl w:val="B7E2F402"/>
+    <w:lvl w:ilvl="0">
+      <w:start w:val="1"/>
+      <w:numFmt w:val="bullet"/>
+      <w:lvlText w:val=""/>
+      <w:lvlJc w:val="left"/>
+      <w:pPr>
+        <w:tabs>
+          <w:tab w:val="num" w:pos="720"/>
+        </w:tabs>
+        <w:ind w:left="720" w:hanging="360"/>
+      </w:pPr>
+      <w:rPr>
+        <w:rFonts w:ascii="Symbol" w:hAnsi="Symbol" w:hint="default"/>
+        <w:sz w:val="20"/>
+      </w:rPr>
+    </w:lvl>
+    <w:lvl w:ilvl="1" w:tentative="1">
+      <w:start w:val="1"/>
+      <w:numFmt w:val="bullet"/>
+      <w:lvlText w:val="o"/>
+      <w:lvlJc w:val="left"/>
+      <w:pPr>
+        <w:tabs>
+          <w:tab w:val="num" w:pos="1440"/>
+        </w:tabs>
+        <w:ind w:left="1440" w:hanging="360"/>
+      </w:pPr>
+      <w:rPr>
+        <w:rFonts w:ascii="Courier New" w:hAnsi="Courier New" w:hint="default"/>
+        <w:sz w:val="20"/>
+      </w:rPr>
+    </w:lvl>
+    <w:lvl w:ilvl="2" w:tentative="1">
+      <w:start w:val="1"/>
+      <w:numFmt w:val="bullet"/>
+      <w:lvlText w:val=""/>
+      <w:lvlJc w:val="left"/>
+      <w:pPr>
+        <w:tabs>
+          <w:tab w:val="num" w:pos="2160"/>
+        </w:tabs>
+        <w:ind w:left="2160" w:hanging="360"/>
+      </w:pPr>
+      <w:rPr>
+        <w:rFonts w:ascii="Wingdings" w:hAnsi="Wingdings" w:hint="default"/>
+        <w:sz w:val="20"/>
+      </w:rPr>
+    </w:lvl>
+    <w:lvl w:ilvl="3" w:tentative="1">
+      <w:start w:val="1"/>
+      <w:numFmt w:val="bullet"/>
+      <w:lvlText w:val=""/>
+      <w:lvlJc w:val="left"/>
+      <w:pPr>
+        <w:tabs>
+          <w:tab w:val="num" w:pos="2880"/>
+        </w:tabs>
+        <w:ind w:left="2880" w:hanging="360"/>
+      </w:pPr>
+      <w:rPr>
+        <w:rFonts w:ascii="Wingdings" w:hAnsi="Wingdings" w:hint="default"/>
+        <w:sz w:val="20"/>
+      </w:rPr>
+    </w:lvl>
+    <w:lvl w:ilvl="4" w:tentative="1">
+      <w:start w:val="1"/>
+      <w:numFmt w:val="bullet"/>
+      <w:lvlText w:val=""/>
+      <w:lvlJc w:val="left"/>
+      <w:pPr>
+        <w:tabs>
+          <w:tab w:val="num" w:pos="3600"/>
+        </w:tabs>
+        <w:ind w:left="3600" w:hanging="360"/>
+      </w:pPr>
+      <w:rPr>
+        <w:rFonts w:ascii="Wingdings" w:hAnsi="Wingdings" w:hint="default"/>
+        <w:sz w:val="20"/>
+      </w:rPr>
+    </w:lvl>
+    <w:lvl w:ilvl="5" w:tentative="1">
+      <w:start w:val="1"/>
+      <w:numFmt w:val="bullet"/>
+      <w:lvlText w:val=""/>
+      <w:lvlJc w:val="left"/>
+      <w:pPr>
+        <w:tabs>
+          <w:tab w:val="num" w:pos="4320"/>
+        </w:tabs>
+        <w:ind w:left="4320" w:hanging="360"/>
+      </w:pPr>
+      <w:rPr>
+        <w:rFonts w:ascii="Wingdings" w:hAnsi="Wingdings" w:hint="default"/>
+        <w:sz w:val="20"/>
+      </w:rPr>
+    </w:lvl>
+    <w:lvl w:ilvl="6" w:tentative="1">
+      <w:start w:val="1"/>
+      <w:numFmt w:val="bullet"/>
+      <w:lvlText w:val=""/>
+      <w:lvlJc w:val="left"/>
+      <w:pPr>
+        <w:tabs>
+          <w:tab w:val="num" w:pos="5040"/>
+        </w:tabs>
+        <w:ind w:left="5040" w:hanging="360"/>
+      </w:pPr>
+      <w:rPr>
+        <w:rFonts w:ascii="Wingdings" w:hAnsi="Wingdings" w:hint="default"/>
+        <w:sz w:val="20"/>
+      </w:rPr>
+    </w:lvl>
+    <w:lvl w:ilvl="7" w:tentative="1">
+      <w:start w:val="1"/>
+      <w:numFmt w:val="bullet"/>
+      <w:lvlText w:val=""/>
+      <w:lvlJc w:val="left"/>
+      <w:pPr>
+        <w:tabs>
+          <w:tab w:val="num" w:pos="5760"/>
+        </w:tabs>
+        <w:ind w:left="5760" w:hanging="360"/>
+      </w:pPr>
+      <w:rPr>
+        <w:rFonts w:ascii="Wingdings" w:hAnsi="Wingdings" w:hint="default"/>
+        <w:sz w:val="20"/>
+      </w:rPr>
+    </w:lvl>
+    <w:lvl w:ilvl="8" w:tentative="1">
+      <w:start w:val="1"/>
+      <w:numFmt w:val="bullet"/>
+      <w:lvlText w:val=""/>
+      <w:lvlJc w:val="left"/>
+      <w:pPr>
+        <w:tabs>
+          <w:tab w:val="num" w:pos="6480"/>
+        </w:tabs>
+        <w:ind w:left="6480" w:hanging="360"/>
+      </w:pPr>
+      <w:rPr>
+        <w:rFonts w:ascii="Wingdings" w:hAnsi="Wingdings" w:hint="default"/>
+        <w:sz w:val="20"/>
+      </w:rPr>
+    </w:lvl>
+  </w:abstractNum>
+  <w:abstractNum w:abstractNumId="26" w15:restartNumberingAfterBreak="0">
     <w:nsid w:val="45120423"/>
     <w:multiLevelType w:val="multilevel"/>
     <w:tmpl w:val="43A6C794"/>
@@ -9340,7 +12642,7 @@
       </w:rPr>
     </w:lvl>
   </w:abstractNum>
-  <w:abstractNum w:abstractNumId="26" w15:restartNumberingAfterBreak="0">
+  <w:abstractNum w:abstractNumId="27" w15:restartNumberingAfterBreak="0">
     <w:nsid w:val="48C60F03"/>
     <w:multiLevelType w:val="hybridMultilevel"/>
     <w:tmpl w:val="A01E49E4"/>
@@ -9452,7 +12754,7 @@
       </w:rPr>
     </w:lvl>
   </w:abstractNum>
-  <w:abstractNum w:abstractNumId="27" w15:restartNumberingAfterBreak="0">
+  <w:abstractNum w:abstractNumId="28" w15:restartNumberingAfterBreak="0">
     <w:nsid w:val="49F03ED9"/>
     <w:multiLevelType w:val="multilevel"/>
     <w:tmpl w:val="8E3C0EF2"/>
@@ -9565,7 +12867,7 @@
       </w:pPr>
     </w:lvl>
   </w:abstractNum>
-  <w:abstractNum w:abstractNumId="28" w15:restartNumberingAfterBreak="0">
+  <w:abstractNum w:abstractNumId="29" w15:restartNumberingAfterBreak="0">
     <w:nsid w:val="4BC50134"/>
     <w:multiLevelType w:val="multilevel"/>
     <w:tmpl w:val="A106DDE6"/>
@@ -9678,7 +12980,7 @@
       </w:pPr>
     </w:lvl>
   </w:abstractNum>
-  <w:abstractNum w:abstractNumId="29" w15:restartNumberingAfterBreak="0">
+  <w:abstractNum w:abstractNumId="30" w15:restartNumberingAfterBreak="0">
     <w:nsid w:val="4FCA3479"/>
     <w:multiLevelType w:val="multilevel"/>
     <w:tmpl w:val="A926B280"/>
@@ -9827,7 +13129,7 @@
       </w:rPr>
     </w:lvl>
   </w:abstractNum>
-  <w:abstractNum w:abstractNumId="30" w15:restartNumberingAfterBreak="0">
+  <w:abstractNum w:abstractNumId="31" w15:restartNumberingAfterBreak="0">
     <w:nsid w:val="51AB66C8"/>
     <w:multiLevelType w:val="hybridMultilevel"/>
     <w:tmpl w:val="9118B95E"/>
@@ -9916,7 +13218,7 @@
       </w:pPr>
     </w:lvl>
   </w:abstractNum>
-  <w:abstractNum w:abstractNumId="31" w15:restartNumberingAfterBreak="0">
+  <w:abstractNum w:abstractNumId="32" w15:restartNumberingAfterBreak="0">
     <w:nsid w:val="54516F73"/>
     <w:multiLevelType w:val="hybridMultilevel"/>
     <w:tmpl w:val="89D42962"/>
@@ -10005,7 +13307,7 @@
       </w:pPr>
     </w:lvl>
   </w:abstractNum>
-  <w:abstractNum w:abstractNumId="32" w15:restartNumberingAfterBreak="0">
+  <w:abstractNum w:abstractNumId="33" w15:restartNumberingAfterBreak="0">
     <w:nsid w:val="545D3C6E"/>
     <w:multiLevelType w:val="hybridMultilevel"/>
     <w:tmpl w:val="157699CC"/>
@@ -10118,7 +13420,7 @@
       </w:rPr>
     </w:lvl>
   </w:abstractNum>
-  <w:abstractNum w:abstractNumId="33" w15:restartNumberingAfterBreak="0">
+  <w:abstractNum w:abstractNumId="34" w15:restartNumberingAfterBreak="0">
     <w:nsid w:val="5884783E"/>
     <w:multiLevelType w:val="multilevel"/>
     <w:tmpl w:val="6010D394"/>
@@ -10267,7 +13569,7 @@
       </w:rPr>
     </w:lvl>
   </w:abstractNum>
-  <w:abstractNum w:abstractNumId="34" w15:restartNumberingAfterBreak="0">
+  <w:abstractNum w:abstractNumId="35" w15:restartNumberingAfterBreak="0">
     <w:nsid w:val="592F22FF"/>
     <w:multiLevelType w:val="hybridMultilevel"/>
     <w:tmpl w:val="E30852F2"/>
@@ -10358,7 +13660,7 @@
       </w:pPr>
     </w:lvl>
   </w:abstractNum>
-  <w:abstractNum w:abstractNumId="35" w15:restartNumberingAfterBreak="0">
+  <w:abstractNum w:abstractNumId="36" w15:restartNumberingAfterBreak="0">
     <w:nsid w:val="59457DDD"/>
     <w:multiLevelType w:val="hybridMultilevel"/>
     <w:tmpl w:val="BE60F92A"/>
@@ -10471,7 +13773,7 @@
       </w:rPr>
     </w:lvl>
   </w:abstractNum>
-  <w:abstractNum w:abstractNumId="36" w15:restartNumberingAfterBreak="0">
+  <w:abstractNum w:abstractNumId="37" w15:restartNumberingAfterBreak="0">
     <w:nsid w:val="5A40181D"/>
     <w:multiLevelType w:val="multilevel"/>
     <w:tmpl w:val="6F7A24FA"/>
@@ -10620,7 +13922,7 @@
       </w:rPr>
     </w:lvl>
   </w:abstractNum>
-  <w:abstractNum w:abstractNumId="37" w15:restartNumberingAfterBreak="0">
+  <w:abstractNum w:abstractNumId="38" w15:restartNumberingAfterBreak="0">
     <w:nsid w:val="62CA2B29"/>
     <w:multiLevelType w:val="hybridMultilevel"/>
     <w:tmpl w:val="38884066"/>
@@ -10709,7 +14011,7 @@
       </w:pPr>
     </w:lvl>
   </w:abstractNum>
-  <w:abstractNum w:abstractNumId="38" w15:restartNumberingAfterBreak="0">
+  <w:abstractNum w:abstractNumId="39" w15:restartNumberingAfterBreak="0">
     <w:nsid w:val="66BA4732"/>
     <w:multiLevelType w:val="hybridMultilevel"/>
     <w:tmpl w:val="9C70E27C"/>
@@ -10798,7 +14100,7 @@
       </w:pPr>
     </w:lvl>
   </w:abstractNum>
-  <w:abstractNum w:abstractNumId="39" w15:restartNumberingAfterBreak="0">
+  <w:abstractNum w:abstractNumId="40" w15:restartNumberingAfterBreak="0">
     <w:nsid w:val="6DF2304C"/>
     <w:multiLevelType w:val="hybridMultilevel"/>
     <w:tmpl w:val="337C7FE6"/>
@@ -10884,7 +14186,7 @@
       </w:pPr>
     </w:lvl>
   </w:abstractNum>
-  <w:abstractNum w:abstractNumId="40" w15:restartNumberingAfterBreak="0">
+  <w:abstractNum w:abstractNumId="41" w15:restartNumberingAfterBreak="0">
     <w:nsid w:val="6FAE3A04"/>
     <w:multiLevelType w:val="hybridMultilevel"/>
     <w:tmpl w:val="E14A8418"/>
@@ -10973,7 +14275,7 @@
       </w:pPr>
     </w:lvl>
   </w:abstractNum>
-  <w:abstractNum w:abstractNumId="41" w15:restartNumberingAfterBreak="0">
+  <w:abstractNum w:abstractNumId="42" w15:restartNumberingAfterBreak="0">
     <w:nsid w:val="70262649"/>
     <w:multiLevelType w:val="hybridMultilevel"/>
     <w:tmpl w:val="DA3CDEE6"/>
@@ -11059,7 +14361,7 @@
       </w:pPr>
     </w:lvl>
   </w:abstractNum>
-  <w:abstractNum w:abstractNumId="42" w15:restartNumberingAfterBreak="0">
+  <w:abstractNum w:abstractNumId="43" w15:restartNumberingAfterBreak="0">
     <w:nsid w:val="71517BD5"/>
     <w:multiLevelType w:val="hybridMultilevel"/>
     <w:tmpl w:val="C83C5F34"/>
@@ -11172,7 +14474,7 @@
       </w:rPr>
     </w:lvl>
   </w:abstractNum>
-  <w:abstractNum w:abstractNumId="43" w15:restartNumberingAfterBreak="0">
+  <w:abstractNum w:abstractNumId="44" w15:restartNumberingAfterBreak="0">
     <w:nsid w:val="71811F32"/>
     <w:multiLevelType w:val="hybridMultilevel"/>
     <w:tmpl w:val="07CA2C4E"/>
@@ -11285,7 +14587,7 @@
       </w:rPr>
     </w:lvl>
   </w:abstractNum>
-  <w:abstractNum w:abstractNumId="44" w15:restartNumberingAfterBreak="0">
+  <w:abstractNum w:abstractNumId="45" w15:restartNumberingAfterBreak="0">
     <w:nsid w:val="72533CB8"/>
     <w:multiLevelType w:val="multilevel"/>
     <w:tmpl w:val="643CD950"/>
@@ -11434,7 +14736,7 @@
       </w:rPr>
     </w:lvl>
   </w:abstractNum>
-  <w:abstractNum w:abstractNumId="45" w15:restartNumberingAfterBreak="0">
+  <w:abstractNum w:abstractNumId="46" w15:restartNumberingAfterBreak="0">
     <w:nsid w:val="755766E9"/>
     <w:multiLevelType w:val="multilevel"/>
     <w:tmpl w:val="A85EC5FE"/>
@@ -11582,7 +14884,7 @@
       </w:rPr>
     </w:lvl>
   </w:abstractNum>
-  <w:abstractNum w:abstractNumId="46" w15:restartNumberingAfterBreak="0">
+  <w:abstractNum w:abstractNumId="47" w15:restartNumberingAfterBreak="0">
     <w:nsid w:val="79A33DFE"/>
     <w:multiLevelType w:val="hybridMultilevel"/>
     <w:tmpl w:val="10700184"/>
@@ -11695,7 +14997,7 @@
       </w:rPr>
     </w:lvl>
   </w:abstractNum>
-  <w:abstractNum w:abstractNumId="47" w15:restartNumberingAfterBreak="0">
+  <w:abstractNum w:abstractNumId="48" w15:restartNumberingAfterBreak="0">
     <w:nsid w:val="7A182BC3"/>
     <w:multiLevelType w:val="multilevel"/>
     <w:tmpl w:val="3476E0F4"/>
@@ -11808,7 +15110,7 @@
       </w:rPr>
     </w:lvl>
   </w:abstractNum>
-  <w:abstractNum w:abstractNumId="48" w15:restartNumberingAfterBreak="0">
+  <w:abstractNum w:abstractNumId="49" w15:restartNumberingAfterBreak="0">
     <w:nsid w:val="7B7762A8"/>
     <w:multiLevelType w:val="hybridMultilevel"/>
     <w:tmpl w:val="C1CE738C"/>
@@ -11897,7 +15199,7 @@
       </w:pPr>
     </w:lvl>
   </w:abstractNum>
-  <w:abstractNum w:abstractNumId="49" w15:restartNumberingAfterBreak="0">
+  <w:abstractNum w:abstractNumId="50" w15:restartNumberingAfterBreak="0">
     <w:nsid w:val="7EE317B7"/>
     <w:multiLevelType w:val="multilevel"/>
     <w:tmpl w:val="EBF0FD44"/>
@@ -12014,13 +15316,13 @@
     <w:abstractNumId w:val="5"/>
   </w:num>
   <w:num w:numId="2" w16cid:durableId="1379470000">
-    <w:abstractNumId w:val="30"/>
+    <w:abstractNumId w:val="31"/>
   </w:num>
   <w:num w:numId="3" w16cid:durableId="967201436">
-    <w:abstractNumId w:val="38"/>
+    <w:abstractNumId w:val="39"/>
   </w:num>
   <w:num w:numId="4" w16cid:durableId="24870113">
-    <w:abstractNumId w:val="48"/>
+    <w:abstractNumId w:val="49"/>
   </w:num>
   <w:num w:numId="5" w16cid:durableId="2083719434">
     <w:abstractNumId w:val="2"/>
@@ -12029,10 +15331,10 @@
     <w:abstractNumId w:val="11"/>
   </w:num>
   <w:num w:numId="7" w16cid:durableId="575290421">
-    <w:abstractNumId w:val="34"/>
+    <w:abstractNumId w:val="35"/>
   </w:num>
   <w:num w:numId="8" w16cid:durableId="432167206">
-    <w:abstractNumId w:val="43"/>
+    <w:abstractNumId w:val="44"/>
   </w:num>
   <w:num w:numId="9" w16cid:durableId="2061173545">
     <w:abstractNumId w:val="6"/>
@@ -12041,28 +15343,28 @@
     <w:abstractNumId w:val="22"/>
   </w:num>
   <w:num w:numId="11" w16cid:durableId="677535900">
-    <w:abstractNumId w:val="46"/>
+    <w:abstractNumId w:val="47"/>
   </w:num>
   <w:num w:numId="12" w16cid:durableId="363676185">
-    <w:abstractNumId w:val="49"/>
+    <w:abstractNumId w:val="50"/>
   </w:num>
   <w:num w:numId="13" w16cid:durableId="1350452648">
     <w:abstractNumId w:val="18"/>
   </w:num>
   <w:num w:numId="14" w16cid:durableId="1617757309">
-    <w:abstractNumId w:val="32"/>
+    <w:abstractNumId w:val="33"/>
   </w:num>
   <w:num w:numId="15" w16cid:durableId="1568495345">
-    <w:abstractNumId w:val="31"/>
+    <w:abstractNumId w:val="32"/>
   </w:num>
   <w:num w:numId="16" w16cid:durableId="216165621">
     <w:abstractNumId w:val="21"/>
   </w:num>
   <w:num w:numId="17" w16cid:durableId="1113744065">
-    <w:abstractNumId w:val="39"/>
+    <w:abstractNumId w:val="40"/>
   </w:num>
   <w:num w:numId="18" w16cid:durableId="303899053">
-    <w:abstractNumId w:val="47"/>
+    <w:abstractNumId w:val="48"/>
   </w:num>
   <w:num w:numId="19" w16cid:durableId="1559322532">
     <w:abstractNumId w:val="8"/>
@@ -12131,7 +15433,7 @@
     <w:abstractNumId w:val="8"/>
   </w:num>
   <w:num w:numId="23" w16cid:durableId="769468478">
-    <w:abstractNumId w:val="41"/>
+    <w:abstractNumId w:val="42"/>
   </w:num>
   <w:num w:numId="24" w16cid:durableId="385446020">
     <w:abstractNumId w:val="17"/>
@@ -12143,16 +15445,16 @@
     <w:abstractNumId w:val="8"/>
   </w:num>
   <w:num w:numId="27" w16cid:durableId="687219385">
-    <w:abstractNumId w:val="42"/>
+    <w:abstractNumId w:val="43"/>
   </w:num>
   <w:num w:numId="28" w16cid:durableId="460849350">
     <w:abstractNumId w:val="10"/>
   </w:num>
   <w:num w:numId="29" w16cid:durableId="697051820">
-    <w:abstractNumId w:val="26"/>
+    <w:abstractNumId w:val="27"/>
   </w:num>
   <w:num w:numId="30" w16cid:durableId="973681176">
-    <w:abstractNumId w:val="35"/>
+    <w:abstractNumId w:val="36"/>
   </w:num>
   <w:num w:numId="31" w16cid:durableId="1810588596">
     <w:abstractNumId w:val="19"/>
@@ -12161,13 +15463,13 @@
     <w:abstractNumId w:val="1"/>
   </w:num>
   <w:num w:numId="33" w16cid:durableId="708651521">
-    <w:abstractNumId w:val="33"/>
+    <w:abstractNumId w:val="34"/>
   </w:num>
   <w:num w:numId="34" w16cid:durableId="1513717710">
     <w:abstractNumId w:val="13"/>
   </w:num>
   <w:num w:numId="35" w16cid:durableId="942540755">
-    <w:abstractNumId w:val="28"/>
+    <w:abstractNumId w:val="29"/>
   </w:num>
   <w:num w:numId="36" w16cid:durableId="1433167396">
     <w:abstractNumId w:val="4"/>
@@ -12182,10 +15484,10 @@
     <w:abstractNumId w:val="16"/>
   </w:num>
   <w:num w:numId="40" w16cid:durableId="1174682036">
-    <w:abstractNumId w:val="37"/>
+    <w:abstractNumId w:val="38"/>
   </w:num>
   <w:num w:numId="41" w16cid:durableId="1053579642">
-    <w:abstractNumId w:val="44"/>
+    <w:abstractNumId w:val="45"/>
   </w:num>
   <w:num w:numId="42" w16cid:durableId="527185864">
     <w:abstractNumId w:val="3"/>
@@ -12194,7 +15496,7 @@
     <w:abstractNumId w:val="15"/>
   </w:num>
   <w:num w:numId="44" w16cid:durableId="1717387307">
-    <w:abstractNumId w:val="27"/>
+    <w:abstractNumId w:val="28"/>
   </w:num>
   <w:num w:numId="45" w16cid:durableId="21057197">
     <w:abstractNumId w:val="7"/>
@@ -12206,28 +15508,31 @@
     <w:abstractNumId w:val="20"/>
   </w:num>
   <w:num w:numId="48" w16cid:durableId="1405180461">
-    <w:abstractNumId w:val="25"/>
+    <w:abstractNumId w:val="26"/>
   </w:num>
   <w:num w:numId="49" w16cid:durableId="534660675">
     <w:abstractNumId w:val="23"/>
   </w:num>
   <w:num w:numId="50" w16cid:durableId="1144546419">
-    <w:abstractNumId w:val="29"/>
+    <w:abstractNumId w:val="30"/>
   </w:num>
   <w:num w:numId="51" w16cid:durableId="376008064">
     <w:abstractNumId w:val="14"/>
   </w:num>
   <w:num w:numId="52" w16cid:durableId="57636526">
-    <w:abstractNumId w:val="36"/>
+    <w:abstractNumId w:val="37"/>
   </w:num>
   <w:num w:numId="53" w16cid:durableId="1469861277">
-    <w:abstractNumId w:val="45"/>
+    <w:abstractNumId w:val="46"/>
   </w:num>
   <w:num w:numId="54" w16cid:durableId="352345759">
-    <w:abstractNumId w:val="40"/>
+    <w:abstractNumId w:val="41"/>
   </w:num>
   <w:num w:numId="55" w16cid:durableId="1106391468">
     <w:abstractNumId w:val="9"/>
+  </w:num>
+  <w:num w:numId="56" w16cid:durableId="1285381040">
+    <w:abstractNumId w:val="25"/>
   </w:num>
 </w:numbering>
 </file>
@@ -12639,7 +15944,7 @@
     <w:name w:val="Normal"/>
     <w:uiPriority w:val="4"/>
     <w:qFormat/>
-    <w:rsid w:val="004E3FED"/>
+    <w:rsid w:val="00326CF9"/>
     <w:pPr>
       <w:spacing w:before="120" w:after="120" w:line="240" w:lineRule="auto"/>
     </w:pPr>

--- a/52300115_52300138_52300143.docx
+++ b/52300115_52300138_52300143.docx
@@ -76,7 +76,7 @@
     </w:p>
     <w:p>
       <w:pPr>
-        <w:pStyle w:val="ThnVnban"/>
+        <w:pStyle w:val="BodyText"/>
         <w:spacing w:before="7"/>
         <w:jc w:val="center"/>
         <w:rPr>
@@ -87,7 +87,7 @@
     </w:p>
     <w:p>
       <w:pPr>
-        <w:pStyle w:val="ThnVnban"/>
+        <w:pStyle w:val="BodyText"/>
         <w:rPr>
           <w:sz w:val="28"/>
           <w:lang w:val="vi-VN"/>
@@ -172,7 +172,7 @@
     </w:p>
     <w:p>
       <w:pPr>
-        <w:pStyle w:val="ThnVnban"/>
+        <w:pStyle w:val="BodyText"/>
         <w:rPr>
           <w:sz w:val="28"/>
           <w:lang w:val="vi-VN"/>
@@ -181,7 +181,7 @@
     </w:p>
     <w:p>
       <w:pPr>
-        <w:pStyle w:val="ThnVnban"/>
+        <w:pStyle w:val="BodyText"/>
         <w:spacing w:before="1"/>
         <w:rPr>
           <w:sz w:val="38"/>
@@ -198,7 +198,7 @@
     </w:p>
     <w:p>
       <w:pPr>
-        <w:pStyle w:val="ThnVnban"/>
+        <w:pStyle w:val="BodyText"/>
         <w:spacing w:before="1"/>
         <w:rPr>
           <w:sz w:val="38"/>
@@ -289,7 +289,7 @@
     </w:p>
     <w:p>
       <w:pPr>
-        <w:pStyle w:val="ThnVnban"/>
+        <w:pStyle w:val="BodyText"/>
         <w:rPr>
           <w:sz w:val="28"/>
           <w:lang w:val="vi-VN"/>
@@ -298,7 +298,7 @@
     </w:p>
     <w:p>
       <w:pPr>
-        <w:pStyle w:val="ThnVnban"/>
+        <w:pStyle w:val="BodyText"/>
         <w:rPr>
           <w:sz w:val="28"/>
           <w:lang w:val="vi-VN"/>
@@ -328,7 +328,7 @@
     </w:p>
     <w:p>
       <w:pPr>
-        <w:pStyle w:val="ThnVnban"/>
+        <w:pStyle w:val="BodyText"/>
         <w:rPr>
           <w:sz w:val="50"/>
           <w:lang w:val="vi-VN"/>
@@ -431,7 +431,7 @@
     </w:p>
     <w:p>
       <w:pPr>
-        <w:pStyle w:val="ThnVnban"/>
+        <w:pStyle w:val="BodyText"/>
         <w:tabs>
           <w:tab w:val="left" w:pos="3919"/>
         </w:tabs>
@@ -1003,7 +1003,7 @@
     </w:p>
     <w:p>
       <w:pPr>
-        <w:pStyle w:val="ThnVnban"/>
+        <w:pStyle w:val="BodyText"/>
         <w:spacing w:before="181" w:line="364" w:lineRule="auto"/>
         <w:ind w:left="147" w:right="280" w:firstLine="676"/>
         <w:jc w:val="both"/>
@@ -1220,7 +1220,7 @@
     </w:p>
     <w:p>
       <w:pPr>
-        <w:pStyle w:val="ThnVnban"/>
+        <w:pStyle w:val="BodyText"/>
         <w:spacing w:before="181" w:line="364" w:lineRule="auto"/>
         <w:ind w:left="147" w:right="280" w:firstLine="676"/>
         <w:jc w:val="both"/>
@@ -1259,7 +1259,7 @@
     </w:p>
     <w:p>
       <w:pPr>
-        <w:pStyle w:val="ThnVnban"/>
+        <w:pStyle w:val="BodyText"/>
         <w:spacing w:before="181" w:line="364" w:lineRule="auto"/>
         <w:ind w:left="147" w:right="280" w:firstLine="676"/>
         <w:jc w:val="both"/>
@@ -1796,7 +1796,7 @@
     </w:p>
     <w:p>
       <w:pPr>
-        <w:pStyle w:val="Mucluc1"/>
+        <w:pStyle w:val="TOC1"/>
         <w:rPr>
           <w:rFonts w:asciiTheme="minorHAnsi" w:eastAsiaTheme="minorEastAsia" w:hAnsiTheme="minorHAnsi"/>
           <w:b w:val="0"/>
@@ -1831,7 +1831,7 @@
       <w:hyperlink w:anchor="_Toc143173056" w:history="1">
         <w:r>
           <w:rPr>
-            <w:rStyle w:val="Siuktni"/>
+            <w:rStyle w:val="Hyperlink"/>
             <w:noProof/>
           </w:rPr>
           <w:t>DANH MỤC HÌNH VẼ</w:t>
@@ -1888,7 +1888,7 @@
     </w:p>
     <w:p>
       <w:pPr>
-        <w:pStyle w:val="Mucluc1"/>
+        <w:pStyle w:val="TOC1"/>
         <w:rPr>
           <w:rFonts w:asciiTheme="minorHAnsi" w:eastAsiaTheme="minorEastAsia" w:hAnsiTheme="minorHAnsi"/>
           <w:b w:val="0"/>
@@ -1902,7 +1902,7 @@
       <w:hyperlink w:anchor="_Toc143173057" w:history="1">
         <w:r>
           <w:rPr>
-            <w:rStyle w:val="Siuktni"/>
+            <w:rStyle w:val="Hyperlink"/>
             <w:noProof/>
           </w:rPr>
           <w:t>DANH MỤC BẢNG BIỂU</w:t>
@@ -1959,7 +1959,7 @@
     </w:p>
     <w:p>
       <w:pPr>
-        <w:pStyle w:val="Mucluc1"/>
+        <w:pStyle w:val="TOC1"/>
         <w:rPr>
           <w:rFonts w:asciiTheme="minorHAnsi" w:eastAsiaTheme="minorEastAsia" w:hAnsiTheme="minorHAnsi"/>
           <w:b w:val="0"/>
@@ -1973,7 +1973,7 @@
       <w:hyperlink w:anchor="_Toc143173058" w:history="1">
         <w:r>
           <w:rPr>
-            <w:rStyle w:val="Siuktni"/>
+            <w:rStyle w:val="Hyperlink"/>
             <w:noProof/>
           </w:rPr>
           <w:t>DANH MỤC CÁC CHỮ VIẾT TẮT</w:t>
@@ -2030,7 +2030,7 @@
     </w:p>
     <w:p>
       <w:pPr>
-        <w:pStyle w:val="Mucluc1"/>
+        <w:pStyle w:val="TOC1"/>
         <w:rPr>
           <w:rFonts w:asciiTheme="minorHAnsi" w:eastAsiaTheme="minorEastAsia" w:hAnsiTheme="minorHAnsi"/>
           <w:b w:val="0"/>
@@ -2044,7 +2044,7 @@
       <w:hyperlink w:anchor="_Toc143173059" w:history="1">
         <w:r>
           <w:rPr>
-            <w:rStyle w:val="Siuktni"/>
+            <w:rStyle w:val="Hyperlink"/>
             <w:noProof/>
           </w:rPr>
           <w:t>CHƯƠNG 1. MỞ ĐẦU VÀ TỔNG QUAN ĐỀ TÀI</w:t>
@@ -2101,7 +2101,7 @@
     </w:p>
     <w:p>
       <w:pPr>
-        <w:pStyle w:val="Mucluc2"/>
+        <w:pStyle w:val="TOC2"/>
         <w:rPr>
           <w:rFonts w:asciiTheme="minorHAnsi" w:eastAsiaTheme="minorEastAsia" w:hAnsiTheme="minorHAnsi"/>
           <w:noProof/>
@@ -2114,7 +2114,7 @@
       <w:hyperlink w:anchor="_Toc143173060" w:history="1">
         <w:r>
           <w:rPr>
-            <w:rStyle w:val="Siuktni"/>
+            <w:rStyle w:val="Hyperlink"/>
             <w:noProof/>
           </w:rPr>
           <w:t>1.1 Lý do chọn đề tài</w:t>
@@ -2171,7 +2171,7 @@
     </w:p>
     <w:p>
       <w:pPr>
-        <w:pStyle w:val="Mucluc2"/>
+        <w:pStyle w:val="TOC2"/>
         <w:rPr>
           <w:rFonts w:asciiTheme="minorHAnsi" w:eastAsiaTheme="minorEastAsia" w:hAnsiTheme="minorHAnsi"/>
           <w:noProof/>
@@ -2184,7 +2184,7 @@
       <w:hyperlink w:anchor="_Toc143173061" w:history="1">
         <w:r>
           <w:rPr>
-            <w:rStyle w:val="Siuktni"/>
+            <w:rStyle w:val="Hyperlink"/>
             <w:noProof/>
           </w:rPr>
           <w:t>1.2 Mục tiêu thực hiện đề tài</w:t>
@@ -2241,7 +2241,7 @@
     </w:p>
     <w:p>
       <w:pPr>
-        <w:pStyle w:val="Mucluc1"/>
+        <w:pStyle w:val="TOC1"/>
         <w:rPr>
           <w:rFonts w:asciiTheme="minorHAnsi" w:eastAsiaTheme="minorEastAsia" w:hAnsiTheme="minorHAnsi"/>
           <w:b w:val="0"/>
@@ -2255,7 +2255,7 @@
       <w:hyperlink w:anchor="_Toc143173062" w:history="1">
         <w:r>
           <w:rPr>
-            <w:rStyle w:val="Siuktni"/>
+            <w:rStyle w:val="Hyperlink"/>
             <w:noProof/>
           </w:rPr>
           <w:t>CHƯƠNG 2. CƠ SỞ LÝ THUYẾT</w:t>
@@ -2312,7 +2312,7 @@
     </w:p>
     <w:p>
       <w:pPr>
-        <w:pStyle w:val="Mucluc2"/>
+        <w:pStyle w:val="TOC2"/>
         <w:rPr>
           <w:rFonts w:asciiTheme="minorHAnsi" w:eastAsiaTheme="minorEastAsia" w:hAnsiTheme="minorHAnsi"/>
           <w:noProof/>
@@ -2325,7 +2325,7 @@
       <w:hyperlink w:anchor="_Toc143173063" w:history="1">
         <w:r>
           <w:rPr>
-            <w:rStyle w:val="Siuktni"/>
+            <w:rStyle w:val="Hyperlink"/>
             <w:noProof/>
           </w:rPr>
           <w:t>2.1 Mạng neural hồi quy</w:t>
@@ -2382,7 +2382,7 @@
     </w:p>
     <w:p>
       <w:pPr>
-        <w:pStyle w:val="Mucluc3"/>
+        <w:pStyle w:val="TOC3"/>
         <w:rPr>
           <w:rFonts w:asciiTheme="minorHAnsi" w:eastAsiaTheme="minorEastAsia" w:hAnsiTheme="minorHAnsi"/>
           <w:i w:val="0"/>
@@ -2396,7 +2396,7 @@
       <w:hyperlink w:anchor="_Toc143173064" w:history="1">
         <w:r>
           <w:rPr>
-            <w:rStyle w:val="Siuktni"/>
+            <w:rStyle w:val="Hyperlink"/>
             <w:noProof/>
           </w:rPr>
           <w:t>2.1.1 Recurrent Neural Network (RNN)</w:t>
@@ -2453,7 +2453,7 @@
     </w:p>
     <w:p>
       <w:pPr>
-        <w:pStyle w:val="Mucluc3"/>
+        <w:pStyle w:val="TOC3"/>
         <w:rPr>
           <w:rFonts w:asciiTheme="minorHAnsi" w:eastAsiaTheme="minorEastAsia" w:hAnsiTheme="minorHAnsi"/>
           <w:i w:val="0"/>
@@ -2467,7 +2467,7 @@
       <w:hyperlink w:anchor="_Toc143173065" w:history="1">
         <w:r>
           <w:rPr>
-            <w:rStyle w:val="Siuktni"/>
+            <w:rStyle w:val="Hyperlink"/>
             <w:noProof/>
           </w:rPr>
           <w:t>2.1.2 Long Short-term Memory (LSTM)</w:t>
@@ -2524,7 +2524,7 @@
     </w:p>
     <w:p>
       <w:pPr>
-        <w:pStyle w:val="Mucluc2"/>
+        <w:pStyle w:val="TOC2"/>
         <w:rPr>
           <w:rFonts w:asciiTheme="minorHAnsi" w:eastAsiaTheme="minorEastAsia" w:hAnsiTheme="minorHAnsi"/>
           <w:noProof/>
@@ -2537,7 +2537,7 @@
       <w:hyperlink w:anchor="_Toc143173066" w:history="1">
         <w:r>
           <w:rPr>
-            <w:rStyle w:val="Siuktni"/>
+            <w:rStyle w:val="Hyperlink"/>
             <w:noProof/>
           </w:rPr>
           <w:t>2.2 Mô hình Transformer</w:t>
@@ -2594,7 +2594,7 @@
     </w:p>
     <w:p>
       <w:pPr>
-        <w:pStyle w:val="Mucluc3"/>
+        <w:pStyle w:val="TOC3"/>
         <w:rPr>
           <w:rFonts w:asciiTheme="minorHAnsi" w:eastAsiaTheme="minorEastAsia" w:hAnsiTheme="minorHAnsi"/>
           <w:i w:val="0"/>
@@ -2608,7 +2608,7 @@
       <w:hyperlink w:anchor="_Toc143173067" w:history="1">
         <w:r>
           <w:rPr>
-            <w:rStyle w:val="Siuktni"/>
+            <w:rStyle w:val="Hyperlink"/>
             <w:noProof/>
           </w:rPr>
           <w:t>2.2.1 Encoder và Decoder</w:t>
@@ -2665,7 +2665,7 @@
     </w:p>
     <w:p>
       <w:pPr>
-        <w:pStyle w:val="Mucluc3"/>
+        <w:pStyle w:val="TOC3"/>
         <w:rPr>
           <w:rFonts w:asciiTheme="minorHAnsi" w:eastAsiaTheme="minorEastAsia" w:hAnsiTheme="minorHAnsi"/>
           <w:i w:val="0"/>
@@ -2679,7 +2679,7 @@
       <w:hyperlink w:anchor="_Toc143173068" w:history="1">
         <w:r>
           <w:rPr>
-            <w:rStyle w:val="Siuktni"/>
+            <w:rStyle w:val="Hyperlink"/>
             <w:noProof/>
           </w:rPr>
           <w:t>2.2.2 Attention</w:t>
@@ -2736,7 +2736,7 @@
     </w:p>
     <w:p>
       <w:pPr>
-        <w:pStyle w:val="Mucluc1"/>
+        <w:pStyle w:val="TOC1"/>
         <w:rPr>
           <w:rFonts w:asciiTheme="minorHAnsi" w:eastAsiaTheme="minorEastAsia" w:hAnsiTheme="minorHAnsi"/>
           <w:b w:val="0"/>
@@ -2750,7 +2750,7 @@
       <w:hyperlink w:anchor="_Toc143173069" w:history="1">
         <w:r>
           <w:rPr>
-            <w:rStyle w:val="Siuktni"/>
+            <w:rStyle w:val="Hyperlink"/>
             <w:noProof/>
           </w:rPr>
           <w:t>CHƯƠNG 3. MÔ HÌNH ĐỀ XUẤT</w:t>
@@ -2807,7 +2807,7 @@
     </w:p>
     <w:p>
       <w:pPr>
-        <w:pStyle w:val="Mucluc1"/>
+        <w:pStyle w:val="TOC1"/>
         <w:rPr>
           <w:rFonts w:asciiTheme="minorHAnsi" w:eastAsiaTheme="minorEastAsia" w:hAnsiTheme="minorHAnsi"/>
           <w:b w:val="0"/>
@@ -2821,7 +2821,7 @@
       <w:hyperlink w:anchor="_Toc143173070" w:history="1">
         <w:r>
           <w:rPr>
-            <w:rStyle w:val="Siuktni"/>
+            <w:rStyle w:val="Hyperlink"/>
             <w:noProof/>
           </w:rPr>
           <w:t>CHƯƠNG 4. THỰC NGHIỆM</w:t>
@@ -2878,7 +2878,7 @@
     </w:p>
     <w:p>
       <w:pPr>
-        <w:pStyle w:val="Mucluc2"/>
+        <w:pStyle w:val="TOC2"/>
         <w:rPr>
           <w:rFonts w:asciiTheme="minorHAnsi" w:eastAsiaTheme="minorEastAsia" w:hAnsiTheme="minorHAnsi"/>
           <w:noProof/>
@@ -2891,7 +2891,7 @@
       <w:hyperlink w:anchor="_Toc143173071" w:history="1">
         <w:r>
           <w:rPr>
-            <w:rStyle w:val="Siuktni"/>
+            <w:rStyle w:val="Hyperlink"/>
             <w:noProof/>
           </w:rPr>
           <w:t>4.1 Dữ liệu thực nghiệm</w:t>
@@ -2948,7 +2948,7 @@
     </w:p>
     <w:p>
       <w:pPr>
-        <w:pStyle w:val="Mucluc2"/>
+        <w:pStyle w:val="TOC2"/>
         <w:rPr>
           <w:rFonts w:asciiTheme="minorHAnsi" w:eastAsiaTheme="minorEastAsia" w:hAnsiTheme="minorHAnsi"/>
           <w:noProof/>
@@ -2961,7 +2961,7 @@
       <w:hyperlink w:anchor="_Toc143173072" w:history="1">
         <w:r>
           <w:rPr>
-            <w:rStyle w:val="Siuktni"/>
+            <w:rStyle w:val="Hyperlink"/>
             <w:noProof/>
           </w:rPr>
           <w:t>4.2 Cài đặt thực nghiệm</w:t>
@@ -3018,7 +3018,7 @@
     </w:p>
     <w:p>
       <w:pPr>
-        <w:pStyle w:val="Mucluc1"/>
+        <w:pStyle w:val="TOC1"/>
         <w:rPr>
           <w:rFonts w:asciiTheme="minorHAnsi" w:eastAsiaTheme="minorEastAsia" w:hAnsiTheme="minorHAnsi"/>
           <w:b w:val="0"/>
@@ -3032,7 +3032,7 @@
       <w:hyperlink w:anchor="_Toc143173073" w:history="1">
         <w:r>
           <w:rPr>
-            <w:rStyle w:val="Siuktni"/>
+            <w:rStyle w:val="Hyperlink"/>
             <w:noProof/>
           </w:rPr>
           <w:t>CHƯƠNG 5. KẾT LUẬN</w:t>
@@ -3089,7 +3089,7 @@
     </w:p>
     <w:p>
       <w:pPr>
-        <w:pStyle w:val="Mucluc2"/>
+        <w:pStyle w:val="TOC2"/>
         <w:rPr>
           <w:rFonts w:asciiTheme="minorHAnsi" w:eastAsiaTheme="minorEastAsia" w:hAnsiTheme="minorHAnsi"/>
           <w:noProof/>
@@ -3102,7 +3102,7 @@
       <w:hyperlink w:anchor="_Toc143173074" w:history="1">
         <w:r>
           <w:rPr>
-            <w:rStyle w:val="Siuktni"/>
+            <w:rStyle w:val="Hyperlink"/>
             <w:noProof/>
           </w:rPr>
           <w:t>5.1 Kết luận</w:t>
@@ -3159,7 +3159,7 @@
     </w:p>
     <w:p>
       <w:pPr>
-        <w:pStyle w:val="Mucluc2"/>
+        <w:pStyle w:val="TOC2"/>
         <w:rPr>
           <w:rFonts w:asciiTheme="minorHAnsi" w:eastAsiaTheme="minorEastAsia" w:hAnsiTheme="minorHAnsi"/>
           <w:noProof/>
@@ -3172,7 +3172,7 @@
       <w:hyperlink w:anchor="_Toc143173075" w:history="1">
         <w:r>
           <w:rPr>
-            <w:rStyle w:val="Siuktni"/>
+            <w:rStyle w:val="Hyperlink"/>
             <w:noProof/>
           </w:rPr>
           <w:t>5.2 Hướng phát triển</w:t>
@@ -3229,7 +3229,7 @@
     </w:p>
     <w:p>
       <w:pPr>
-        <w:pStyle w:val="Mucluc1"/>
+        <w:pStyle w:val="TOC1"/>
         <w:rPr>
           <w:rFonts w:asciiTheme="minorHAnsi" w:eastAsiaTheme="minorEastAsia" w:hAnsiTheme="minorHAnsi"/>
           <w:b w:val="0"/>
@@ -3243,7 +3243,7 @@
       <w:hyperlink w:anchor="_Toc143173076" w:history="1">
         <w:r>
           <w:rPr>
-            <w:rStyle w:val="Siuktni"/>
+            <w:rStyle w:val="Hyperlink"/>
             <w:noProof/>
           </w:rPr>
           <w:t>TÀI LIỆU THAM KHẢO</w:t>
@@ -3316,7 +3316,7 @@
     </w:p>
     <w:p>
       <w:pPr>
-        <w:pStyle w:val="u1"/>
+        <w:pStyle w:val="Heading1"/>
         <w:numPr>
           <w:ilvl w:val="0"/>
           <w:numId w:val="0"/>
@@ -3336,7 +3336,7 @@
     </w:p>
     <w:p>
       <w:pPr>
-        <w:pStyle w:val="Banghinhminhhoa"/>
+        <w:pStyle w:val="TableofFigures"/>
         <w:tabs>
           <w:tab w:val="right" w:leader="dot" w:pos="9111"/>
         </w:tabs>
@@ -3370,7 +3370,7 @@
       <w:hyperlink w:anchor="_Toc142677545" w:history="1">
         <w:r>
           <w:rPr>
-            <w:rStyle w:val="Siuktni"/>
+            <w:rStyle w:val="Hyperlink"/>
             <w:noProof/>
           </w:rPr>
           <w:t>Hình 2.1: Scaled Dot-Product Attention</w:t>
@@ -3457,7 +3457,7 @@
     </w:p>
     <w:p>
       <w:pPr>
-        <w:pStyle w:val="u1"/>
+        <w:pStyle w:val="Heading1"/>
         <w:numPr>
           <w:ilvl w:val="0"/>
           <w:numId w:val="0"/>
@@ -3482,7 +3482,7 @@
     </w:p>
     <w:p>
       <w:pPr>
-        <w:pStyle w:val="Banghinhminhhoa"/>
+        <w:pStyle w:val="TableofFigures"/>
         <w:tabs>
           <w:tab w:val="right" w:leader="dot" w:pos="9111"/>
         </w:tabs>
@@ -3516,7 +3516,7 @@
       <w:hyperlink w:anchor="_Toc142677565" w:history="1">
         <w:r>
           <w:rPr>
-            <w:rStyle w:val="Siuktni"/>
+            <w:rStyle w:val="Hyperlink"/>
             <w:noProof/>
           </w:rPr>
           <w:t>Bảng 4.1: Thống kê kiểu thực thể trong tập VLSP 2016</w:t>
@@ -3604,7 +3604,7 @@
     </w:p>
     <w:p>
       <w:pPr>
-        <w:pStyle w:val="u1"/>
+        <w:pStyle w:val="Heading1"/>
         <w:numPr>
           <w:ilvl w:val="0"/>
           <w:numId w:val="0"/>
@@ -3630,7 +3630,7 @@
     </w:p>
     <w:tbl>
       <w:tblPr>
-        <w:tblStyle w:val="LiBang"/>
+        <w:tblStyle w:val="TableGrid"/>
         <w:tblW w:w="0" w:type="auto"/>
         <w:tblBorders>
           <w:top w:val="none" w:sz="0" w:space="0" w:color="auto"/>
@@ -3910,7 +3910,7 @@
     </w:p>
     <w:p>
       <w:pPr>
-        <w:pStyle w:val="u1"/>
+        <w:pStyle w:val="Heading1"/>
       </w:pPr>
       <w:bookmarkStart w:id="4" w:name="_Toc143173059"/>
       <w:r>
@@ -3927,7 +3927,7 @@
     </w:p>
     <w:p>
       <w:pPr>
-        <w:pStyle w:val="u2"/>
+        <w:pStyle w:val="Heading2"/>
         <w:rPr>
           <w:lang w:val="en-US"/>
         </w:rPr>
@@ -3992,7 +3992,7 @@
     </w:p>
     <w:p>
       <w:pPr>
-        <w:pStyle w:val="u2"/>
+        <w:pStyle w:val="Heading2"/>
         <w:rPr>
           <w:lang w:val="en-US"/>
         </w:rPr>
@@ -4082,7 +4082,7 @@
     </w:p>
     <w:p>
       <w:pPr>
-        <w:pStyle w:val="u2"/>
+        <w:pStyle w:val="Heading2"/>
         <w:rPr>
           <w:lang w:val="en-US"/>
         </w:rPr>
@@ -4131,7 +4131,7 @@
     </w:p>
     <w:p>
       <w:pPr>
-        <w:pStyle w:val="u1"/>
+        <w:pStyle w:val="Heading1"/>
       </w:pPr>
       <w:r>
         <w:rPr>
@@ -4143,7 +4143,7 @@
     </w:p>
     <w:p>
       <w:pPr>
-        <w:pStyle w:val="u2"/>
+        <w:pStyle w:val="Heading2"/>
       </w:pPr>
       <w:r>
         <w:t>Lựa chọn miền dữ liệu và Nguồn thu thập</w:t>
@@ -4193,7 +4193,7 @@
     </w:p>
     <w:p>
       <w:pPr>
-        <w:pStyle w:val="u2"/>
+        <w:pStyle w:val="Heading2"/>
       </w:pPr>
       <w:r>
         <w:t>Phương pháp gán nhãn tóm tắt có ràng buộc</w:t>
@@ -4264,7 +4264,7 @@
     </w:p>
     <w:p>
       <w:pPr>
-        <w:pStyle w:val="u2"/>
+        <w:pStyle w:val="Heading2"/>
         <w:rPr>
           <w:lang w:val="en-US"/>
         </w:rPr>
@@ -4344,7 +4344,7 @@
     </w:p>
     <w:p>
       <w:pPr>
-        <w:pStyle w:val="u2"/>
+        <w:pStyle w:val="Heading2"/>
         <w:rPr>
           <w:lang w:val="en-US"/>
         </w:rPr>
@@ -4366,7 +4366,7 @@
     </w:p>
     <w:p>
       <w:pPr>
-        <w:pStyle w:val="u3"/>
+        <w:pStyle w:val="Heading3"/>
       </w:pPr>
       <w:r>
         <w:t>Kỹ thuật đục lỗ văn bản</w:t>
@@ -4397,7 +4397,7 @@
     </w:p>
     <w:p>
       <w:pPr>
-        <w:pStyle w:val="u3"/>
+        <w:pStyle w:val="Heading3"/>
       </w:pPr>
       <w:r>
         <w:t>Kỹ thuật thay thế bằng từ đồng nghĩa</w:t>
@@ -4421,7 +4421,7 @@
     </w:p>
     <w:p>
       <w:pPr>
-        <w:pStyle w:val="u3"/>
+        <w:pStyle w:val="Heading3"/>
       </w:pPr>
       <w:r>
         <w:t>Bảo tồn tính xác thực và định lượng</w:t>
@@ -4437,7 +4437,7 @@
     </w:p>
     <w:p>
       <w:pPr>
-        <w:pStyle w:val="u1"/>
+        <w:pStyle w:val="Heading1"/>
       </w:pPr>
       <w:r>
         <w:rPr>
@@ -4463,7 +4463,7 @@
     </w:p>
     <w:p>
       <w:pPr>
-        <w:pStyle w:val="u2"/>
+        <w:pStyle w:val="Heading2"/>
         <w:rPr>
           <w:lang w:val="en-US"/>
         </w:rPr>
@@ -4547,7 +4547,7 @@
     </w:p>
     <w:p>
       <w:pPr>
-        <w:pStyle w:val="u2"/>
+        <w:pStyle w:val="Heading2"/>
         <w:rPr>
           <w:lang w:val="en-US"/>
         </w:rPr>
@@ -4569,7 +4569,7 @@
     </w:p>
     <w:p>
       <w:pPr>
-        <w:pStyle w:val="u3"/>
+        <w:pStyle w:val="Heading3"/>
       </w:pPr>
       <w:r>
         <w:t>Tích hợp tập dữ liệu tổng hợp và thích nghi miền</w:t>
@@ -4593,7 +4593,7 @@
     </w:p>
     <w:p>
       <w:pPr>
-        <w:pStyle w:val="u3"/>
+        <w:pStyle w:val="Heading3"/>
       </w:pPr>
       <w:r>
         <w:t>Cơ chế sinh candidate và re-ranking</w:t>
@@ -4655,7 +4655,7 @@
     </w:p>
     <w:p>
       <w:pPr>
-        <w:pStyle w:val="u2"/>
+        <w:pStyle w:val="Heading2"/>
         <w:rPr>
           <w:lang w:val="en-US"/>
         </w:rPr>
@@ -4685,7 +4685,7 @@
     </w:p>
     <w:p>
       <w:pPr>
-        <w:pStyle w:val="u2"/>
+        <w:pStyle w:val="Heading2"/>
         <w:rPr>
           <w:lang w:val="en-US"/>
         </w:rPr>
@@ -4721,7 +4721,7 @@
     </w:p>
     <w:p>
       <w:pPr>
-        <w:pStyle w:val="u3"/>
+        <w:pStyle w:val="Heading3"/>
       </w:pPr>
       <w:r>
         <w:t>Thiết lập mô hình Policy và mô hình Reference</w:t>
@@ -4761,7 +4761,7 @@
     </w:p>
     <w:p>
       <w:pPr>
-        <w:pStyle w:val="u3"/>
+        <w:pStyle w:val="Heading3"/>
       </w:pPr>
       <w:r>
         <w:t>Tối ưu hóa dựa trên hàm thưởng đa mục tiêu</w:t>
@@ -4828,7 +4828,7 @@
     </w:p>
     <w:p>
       <w:pPr>
-        <w:pStyle w:val="u3"/>
+        <w:pStyle w:val="Heading3"/>
       </w:pPr>
       <w:r>
         <w:t>Thuật toán Policy Gradient và sự hội tụ của mô hình</w:t>
@@ -4886,7 +4886,7 @@
     </w:p>
     <w:p>
       <w:pPr>
-        <w:pStyle w:val="u1"/>
+        <w:pStyle w:val="Heading1"/>
       </w:pPr>
       <w:r>
         <w:rPr>
@@ -4897,7 +4897,7 @@
     </w:p>
     <w:p>
       <w:pPr>
-        <w:pStyle w:val="u2"/>
+        <w:pStyle w:val="Heading2"/>
         <w:rPr>
           <w:lang w:val="en-US"/>
         </w:rPr>
@@ -4919,7 +4919,7 @@
     </w:p>
     <w:p>
       <w:pPr>
-        <w:pStyle w:val="u3"/>
+        <w:pStyle w:val="Heading3"/>
       </w:pPr>
       <w:r>
         <w:t>Đặc điểm cấu trúc và Cơ chế vận hành hệ thống</w:t>
@@ -5005,7 +5005,7 @@
     </w:p>
     <w:p>
       <w:pPr>
-        <w:pStyle w:val="u3"/>
+        <w:pStyle w:val="Heading3"/>
       </w:pPr>
       <w:r>
         <w:t>Chiến lược tiền huấn luyện và Cơ chế phân tách từ tố chuyên sâu</w:t>
@@ -5045,7 +5045,7 @@
     </w:p>
     <w:p>
       <w:pPr>
-        <w:pStyle w:val="u3"/>
+        <w:pStyle w:val="Heading3"/>
       </w:pPr>
       <w:r>
         <w:t>Kết quả từ giai đoạn 1</w:t>
@@ -5065,7 +5065,7 @@
     </w:p>
     <w:p>
       <w:pPr>
-        <w:pStyle w:val="u3"/>
+        <w:pStyle w:val="Heading3"/>
       </w:pPr>
       <w:r>
         <w:t>Kết quả từ giai đoạn 2</w:t>
@@ -5089,7 +5089,7 @@
     </w:p>
     <w:p>
       <w:pPr>
-        <w:pStyle w:val="u2"/>
+        <w:pStyle w:val="Heading2"/>
         <w:rPr>
           <w:lang w:val="en-US"/>
         </w:rPr>
@@ -5111,7 +5111,7 @@
     </w:p>
     <w:p>
       <w:pPr>
-        <w:pStyle w:val="u3"/>
+        <w:pStyle w:val="Heading3"/>
       </w:pPr>
       <w:r>
         <w:t>Đặc điểm cấu trúc và Cơ chế vận hành hệ thống</w:t>
@@ -5160,7 +5160,7 @@
     </w:p>
     <w:p>
       <w:pPr>
-        <w:pStyle w:val="u3"/>
+        <w:pStyle w:val="Heading3"/>
       </w:pPr>
       <w:r>
         <w:t>Chiến lược tiền huấn luyện và Cơ chế phân tách từ tố chuyên sâu</w:t>
@@ -5190,7 +5190,7 @@
     </w:p>
     <w:p>
       <w:pPr>
-        <w:pStyle w:val="u3"/>
+        <w:pStyle w:val="Heading3"/>
       </w:pPr>
       <w:r>
         <w:t>Kết quả từ giai đoạn 2</w:t>
@@ -5218,7 +5218,7 @@
     </w:p>
     <w:p>
       <w:pPr>
-        <w:pStyle w:val="u3"/>
+        <w:pStyle w:val="Heading3"/>
       </w:pPr>
       <w:r>
         <w:t>Kết quả từ giai đoạn 3</w:t>
@@ -5226,7 +5226,7 @@
     </w:p>
     <w:p>
       <w:pPr>
-        <w:pStyle w:val="u2"/>
+        <w:pStyle w:val="Heading2"/>
       </w:pPr>
       <w:r>
         <w:rPr>
@@ -5269,7 +5269,7 @@
     </w:p>
     <w:p>
       <w:pPr>
-        <w:pStyle w:val="u3"/>
+        <w:pStyle w:val="Heading3"/>
         <w:rPr>
           <w:lang w:val="vi-VN"/>
         </w:rPr>
@@ -5361,7 +5361,7 @@
     </w:p>
     <w:p>
       <w:pPr>
-        <w:pStyle w:val="u3"/>
+        <w:pStyle w:val="Heading3"/>
         <w:rPr>
           <w:lang w:val="vi-VN"/>
         </w:rPr>
@@ -5469,7 +5469,7 @@
     </w:p>
     <w:p>
       <w:pPr>
-        <w:pStyle w:val="u3"/>
+        <w:pStyle w:val="Heading3"/>
         <w:rPr>
           <w:lang w:val="vi-VN"/>
         </w:rPr>
@@ -5561,7 +5561,7 @@
     </w:p>
     <w:p>
       <w:pPr>
-        <w:pStyle w:val="u3"/>
+        <w:pStyle w:val="Heading3"/>
         <w:rPr>
           <w:lang w:val="vi-VN"/>
         </w:rPr>
@@ -5656,7 +5656,7 @@
     </w:p>
     <w:p>
       <w:pPr>
-        <w:pStyle w:val="u1"/>
+        <w:pStyle w:val="Heading1"/>
       </w:pPr>
       <w:r>
         <w:t xml:space="preserve">TÌM HIỂU VÀ PHÂN TÍCH CÁC PHƯƠNG PHÁP ĐÁNH GIÁ </w:t>
@@ -5664,7 +5664,7 @@
     </w:p>
     <w:p>
       <w:pPr>
-        <w:pStyle w:val="u2"/>
+        <w:pStyle w:val="Heading2"/>
       </w:pPr>
       <w:r>
         <w:rPr>
@@ -5675,7 +5675,7 @@
     </w:p>
     <w:p>
       <w:pPr>
-        <w:pStyle w:val="u3"/>
+        <w:pStyle w:val="Heading3"/>
       </w:pPr>
       <w:r>
         <w:t>ROUGE – 1/2/L</w:t>
@@ -5700,6 +5700,7 @@
         <w:pStyle w:val="Nidungvnbn"/>
       </w:pPr>
       <w:r>
+        <w:lastRenderedPageBreak/>
         <w:t>ROUGE là tập hợp các chỉ số đo lường mức độ tương đồng giữa một bản tóm tắt do máy tính tạo lập và một hoặc nhiều bản tóm tắt tiêu chuẩn do con người biên soạn. Cơ chế cốt lõi của ROUGE dựa trên việc đếm số lượng các đơn vị từ ngữ trùng khớp (n-gram) giữa hai văn bản.</w:t>
       </w:r>
     </w:p>
@@ -5716,7 +5717,7 @@
     </w:p>
     <w:p>
       <w:pPr>
-        <w:pStyle w:val="u4"/>
+        <w:pStyle w:val="Heading4"/>
       </w:pPr>
       <w:r>
         <w:t>ROUGE</w:t>
@@ -5743,7 +5744,7 @@
     </w:p>
     <w:p>
       <w:pPr>
-        <w:pStyle w:val="u4"/>
+        <w:pStyle w:val="Heading4"/>
       </w:pPr>
       <w:r>
         <w:t>ROUGE</w:t>
@@ -5770,7 +5771,7 @@
     </w:p>
     <w:p>
       <w:pPr>
-        <w:pStyle w:val="u4"/>
+        <w:pStyle w:val="Heading4"/>
       </w:pPr>
       <w:r>
         <w:t>ROUGE</w:t>
@@ -5784,6 +5785,7 @@
         <w:pStyle w:val="Nidungvnbn"/>
       </w:pPr>
       <w:r>
+        <w:lastRenderedPageBreak/>
         <w:t>ROUGE-L là độ đo dựa trên Chuỗi con chung dài nhất giữa bản tóm tắt hệ thống và bản tóm tắt tham chiếu. Điểm khác biệt cốt lõi của ROUGE-L so với ROUGE-1 và ROUGE-2 là nó không yêu cầu sự trùng lặp phải diễn ra liên tiếp, mà chỉ yêu cầu các từ ngữ xuất hiện theo đúng thứ tự tương đối.</w:t>
       </w:r>
       <w:r>
@@ -6458,6 +6460,7 @@
         <w:ind w:left="1080" w:firstLine="0"/>
       </w:pPr>
       <w:r>
+        <w:lastRenderedPageBreak/>
         <w:t xml:space="preserve">+ Nếu </w:t>
       </w:r>
       <w:r>
@@ -6484,7 +6487,7 @@
     </w:p>
     <w:p>
       <w:pPr>
-        <w:pStyle w:val="u3"/>
+        <w:pStyle w:val="Heading3"/>
       </w:pPr>
       <w:r>
         <w:t>BLEU</w:t>
@@ -6881,7 +6884,7 @@
     </w:p>
     <w:p>
       <w:pPr>
-        <w:pStyle w:val="u3"/>
+        <w:pStyle w:val="Heading3"/>
       </w:pPr>
       <w:r>
         <w:t>METOER</w:t>
@@ -6892,6 +6895,7 @@
         <w:pStyle w:val="Nidungvnbn"/>
       </w:pPr>
       <w:r>
+        <w:lastRenderedPageBreak/>
         <w:t>METEOR được thiết kế nhằm khắc phục những nhược điểm về tính linh hoạt ngôn ngữ của BLEU và ROUGE. Điểm ưu việt của METEOR nằm ở khả năng thực hiện trùng khớp dựa trên cả hình thái học và ngữ nghĩa thay vì chỉ dựa trên n-gram bề mặt.</w:t>
       </w:r>
     </w:p>
@@ -6908,7 +6912,7 @@
     </w:p>
     <w:p>
       <w:pPr>
-        <w:pStyle w:val="u3"/>
+        <w:pStyle w:val="Heading3"/>
       </w:pPr>
       <w:r>
         <w:t>BERTScore</w:t>
@@ -6976,7 +6980,7 @@
     </w:p>
     <w:p>
       <w:pPr>
-        <w:pStyle w:val="u2"/>
+        <w:pStyle w:val="Heading2"/>
         <w:rPr>
           <w:lang w:val="en-US"/>
         </w:rPr>
@@ -6985,6 +6989,7 @@
         <w:rPr>
           <w:lang w:val="en-US"/>
         </w:rPr>
+        <w:lastRenderedPageBreak/>
         <w:t>Độ đo người dùng tự định nghĩa</w:t>
       </w:r>
     </w:p>
@@ -6998,7 +7003,7 @@
     </w:p>
     <w:p>
       <w:pPr>
-        <w:pStyle w:val="u3"/>
+        <w:pStyle w:val="Heading3"/>
       </w:pPr>
       <w:r>
         <w:t>Độ đo về số liệu</w:t>
@@ -7014,7 +7019,7 @@
     </w:p>
     <w:p>
       <w:pPr>
-        <w:pStyle w:val="u4"/>
+        <w:pStyle w:val="Heading4"/>
       </w:pPr>
       <w:r>
         <w:t>Number Recall</w:t>
@@ -7224,7 +7229,7 @@
     </w:p>
     <w:p>
       <w:pPr>
-        <w:pStyle w:val="u4"/>
+        <w:pStyle w:val="Heading4"/>
       </w:pPr>
       <w:r>
         <w:t>Number Hallucination</w:t>
@@ -7431,9 +7436,10 @@
     </w:p>
     <w:p>
       <w:pPr>
-        <w:pStyle w:val="u3"/>
-      </w:pPr>
-      <w:r>
+        <w:pStyle w:val="Heading3"/>
+      </w:pPr>
+      <w:r>
+        <w:lastRenderedPageBreak/>
         <w:t>Độ đo về độ dài</w:t>
       </w:r>
     </w:p>
@@ -7447,7 +7453,7 @@
     </w:p>
     <w:p>
       <w:pPr>
-        <w:pStyle w:val="u4"/>
+        <w:pStyle w:val="Heading4"/>
       </w:pPr>
       <w:r>
         <w:t xml:space="preserve">Length Ratio </w:t>
@@ -7559,7 +7565,7 @@
     </w:p>
     <w:p>
       <w:pPr>
-        <w:pStyle w:val="u4"/>
+        <w:pStyle w:val="Heading4"/>
       </w:pPr>
       <w:r>
         <w:t>Length Compliance</w:t>
@@ -7583,7 +7589,7 @@
     </w:p>
     <w:p>
       <w:pPr>
-        <w:pStyle w:val="u1"/>
+        <w:pStyle w:val="Heading1"/>
       </w:pPr>
       <w:r>
         <w:rPr>
@@ -7605,7 +7611,7 @@
     </w:p>
     <w:p>
       <w:pPr>
-        <w:pStyle w:val="u2"/>
+        <w:pStyle w:val="Heading2"/>
         <w:rPr>
           <w:lang w:val="en-US"/>
         </w:rPr>
@@ -7622,23 +7628,23 @@
         <w:pStyle w:val="Nidungvnbn"/>
       </w:pPr>
       <w:r>
+        <w:t>Như đã chia sẻ ở chương 3, mô hình ViT5-Base sẽ được thực nghiệm thông qua ba giai đoạn, từ việc học tác vụ tóm tắt ở giai đoạn 1 đến việc tóm tắt trên miền thông tin cố định ở giai đoạn 2.</w:t>
+      </w:r>
+    </w:p>
+    <w:p>
+      <w:pPr>
+        <w:pStyle w:val="Heading3"/>
+      </w:pPr>
+      <w:r>
+        <w:t>Huấn luyện giai đoạn 1</w:t>
+      </w:r>
+    </w:p>
+    <w:p>
+      <w:pPr>
+        <w:pStyle w:val="Heading4"/>
+      </w:pPr>
+      <w:r>
         <w:lastRenderedPageBreak/>
-        <w:t>Như đã chia sẻ ở chương 3, mô hình ViT5-Base sẽ được thực nghiệm thông qua ba giai đoạn, từ việc học tác vụ tóm tắt ở giai đoạn 1 đến việc tóm tắt trên miền thông tin cố định ở giai đoạn 2.</w:t>
-      </w:r>
-    </w:p>
-    <w:p>
-      <w:pPr>
-        <w:pStyle w:val="u3"/>
-      </w:pPr>
-      <w:r>
-        <w:t>Huấn luyện giai đoạn 1</w:t>
-      </w:r>
-    </w:p>
-    <w:p>
-      <w:pPr>
-        <w:pStyle w:val="u4"/>
-      </w:pPr>
-      <w:r>
         <w:t>Dữ liệu sử dụng</w:t>
       </w:r>
     </w:p>
@@ -7702,7 +7708,7 @@
     </w:p>
     <w:p>
       <w:pPr>
-        <w:pStyle w:val="u4"/>
+        <w:pStyle w:val="Heading4"/>
       </w:pPr>
       <w:r>
         <w:t xml:space="preserve">Cấu hình </w:t>
@@ -7885,6 +7891,7 @@
         <w:ind w:left="1080" w:firstLine="0"/>
       </w:pPr>
       <w:r>
+        <w:lastRenderedPageBreak/>
         <w:t xml:space="preserve">+ </w:t>
       </w:r>
       <w:r>
@@ -7958,7 +7965,7 @@
     </w:p>
     <w:p>
       <w:pPr>
-        <w:pStyle w:val="u4"/>
+        <w:pStyle w:val="Heading4"/>
       </w:pPr>
       <w:r>
         <w:t>Kết quả huấn luyện từ giai đoạn 1</w:t>
@@ -8051,6 +8058,7 @@
         <w:pStyle w:val="Nidungvnbn"/>
       </w:pPr>
       <w:r>
+        <w:lastRenderedPageBreak/>
         <w:t>Hệ thống tự động thiết lập use_cache=False để tương thích với cơ chế Gradient Checkpointing, giúp tối ưu hóa bộ nhớ VRAM khi xử lý chuỗi đầu vào dài 1.024 tokens. Các thông báo về việc thiếu hụt trọng số nhúng được xác định là đặc tính chia sẻ trọng số tiêu chuẩn của kiến trúc T5, hoàn toàn không gây tác động tiêu cực đến khả năng suy luận và chất lượng tóm tắt cuối cùng</w:t>
       </w:r>
       <w:r>
@@ -8059,7 +8067,7 @@
     </w:p>
     <w:p>
       <w:pPr>
-        <w:pStyle w:val="u4"/>
+        <w:pStyle w:val="Heading4"/>
       </w:pPr>
       <w:r>
         <w:t xml:space="preserve">Biểu đồ </w:t>
@@ -8077,7 +8085,7 @@
           <w:noProof/>
         </w:rPr>
         <w:drawing>
-          <wp:inline distT="0" distB="0" distL="0" distR="0" wp14:anchorId="71EFE4BA" wp14:editId="46F32366">
+          <wp:inline distT="0" distB="0" distL="0" distR="0" wp14:anchorId="71EFE4BA" wp14:editId="734CE912">
             <wp:extent cx="5579745" cy="2070735"/>
             <wp:effectExtent l="0" t="0" r="1905" b="5715"/>
             <wp:docPr id="1733200348" name="Picture 2"/>
@@ -8128,7 +8136,7 @@
     </w:p>
     <w:p>
       <w:pPr>
-        <w:pStyle w:val="u4"/>
+        <w:pStyle w:val="Heading4"/>
       </w:pPr>
       <w:r>
         <w:t>Đánh giá trên tập test</w:t>
@@ -8144,7 +8152,7 @@
     </w:p>
     <w:tbl>
       <w:tblPr>
-        <w:tblStyle w:val="LiBang"/>
+        <w:tblStyle w:val="TableGrid"/>
         <w:tblW w:w="0" w:type="auto"/>
         <w:tblLook w:val="04A0" w:firstRow="1" w:lastRow="0" w:firstColumn="1" w:lastColumn="0" w:noHBand="0" w:noVBand="1"/>
       </w:tblPr>
@@ -8349,7 +8357,11 @@
         <w:t xml:space="preserve"> 26,81%</w:t>
       </w:r>
       <w:r>
-        <w:t>, minh chứng cho việc mô hình đã học được cách kết hợp các cụm từ (bigrams) một cách tự nhiên theo văn phong báo chí tiếng Việt. Mặc dù đây là giai đoạn huấn luyện trên dữ liệu tin tức tổng quát, các đặc trưng về sự mạch lạc trong câu văn đã được thiết lập chặt chẽ, tạo tiền đề để mô hình không bị rời rạc khi tiếp nhận các thuật ngữ y khoa phức tạp ở giai đoạn sau.</w:t>
+        <w:t xml:space="preserve">, minh chứng cho việc mô hình đã học được cách kết hợp các cụm từ (bigrams) một cách tự nhiên theo văn phong báo chí tiếng </w:t>
+      </w:r>
+      <w:r>
+        <w:lastRenderedPageBreak/>
+        <w:t>Việt. Mặc dù đây là giai đoạn huấn luyện trên dữ liệu tin tức tổng quát, các đặc trưng về sự mạch lạc trong câu văn đã được thiết lập chặt chẽ, tạo tiền đề để mô hình không bị rời rạc khi tiếp nhận các thuật ngữ y khoa phức tạp ở giai đoạn sau.</w:t>
       </w:r>
     </w:p>
     <w:p>
@@ -8362,7 +8374,7 @@
     </w:p>
     <w:p>
       <w:pPr>
-        <w:pStyle w:val="u3"/>
+        <w:pStyle w:val="Heading3"/>
       </w:pPr>
       <w:r>
         <w:t>Huấn luyện giai đoạn 2</w:t>
@@ -8370,7 +8382,7 @@
     </w:p>
     <w:p>
       <w:pPr>
-        <w:pStyle w:val="u4"/>
+        <w:pStyle w:val="Heading4"/>
       </w:pPr>
       <w:r>
         <w:t>Dữ liệu sử dụng</w:t>
@@ -8441,7 +8453,7 @@
     </w:p>
     <w:p>
       <w:pPr>
-        <w:pStyle w:val="u4"/>
+        <w:pStyle w:val="Heading4"/>
       </w:pPr>
       <w:r>
         <w:t>Cấu hình huấn luyện mô hình</w:t>
@@ -8452,12 +8464,13 @@
         <w:pStyle w:val="Nidungvnbn"/>
       </w:pPr>
       <w:r>
+        <w:lastRenderedPageBreak/>
         <w:t>Mô hình nền tảng sử dụng trong Giai đoạn 2 là checkpoint tốt nhất từ Giai đoạn 1 (task adaptation trên tập vietnews), được load thông qua thư viện HuggingFace Transformers. Quá trình fine-tuning được thực hiện bằng lớp Seq2SeqTrainer với kiến trúc encoder-decoder của ViT5-base (226 triệu tham số).</w:t>
       </w:r>
     </w:p>
     <w:p>
       <w:pPr>
-        <w:pStyle w:val="u4"/>
+        <w:pStyle w:val="Heading4"/>
       </w:pPr>
       <w:r>
         <w:t>Kết quả huấn luyện từ giai đoạn 2</w:t>
@@ -8465,7 +8478,7 @@
     </w:p>
     <w:tbl>
       <w:tblPr>
-        <w:tblStyle w:val="LiBang"/>
+        <w:tblStyle w:val="TableGrid"/>
         <w:tblW w:w="0" w:type="auto"/>
         <w:tblLook w:val="04A0" w:firstRow="1" w:lastRow="0" w:firstColumn="1" w:lastColumn="0" w:noHBand="0" w:noVBand="1"/>
       </w:tblPr>
@@ -9274,9 +9287,10 @@
     </w:p>
     <w:p>
       <w:pPr>
-        <w:pStyle w:val="u4"/>
-      </w:pPr>
-      <w:r>
+        <w:pStyle w:val="Heading4"/>
+      </w:pPr>
+      <w:r>
+        <w:lastRenderedPageBreak/>
         <w:t>Biểu đồ huấn luyện</w:t>
       </w:r>
       <w:r>
@@ -9335,7 +9349,7 @@
     </w:p>
     <w:p>
       <w:pPr>
-        <w:pStyle w:val="u4"/>
+        <w:pStyle w:val="Heading4"/>
       </w:pPr>
       <w:r>
         <w:t>Đánh giá trên tập test</w:t>
@@ -9404,7 +9418,7 @@
     </w:p>
     <w:p>
       <w:pPr>
-        <w:pStyle w:val="u4"/>
+        <w:pStyle w:val="Heading4"/>
       </w:pPr>
       <w:r>
         <w:t>Phương pháp Re-ranking cho giai đoạn suy diễn</w:t>
@@ -9447,13 +9461,14 @@
       <w:pPr>
         <w:pStyle w:val="Nidungvnbn"/>
         <w:rPr>
-          <w:rStyle w:val="u2Char"/>
+          <w:rStyle w:val="Heading2Char"/>
         </w:rPr>
       </w:pPr>
       <w:r>
         <w:rPr>
           <w:noProof/>
         </w:rPr>
+        <w:lastRenderedPageBreak/>
         <w:drawing>
           <wp:inline distT="0" distB="0" distL="0" distR="0" wp14:anchorId="0E347B9B" wp14:editId="42AE269E">
             <wp:extent cx="5579745" cy="471170"/>
@@ -9495,27 +9510,20 @@
       <w:pPr>
         <w:pStyle w:val="Nidungvnbn"/>
         <w:rPr>
-          <w:rStyle w:val="u2Char"/>
-        </w:rPr>
-      </w:pPr>
-    </w:p>
-    <w:p>
-      <w:pPr>
-        <w:pStyle w:val="u2"/>
-      </w:pPr>
-      <w:r>
-        <w:rPr>
-          <w:rStyle w:val="u2Char"/>
+          <w:rStyle w:val="Heading2Char"/>
+        </w:rPr>
+      </w:pPr>
+    </w:p>
+    <w:p>
+      <w:pPr>
+        <w:pStyle w:val="Heading2"/>
+      </w:pPr>
+      <w:r>
+        <w:rPr>
+          <w:rStyle w:val="Heading2Char"/>
           <w:b/>
         </w:rPr>
-        <w:t xml:space="preserve"> </w:t>
-      </w:r>
-      <w:r>
-        <w:rPr>
-          <w:rStyle w:val="u2Char"/>
-          <w:b/>
-        </w:rPr>
-        <w:t>BARTpho-Base</w:t>
+        <w:t xml:space="preserve"> BARTpho-Base</w:t>
       </w:r>
     </w:p>
     <w:p>
@@ -9534,7 +9542,7 @@
     </w:p>
     <w:p>
       <w:pPr>
-        <w:pStyle w:val="u3"/>
+        <w:pStyle w:val="Heading3"/>
         <w:rPr>
           <w:bCs/>
           <w:lang w:val="vi-VN"/>
@@ -9563,7 +9571,7 @@
     </w:p>
     <w:p>
       <w:pPr>
-        <w:pStyle w:val="u4"/>
+        <w:pStyle w:val="Heading4"/>
         <w:rPr>
           <w:b/>
           <w:bCs/>
@@ -9661,7 +9669,7 @@
     </w:p>
     <w:p>
       <w:pPr>
-        <w:pStyle w:val="u4"/>
+        <w:pStyle w:val="Heading4"/>
         <w:rPr>
           <w:b/>
           <w:bCs/>
@@ -9706,6 +9714,7 @@
         <w:rPr>
           <w:lang w:val="vi-VN"/>
         </w:rPr>
+        <w:lastRenderedPageBreak/>
         <w:t>Backbone: vinai/bartpho-word.</w:t>
       </w:r>
     </w:p>
@@ -9765,7 +9774,7 @@
     </w:p>
     <w:p>
       <w:pPr>
-        <w:pStyle w:val="u4"/>
+        <w:pStyle w:val="Heading4"/>
         <w:rPr>
           <w:b/>
           <w:bCs/>
@@ -9811,7 +9820,7 @@
     </w:p>
     <w:p>
       <w:pPr>
-        <w:pStyle w:val="u3"/>
+        <w:pStyle w:val="Heading3"/>
         <w:rPr>
           <w:bCs/>
           <w:lang w:val="vi-VN"/>
@@ -9826,7 +9835,7 @@
     </w:p>
     <w:p>
       <w:pPr>
-        <w:pStyle w:val="u4"/>
+        <w:pStyle w:val="Heading4"/>
         <w:rPr>
           <w:b/>
           <w:bCs/>
@@ -9921,7 +9930,7 @@
     </w:p>
     <w:p>
       <w:pPr>
-        <w:pStyle w:val="u4"/>
+        <w:pStyle w:val="Heading4"/>
         <w:rPr>
           <w:b/>
           <w:bCs/>
@@ -9948,12 +9957,19 @@
         <w:rPr>
           <w:lang w:val="vi-VN"/>
         </w:rPr>
-        <w:t>Mô hình kế thừa điểm kiểm soát (checkpoint) tốt nhất từ giai đoạn 1. Khác với huấn luyện thông thường, do tập dữ liệu y tế khá nhỏ, kỹ thuật Early Stopping (Dừng sớm) được áp dụng với patience=2. Thực tế cho thấy mô hình đạt trạng thái tối ưu và hội tụ ngay tại Epoch thứ 3 trên tổng số 6 Epoch, giúp ngăn chặn hiệu quả hiện tượng quá khớp (overfitting).</w:t>
-      </w:r>
-    </w:p>
-    <w:p>
-      <w:pPr>
-        <w:pStyle w:val="u4"/>
+        <w:t xml:space="preserve">Mô hình kế thừa điểm kiểm soát (checkpoint) tốt nhất từ giai đoạn 1. Khác với huấn luyện thông thường, do tập dữ liệu y tế khá nhỏ, kỹ thuật Early Stopping (Dừng </w:t>
+      </w:r>
+      <w:r>
+        <w:rPr>
+          <w:lang w:val="vi-VN"/>
+        </w:rPr>
+        <w:lastRenderedPageBreak/>
+        <w:t>sớm) được áp dụng với patience=2. Thực tế cho thấy mô hình đạt trạng thái tối ưu và hội tụ ngay tại Epoch thứ 3 trên tổng số 6 Epoch, giúp ngăn chặn hiệu quả hiện tượng quá khớp (overfitting).</w:t>
+      </w:r>
+    </w:p>
+    <w:p>
+      <w:pPr>
+        <w:pStyle w:val="Heading4"/>
         <w:rPr>
           <w:b/>
           <w:bCs/>
@@ -9971,7 +9987,7 @@
     </w:p>
     <w:tbl>
       <w:tblPr>
-        <w:tblStyle w:val="LiBang"/>
+        <w:tblStyle w:val="TableGrid"/>
         <w:tblW w:w="0" w:type="auto"/>
         <w:tblInd w:w="-455" w:type="dxa"/>
         <w:tblLook w:val="04A0" w:firstRow="1" w:lastRow="0" w:firstColumn="1" w:lastColumn="0" w:noHBand="0" w:noVBand="1"/>
@@ -10763,7 +10779,7 @@
     </w:p>
     <w:p>
       <w:pPr>
-        <w:pStyle w:val="u4"/>
+        <w:pStyle w:val="Heading4"/>
         <w:rPr>
           <w:b/>
           <w:bCs/>
@@ -10776,7 +10792,6 @@
           <w:bCs/>
           <w:lang w:val="vi-VN"/>
         </w:rPr>
-        <w:lastRenderedPageBreak/>
         <w:t>Đánh giá trên tập test</w:t>
       </w:r>
     </w:p>
@@ -10976,7 +10991,7 @@
     </w:p>
     <w:p>
       <w:pPr>
-        <w:pStyle w:val="u4"/>
+        <w:pStyle w:val="Heading4"/>
         <w:rPr>
           <w:b/>
           <w:bCs/>
@@ -11044,7 +11059,14 @@
         <w:rPr>
           <w:lang w:val="vi-VN"/>
         </w:rPr>
-        <w:t xml:space="preserve"> Thay vì dùng Beam Search truyền thống, mô hình sử dụng kỹ thuật Group Beam Search (custom_generate='transformers-community/group-beam-search') với hệ số phạt đa dạng hóa (diversity_penalty). Qua đó, hệ thống sinh ra </w:t>
+        <w:t xml:space="preserve"> Thay vì dùng Beam Search truyền thống, mô hình sử dụng kỹ thuật Group Beam Search (custom_generate='transformers-community/group-beam-search') với hệ </w:t>
+      </w:r>
+      <w:r>
+        <w:rPr>
+          <w:lang w:val="vi-VN"/>
+        </w:rPr>
+        <w:lastRenderedPageBreak/>
+        <w:t xml:space="preserve">số phạt đa dạng hóa (diversity_penalty). Qua đó, hệ thống sinh ra </w:t>
       </w:r>
       <m:oMath>
         <m:r>
@@ -11055,17 +11077,7 @@
             <w:rFonts w:ascii="Cambria Math" w:hAnsi="Cambria Math"/>
             <w:lang w:val="vi-VN"/>
           </w:rPr>
-          <m:t>k=5</m:t>
-        </m:r>
-        <m:r>
-          <m:rPr>
-            <m:sty m:val="p"/>
-          </m:rPr>
-          <w:rPr>
-            <w:rFonts w:ascii="Cambria Math" w:hAnsi="Cambria Math"/>
-            <w:lang w:val="vi-VN"/>
-          </w:rPr>
-          <m:t xml:space="preserve"> </m:t>
+          <m:t xml:space="preserve">k=5 </m:t>
         </m:r>
       </m:oMath>
       <w:r>
@@ -11160,27 +11172,7 @@
             <w:rFonts w:ascii="Cambria Math" w:hAnsi="Cambria Math"/>
             <w:lang w:val="vi-VN"/>
           </w:rPr>
-          <m:t>0.</m:t>
-        </m:r>
-        <m:r>
-          <m:rPr>
-            <m:sty m:val="p"/>
-          </m:rPr>
-          <w:rPr>
-            <w:rFonts w:ascii="Cambria Math" w:hAnsi="Cambria Math"/>
-            <w:lang w:val="vi-VN"/>
-          </w:rPr>
-          <m:t>3</m:t>
-        </m:r>
-        <m:r>
-          <m:rPr>
-            <m:sty m:val="p"/>
-          </m:rPr>
-          <w:rPr>
-            <w:rFonts w:ascii="Cambria Math" w:hAnsi="Cambria Math"/>
-            <w:lang w:val="vi-VN"/>
-          </w:rPr>
-          <m:t>0×</m:t>
+          <m:t>0.30×</m:t>
         </m:r>
       </m:oMath>
       <w:r>
@@ -11217,47 +11209,7 @@
             <w:rFonts w:ascii="Cambria Math" w:hAnsi="Cambria Math"/>
             <w:lang w:val="vi-VN"/>
           </w:rPr>
-          <m:t xml:space="preserve">- </m:t>
-        </m:r>
-        <m:r>
-          <m:rPr>
-            <m:sty m:val="p"/>
-          </m:rPr>
-          <w:rPr>
-            <w:rFonts w:ascii="Cambria Math" w:hAnsi="Cambria Math"/>
-            <w:lang w:val="vi-VN"/>
-          </w:rPr>
-          <m:t>0.</m:t>
-        </m:r>
-        <m:r>
-          <m:rPr>
-            <m:sty m:val="p"/>
-          </m:rPr>
-          <w:rPr>
-            <w:rFonts w:ascii="Cambria Math" w:hAnsi="Cambria Math"/>
-            <w:lang w:val="vi-VN"/>
-          </w:rPr>
-          <m:t>2</m:t>
-        </m:r>
-        <m:r>
-          <m:rPr>
-            <m:sty m:val="p"/>
-          </m:rPr>
-          <w:rPr>
-            <w:rFonts w:ascii="Cambria Math" w:hAnsi="Cambria Math"/>
-            <w:lang w:val="vi-VN"/>
-          </w:rPr>
-          <m:t>0×</m:t>
-        </m:r>
-        <m:r>
-          <m:rPr>
-            <m:sty m:val="p"/>
-          </m:rPr>
-          <w:rPr>
-            <w:rFonts w:ascii="Cambria Math" w:hAnsi="Cambria Math"/>
-            <w:lang w:val="vi-VN"/>
-          </w:rPr>
-          <m:t xml:space="preserve"> </m:t>
+          <m:t xml:space="preserve">- 0.20× </m:t>
         </m:r>
       </m:oMath>
       <w:r>
@@ -11298,11 +11250,12 @@
     </w:p>
     <w:p>
       <w:pPr>
-        <w:pStyle w:val="u2"/>
+        <w:pStyle w:val="Heading2"/>
         <w:keepNext/>
         <w:pageBreakBefore/>
       </w:pPr>
       <w:r>
+        <w:lastRenderedPageBreak/>
         <w:t>ViT5-Checkpoint</w:t>
       </w:r>
     </w:p>
@@ -11316,7 +11269,7 @@
     </w:p>
     <w:p>
       <w:pPr>
-        <w:pStyle w:val="u3"/>
+        <w:pStyle w:val="Heading3"/>
       </w:pPr>
       <w:r>
         <w:t>Nguồn checkpoint và phạm vi thực nghiệm</w:t>
@@ -11332,26 +11285,25 @@
     </w:p>
     <w:tbl>
       <w:tblPr>
-        <w:tblStyle w:val="LiBang"/>
-        <w:tblW w:type="auto" w:w="0"/>
-        <w:tblLayout w:type="autofit"/>
-        <w:tblLook w:firstColumn="1" w:firstRow="1" w:lastColumn="0" w:lastRow="0" w:noHBand="0" w:noVBand="1" w:val="04A0"/>
+        <w:tblStyle w:val="TableGrid"/>
+        <w:tblW w:w="0" w:type="auto"/>
+        <w:tblLook w:val="04A0" w:firstRow="1" w:lastRow="0" w:firstColumn="1" w:lastColumn="0" w:noHBand="0" w:noVBand="1"/>
       </w:tblPr>
       <w:tblGrid>
-        <w:gridCol w:w="4393"/>
-        <w:gridCol w:w="4393"/>
+        <w:gridCol w:w="2831"/>
+        <w:gridCol w:w="5946"/>
       </w:tblGrid>
       <w:tr>
         <w:tc>
           <w:tcPr>
-            <w:tcW w:type="dxa" w:w="2880"/>
-            <w:vAlign w:val="center"/>
+            <w:tcW w:w="2880" w:type="dxa"/>
             <w:tcMar>
               <w:top w:w="80" w:type="dxa"/>
-              <w:start w:w="80" w:type="dxa"/>
+              <w:left w:w="80" w:type="dxa"/>
               <w:bottom w:w="80" w:type="dxa"/>
-              <w:end w:w="80" w:type="dxa"/>
+              <w:right w:w="80" w:type="dxa"/>
             </w:tcMar>
+            <w:vAlign w:val="center"/>
           </w:tcPr>
           <w:p>
             <w:pPr>
@@ -11368,14 +11320,14 @@
         </w:tc>
         <w:tc>
           <w:tcPr>
-            <w:tcW w:type="dxa" w:w="6192"/>
-            <w:vAlign w:val="center"/>
+            <w:tcW w:w="6192" w:type="dxa"/>
             <w:tcMar>
               <w:top w:w="80" w:type="dxa"/>
-              <w:start w:w="80" w:type="dxa"/>
+              <w:left w:w="80" w:type="dxa"/>
               <w:bottom w:w="80" w:type="dxa"/>
-              <w:end w:w="80" w:type="dxa"/>
+              <w:right w:w="80" w:type="dxa"/>
             </w:tcMar>
+            <w:vAlign w:val="center"/>
           </w:tcPr>
           <w:p>
             <w:pPr>
@@ -11394,14 +11346,14 @@
       <w:tr>
         <w:tc>
           <w:tcPr>
-            <w:tcW w:type="dxa" w:w="2880"/>
-            <w:vAlign w:val="center"/>
+            <w:tcW w:w="2880" w:type="dxa"/>
             <w:tcMar>
               <w:top w:w="80" w:type="dxa"/>
-              <w:start w:w="80" w:type="dxa"/>
+              <w:left w:w="80" w:type="dxa"/>
               <w:bottom w:w="80" w:type="dxa"/>
-              <w:end w:w="80" w:type="dxa"/>
+              <w:right w:w="80" w:type="dxa"/>
             </w:tcMar>
+            <w:vAlign w:val="center"/>
           </w:tcPr>
           <w:p>
             <w:pPr>
@@ -11415,14 +11367,14 @@
         </w:tc>
         <w:tc>
           <w:tcPr>
-            <w:tcW w:type="dxa" w:w="6192"/>
-            <w:vAlign w:val="center"/>
+            <w:tcW w:w="6192" w:type="dxa"/>
             <w:tcMar>
               <w:top w:w="80" w:type="dxa"/>
-              <w:start w:w="80" w:type="dxa"/>
+              <w:left w:w="80" w:type="dxa"/>
               <w:bottom w:w="80" w:type="dxa"/>
-              <w:end w:w="80" w:type="dxa"/>
+              <w:right w:w="80" w:type="dxa"/>
             </w:tcMar>
+            <w:vAlign w:val="center"/>
           </w:tcPr>
           <w:p>
             <w:pPr>
@@ -11438,14 +11390,14 @@
       <w:tr>
         <w:tc>
           <w:tcPr>
-            <w:tcW w:type="dxa" w:w="2880"/>
-            <w:vAlign w:val="center"/>
+            <w:tcW w:w="2880" w:type="dxa"/>
             <w:tcMar>
               <w:top w:w="80" w:type="dxa"/>
-              <w:start w:w="80" w:type="dxa"/>
+              <w:left w:w="80" w:type="dxa"/>
               <w:bottom w:w="80" w:type="dxa"/>
-              <w:end w:w="80" w:type="dxa"/>
+              <w:right w:w="80" w:type="dxa"/>
             </w:tcMar>
+            <w:vAlign w:val="center"/>
           </w:tcPr>
           <w:p>
             <w:pPr>
@@ -11459,14 +11411,14 @@
         </w:tc>
         <w:tc>
           <w:tcPr>
-            <w:tcW w:type="dxa" w:w="6192"/>
-            <w:vAlign w:val="center"/>
+            <w:tcW w:w="6192" w:type="dxa"/>
             <w:tcMar>
               <w:top w:w="80" w:type="dxa"/>
-              <w:start w:w="80" w:type="dxa"/>
+              <w:left w:w="80" w:type="dxa"/>
               <w:bottom w:w="80" w:type="dxa"/>
-              <w:end w:w="80" w:type="dxa"/>
+              <w:right w:w="80" w:type="dxa"/>
             </w:tcMar>
+            <w:vAlign w:val="center"/>
           </w:tcPr>
           <w:p>
             <w:pPr>
@@ -11482,14 +11434,14 @@
       <w:tr>
         <w:tc>
           <w:tcPr>
-            <w:tcW w:type="dxa" w:w="2880"/>
-            <w:vAlign w:val="center"/>
+            <w:tcW w:w="2880" w:type="dxa"/>
             <w:tcMar>
               <w:top w:w="80" w:type="dxa"/>
-              <w:start w:w="80" w:type="dxa"/>
+              <w:left w:w="80" w:type="dxa"/>
               <w:bottom w:w="80" w:type="dxa"/>
-              <w:end w:w="80" w:type="dxa"/>
+              <w:right w:w="80" w:type="dxa"/>
             </w:tcMar>
+            <w:vAlign w:val="center"/>
           </w:tcPr>
           <w:p>
             <w:pPr>
@@ -11503,14 +11455,14 @@
         </w:tc>
         <w:tc>
           <w:tcPr>
-            <w:tcW w:type="dxa" w:w="6192"/>
-            <w:vAlign w:val="center"/>
+            <w:tcW w:w="6192" w:type="dxa"/>
             <w:tcMar>
               <w:top w:w="80" w:type="dxa"/>
-              <w:start w:w="80" w:type="dxa"/>
+              <w:left w:w="80" w:type="dxa"/>
               <w:bottom w:w="80" w:type="dxa"/>
-              <w:end w:w="80" w:type="dxa"/>
+              <w:right w:w="80" w:type="dxa"/>
             </w:tcMar>
+            <w:vAlign w:val="center"/>
           </w:tcPr>
           <w:p>
             <w:pPr>
@@ -11526,14 +11478,14 @@
       <w:tr>
         <w:tc>
           <w:tcPr>
-            <w:tcW w:type="dxa" w:w="2880"/>
-            <w:vAlign w:val="center"/>
+            <w:tcW w:w="2880" w:type="dxa"/>
             <w:tcMar>
               <w:top w:w="80" w:type="dxa"/>
-              <w:start w:w="80" w:type="dxa"/>
+              <w:left w:w="80" w:type="dxa"/>
               <w:bottom w:w="80" w:type="dxa"/>
-              <w:end w:w="80" w:type="dxa"/>
+              <w:right w:w="80" w:type="dxa"/>
             </w:tcMar>
+            <w:vAlign w:val="center"/>
           </w:tcPr>
           <w:p>
             <w:pPr>
@@ -11547,14 +11499,14 @@
         </w:tc>
         <w:tc>
           <w:tcPr>
-            <w:tcW w:type="dxa" w:w="6192"/>
-            <w:vAlign w:val="center"/>
+            <w:tcW w:w="6192" w:type="dxa"/>
             <w:tcMar>
               <w:top w:w="80" w:type="dxa"/>
-              <w:start w:w="80" w:type="dxa"/>
+              <w:left w:w="80" w:type="dxa"/>
               <w:bottom w:w="80" w:type="dxa"/>
-              <w:end w:w="80" w:type="dxa"/>
+              <w:right w:w="80" w:type="dxa"/>
             </w:tcMar>
+            <w:vAlign w:val="center"/>
           </w:tcPr>
           <w:p>
             <w:pPr>
@@ -11570,14 +11522,14 @@
       <w:tr>
         <w:tc>
           <w:tcPr>
-            <w:tcW w:type="dxa" w:w="2880"/>
-            <w:vAlign w:val="center"/>
+            <w:tcW w:w="2880" w:type="dxa"/>
             <w:tcMar>
               <w:top w:w="80" w:type="dxa"/>
-              <w:start w:w="80" w:type="dxa"/>
+              <w:left w:w="80" w:type="dxa"/>
               <w:bottom w:w="80" w:type="dxa"/>
-              <w:end w:w="80" w:type="dxa"/>
+              <w:right w:w="80" w:type="dxa"/>
             </w:tcMar>
+            <w:vAlign w:val="center"/>
           </w:tcPr>
           <w:p>
             <w:pPr>
@@ -11591,14 +11543,14 @@
         </w:tc>
         <w:tc>
           <w:tcPr>
-            <w:tcW w:type="dxa" w:w="6192"/>
-            <w:vAlign w:val="center"/>
+            <w:tcW w:w="6192" w:type="dxa"/>
             <w:tcMar>
               <w:top w:w="80" w:type="dxa"/>
-              <w:start w:w="80" w:type="dxa"/>
+              <w:left w:w="80" w:type="dxa"/>
               <w:bottom w:w="80" w:type="dxa"/>
-              <w:end w:w="80" w:type="dxa"/>
+              <w:right w:w="80" w:type="dxa"/>
             </w:tcMar>
+            <w:vAlign w:val="center"/>
           </w:tcPr>
           <w:p>
             <w:pPr>
@@ -11619,7 +11571,7 @@
     </w:p>
     <w:p>
       <w:pPr>
-        <w:pStyle w:val="u3"/>
+        <w:pStyle w:val="Heading3"/>
       </w:pPr>
       <w:r>
         <w:t>Huấn luyện giai đoạn 2 (Domain Adaptation)</w:t>
@@ -11627,9 +11579,10 @@
     </w:p>
     <w:p>
       <w:pPr>
-        <w:pStyle w:val="u4"/>
-      </w:pPr>
-      <w:r>
+        <w:pStyle w:val="Heading4"/>
+      </w:pPr>
+      <w:r>
+        <w:lastRenderedPageBreak/>
         <w:t>Dữ liệu sử dụng</w:t>
       </w:r>
     </w:p>
@@ -11675,7 +11628,7 @@
     </w:p>
     <w:p>
       <w:pPr>
-        <w:pStyle w:val="u4"/>
+        <w:pStyle w:val="Heading4"/>
       </w:pPr>
       <w:r>
         <w:t>Cấu hình huấn luyện mô hình</w:t>
@@ -11691,26 +11644,25 @@
     </w:p>
     <w:tbl>
       <w:tblPr>
-        <w:tblStyle w:val="LiBang"/>
-        <w:tblW w:type="auto" w:w="0"/>
-        <w:tblLayout w:type="autofit"/>
-        <w:tblLook w:firstColumn="1" w:firstRow="1" w:lastColumn="0" w:lastRow="0" w:noHBand="0" w:noVBand="1" w:val="04A0"/>
+        <w:tblStyle w:val="TableGrid"/>
+        <w:tblW w:w="0" w:type="auto"/>
+        <w:tblLook w:val="04A0" w:firstRow="1" w:lastRow="0" w:firstColumn="1" w:lastColumn="0" w:noHBand="0" w:noVBand="1"/>
       </w:tblPr>
       <w:tblGrid>
-        <w:gridCol w:w="4393"/>
-        <w:gridCol w:w="4393"/>
+        <w:gridCol w:w="3217"/>
+        <w:gridCol w:w="5560"/>
       </w:tblGrid>
       <w:tr>
         <w:tc>
           <w:tcPr>
-            <w:tcW w:type="dxa" w:w="3312"/>
-            <w:vAlign w:val="center"/>
+            <w:tcW w:w="3312" w:type="dxa"/>
             <w:tcMar>
               <w:top w:w="80" w:type="dxa"/>
-              <w:start w:w="80" w:type="dxa"/>
+              <w:left w:w="80" w:type="dxa"/>
               <w:bottom w:w="80" w:type="dxa"/>
-              <w:end w:w="80" w:type="dxa"/>
+              <w:right w:w="80" w:type="dxa"/>
             </w:tcMar>
+            <w:vAlign w:val="center"/>
           </w:tcPr>
           <w:p>
             <w:pPr>
@@ -11727,14 +11679,14 @@
         </w:tc>
         <w:tc>
           <w:tcPr>
-            <w:tcW w:type="dxa" w:w="5760"/>
-            <w:vAlign w:val="center"/>
+            <w:tcW w:w="5760" w:type="dxa"/>
             <w:tcMar>
               <w:top w:w="80" w:type="dxa"/>
-              <w:start w:w="80" w:type="dxa"/>
+              <w:left w:w="80" w:type="dxa"/>
               <w:bottom w:w="80" w:type="dxa"/>
-              <w:end w:w="80" w:type="dxa"/>
+              <w:right w:w="80" w:type="dxa"/>
             </w:tcMar>
+            <w:vAlign w:val="center"/>
           </w:tcPr>
           <w:p>
             <w:pPr>
@@ -11753,14 +11705,14 @@
       <w:tr>
         <w:tc>
           <w:tcPr>
-            <w:tcW w:type="dxa" w:w="3312"/>
-            <w:vAlign w:val="center"/>
+            <w:tcW w:w="3312" w:type="dxa"/>
             <w:tcMar>
               <w:top w:w="80" w:type="dxa"/>
-              <w:start w:w="80" w:type="dxa"/>
+              <w:left w:w="80" w:type="dxa"/>
               <w:bottom w:w="80" w:type="dxa"/>
-              <w:end w:w="80" w:type="dxa"/>
+              <w:right w:w="80" w:type="dxa"/>
             </w:tcMar>
+            <w:vAlign w:val="center"/>
           </w:tcPr>
           <w:p>
             <w:pPr>
@@ -11774,14 +11726,14 @@
         </w:tc>
         <w:tc>
           <w:tcPr>
-            <w:tcW w:type="dxa" w:w="5760"/>
-            <w:vAlign w:val="center"/>
+            <w:tcW w:w="5760" w:type="dxa"/>
             <w:tcMar>
               <w:top w:w="80" w:type="dxa"/>
-              <w:start w:w="80" w:type="dxa"/>
+              <w:left w:w="80" w:type="dxa"/>
               <w:bottom w:w="80" w:type="dxa"/>
-              <w:end w:w="80" w:type="dxa"/>
+              <w:right w:w="80" w:type="dxa"/>
             </w:tcMar>
+            <w:vAlign w:val="center"/>
           </w:tcPr>
           <w:p>
             <w:pPr>
@@ -11797,14 +11749,14 @@
       <w:tr>
         <w:tc>
           <w:tcPr>
-            <w:tcW w:type="dxa" w:w="3312"/>
-            <w:vAlign w:val="center"/>
+            <w:tcW w:w="3312" w:type="dxa"/>
             <w:tcMar>
               <w:top w:w="80" w:type="dxa"/>
-              <w:start w:w="80" w:type="dxa"/>
+              <w:left w:w="80" w:type="dxa"/>
               <w:bottom w:w="80" w:type="dxa"/>
-              <w:end w:w="80" w:type="dxa"/>
+              <w:right w:w="80" w:type="dxa"/>
             </w:tcMar>
+            <w:vAlign w:val="center"/>
           </w:tcPr>
           <w:p>
             <w:pPr>
@@ -11818,14 +11770,14 @@
         </w:tc>
         <w:tc>
           <w:tcPr>
-            <w:tcW w:type="dxa" w:w="5760"/>
-            <w:vAlign w:val="center"/>
+            <w:tcW w:w="5760" w:type="dxa"/>
             <w:tcMar>
               <w:top w:w="80" w:type="dxa"/>
-              <w:start w:w="80" w:type="dxa"/>
+              <w:left w:w="80" w:type="dxa"/>
               <w:bottom w:w="80" w:type="dxa"/>
-              <w:end w:w="80" w:type="dxa"/>
+              <w:right w:w="80" w:type="dxa"/>
             </w:tcMar>
+            <w:vAlign w:val="center"/>
           </w:tcPr>
           <w:p>
             <w:pPr>
@@ -11841,14 +11793,14 @@
       <w:tr>
         <w:tc>
           <w:tcPr>
-            <w:tcW w:type="dxa" w:w="3312"/>
-            <w:vAlign w:val="center"/>
+            <w:tcW w:w="3312" w:type="dxa"/>
             <w:tcMar>
               <w:top w:w="80" w:type="dxa"/>
-              <w:start w:w="80" w:type="dxa"/>
+              <w:left w:w="80" w:type="dxa"/>
               <w:bottom w:w="80" w:type="dxa"/>
-              <w:end w:w="80" w:type="dxa"/>
+              <w:right w:w="80" w:type="dxa"/>
             </w:tcMar>
+            <w:vAlign w:val="center"/>
           </w:tcPr>
           <w:p>
             <w:pPr>
@@ -11862,14 +11814,14 @@
         </w:tc>
         <w:tc>
           <w:tcPr>
-            <w:tcW w:type="dxa" w:w="5760"/>
-            <w:vAlign w:val="center"/>
+            <w:tcW w:w="5760" w:type="dxa"/>
             <w:tcMar>
               <w:top w:w="80" w:type="dxa"/>
-              <w:start w:w="80" w:type="dxa"/>
+              <w:left w:w="80" w:type="dxa"/>
               <w:bottom w:w="80" w:type="dxa"/>
-              <w:end w:w="80" w:type="dxa"/>
+              <w:right w:w="80" w:type="dxa"/>
             </w:tcMar>
+            <w:vAlign w:val="center"/>
           </w:tcPr>
           <w:p>
             <w:pPr>
@@ -11885,14 +11837,14 @@
       <w:tr>
         <w:tc>
           <w:tcPr>
-            <w:tcW w:type="dxa" w:w="3312"/>
-            <w:vAlign w:val="center"/>
+            <w:tcW w:w="3312" w:type="dxa"/>
             <w:tcMar>
               <w:top w:w="80" w:type="dxa"/>
-              <w:start w:w="80" w:type="dxa"/>
+              <w:left w:w="80" w:type="dxa"/>
               <w:bottom w:w="80" w:type="dxa"/>
-              <w:end w:w="80" w:type="dxa"/>
+              <w:right w:w="80" w:type="dxa"/>
             </w:tcMar>
+            <w:vAlign w:val="center"/>
           </w:tcPr>
           <w:p>
             <w:pPr>
@@ -11906,14 +11858,14 @@
         </w:tc>
         <w:tc>
           <w:tcPr>
-            <w:tcW w:type="dxa" w:w="5760"/>
-            <w:vAlign w:val="center"/>
+            <w:tcW w:w="5760" w:type="dxa"/>
             <w:tcMar>
               <w:top w:w="80" w:type="dxa"/>
-              <w:start w:w="80" w:type="dxa"/>
+              <w:left w:w="80" w:type="dxa"/>
               <w:bottom w:w="80" w:type="dxa"/>
-              <w:end w:w="80" w:type="dxa"/>
+              <w:right w:w="80" w:type="dxa"/>
             </w:tcMar>
+            <w:vAlign w:val="center"/>
           </w:tcPr>
           <w:p>
             <w:pPr>
@@ -11929,14 +11881,14 @@
       <w:tr>
         <w:tc>
           <w:tcPr>
-            <w:tcW w:type="dxa" w:w="3312"/>
-            <w:vAlign w:val="center"/>
+            <w:tcW w:w="3312" w:type="dxa"/>
             <w:tcMar>
               <w:top w:w="80" w:type="dxa"/>
-              <w:start w:w="80" w:type="dxa"/>
+              <w:left w:w="80" w:type="dxa"/>
               <w:bottom w:w="80" w:type="dxa"/>
-              <w:end w:w="80" w:type="dxa"/>
+              <w:right w:w="80" w:type="dxa"/>
             </w:tcMar>
+            <w:vAlign w:val="center"/>
           </w:tcPr>
           <w:p>
             <w:pPr>
@@ -11950,14 +11902,14 @@
         </w:tc>
         <w:tc>
           <w:tcPr>
-            <w:tcW w:type="dxa" w:w="5760"/>
-            <w:vAlign w:val="center"/>
+            <w:tcW w:w="5760" w:type="dxa"/>
             <w:tcMar>
               <w:top w:w="80" w:type="dxa"/>
-              <w:start w:w="80" w:type="dxa"/>
+              <w:left w:w="80" w:type="dxa"/>
               <w:bottom w:w="80" w:type="dxa"/>
-              <w:end w:w="80" w:type="dxa"/>
+              <w:right w:w="80" w:type="dxa"/>
             </w:tcMar>
+            <w:vAlign w:val="center"/>
           </w:tcPr>
           <w:p>
             <w:pPr>
@@ -11973,14 +11925,14 @@
       <w:tr>
         <w:tc>
           <w:tcPr>
-            <w:tcW w:type="dxa" w:w="3312"/>
-            <w:vAlign w:val="center"/>
+            <w:tcW w:w="3312" w:type="dxa"/>
             <w:tcMar>
               <w:top w:w="80" w:type="dxa"/>
-              <w:start w:w="80" w:type="dxa"/>
+              <w:left w:w="80" w:type="dxa"/>
               <w:bottom w:w="80" w:type="dxa"/>
-              <w:end w:w="80" w:type="dxa"/>
+              <w:right w:w="80" w:type="dxa"/>
             </w:tcMar>
+            <w:vAlign w:val="center"/>
           </w:tcPr>
           <w:p>
             <w:pPr>
@@ -11988,20 +11940,21 @@
               <w:jc w:val="left"/>
             </w:pPr>
             <w:r>
+              <w:lastRenderedPageBreak/>
               <w:t>Train batch / gradient accumulation</w:t>
             </w:r>
           </w:p>
         </w:tc>
         <w:tc>
           <w:tcPr>
-            <w:tcW w:type="dxa" w:w="5760"/>
-            <w:vAlign w:val="center"/>
+            <w:tcW w:w="5760" w:type="dxa"/>
             <w:tcMar>
               <w:top w:w="80" w:type="dxa"/>
-              <w:start w:w="80" w:type="dxa"/>
+              <w:left w:w="80" w:type="dxa"/>
               <w:bottom w:w="80" w:type="dxa"/>
-              <w:end w:w="80" w:type="dxa"/>
+              <w:right w:w="80" w:type="dxa"/>
             </w:tcMar>
+            <w:vAlign w:val="center"/>
           </w:tcPr>
           <w:p>
             <w:pPr>
@@ -12017,14 +11970,14 @@
       <w:tr>
         <w:tc>
           <w:tcPr>
-            <w:tcW w:type="dxa" w:w="3312"/>
-            <w:vAlign w:val="center"/>
+            <w:tcW w:w="3312" w:type="dxa"/>
             <w:tcMar>
               <w:top w:w="80" w:type="dxa"/>
-              <w:start w:w="80" w:type="dxa"/>
+              <w:left w:w="80" w:type="dxa"/>
               <w:bottom w:w="80" w:type="dxa"/>
-              <w:end w:w="80" w:type="dxa"/>
+              <w:right w:w="80" w:type="dxa"/>
             </w:tcMar>
+            <w:vAlign w:val="center"/>
           </w:tcPr>
           <w:p>
             <w:pPr>
@@ -12038,14 +11991,14 @@
         </w:tc>
         <w:tc>
           <w:tcPr>
-            <w:tcW w:type="dxa" w:w="5760"/>
-            <w:vAlign w:val="center"/>
+            <w:tcW w:w="5760" w:type="dxa"/>
             <w:tcMar>
               <w:top w:w="80" w:type="dxa"/>
-              <w:start w:w="80" w:type="dxa"/>
+              <w:left w:w="80" w:type="dxa"/>
               <w:bottom w:w="80" w:type="dxa"/>
-              <w:end w:w="80" w:type="dxa"/>
+              <w:right w:w="80" w:type="dxa"/>
             </w:tcMar>
+            <w:vAlign w:val="center"/>
           </w:tcPr>
           <w:p>
             <w:pPr>
@@ -12061,14 +12014,14 @@
       <w:tr>
         <w:tc>
           <w:tcPr>
-            <w:tcW w:type="dxa" w:w="3312"/>
-            <w:vAlign w:val="center"/>
+            <w:tcW w:w="3312" w:type="dxa"/>
             <w:tcMar>
               <w:top w:w="80" w:type="dxa"/>
-              <w:start w:w="80" w:type="dxa"/>
+              <w:left w:w="80" w:type="dxa"/>
               <w:bottom w:w="80" w:type="dxa"/>
-              <w:end w:w="80" w:type="dxa"/>
+              <w:right w:w="80" w:type="dxa"/>
             </w:tcMar>
+            <w:vAlign w:val="center"/>
           </w:tcPr>
           <w:p>
             <w:pPr>
@@ -12082,14 +12035,14 @@
         </w:tc>
         <w:tc>
           <w:tcPr>
-            <w:tcW w:type="dxa" w:w="5760"/>
-            <w:vAlign w:val="center"/>
+            <w:tcW w:w="5760" w:type="dxa"/>
             <w:tcMar>
               <w:top w:w="80" w:type="dxa"/>
-              <w:start w:w="80" w:type="dxa"/>
+              <w:left w:w="80" w:type="dxa"/>
               <w:bottom w:w="80" w:type="dxa"/>
-              <w:end w:w="80" w:type="dxa"/>
+              <w:right w:w="80" w:type="dxa"/>
             </w:tcMar>
+            <w:vAlign w:val="center"/>
           </w:tcPr>
           <w:p>
             <w:pPr>
@@ -12105,14 +12058,14 @@
       <w:tr>
         <w:tc>
           <w:tcPr>
-            <w:tcW w:type="dxa" w:w="3312"/>
-            <w:vAlign w:val="center"/>
+            <w:tcW w:w="3312" w:type="dxa"/>
             <w:tcMar>
               <w:top w:w="80" w:type="dxa"/>
-              <w:start w:w="80" w:type="dxa"/>
+              <w:left w:w="80" w:type="dxa"/>
               <w:bottom w:w="80" w:type="dxa"/>
-              <w:end w:w="80" w:type="dxa"/>
+              <w:right w:w="80" w:type="dxa"/>
             </w:tcMar>
+            <w:vAlign w:val="center"/>
           </w:tcPr>
           <w:p>
             <w:pPr>
@@ -12126,14 +12079,14 @@
         </w:tc>
         <w:tc>
           <w:tcPr>
-            <w:tcW w:type="dxa" w:w="5760"/>
-            <w:vAlign w:val="center"/>
+            <w:tcW w:w="5760" w:type="dxa"/>
             <w:tcMar>
               <w:top w:w="80" w:type="dxa"/>
-              <w:start w:w="80" w:type="dxa"/>
+              <w:left w:w="80" w:type="dxa"/>
               <w:bottom w:w="80" w:type="dxa"/>
-              <w:end w:w="80" w:type="dxa"/>
+              <w:right w:w="80" w:type="dxa"/>
             </w:tcMar>
+            <w:vAlign w:val="center"/>
           </w:tcPr>
           <w:p>
             <w:pPr>
@@ -12149,14 +12102,14 @@
       <w:tr>
         <w:tc>
           <w:tcPr>
-            <w:tcW w:type="dxa" w:w="3312"/>
-            <w:vAlign w:val="center"/>
+            <w:tcW w:w="3312" w:type="dxa"/>
             <w:tcMar>
               <w:top w:w="80" w:type="dxa"/>
-              <w:start w:w="80" w:type="dxa"/>
+              <w:left w:w="80" w:type="dxa"/>
               <w:bottom w:w="80" w:type="dxa"/>
-              <w:end w:w="80" w:type="dxa"/>
+              <w:right w:w="80" w:type="dxa"/>
             </w:tcMar>
+            <w:vAlign w:val="center"/>
           </w:tcPr>
           <w:p>
             <w:pPr>
@@ -12170,14 +12123,14 @@
         </w:tc>
         <w:tc>
           <w:tcPr>
-            <w:tcW w:type="dxa" w:w="5760"/>
-            <w:vAlign w:val="center"/>
+            <w:tcW w:w="5760" w:type="dxa"/>
             <w:tcMar>
               <w:top w:w="80" w:type="dxa"/>
-              <w:start w:w="80" w:type="dxa"/>
+              <w:left w:w="80" w:type="dxa"/>
               <w:bottom w:w="80" w:type="dxa"/>
-              <w:end w:w="80" w:type="dxa"/>
+              <w:right w:w="80" w:type="dxa"/>
             </w:tcMar>
+            <w:vAlign w:val="center"/>
           </w:tcPr>
           <w:p>
             <w:pPr>
@@ -12193,14 +12146,14 @@
       <w:tr>
         <w:tc>
           <w:tcPr>
-            <w:tcW w:type="dxa" w:w="3312"/>
-            <w:vAlign w:val="center"/>
+            <w:tcW w:w="3312" w:type="dxa"/>
             <w:tcMar>
               <w:top w:w="80" w:type="dxa"/>
-              <w:start w:w="80" w:type="dxa"/>
+              <w:left w:w="80" w:type="dxa"/>
               <w:bottom w:w="80" w:type="dxa"/>
-              <w:end w:w="80" w:type="dxa"/>
+              <w:right w:w="80" w:type="dxa"/>
             </w:tcMar>
+            <w:vAlign w:val="center"/>
           </w:tcPr>
           <w:p>
             <w:pPr>
@@ -12214,14 +12167,14 @@
         </w:tc>
         <w:tc>
           <w:tcPr>
-            <w:tcW w:type="dxa" w:w="5760"/>
-            <w:vAlign w:val="center"/>
+            <w:tcW w:w="5760" w:type="dxa"/>
             <w:tcMar>
               <w:top w:w="80" w:type="dxa"/>
-              <w:start w:w="80" w:type="dxa"/>
+              <w:left w:w="80" w:type="dxa"/>
               <w:bottom w:w="80" w:type="dxa"/>
-              <w:end w:w="80" w:type="dxa"/>
+              <w:right w:w="80" w:type="dxa"/>
             </w:tcMar>
+            <w:vAlign w:val="center"/>
           </w:tcPr>
           <w:p>
             <w:pPr>
@@ -12237,14 +12190,14 @@
       <w:tr>
         <w:tc>
           <w:tcPr>
-            <w:tcW w:type="dxa" w:w="3312"/>
-            <w:vAlign w:val="center"/>
+            <w:tcW w:w="3312" w:type="dxa"/>
             <w:tcMar>
               <w:top w:w="80" w:type="dxa"/>
-              <w:start w:w="80" w:type="dxa"/>
+              <w:left w:w="80" w:type="dxa"/>
               <w:bottom w:w="80" w:type="dxa"/>
-              <w:end w:w="80" w:type="dxa"/>
+              <w:right w:w="80" w:type="dxa"/>
             </w:tcMar>
+            <w:vAlign w:val="center"/>
           </w:tcPr>
           <w:p>
             <w:pPr>
@@ -12258,14 +12211,14 @@
         </w:tc>
         <w:tc>
           <w:tcPr>
-            <w:tcW w:type="dxa" w:w="5760"/>
-            <w:vAlign w:val="center"/>
+            <w:tcW w:w="5760" w:type="dxa"/>
             <w:tcMar>
               <w:top w:w="80" w:type="dxa"/>
-              <w:start w:w="80" w:type="dxa"/>
+              <w:left w:w="80" w:type="dxa"/>
               <w:bottom w:w="80" w:type="dxa"/>
-              <w:end w:w="80" w:type="dxa"/>
+              <w:right w:w="80" w:type="dxa"/>
             </w:tcMar>
+            <w:vAlign w:val="center"/>
           </w:tcPr>
           <w:p>
             <w:pPr>
@@ -12286,7 +12239,7 @@
     </w:p>
     <w:p>
       <w:pPr>
-        <w:pStyle w:val="u4"/>
+        <w:pStyle w:val="Heading4"/>
       </w:pPr>
       <w:r>
         <w:t>Kết quả huấn luyện từ giai đoạn 2</w:t>
@@ -12302,27 +12255,26 @@
     </w:p>
     <w:tbl>
       <w:tblPr>
-        <w:tblStyle w:val="LiBang"/>
-        <w:tblW w:type="auto" w:w="0"/>
-        <w:tblLayout w:type="autofit"/>
-        <w:tblLook w:firstColumn="1" w:firstRow="1" w:lastColumn="0" w:lastRow="0" w:noHBand="0" w:noVBand="1" w:val="04A0"/>
+        <w:tblStyle w:val="TableGrid"/>
+        <w:tblW w:w="0" w:type="auto"/>
+        <w:tblLook w:val="04A0" w:firstRow="1" w:lastRow="0" w:firstColumn="1" w:lastColumn="0" w:noHBand="0" w:noVBand="1"/>
       </w:tblPr>
       <w:tblGrid>
-        <w:gridCol w:w="2929"/>
-        <w:gridCol w:w="2929"/>
-        <w:gridCol w:w="2929"/>
+        <w:gridCol w:w="2016"/>
+        <w:gridCol w:w="3168"/>
+        <w:gridCol w:w="3168"/>
       </w:tblGrid>
       <w:tr>
         <w:tc>
           <w:tcPr>
-            <w:tcW w:type="dxa" w:w="2016"/>
-            <w:vAlign w:val="center"/>
+            <w:tcW w:w="2016" w:type="dxa"/>
             <w:tcMar>
               <w:top w:w="80" w:type="dxa"/>
-              <w:start w:w="80" w:type="dxa"/>
+              <w:left w:w="80" w:type="dxa"/>
               <w:bottom w:w="80" w:type="dxa"/>
-              <w:end w:w="80" w:type="dxa"/>
+              <w:right w:w="80" w:type="dxa"/>
             </w:tcMar>
+            <w:vAlign w:val="center"/>
           </w:tcPr>
           <w:p>
             <w:pPr>
@@ -12339,14 +12291,14 @@
         </w:tc>
         <w:tc>
           <w:tcPr>
-            <w:tcW w:type="dxa" w:w="3168"/>
-            <w:vAlign w:val="center"/>
+            <w:tcW w:w="3168" w:type="dxa"/>
             <w:tcMar>
               <w:top w:w="80" w:type="dxa"/>
-              <w:start w:w="80" w:type="dxa"/>
+              <w:left w:w="80" w:type="dxa"/>
               <w:bottom w:w="80" w:type="dxa"/>
-              <w:end w:w="80" w:type="dxa"/>
+              <w:right w:w="80" w:type="dxa"/>
             </w:tcMar>
+            <w:vAlign w:val="center"/>
           </w:tcPr>
           <w:p>
             <w:pPr>
@@ -12363,14 +12315,14 @@
         </w:tc>
         <w:tc>
           <w:tcPr>
-            <w:tcW w:type="dxa" w:w="3168"/>
-            <w:vAlign w:val="center"/>
+            <w:tcW w:w="3168" w:type="dxa"/>
             <w:tcMar>
               <w:top w:w="80" w:type="dxa"/>
-              <w:start w:w="80" w:type="dxa"/>
+              <w:left w:w="80" w:type="dxa"/>
               <w:bottom w:w="80" w:type="dxa"/>
-              <w:end w:w="80" w:type="dxa"/>
+              <w:right w:w="80" w:type="dxa"/>
             </w:tcMar>
+            <w:vAlign w:val="center"/>
           </w:tcPr>
           <w:p>
             <w:pPr>
@@ -12389,14 +12341,14 @@
       <w:tr>
         <w:tc>
           <w:tcPr>
-            <w:tcW w:type="dxa" w:w="2016"/>
-            <w:vAlign w:val="center"/>
+            <w:tcW w:w="2016" w:type="dxa"/>
             <w:tcMar>
               <w:top w:w="80" w:type="dxa"/>
-              <w:start w:w="80" w:type="dxa"/>
+              <w:left w:w="80" w:type="dxa"/>
               <w:bottom w:w="80" w:type="dxa"/>
-              <w:end w:w="80" w:type="dxa"/>
+              <w:right w:w="80" w:type="dxa"/>
             </w:tcMar>
+            <w:vAlign w:val="center"/>
           </w:tcPr>
           <w:p>
             <w:pPr>
@@ -12410,14 +12362,14 @@
         </w:tc>
         <w:tc>
           <w:tcPr>
-            <w:tcW w:type="dxa" w:w="3168"/>
-            <w:vAlign w:val="center"/>
+            <w:tcW w:w="3168" w:type="dxa"/>
             <w:tcMar>
               <w:top w:w="80" w:type="dxa"/>
-              <w:start w:w="80" w:type="dxa"/>
+              <w:left w:w="80" w:type="dxa"/>
               <w:bottom w:w="80" w:type="dxa"/>
-              <w:end w:w="80" w:type="dxa"/>
+              <w:right w:w="80" w:type="dxa"/>
             </w:tcMar>
+            <w:vAlign w:val="center"/>
           </w:tcPr>
           <w:p>
             <w:pPr>
@@ -12431,14 +12383,14 @@
         </w:tc>
         <w:tc>
           <w:tcPr>
-            <w:tcW w:type="dxa" w:w="3168"/>
-            <w:vAlign w:val="center"/>
+            <w:tcW w:w="3168" w:type="dxa"/>
             <w:tcMar>
               <w:top w:w="80" w:type="dxa"/>
-              <w:start w:w="80" w:type="dxa"/>
+              <w:left w:w="80" w:type="dxa"/>
               <w:bottom w:w="80" w:type="dxa"/>
-              <w:end w:w="80" w:type="dxa"/>
+              <w:right w:w="80" w:type="dxa"/>
             </w:tcMar>
+            <w:vAlign w:val="center"/>
           </w:tcPr>
           <w:p>
             <w:pPr>
@@ -12454,14 +12406,14 @@
       <w:tr>
         <w:tc>
           <w:tcPr>
-            <w:tcW w:type="dxa" w:w="2016"/>
-            <w:vAlign w:val="center"/>
+            <w:tcW w:w="2016" w:type="dxa"/>
             <w:tcMar>
               <w:top w:w="80" w:type="dxa"/>
-              <w:start w:w="80" w:type="dxa"/>
+              <w:left w:w="80" w:type="dxa"/>
               <w:bottom w:w="80" w:type="dxa"/>
-              <w:end w:w="80" w:type="dxa"/>
+              <w:right w:w="80" w:type="dxa"/>
             </w:tcMar>
+            <w:vAlign w:val="center"/>
           </w:tcPr>
           <w:p>
             <w:pPr>
@@ -12475,14 +12427,14 @@
         </w:tc>
         <w:tc>
           <w:tcPr>
-            <w:tcW w:type="dxa" w:w="3168"/>
-            <w:vAlign w:val="center"/>
+            <w:tcW w:w="3168" w:type="dxa"/>
             <w:tcMar>
               <w:top w:w="80" w:type="dxa"/>
-              <w:start w:w="80" w:type="dxa"/>
+              <w:left w:w="80" w:type="dxa"/>
               <w:bottom w:w="80" w:type="dxa"/>
-              <w:end w:w="80" w:type="dxa"/>
+              <w:right w:w="80" w:type="dxa"/>
             </w:tcMar>
+            <w:vAlign w:val="center"/>
           </w:tcPr>
           <w:p>
             <w:pPr>
@@ -12496,14 +12448,14 @@
         </w:tc>
         <w:tc>
           <w:tcPr>
-            <w:tcW w:type="dxa" w:w="3168"/>
-            <w:vAlign w:val="center"/>
+            <w:tcW w:w="3168" w:type="dxa"/>
             <w:tcMar>
               <w:top w:w="80" w:type="dxa"/>
-              <w:start w:w="80" w:type="dxa"/>
+              <w:left w:w="80" w:type="dxa"/>
               <w:bottom w:w="80" w:type="dxa"/>
-              <w:end w:w="80" w:type="dxa"/>
+              <w:right w:w="80" w:type="dxa"/>
             </w:tcMar>
+            <w:vAlign w:val="center"/>
           </w:tcPr>
           <w:p>
             <w:pPr>
@@ -12519,14 +12471,14 @@
       <w:tr>
         <w:tc>
           <w:tcPr>
-            <w:tcW w:type="dxa" w:w="2016"/>
-            <w:vAlign w:val="center"/>
+            <w:tcW w:w="2016" w:type="dxa"/>
             <w:tcMar>
               <w:top w:w="80" w:type="dxa"/>
-              <w:start w:w="80" w:type="dxa"/>
+              <w:left w:w="80" w:type="dxa"/>
               <w:bottom w:w="80" w:type="dxa"/>
-              <w:end w:w="80" w:type="dxa"/>
+              <w:right w:w="80" w:type="dxa"/>
             </w:tcMar>
+            <w:vAlign w:val="center"/>
           </w:tcPr>
           <w:p>
             <w:pPr>
@@ -12540,14 +12492,14 @@
         </w:tc>
         <w:tc>
           <w:tcPr>
-            <w:tcW w:type="dxa" w:w="3168"/>
-            <w:vAlign w:val="center"/>
+            <w:tcW w:w="3168" w:type="dxa"/>
             <w:tcMar>
               <w:top w:w="80" w:type="dxa"/>
-              <w:start w:w="80" w:type="dxa"/>
+              <w:left w:w="80" w:type="dxa"/>
               <w:bottom w:w="80" w:type="dxa"/>
-              <w:end w:w="80" w:type="dxa"/>
+              <w:right w:w="80" w:type="dxa"/>
             </w:tcMar>
+            <w:vAlign w:val="center"/>
           </w:tcPr>
           <w:p>
             <w:pPr>
@@ -12561,14 +12513,14 @@
         </w:tc>
         <w:tc>
           <w:tcPr>
-            <w:tcW w:type="dxa" w:w="3168"/>
-            <w:vAlign w:val="center"/>
+            <w:tcW w:w="3168" w:type="dxa"/>
             <w:tcMar>
               <w:top w:w="80" w:type="dxa"/>
-              <w:start w:w="80" w:type="dxa"/>
+              <w:left w:w="80" w:type="dxa"/>
               <w:bottom w:w="80" w:type="dxa"/>
-              <w:end w:w="80" w:type="dxa"/>
+              <w:right w:w="80" w:type="dxa"/>
             </w:tcMar>
+            <w:vAlign w:val="center"/>
           </w:tcPr>
           <w:p>
             <w:pPr>
@@ -12584,14 +12536,14 @@
       <w:tr>
         <w:tc>
           <w:tcPr>
-            <w:tcW w:type="dxa" w:w="2016"/>
-            <w:vAlign w:val="center"/>
+            <w:tcW w:w="2016" w:type="dxa"/>
             <w:tcMar>
               <w:top w:w="80" w:type="dxa"/>
-              <w:start w:w="80" w:type="dxa"/>
+              <w:left w:w="80" w:type="dxa"/>
               <w:bottom w:w="80" w:type="dxa"/>
-              <w:end w:w="80" w:type="dxa"/>
+              <w:right w:w="80" w:type="dxa"/>
             </w:tcMar>
+            <w:vAlign w:val="center"/>
           </w:tcPr>
           <w:p>
             <w:pPr>
@@ -12605,14 +12557,14 @@
         </w:tc>
         <w:tc>
           <w:tcPr>
-            <w:tcW w:type="dxa" w:w="3168"/>
-            <w:vAlign w:val="center"/>
+            <w:tcW w:w="3168" w:type="dxa"/>
             <w:tcMar>
               <w:top w:w="80" w:type="dxa"/>
-              <w:start w:w="80" w:type="dxa"/>
+              <w:left w:w="80" w:type="dxa"/>
               <w:bottom w:w="80" w:type="dxa"/>
-              <w:end w:w="80" w:type="dxa"/>
+              <w:right w:w="80" w:type="dxa"/>
             </w:tcMar>
+            <w:vAlign w:val="center"/>
           </w:tcPr>
           <w:p>
             <w:pPr>
@@ -12626,14 +12578,14 @@
         </w:tc>
         <w:tc>
           <w:tcPr>
-            <w:tcW w:type="dxa" w:w="3168"/>
-            <w:vAlign w:val="center"/>
+            <w:tcW w:w="3168" w:type="dxa"/>
             <w:tcMar>
               <w:top w:w="80" w:type="dxa"/>
-              <w:start w:w="80" w:type="dxa"/>
+              <w:left w:w="80" w:type="dxa"/>
               <w:bottom w:w="80" w:type="dxa"/>
-              <w:end w:w="80" w:type="dxa"/>
+              <w:right w:w="80" w:type="dxa"/>
             </w:tcMar>
+            <w:vAlign w:val="center"/>
           </w:tcPr>
           <w:p>
             <w:pPr>
@@ -12657,12 +12609,13 @@
         <w:pStyle w:val="Nidungvnbn"/>
       </w:pPr>
       <w:r>
+        <w:lastRenderedPageBreak/>
         <w:t>So với việc huấn luyện ViT5-base từ trọng số gốc ở Stage 1 rồi mới chuyển sang Stage 2, cấu hình checkpoint có lợi thế là đã sở hữu sẵn năng lực nén ý chính và diễn đạt theo văn phong tin tức. Phần fine-tuning trên domain y tế vì vậy chủ yếu điều chỉnh mô hình theo từ vựng chuyên ngành, độ dài mong muốn và đặc thù bảo toàn số liệu.</w:t>
       </w:r>
     </w:p>
     <w:p>
       <w:pPr>
-        <w:pStyle w:val="u4"/>
+        <w:pStyle w:val="Heading4"/>
       </w:pPr>
       <w:r>
         <w:t>Đánh giá trên tập test</w:t>
@@ -12678,34 +12631,33 @@
     </w:p>
     <w:tbl>
       <w:tblPr>
-        <w:tblStyle w:val="LiBang"/>
-        <w:tblW w:type="auto" w:w="0"/>
-        <w:tblLayout w:type="autofit"/>
-        <w:tblLook w:firstColumn="1" w:firstRow="1" w:lastColumn="0" w:lastRow="0" w:noHBand="0" w:noVBand="1" w:val="04A0"/>
+        <w:tblStyle w:val="TableGrid"/>
+        <w:tblW w:w="0" w:type="auto"/>
+        <w:tblLook w:val="04A0" w:firstRow="1" w:lastRow="0" w:firstColumn="1" w:lastColumn="0" w:noHBand="0" w:noVBand="1"/>
       </w:tblPr>
       <w:tblGrid>
-        <w:gridCol w:w="1757"/>
-        <w:gridCol w:w="1757"/>
-        <w:gridCol w:w="1757"/>
-        <w:gridCol w:w="1757"/>
-        <w:gridCol w:w="1757"/>
+        <w:gridCol w:w="1958"/>
+        <w:gridCol w:w="1706"/>
+        <w:gridCol w:w="1706"/>
+        <w:gridCol w:w="1706"/>
+        <w:gridCol w:w="1701"/>
       </w:tblGrid>
       <w:tr>
         <w:tc>
           <w:tcPr>
-            <w:tcW w:type="dxa" w:w="2088"/>
-            <w:vAlign w:val="center"/>
+            <w:tcW w:w="2088" w:type="dxa"/>
             <w:tcMar>
               <w:top w:w="80" w:type="dxa"/>
-              <w:start w:w="80" w:type="dxa"/>
+              <w:left w:w="80" w:type="dxa"/>
               <w:bottom w:w="80" w:type="dxa"/>
-              <w:end w:w="80" w:type="dxa"/>
+              <w:right w:w="80" w:type="dxa"/>
             </w:tcMar>
+            <w:vAlign w:val="center"/>
           </w:tcPr>
           <w:p>
             <w:pPr>
               <w:pStyle w:val="Nidungvnbn"/>
-              <w:spacing w:before="0" w:after="0" w:line="240" w:lineRule="auto"/>
+              <w:spacing w:line="240" w:lineRule="auto"/>
               <w:jc w:val="center"/>
             </w:pPr>
             <w:r>
@@ -12719,19 +12671,19 @@
         </w:tc>
         <w:tc>
           <w:tcPr>
-            <w:tcW w:type="dxa" w:w="1728"/>
-            <w:vAlign w:val="center"/>
+            <w:tcW w:w="1728" w:type="dxa"/>
             <w:tcMar>
               <w:top w:w="80" w:type="dxa"/>
-              <w:start w:w="80" w:type="dxa"/>
+              <w:left w:w="80" w:type="dxa"/>
               <w:bottom w:w="80" w:type="dxa"/>
-              <w:end w:w="80" w:type="dxa"/>
+              <w:right w:w="80" w:type="dxa"/>
             </w:tcMar>
+            <w:vAlign w:val="center"/>
           </w:tcPr>
           <w:p>
             <w:pPr>
               <w:pStyle w:val="Nidungvnbn"/>
-              <w:spacing w:before="0" w:after="0" w:line="240" w:lineRule="auto"/>
+              <w:spacing w:line="240" w:lineRule="auto"/>
               <w:jc w:val="center"/>
             </w:pPr>
             <w:r>
@@ -12745,19 +12697,19 @@
         </w:tc>
         <w:tc>
           <w:tcPr>
-            <w:tcW w:type="dxa" w:w="1728"/>
-            <w:vAlign w:val="center"/>
+            <w:tcW w:w="1728" w:type="dxa"/>
             <w:tcMar>
               <w:top w:w="80" w:type="dxa"/>
-              <w:start w:w="80" w:type="dxa"/>
+              <w:left w:w="80" w:type="dxa"/>
               <w:bottom w:w="80" w:type="dxa"/>
-              <w:end w:w="80" w:type="dxa"/>
+              <w:right w:w="80" w:type="dxa"/>
             </w:tcMar>
+            <w:vAlign w:val="center"/>
           </w:tcPr>
           <w:p>
             <w:pPr>
               <w:pStyle w:val="Nidungvnbn"/>
-              <w:spacing w:before="0" w:after="0" w:line="240" w:lineRule="auto"/>
+              <w:spacing w:line="240" w:lineRule="auto"/>
               <w:jc w:val="center"/>
             </w:pPr>
             <w:r>
@@ -12771,19 +12723,19 @@
         </w:tc>
         <w:tc>
           <w:tcPr>
-            <w:tcW w:type="dxa" w:w="1728"/>
-            <w:vAlign w:val="center"/>
+            <w:tcW w:w="1728" w:type="dxa"/>
             <w:tcMar>
               <w:top w:w="80" w:type="dxa"/>
-              <w:start w:w="80" w:type="dxa"/>
+              <w:left w:w="80" w:type="dxa"/>
               <w:bottom w:w="80" w:type="dxa"/>
-              <w:end w:w="80" w:type="dxa"/>
+              <w:right w:w="80" w:type="dxa"/>
             </w:tcMar>
+            <w:vAlign w:val="center"/>
           </w:tcPr>
           <w:p>
             <w:pPr>
               <w:pStyle w:val="Nidungvnbn"/>
-              <w:spacing w:before="0" w:after="0" w:line="240" w:lineRule="auto"/>
+              <w:spacing w:line="240" w:lineRule="auto"/>
               <w:jc w:val="center"/>
             </w:pPr>
             <w:r>
@@ -12797,18 +12749,18 @@
         </w:tc>
         <w:tc>
           <w:tcPr>
-            <w:tcW w:type="dxa" w:w="1872"/>
-            <w:vAlign w:val="center"/>
+            <w:tcW w:w="1872" w:type="dxa"/>
             <w:tcMar>
               <w:top w:w="80" w:type="dxa"/>
-              <w:start w:w="80" w:type="dxa"/>
+              <w:left w:w="80" w:type="dxa"/>
               <w:bottom w:w="80" w:type="dxa"/>
-              <w:end w:w="80" w:type="dxa"/>
+              <w:right w:w="80" w:type="dxa"/>
             </w:tcMar>
+            <w:vAlign w:val="center"/>
           </w:tcPr>
           <w:p>
             <w:pPr>
-              <w:spacing w:before="0" w:after="0" w:line="240" w:lineRule="auto"/>
+              <w:spacing w:before="0" w:after="0"/>
               <w:jc w:val="center"/>
             </w:pPr>
             <w:r>
@@ -12824,19 +12776,19 @@
       <w:tr>
         <w:tc>
           <w:tcPr>
-            <w:tcW w:type="dxa" w:w="2088"/>
-            <w:vAlign w:val="center"/>
+            <w:tcW w:w="2088" w:type="dxa"/>
             <w:tcMar>
               <w:top w:w="80" w:type="dxa"/>
-              <w:start w:w="80" w:type="dxa"/>
+              <w:left w:w="80" w:type="dxa"/>
               <w:bottom w:w="80" w:type="dxa"/>
-              <w:end w:w="80" w:type="dxa"/>
+              <w:right w:w="80" w:type="dxa"/>
             </w:tcMar>
+            <w:vAlign w:val="center"/>
           </w:tcPr>
           <w:p>
             <w:pPr>
               <w:pStyle w:val="Nidungvnbn"/>
-              <w:spacing w:before="0" w:after="0" w:line="240" w:lineRule="auto"/>
+              <w:spacing w:line="240" w:lineRule="auto"/>
               <w:jc w:val="center"/>
             </w:pPr>
             <w:r>
@@ -12849,19 +12801,19 @@
         </w:tc>
         <w:tc>
           <w:tcPr>
-            <w:tcW w:type="dxa" w:w="1728"/>
-            <w:vAlign w:val="center"/>
+            <w:tcW w:w="1728" w:type="dxa"/>
             <w:tcMar>
               <w:top w:w="80" w:type="dxa"/>
-              <w:start w:w="80" w:type="dxa"/>
+              <w:left w:w="80" w:type="dxa"/>
               <w:bottom w:w="80" w:type="dxa"/>
-              <w:end w:w="80" w:type="dxa"/>
+              <w:right w:w="80" w:type="dxa"/>
             </w:tcMar>
+            <w:vAlign w:val="center"/>
           </w:tcPr>
           <w:p>
             <w:pPr>
               <w:pStyle w:val="Nidungvnbn"/>
-              <w:spacing w:before="0" w:after="0" w:line="240" w:lineRule="auto"/>
+              <w:spacing w:line="240" w:lineRule="auto"/>
               <w:jc w:val="center"/>
             </w:pPr>
             <w:r>
@@ -12874,19 +12826,19 @@
         </w:tc>
         <w:tc>
           <w:tcPr>
-            <w:tcW w:type="dxa" w:w="1728"/>
-            <w:vAlign w:val="center"/>
+            <w:tcW w:w="1728" w:type="dxa"/>
             <w:tcMar>
               <w:top w:w="80" w:type="dxa"/>
-              <w:start w:w="80" w:type="dxa"/>
+              <w:left w:w="80" w:type="dxa"/>
               <w:bottom w:w="80" w:type="dxa"/>
-              <w:end w:w="80" w:type="dxa"/>
+              <w:right w:w="80" w:type="dxa"/>
             </w:tcMar>
+            <w:vAlign w:val="center"/>
           </w:tcPr>
           <w:p>
             <w:pPr>
               <w:pStyle w:val="Nidungvnbn"/>
-              <w:spacing w:before="0" w:after="0" w:line="240" w:lineRule="auto"/>
+              <w:spacing w:line="240" w:lineRule="auto"/>
               <w:jc w:val="center"/>
             </w:pPr>
             <w:r>
@@ -12899,19 +12851,19 @@
         </w:tc>
         <w:tc>
           <w:tcPr>
-            <w:tcW w:type="dxa" w:w="1728"/>
-            <w:vAlign w:val="center"/>
+            <w:tcW w:w="1728" w:type="dxa"/>
             <w:tcMar>
               <w:top w:w="80" w:type="dxa"/>
-              <w:start w:w="80" w:type="dxa"/>
+              <w:left w:w="80" w:type="dxa"/>
               <w:bottom w:w="80" w:type="dxa"/>
-              <w:end w:w="80" w:type="dxa"/>
+              <w:right w:w="80" w:type="dxa"/>
             </w:tcMar>
+            <w:vAlign w:val="center"/>
           </w:tcPr>
           <w:p>
             <w:pPr>
               <w:pStyle w:val="Nidungvnbn"/>
-              <w:spacing w:before="0" w:after="0" w:line="240" w:lineRule="auto"/>
+              <w:spacing w:line="240" w:lineRule="auto"/>
               <w:jc w:val="center"/>
             </w:pPr>
             <w:r>
@@ -12924,19 +12876,19 @@
         </w:tc>
         <w:tc>
           <w:tcPr>
-            <w:tcW w:type="dxa" w:w="1872"/>
-            <w:vAlign w:val="center"/>
+            <w:tcW w:w="1872" w:type="dxa"/>
             <w:tcMar>
               <w:top w:w="80" w:type="dxa"/>
-              <w:start w:w="80" w:type="dxa"/>
+              <w:left w:w="80" w:type="dxa"/>
               <w:bottom w:w="80" w:type="dxa"/>
-              <w:end w:w="80" w:type="dxa"/>
+              <w:right w:w="80" w:type="dxa"/>
             </w:tcMar>
+            <w:vAlign w:val="center"/>
           </w:tcPr>
           <w:p>
             <w:pPr>
               <w:pStyle w:val="Nidungvnbn"/>
-              <w:spacing w:before="0" w:after="0" w:line="240" w:lineRule="auto"/>
+              <w:spacing w:line="240" w:lineRule="auto"/>
               <w:jc w:val="center"/>
             </w:pPr>
             <w:r>
@@ -12951,19 +12903,19 @@
       <w:tr>
         <w:tc>
           <w:tcPr>
-            <w:tcW w:type="dxa" w:w="2088"/>
-            <w:vAlign w:val="center"/>
+            <w:tcW w:w="2088" w:type="dxa"/>
             <w:tcMar>
               <w:top w:w="80" w:type="dxa"/>
-              <w:start w:w="80" w:type="dxa"/>
+              <w:left w:w="80" w:type="dxa"/>
               <w:bottom w:w="80" w:type="dxa"/>
-              <w:end w:w="80" w:type="dxa"/>
+              <w:right w:w="80" w:type="dxa"/>
             </w:tcMar>
+            <w:vAlign w:val="center"/>
           </w:tcPr>
           <w:p>
             <w:pPr>
               <w:pStyle w:val="Nidungvnbn"/>
-              <w:spacing w:before="0" w:after="0" w:line="240" w:lineRule="auto"/>
+              <w:spacing w:line="240" w:lineRule="auto"/>
               <w:jc w:val="center"/>
             </w:pPr>
             <w:r>
@@ -12976,19 +12928,19 @@
         </w:tc>
         <w:tc>
           <w:tcPr>
-            <w:tcW w:type="dxa" w:w="1728"/>
-            <w:vAlign w:val="center"/>
+            <w:tcW w:w="1728" w:type="dxa"/>
             <w:tcMar>
               <w:top w:w="80" w:type="dxa"/>
-              <w:start w:w="80" w:type="dxa"/>
+              <w:left w:w="80" w:type="dxa"/>
               <w:bottom w:w="80" w:type="dxa"/>
-              <w:end w:w="80" w:type="dxa"/>
+              <w:right w:w="80" w:type="dxa"/>
             </w:tcMar>
+            <w:vAlign w:val="center"/>
           </w:tcPr>
           <w:p>
             <w:pPr>
               <w:pStyle w:val="Nidungvnbn"/>
-              <w:spacing w:before="0" w:after="0" w:line="240" w:lineRule="auto"/>
+              <w:spacing w:line="240" w:lineRule="auto"/>
               <w:jc w:val="center"/>
             </w:pPr>
             <w:r>
@@ -13001,19 +12953,19 @@
         </w:tc>
         <w:tc>
           <w:tcPr>
-            <w:tcW w:type="dxa" w:w="1728"/>
-            <w:vAlign w:val="center"/>
+            <w:tcW w:w="1728" w:type="dxa"/>
             <w:tcMar>
               <w:top w:w="80" w:type="dxa"/>
-              <w:start w:w="80" w:type="dxa"/>
+              <w:left w:w="80" w:type="dxa"/>
               <w:bottom w:w="80" w:type="dxa"/>
-              <w:end w:w="80" w:type="dxa"/>
+              <w:right w:w="80" w:type="dxa"/>
             </w:tcMar>
+            <w:vAlign w:val="center"/>
           </w:tcPr>
           <w:p>
             <w:pPr>
               <w:pStyle w:val="Nidungvnbn"/>
-              <w:spacing w:before="0" w:after="0" w:line="240" w:lineRule="auto"/>
+              <w:spacing w:line="240" w:lineRule="auto"/>
               <w:jc w:val="center"/>
             </w:pPr>
             <w:r>
@@ -13026,19 +12978,19 @@
         </w:tc>
         <w:tc>
           <w:tcPr>
-            <w:tcW w:type="dxa" w:w="1728"/>
-            <w:vAlign w:val="center"/>
+            <w:tcW w:w="1728" w:type="dxa"/>
             <w:tcMar>
               <w:top w:w="80" w:type="dxa"/>
-              <w:start w:w="80" w:type="dxa"/>
+              <w:left w:w="80" w:type="dxa"/>
               <w:bottom w:w="80" w:type="dxa"/>
-              <w:end w:w="80" w:type="dxa"/>
+              <w:right w:w="80" w:type="dxa"/>
             </w:tcMar>
+            <w:vAlign w:val="center"/>
           </w:tcPr>
           <w:p>
             <w:pPr>
               <w:pStyle w:val="Nidungvnbn"/>
-              <w:spacing w:before="0" w:after="0" w:line="240" w:lineRule="auto"/>
+              <w:spacing w:line="240" w:lineRule="auto"/>
               <w:jc w:val="center"/>
             </w:pPr>
             <w:r>
@@ -13051,19 +13003,19 @@
         </w:tc>
         <w:tc>
           <w:tcPr>
-            <w:tcW w:type="dxa" w:w="1872"/>
-            <w:vAlign w:val="center"/>
+            <w:tcW w:w="1872" w:type="dxa"/>
             <w:tcMar>
               <w:top w:w="80" w:type="dxa"/>
-              <w:start w:w="80" w:type="dxa"/>
+              <w:left w:w="80" w:type="dxa"/>
               <w:bottom w:w="80" w:type="dxa"/>
-              <w:end w:w="80" w:type="dxa"/>
+              <w:right w:w="80" w:type="dxa"/>
             </w:tcMar>
+            <w:vAlign w:val="center"/>
           </w:tcPr>
           <w:p>
             <w:pPr>
               <w:pStyle w:val="Nidungvnbn"/>
-              <w:spacing w:before="0" w:after="0" w:line="240" w:lineRule="auto"/>
+              <w:spacing w:line="240" w:lineRule="auto"/>
               <w:jc w:val="center"/>
             </w:pPr>
             <w:r>
@@ -13078,19 +13030,19 @@
       <w:tr>
         <w:tc>
           <w:tcPr>
-            <w:tcW w:type="dxa" w:w="2088"/>
-            <w:vAlign w:val="center"/>
+            <w:tcW w:w="2088" w:type="dxa"/>
             <w:tcMar>
               <w:top w:w="80" w:type="dxa"/>
-              <w:start w:w="80" w:type="dxa"/>
+              <w:left w:w="80" w:type="dxa"/>
               <w:bottom w:w="80" w:type="dxa"/>
-              <w:end w:w="80" w:type="dxa"/>
+              <w:right w:w="80" w:type="dxa"/>
             </w:tcMar>
+            <w:vAlign w:val="center"/>
           </w:tcPr>
           <w:p>
             <w:pPr>
               <w:pStyle w:val="Nidungvnbn"/>
-              <w:spacing w:before="0" w:after="0" w:line="240" w:lineRule="auto"/>
+              <w:spacing w:line="240" w:lineRule="auto"/>
               <w:jc w:val="center"/>
             </w:pPr>
             <w:r>
@@ -13103,19 +13055,19 @@
         </w:tc>
         <w:tc>
           <w:tcPr>
-            <w:tcW w:type="dxa" w:w="1728"/>
-            <w:vAlign w:val="center"/>
+            <w:tcW w:w="1728" w:type="dxa"/>
             <w:tcMar>
               <w:top w:w="80" w:type="dxa"/>
-              <w:start w:w="80" w:type="dxa"/>
+              <w:left w:w="80" w:type="dxa"/>
               <w:bottom w:w="80" w:type="dxa"/>
-              <w:end w:w="80" w:type="dxa"/>
+              <w:right w:w="80" w:type="dxa"/>
             </w:tcMar>
+            <w:vAlign w:val="center"/>
           </w:tcPr>
           <w:p>
             <w:pPr>
               <w:pStyle w:val="Nidungvnbn"/>
-              <w:spacing w:before="0" w:after="0" w:line="240" w:lineRule="auto"/>
+              <w:spacing w:line="240" w:lineRule="auto"/>
               <w:jc w:val="center"/>
             </w:pPr>
             <w:r>
@@ -13128,19 +13080,19 @@
         </w:tc>
         <w:tc>
           <w:tcPr>
-            <w:tcW w:type="dxa" w:w="1728"/>
-            <w:vAlign w:val="center"/>
+            <w:tcW w:w="1728" w:type="dxa"/>
             <w:tcMar>
               <w:top w:w="80" w:type="dxa"/>
-              <w:start w:w="80" w:type="dxa"/>
+              <w:left w:w="80" w:type="dxa"/>
               <w:bottom w:w="80" w:type="dxa"/>
-              <w:end w:w="80" w:type="dxa"/>
+              <w:right w:w="80" w:type="dxa"/>
             </w:tcMar>
+            <w:vAlign w:val="center"/>
           </w:tcPr>
           <w:p>
             <w:pPr>
               <w:pStyle w:val="Nidungvnbn"/>
-              <w:spacing w:before="0" w:after="0" w:line="240" w:lineRule="auto"/>
+              <w:spacing w:line="240" w:lineRule="auto"/>
               <w:jc w:val="center"/>
             </w:pPr>
             <w:r>
@@ -13153,19 +13105,19 @@
         </w:tc>
         <w:tc>
           <w:tcPr>
-            <w:tcW w:type="dxa" w:w="1728"/>
-            <w:vAlign w:val="center"/>
+            <w:tcW w:w="1728" w:type="dxa"/>
             <w:tcMar>
               <w:top w:w="80" w:type="dxa"/>
-              <w:start w:w="80" w:type="dxa"/>
+              <w:left w:w="80" w:type="dxa"/>
               <w:bottom w:w="80" w:type="dxa"/>
-              <w:end w:w="80" w:type="dxa"/>
+              <w:right w:w="80" w:type="dxa"/>
             </w:tcMar>
+            <w:vAlign w:val="center"/>
           </w:tcPr>
           <w:p>
             <w:pPr>
               <w:pStyle w:val="Nidungvnbn"/>
-              <w:spacing w:before="0" w:after="0" w:line="240" w:lineRule="auto"/>
+              <w:spacing w:line="240" w:lineRule="auto"/>
               <w:jc w:val="center"/>
             </w:pPr>
             <w:r>
@@ -13178,19 +13130,19 @@
         </w:tc>
         <w:tc>
           <w:tcPr>
-            <w:tcW w:type="dxa" w:w="1872"/>
-            <w:vAlign w:val="center"/>
+            <w:tcW w:w="1872" w:type="dxa"/>
             <w:tcMar>
               <w:top w:w="80" w:type="dxa"/>
-              <w:start w:w="80" w:type="dxa"/>
+              <w:left w:w="80" w:type="dxa"/>
               <w:bottom w:w="80" w:type="dxa"/>
-              <w:end w:w="80" w:type="dxa"/>
+              <w:right w:w="80" w:type="dxa"/>
             </w:tcMar>
+            <w:vAlign w:val="center"/>
           </w:tcPr>
           <w:p>
             <w:pPr>
               <w:pStyle w:val="Nidungvnbn"/>
-              <w:spacing w:before="0" w:after="0" w:line="240" w:lineRule="auto"/>
+              <w:spacing w:line="240" w:lineRule="auto"/>
               <w:jc w:val="center"/>
             </w:pPr>
             <w:r>
@@ -13210,29 +13162,28 @@
     </w:p>
     <w:tbl>
       <w:tblPr>
-        <w:tblStyle w:val="LiBang"/>
-        <w:tblW w:type="auto" w:w="0"/>
-        <w:tblLayout w:type="autofit"/>
-        <w:tblLook w:firstColumn="1" w:firstRow="1" w:lastColumn="0" w:lastRow="0" w:noHBand="0" w:noVBand="1" w:val="04A0"/>
+        <w:tblStyle w:val="TableGrid"/>
+        <w:tblW w:w="0" w:type="auto"/>
+        <w:tblLook w:val="04A0" w:firstRow="1" w:lastRow="0" w:firstColumn="1" w:lastColumn="0" w:noHBand="0" w:noVBand="1"/>
       </w:tblPr>
       <w:tblGrid>
-        <w:gridCol w:w="1757"/>
-        <w:gridCol w:w="1757"/>
-        <w:gridCol w:w="1757"/>
-        <w:gridCol w:w="1757"/>
-        <w:gridCol w:w="1757"/>
+        <w:gridCol w:w="1955"/>
+        <w:gridCol w:w="1667"/>
+        <w:gridCol w:w="1716"/>
+        <w:gridCol w:w="1754"/>
+        <w:gridCol w:w="1685"/>
       </w:tblGrid>
       <w:tr>
         <w:tc>
           <w:tcPr>
-            <w:tcW w:type="dxa" w:w="2088"/>
-            <w:vAlign w:val="center"/>
+            <w:tcW w:w="2088" w:type="dxa"/>
             <w:tcMar>
               <w:top w:w="80" w:type="dxa"/>
-              <w:start w:w="80" w:type="dxa"/>
+              <w:left w:w="80" w:type="dxa"/>
               <w:bottom w:w="80" w:type="dxa"/>
-              <w:end w:w="80" w:type="dxa"/>
+              <w:right w:w="80" w:type="dxa"/>
             </w:tcMar>
+            <w:vAlign w:val="center"/>
           </w:tcPr>
           <w:p>
             <w:r>
@@ -13242,18 +13193,18 @@
         </w:tc>
         <w:tc>
           <w:tcPr>
-            <w:tcW w:type="dxa" w:w="1800"/>
-            <w:vAlign w:val="center"/>
+            <w:tcW w:w="1800" w:type="dxa"/>
             <w:tcMar>
               <w:top w:w="80" w:type="dxa"/>
-              <w:start w:w="80" w:type="dxa"/>
+              <w:left w:w="80" w:type="dxa"/>
               <w:bottom w:w="80" w:type="dxa"/>
-              <w:end w:w="80" w:type="dxa"/>
+              <w:right w:w="80" w:type="dxa"/>
             </w:tcMar>
+            <w:vAlign w:val="center"/>
           </w:tcPr>
           <w:p>
             <w:pPr>
-              <w:spacing w:before="0" w:after="0" w:line="240" w:lineRule="auto"/>
+              <w:spacing w:before="0" w:after="0"/>
               <w:jc w:val="center"/>
             </w:pPr>
             <w:r>
@@ -13267,18 +13218,18 @@
         </w:tc>
         <w:tc>
           <w:tcPr>
-            <w:tcW w:type="dxa" w:w="1944"/>
-            <w:vAlign w:val="center"/>
+            <w:tcW w:w="1944" w:type="dxa"/>
             <w:tcMar>
               <w:top w:w="80" w:type="dxa"/>
-              <w:start w:w="80" w:type="dxa"/>
+              <w:left w:w="80" w:type="dxa"/>
               <w:bottom w:w="80" w:type="dxa"/>
-              <w:end w:w="80" w:type="dxa"/>
+              <w:right w:w="80" w:type="dxa"/>
             </w:tcMar>
+            <w:vAlign w:val="center"/>
           </w:tcPr>
           <w:p>
             <w:pPr>
-              <w:spacing w:before="0" w:after="0" w:line="240" w:lineRule="auto"/>
+              <w:spacing w:before="0" w:after="0"/>
               <w:jc w:val="center"/>
             </w:pPr>
             <w:r>
@@ -13292,18 +13243,18 @@
         </w:tc>
         <w:tc>
           <w:tcPr>
-            <w:tcW w:type="dxa" w:w="1944"/>
-            <w:vAlign w:val="center"/>
+            <w:tcW w:w="1944" w:type="dxa"/>
             <w:tcMar>
               <w:top w:w="80" w:type="dxa"/>
-              <w:start w:w="80" w:type="dxa"/>
+              <w:left w:w="80" w:type="dxa"/>
               <w:bottom w:w="80" w:type="dxa"/>
-              <w:end w:w="80" w:type="dxa"/>
+              <w:right w:w="80" w:type="dxa"/>
             </w:tcMar>
+            <w:vAlign w:val="center"/>
           </w:tcPr>
           <w:p>
             <w:pPr>
-              <w:spacing w:before="0" w:after="0" w:line="240" w:lineRule="auto"/>
+              <w:spacing w:before="0" w:after="0"/>
               <w:jc w:val="center"/>
             </w:pPr>
             <w:r>
@@ -13317,18 +13268,18 @@
         </w:tc>
         <w:tc>
           <w:tcPr>
-            <w:tcW w:type="dxa" w:w="1872"/>
-            <w:vAlign w:val="center"/>
+            <w:tcW w:w="1872" w:type="dxa"/>
             <w:tcMar>
               <w:top w:w="80" w:type="dxa"/>
-              <w:start w:w="80" w:type="dxa"/>
+              <w:left w:w="80" w:type="dxa"/>
               <w:bottom w:w="80" w:type="dxa"/>
-              <w:end w:w="80" w:type="dxa"/>
+              <w:right w:w="80" w:type="dxa"/>
             </w:tcMar>
+            <w:vAlign w:val="center"/>
           </w:tcPr>
           <w:p>
             <w:pPr>
-              <w:spacing w:before="0" w:after="0" w:line="240" w:lineRule="auto"/>
+              <w:spacing w:before="0" w:after="0"/>
               <w:jc w:val="center"/>
             </w:pPr>
             <w:r>
@@ -13344,19 +13295,19 @@
       <w:tr>
         <w:tc>
           <w:tcPr>
-            <w:tcW w:type="dxa" w:w="2088"/>
-            <w:vAlign w:val="center"/>
+            <w:tcW w:w="2088" w:type="dxa"/>
             <w:tcMar>
               <w:top w:w="80" w:type="dxa"/>
-              <w:start w:w="80" w:type="dxa"/>
+              <w:left w:w="80" w:type="dxa"/>
               <w:bottom w:w="80" w:type="dxa"/>
-              <w:end w:w="80" w:type="dxa"/>
+              <w:right w:w="80" w:type="dxa"/>
             </w:tcMar>
+            <w:vAlign w:val="center"/>
           </w:tcPr>
           <w:p>
             <w:pPr>
               <w:pStyle w:val="Nidungvnbn"/>
-              <w:spacing w:before="0" w:after="0" w:line="240" w:lineRule="auto"/>
+              <w:spacing w:line="240" w:lineRule="auto"/>
               <w:jc w:val="center"/>
             </w:pPr>
             <w:r>
@@ -13369,19 +13320,19 @@
         </w:tc>
         <w:tc>
           <w:tcPr>
-            <w:tcW w:type="dxa" w:w="1800"/>
-            <w:vAlign w:val="center"/>
+            <w:tcW w:w="1800" w:type="dxa"/>
             <w:tcMar>
               <w:top w:w="80" w:type="dxa"/>
-              <w:start w:w="80" w:type="dxa"/>
+              <w:left w:w="80" w:type="dxa"/>
               <w:bottom w:w="80" w:type="dxa"/>
-              <w:end w:w="80" w:type="dxa"/>
+              <w:right w:w="80" w:type="dxa"/>
             </w:tcMar>
+            <w:vAlign w:val="center"/>
           </w:tcPr>
           <w:p>
             <w:pPr>
               <w:pStyle w:val="Nidungvnbn"/>
-              <w:spacing w:before="0" w:after="0" w:line="240" w:lineRule="auto"/>
+              <w:spacing w:line="240" w:lineRule="auto"/>
               <w:jc w:val="center"/>
             </w:pPr>
             <w:r>
@@ -13394,19 +13345,19 @@
         </w:tc>
         <w:tc>
           <w:tcPr>
-            <w:tcW w:type="dxa" w:w="1944"/>
-            <w:vAlign w:val="center"/>
+            <w:tcW w:w="1944" w:type="dxa"/>
             <w:tcMar>
               <w:top w:w="80" w:type="dxa"/>
-              <w:start w:w="80" w:type="dxa"/>
+              <w:left w:w="80" w:type="dxa"/>
               <w:bottom w:w="80" w:type="dxa"/>
-              <w:end w:w="80" w:type="dxa"/>
+              <w:right w:w="80" w:type="dxa"/>
             </w:tcMar>
+            <w:vAlign w:val="center"/>
           </w:tcPr>
           <w:p>
             <w:pPr>
               <w:pStyle w:val="Nidungvnbn"/>
-              <w:spacing w:before="0" w:after="0" w:line="240" w:lineRule="auto"/>
+              <w:spacing w:line="240" w:lineRule="auto"/>
               <w:jc w:val="center"/>
             </w:pPr>
             <w:r>
@@ -13419,19 +13370,19 @@
         </w:tc>
         <w:tc>
           <w:tcPr>
-            <w:tcW w:type="dxa" w:w="1944"/>
-            <w:vAlign w:val="center"/>
+            <w:tcW w:w="1944" w:type="dxa"/>
             <w:tcMar>
               <w:top w:w="80" w:type="dxa"/>
-              <w:start w:w="80" w:type="dxa"/>
+              <w:left w:w="80" w:type="dxa"/>
               <w:bottom w:w="80" w:type="dxa"/>
-              <w:end w:w="80" w:type="dxa"/>
+              <w:right w:w="80" w:type="dxa"/>
             </w:tcMar>
+            <w:vAlign w:val="center"/>
           </w:tcPr>
           <w:p>
             <w:pPr>
               <w:pStyle w:val="Nidungvnbn"/>
-              <w:spacing w:before="0" w:after="0" w:line="240" w:lineRule="auto"/>
+              <w:spacing w:line="240" w:lineRule="auto"/>
               <w:jc w:val="center"/>
             </w:pPr>
             <w:r>
@@ -13444,19 +13395,19 @@
         </w:tc>
         <w:tc>
           <w:tcPr>
-            <w:tcW w:type="dxa" w:w="1872"/>
-            <w:vAlign w:val="center"/>
+            <w:tcW w:w="1872" w:type="dxa"/>
             <w:tcMar>
               <w:top w:w="80" w:type="dxa"/>
-              <w:start w:w="80" w:type="dxa"/>
+              <w:left w:w="80" w:type="dxa"/>
               <w:bottom w:w="80" w:type="dxa"/>
-              <w:end w:w="80" w:type="dxa"/>
+              <w:right w:w="80" w:type="dxa"/>
             </w:tcMar>
+            <w:vAlign w:val="center"/>
           </w:tcPr>
           <w:p>
             <w:pPr>
               <w:pStyle w:val="Nidungvnbn"/>
-              <w:spacing w:before="0" w:after="0" w:line="240" w:lineRule="auto"/>
+              <w:spacing w:line="240" w:lineRule="auto"/>
               <w:jc w:val="center"/>
             </w:pPr>
             <w:r>
@@ -13471,19 +13422,19 @@
       <w:tr>
         <w:tc>
           <w:tcPr>
-            <w:tcW w:type="dxa" w:w="2088"/>
-            <w:vAlign w:val="center"/>
+            <w:tcW w:w="2088" w:type="dxa"/>
             <w:tcMar>
               <w:top w:w="80" w:type="dxa"/>
-              <w:start w:w="80" w:type="dxa"/>
+              <w:left w:w="80" w:type="dxa"/>
               <w:bottom w:w="80" w:type="dxa"/>
-              <w:end w:w="80" w:type="dxa"/>
+              <w:right w:w="80" w:type="dxa"/>
             </w:tcMar>
+            <w:vAlign w:val="center"/>
           </w:tcPr>
           <w:p>
             <w:pPr>
               <w:pStyle w:val="Nidungvnbn"/>
-              <w:spacing w:before="0" w:after="0" w:line="240" w:lineRule="auto"/>
+              <w:spacing w:line="240" w:lineRule="auto"/>
               <w:jc w:val="center"/>
             </w:pPr>
             <w:r>
@@ -13496,19 +13447,19 @@
         </w:tc>
         <w:tc>
           <w:tcPr>
-            <w:tcW w:type="dxa" w:w="1800"/>
-            <w:vAlign w:val="center"/>
+            <w:tcW w:w="1800" w:type="dxa"/>
             <w:tcMar>
               <w:top w:w="80" w:type="dxa"/>
-              <w:start w:w="80" w:type="dxa"/>
+              <w:left w:w="80" w:type="dxa"/>
               <w:bottom w:w="80" w:type="dxa"/>
-              <w:end w:w="80" w:type="dxa"/>
+              <w:right w:w="80" w:type="dxa"/>
             </w:tcMar>
+            <w:vAlign w:val="center"/>
           </w:tcPr>
           <w:p>
             <w:pPr>
               <w:pStyle w:val="Nidungvnbn"/>
-              <w:spacing w:before="0" w:after="0" w:line="240" w:lineRule="auto"/>
+              <w:spacing w:line="240" w:lineRule="auto"/>
               <w:jc w:val="center"/>
             </w:pPr>
             <w:r>
@@ -13521,19 +13472,19 @@
         </w:tc>
         <w:tc>
           <w:tcPr>
-            <w:tcW w:type="dxa" w:w="1944"/>
-            <w:vAlign w:val="center"/>
+            <w:tcW w:w="1944" w:type="dxa"/>
             <w:tcMar>
               <w:top w:w="80" w:type="dxa"/>
-              <w:start w:w="80" w:type="dxa"/>
+              <w:left w:w="80" w:type="dxa"/>
               <w:bottom w:w="80" w:type="dxa"/>
-              <w:end w:w="80" w:type="dxa"/>
+              <w:right w:w="80" w:type="dxa"/>
             </w:tcMar>
+            <w:vAlign w:val="center"/>
           </w:tcPr>
           <w:p>
             <w:pPr>
               <w:pStyle w:val="Nidungvnbn"/>
-              <w:spacing w:before="0" w:after="0" w:line="240" w:lineRule="auto"/>
+              <w:spacing w:line="240" w:lineRule="auto"/>
               <w:jc w:val="center"/>
             </w:pPr>
             <w:r>
@@ -13546,19 +13497,19 @@
         </w:tc>
         <w:tc>
           <w:tcPr>
-            <w:tcW w:type="dxa" w:w="1944"/>
-            <w:vAlign w:val="center"/>
+            <w:tcW w:w="1944" w:type="dxa"/>
             <w:tcMar>
               <w:top w:w="80" w:type="dxa"/>
-              <w:start w:w="80" w:type="dxa"/>
+              <w:left w:w="80" w:type="dxa"/>
               <w:bottom w:w="80" w:type="dxa"/>
-              <w:end w:w="80" w:type="dxa"/>
+              <w:right w:w="80" w:type="dxa"/>
             </w:tcMar>
+            <w:vAlign w:val="center"/>
           </w:tcPr>
           <w:p>
             <w:pPr>
               <w:pStyle w:val="Nidungvnbn"/>
-              <w:spacing w:before="0" w:after="0" w:line="240" w:lineRule="auto"/>
+              <w:spacing w:line="240" w:lineRule="auto"/>
               <w:jc w:val="center"/>
             </w:pPr>
             <w:r>
@@ -13571,19 +13522,19 @@
         </w:tc>
         <w:tc>
           <w:tcPr>
-            <w:tcW w:type="dxa" w:w="1872"/>
-            <w:vAlign w:val="center"/>
+            <w:tcW w:w="1872" w:type="dxa"/>
             <w:tcMar>
               <w:top w:w="80" w:type="dxa"/>
-              <w:start w:w="80" w:type="dxa"/>
+              <w:left w:w="80" w:type="dxa"/>
               <w:bottom w:w="80" w:type="dxa"/>
-              <w:end w:w="80" w:type="dxa"/>
+              <w:right w:w="80" w:type="dxa"/>
             </w:tcMar>
+            <w:vAlign w:val="center"/>
           </w:tcPr>
           <w:p>
             <w:pPr>
               <w:pStyle w:val="Nidungvnbn"/>
-              <w:spacing w:before="0" w:after="0" w:line="240" w:lineRule="auto"/>
+              <w:spacing w:line="240" w:lineRule="auto"/>
               <w:jc w:val="center"/>
             </w:pPr>
             <w:r>
@@ -13598,19 +13549,19 @@
       <w:tr>
         <w:tc>
           <w:tcPr>
-            <w:tcW w:type="dxa" w:w="2088"/>
-            <w:vAlign w:val="center"/>
+            <w:tcW w:w="2088" w:type="dxa"/>
             <w:tcMar>
               <w:top w:w="80" w:type="dxa"/>
-              <w:start w:w="80" w:type="dxa"/>
+              <w:left w:w="80" w:type="dxa"/>
               <w:bottom w:w="80" w:type="dxa"/>
-              <w:end w:w="80" w:type="dxa"/>
+              <w:right w:w="80" w:type="dxa"/>
             </w:tcMar>
+            <w:vAlign w:val="center"/>
           </w:tcPr>
           <w:p>
             <w:pPr>
               <w:pStyle w:val="Nidungvnbn"/>
-              <w:spacing w:before="0" w:after="0" w:line="240" w:lineRule="auto"/>
+              <w:spacing w:line="240" w:lineRule="auto"/>
               <w:jc w:val="center"/>
             </w:pPr>
             <w:r>
@@ -13623,19 +13574,19 @@
         </w:tc>
         <w:tc>
           <w:tcPr>
-            <w:tcW w:type="dxa" w:w="1800"/>
-            <w:vAlign w:val="center"/>
+            <w:tcW w:w="1800" w:type="dxa"/>
             <w:tcMar>
               <w:top w:w="80" w:type="dxa"/>
-              <w:start w:w="80" w:type="dxa"/>
+              <w:left w:w="80" w:type="dxa"/>
               <w:bottom w:w="80" w:type="dxa"/>
-              <w:end w:w="80" w:type="dxa"/>
+              <w:right w:w="80" w:type="dxa"/>
             </w:tcMar>
+            <w:vAlign w:val="center"/>
           </w:tcPr>
           <w:p>
             <w:pPr>
               <w:pStyle w:val="Nidungvnbn"/>
-              <w:spacing w:before="0" w:after="0" w:line="240" w:lineRule="auto"/>
+              <w:spacing w:line="240" w:lineRule="auto"/>
               <w:jc w:val="center"/>
             </w:pPr>
             <w:r>
@@ -13648,19 +13599,19 @@
         </w:tc>
         <w:tc>
           <w:tcPr>
-            <w:tcW w:type="dxa" w:w="1944"/>
-            <w:vAlign w:val="center"/>
+            <w:tcW w:w="1944" w:type="dxa"/>
             <w:tcMar>
               <w:top w:w="80" w:type="dxa"/>
-              <w:start w:w="80" w:type="dxa"/>
+              <w:left w:w="80" w:type="dxa"/>
               <w:bottom w:w="80" w:type="dxa"/>
-              <w:end w:w="80" w:type="dxa"/>
+              <w:right w:w="80" w:type="dxa"/>
             </w:tcMar>
+            <w:vAlign w:val="center"/>
           </w:tcPr>
           <w:p>
             <w:pPr>
               <w:pStyle w:val="Nidungvnbn"/>
-              <w:spacing w:before="0" w:after="0" w:line="240" w:lineRule="auto"/>
+              <w:spacing w:line="240" w:lineRule="auto"/>
               <w:jc w:val="center"/>
             </w:pPr>
             <w:r>
@@ -13673,19 +13624,19 @@
         </w:tc>
         <w:tc>
           <w:tcPr>
-            <w:tcW w:type="dxa" w:w="1944"/>
-            <w:vAlign w:val="center"/>
+            <w:tcW w:w="1944" w:type="dxa"/>
             <w:tcMar>
               <w:top w:w="80" w:type="dxa"/>
-              <w:start w:w="80" w:type="dxa"/>
+              <w:left w:w="80" w:type="dxa"/>
               <w:bottom w:w="80" w:type="dxa"/>
-              <w:end w:w="80" w:type="dxa"/>
+              <w:right w:w="80" w:type="dxa"/>
             </w:tcMar>
+            <w:vAlign w:val="center"/>
           </w:tcPr>
           <w:p>
             <w:pPr>
               <w:pStyle w:val="Nidungvnbn"/>
-              <w:spacing w:before="0" w:after="0" w:line="240" w:lineRule="auto"/>
+              <w:spacing w:line="240" w:lineRule="auto"/>
               <w:jc w:val="center"/>
             </w:pPr>
             <w:r>
@@ -13698,19 +13649,19 @@
         </w:tc>
         <w:tc>
           <w:tcPr>
-            <w:tcW w:type="dxa" w:w="1872"/>
-            <w:vAlign w:val="center"/>
+            <w:tcW w:w="1872" w:type="dxa"/>
             <w:tcMar>
               <w:top w:w="80" w:type="dxa"/>
-              <w:start w:w="80" w:type="dxa"/>
+              <w:left w:w="80" w:type="dxa"/>
               <w:bottom w:w="80" w:type="dxa"/>
-              <w:end w:w="80" w:type="dxa"/>
+              <w:right w:w="80" w:type="dxa"/>
             </w:tcMar>
+            <w:vAlign w:val="center"/>
           </w:tcPr>
           <w:p>
             <w:pPr>
               <w:pStyle w:val="Nidungvnbn"/>
-              <w:spacing w:before="0" w:after="0" w:line="240" w:lineRule="auto"/>
+              <w:spacing w:line="240" w:lineRule="auto"/>
               <w:jc w:val="center"/>
             </w:pPr>
             <w:r>
@@ -13741,7 +13692,11 @@
         <w:pStyle w:val="Nidungvnbn"/>
       </w:pPr>
       <w:r>
-        <w:t>Sau Stage 2 SFT, chất lượng tăng mạnh trên hầu hết các chỉ số. ROUGE-1 tăng từ 28,99% lên 86,31%, ROUGE-L tăng từ 21,34% lên 79,01% và BERTScore F1 đạt 95,04%. Đặc biệt, Number Recall tăng lên 86,16%, chứng minh fine-tuning trên dữ liệu y tế giúp mô hình học được cách giữ lại các số liệu quan trọng trong văn bản nguồn. Length Ratio Mean đạt 0,2217, nằm sát trung tâm khoảng mục tiêu 20-25%.</w:t>
+        <w:t xml:space="preserve">Sau Stage 2 SFT, chất lượng tăng mạnh trên hầu hết các chỉ số. ROUGE-1 tăng từ 28,99% lên 86,31%, ROUGE-L tăng từ 21,34% lên 79,01% và BERTScore F1 đạt 95,04%. Đặc biệt, Number Recall tăng lên 86,16%, chứng minh fine-tuning </w:t>
+      </w:r>
+      <w:r>
+        <w:lastRenderedPageBreak/>
+        <w:t>trên dữ liệu y tế giúp mô hình học được cách giữ lại các số liệu quan trọng trong văn bản nguồn. Length Ratio Mean đạt 0,2217, nằm sát trung tâm khoảng mục tiêu 20-25%.</w:t>
       </w:r>
     </w:p>
     <w:p>
@@ -13754,7 +13709,7 @@
     </w:p>
     <w:p>
       <w:pPr>
-        <w:pStyle w:val="u4"/>
+        <w:pStyle w:val="Heading4"/>
       </w:pPr>
       <w:r>
         <w:t>Phương pháp Re-ranking cho giai đoạn suy diễn</w:t>
@@ -13799,18 +13754,19 @@
     </w:p>
     <w:p>
       <w:pPr>
-        <w:pStyle w:val="u1"/>
+        <w:pStyle w:val="Heading1"/>
       </w:pPr>
       <w:r>
         <w:rPr>
           <w:lang w:val="en-US"/>
         </w:rPr>
+        <w:lastRenderedPageBreak/>
         <w:t xml:space="preserve">HỌC TĂNG CƯỜNG </w:t>
       </w:r>
     </w:p>
     <w:p>
       <w:pPr>
-        <w:pStyle w:val="u2"/>
+        <w:pStyle w:val="Heading2"/>
         <w:rPr>
           <w:lang w:val="en-US"/>
         </w:rPr>
@@ -13840,7 +13796,7 @@
     </w:p>
     <w:p>
       <w:pPr>
-        <w:pStyle w:val="u2"/>
+        <w:pStyle w:val="Heading2"/>
         <w:rPr>
           <w:lang w:val="en-US"/>
         </w:rPr>
@@ -13939,7 +13895,7 @@
     </w:p>
     <w:p>
       <w:pPr>
-        <w:pStyle w:val="u2"/>
+        <w:pStyle w:val="Heading2"/>
         <w:rPr>
           <w:lang w:val="en-US"/>
         </w:rPr>
@@ -14030,7 +13986,7 @@
     </w:p>
     <w:p>
       <w:pPr>
-        <w:pStyle w:val="u2"/>
+        <w:pStyle w:val="Heading2"/>
         <w:rPr>
           <w:lang w:val="en-US"/>
         </w:rPr>
@@ -14072,7 +14028,7 @@
     </w:p>
     <w:p>
       <w:pPr>
-        <w:pStyle w:val="u3"/>
+        <w:pStyle w:val="Heading3"/>
       </w:pPr>
       <w:r>
         <w:t>Quá trình huấn luyện</w:t>
@@ -14104,7 +14060,7 @@
     </w:p>
     <w:p>
       <w:pPr>
-        <w:pStyle w:val="u2"/>
+        <w:pStyle w:val="Heading2"/>
         <w:rPr>
           <w:lang w:val="en-US"/>
         </w:rPr>
@@ -14193,7 +14149,7 @@
     </w:p>
     <w:p>
       <w:pPr>
-        <w:pStyle w:val="u2"/>
+        <w:pStyle w:val="Heading2"/>
         <w:rPr>
           <w:lang w:val="en-US"/>
         </w:rPr>
@@ -14207,7 +14163,7 @@
     </w:p>
     <w:p>
       <w:pPr>
-        <w:pStyle w:val="u3"/>
+        <w:pStyle w:val="Heading3"/>
       </w:pPr>
       <w:r>
         <w:t>Kết quả</w:t>
@@ -14734,7 +14690,7 @@
     </w:p>
     <w:p>
       <w:pPr>
-        <w:pStyle w:val="u3"/>
+        <w:pStyle w:val="Heading3"/>
       </w:pPr>
       <w:r>
         <w:t>Phân tích</w:t>
@@ -14805,50 +14761,135 @@
     </w:p>
     <w:p>
       <w:pPr>
-        <w:pStyle w:val="u2"/>
-        <w:numPr>
-          <w:ilvl w:val="0"/>
-          <w:numId w:val="0"/>
-        </w:numPr>
-        <w:ind w:left="284" w:hanging="284"/>
-      </w:pPr>
-    </w:p>
-    <w:p>
-      <w:pPr>
-        <w:pStyle w:val="u1"/>
-      </w:pPr>
-      <w:r>
+        <w:spacing w:before="0" w:after="200" w:line="276" w:lineRule="auto"/>
+        <w:rPr>
+          <w:b/>
+          <w:noProof/>
+          <w:sz w:val="28"/>
+          <w:szCs w:val="28"/>
+          <w:lang w:val="vi-VN"/>
+        </w:rPr>
+      </w:pPr>
+      <w:r>
+        <w:br w:type="page"/>
+      </w:r>
+    </w:p>
+    <w:p>
+      <w:pPr>
+        <w:pStyle w:val="Heading1"/>
+      </w:pPr>
+      <w:r>
+        <w:lastRenderedPageBreak/>
         <w:t>KẾT LUẬN VÀ HƯỚNG PHÁT TRIỂN</w:t>
       </w:r>
     </w:p>
     <w:p>
       <w:pPr>
-        <w:pStyle w:val="Nidungvnbn"/>
-        <w:rPr>
-          <w:lang w:val="vi-VN"/>
-        </w:rPr>
-      </w:pPr>
-    </w:p>
-    <w:p>
-      <w:pPr>
-        <w:spacing w:after="200" w:line="276" w:lineRule="auto"/>
-        <w:rPr>
-          <w:b/>
-          <w:sz w:val="32"/>
-          <w:szCs w:val="32"/>
-          <w:lang w:val="vi-VN"/>
-        </w:rPr>
-      </w:pPr>
-      <w:r>
-        <w:rPr>
-          <w:lang w:val="vi-VN"/>
-        </w:rPr>
-        <w:br w:type="page"/>
-      </w:r>
-    </w:p>
-    <w:p>
-      <w:pPr>
-        <w:pStyle w:val="u1"/>
+        <w:pStyle w:val="Heading2"/>
+      </w:pPr>
+      <w:r>
+        <w:t>Kết luận</w:t>
+      </w:r>
+    </w:p>
+    <w:p>
+      <w:pPr>
+        <w:pStyle w:val="Nidungvnbn"/>
+      </w:pPr>
+      <w:r>
+        <w:t>Dự án đã xây dựng và đánh giá một hệ thống tóm tắt văn bản tiếng Việt cho miền y tế dựa trên quy trình huấn luyện nhiều giai đoạn. Thay vì tinh chỉnh trực tiếp mô hình tiền huấn luyện trên tập dữ liệu y tế có quy mô hạn chế, nhóm triển khai chiến lược học chuyển tiếp gồm Stage 1 trên dữ liệu tin tức tổng quát, Stage 2 tinh chỉnh có giám sát trên dữ liệu y tế, và Stage 3 thử nghiệm học tăng cường bằng PPO nhằm điều chỉnh hành vi sinh văn bản theo các ràng buộc chuyên biệt.</w:t>
+      </w:r>
+    </w:p>
+    <w:p>
+      <w:pPr>
+        <w:pStyle w:val="Nidungvnbn"/>
+      </w:pPr>
+      <w:r>
+        <w:t>Ở Stage 1, mô hình ViT5-base được fine-tune trên tập VietNews để học bản chất của tác vụ tóm tắt tiếng Việt. Giai đoạn này đóng vai trò tạo nền tảng, giúp mô hình không phải đồng thời học cả tác vụ và miền dữ liệu trong điều kiện tập y tế còn nhỏ. Sang Stage 2, checkpoint Stage 1 tiếp tục được tinh chỉnh trên tập dữ liệu y tế đã được chuẩn hóa và tăng cường an toàn. Kết quả cho thấy mô hình SFT đạt chất lượng ngôn ngữ tốt, với các chỉ số ROUGE và BERTScore cao trên tập test.</w:t>
+      </w:r>
+    </w:p>
+    <w:p>
+      <w:pPr>
+        <w:pStyle w:val="Nidungvnbn"/>
+      </w:pPr>
+      <w:r>
+        <w:t>Bên cạnh chất lượng ngôn ngữ, đề tài đặc biệt quan tâm đến tính xác thực của thực thể số và khả năng kiểm soát độ dài. Vì vậy, nhóm bổ sung các thước đo chuyên biệt như Number Recall, Number Hallucination, Length Compliance và Length Ratio. Kết quả thực nghiệm cho thấy phương pháp SFT kết hợp Number-Aware Re-ranking là cấu hình cân bằng tốt nhất trong các thử nghiệm hiện tại, khi cải thiện đồng thời ROUGE, khả năng bảo toàn số liệu, giảm hallucination và tăng tỷ lệ tuân thủ độ dài so với SFT cơ bản.</w:t>
+      </w:r>
+    </w:p>
+    <w:p>
+      <w:pPr>
+        <w:pStyle w:val="Nidungvnbn"/>
+      </w:pPr>
+      <w:r>
+        <w:t xml:space="preserve">Đối với Stage 3, PPO được sử dụng như một hướng tiếp cận nhằm đưa các tiêu chí miền y tế vào quá trình tối ưu hóa mô hình. Thông qua hàm thưởng kết hợp Number Recall, Length Score, Diversity Score và Number Hallucination Penalty, mô hình được khuyến khích sinh các bản tóm tắt bảo toàn số liệu quan trọng, hạn chế sinh số không có trong văn bản nguồn và duy trì độ dài hợp lý. Kết quả Stage 3 cho thấy PPO có khả năng giảm mạnh Number Hallucination, tuy nhiên vẫn tồn tại sự đánh đổi với ROUGE và Number Recall. Điều này phản ánh đặc điểm của học tăng </w:t>
+      </w:r>
+      <w:r>
+        <w:lastRenderedPageBreak/>
+        <w:t>cường: chất lượng đầu ra phụ thuộc đáng kể vào thiết kế và cân bằng trọng số của hàm thưởng.</w:t>
+      </w:r>
+    </w:p>
+    <w:p>
+      <w:pPr>
+        <w:pStyle w:val="Nidungvnbn"/>
+      </w:pPr>
+      <w:r>
+        <w:t>Nhìn chung, hệ thống đã đạt được mục tiêu xây dựng một pipeline tóm tắt văn bản y tế tiếng Việt có khả năng đánh giá đa chiều, không chỉ dựa trên độ trùng khớp bề mặt mà còn xét đến các tiêu chí quan trọng của miền y tế. Kết quả thực nghiệm cho thấy việc kết hợp SFT, re-ranking và PPO là hướng tiếp cận khả thi để giảm rủi ro sai lệch số liệu trong tóm tắt tự động, đồng thời cung cấp cơ sở cho các nghiên cứu tiếp theo về tối ưu hóa hành vi sinh văn bản trong các miền có yêu cầu độ tin cậy cao.</w:t>
+      </w:r>
+    </w:p>
+    <w:p>
+      <w:pPr>
+        <w:pStyle w:val="Heading2"/>
+      </w:pPr>
+      <w:r>
+        <w:t>Hướng phát triển</w:t>
+      </w:r>
+    </w:p>
+    <w:p>
+      <w:pPr>
+        <w:pStyle w:val="Nidungvnbn"/>
+      </w:pPr>
+      <w:r>
+        <w:t>Trong tương lai, nhóm có thể mở rộng bộ dữ liệu y tế cả về số lượng lẫn độ đa dạng chuyên mục, đặc biệt là các bài viết có mật độ thực thể số cao như liều lượng, thống kê dịch tễ, chỉ số xét nghiệm và hướng dẫn điều trị. Việc mở rộng dữ liệu sẽ giúp mô hình học được nhiều tình huống ngôn ngữ hơn và giảm phụ thuộc vào các mẫu dữ liệu hiện có.</w:t>
+      </w:r>
+    </w:p>
+    <w:p>
+      <w:pPr>
+        <w:pStyle w:val="Nidungvnbn"/>
+      </w:pPr>
+      <w:r>
+        <w:t>Một hướng phát triển quan trọng là cải tiến hàm thưởng trong Stage 3. Kết quả PPO hiện tại cho thấy mô hình giảm tốt hallucination số liệu nhưng còn đánh đổi với Number Recall và ROUGE. Vì vậy, cần tiếp tục điều chỉnh trọng số giữa Number Recall và Hallucination Penalty, phân biệt rõ hơn giữa số liệu trọng tâm và số liệu phụ, hoặc xây dựng reward model học từ đánh giá của con người thay vì chỉ dựa trên quy tắc thủ công.</w:t>
+      </w:r>
+    </w:p>
+    <w:p>
+      <w:pPr>
+        <w:pStyle w:val="Nidungvnbn"/>
+      </w:pPr>
+      <w:r>
+        <w:t>Ngoài PPO, nhóm có thể nghiên cứu thêm các phương pháp tối ưu theo sở thích như DPO hoặc các biến thể preference optimization khác. Các phương pháp này yêu cầu tập dữ liệu dạng cặp chosen/rejected, nhưng có tiềm năng giúp mô hình học trực tiếp từ các lựa chọn chất lượng cao mà không cần thiết kế reward thủ công quá phức tạp.</w:t>
+      </w:r>
+    </w:p>
+    <w:p>
+      <w:pPr>
+        <w:pStyle w:val="Nidungvnbn"/>
+      </w:pPr>
+      <w:r>
+        <w:t xml:space="preserve">Về mặt suy diễn, có thể kết hợp mô hình sau PPO với cơ chế re-ranking để tận dụng ưu điểm của cả hai hướng: PPO giúp mô hình nội hóa ràng buộc giảm hallucination, còn re-ranking giúp chọn lại ứng viên có độ bao phủ số liệu và độ dài </w:t>
+      </w:r>
+      <w:r>
+        <w:lastRenderedPageBreak/>
+        <w:t>phù hợp hơn. Đây là hướng thực tế để cải thiện đồng thời tính chính xác định lượng và chất lượng ngữ nghĩa.</w:t>
+      </w:r>
+    </w:p>
+    <w:p>
+      <w:pPr>
+        <w:pStyle w:val="Nidungvnbn"/>
+      </w:pPr>
+      <w:r>
+        <w:t>Cuối cùng, hệ thống có thể được phát triển thành một công cụ demo hoặc ứng dụng hỗ trợ tóm tắt thông tin y tế, cho phép người dùng nhập văn bản, nhận bản tóm tắt và xem các cảnh báo về số liệu bị thiếu hoặc số liệu có nguy cơ hallucination. Việc bổ sung lớp giải thích và kiểm chứng đầu ra sẽ giúp hệ thống phù hợp hơn với các bối cảnh sử dụng đòi hỏi tính minh bạch và độ tin cậy cao.</w:t>
+      </w:r>
+    </w:p>
+    <w:p>
+      <w:pPr>
+        <w:pStyle w:val="Heading1"/>
         <w:numPr>
           <w:ilvl w:val="0"/>
           <w:numId w:val="0"/>
@@ -14857,102 +14898,121 @@
       </w:pPr>
       <w:bookmarkStart w:id="7" w:name="_Toc143173076"/>
       <w:r>
+        <w:t>TÀI LIỆU THAM KHẢO</w:t>
+      </w:r>
+      <w:bookmarkEnd w:id="7"/>
+    </w:p>
+    <w:p>
+      <w:pPr>
+        <w:pStyle w:val="Heading2"/>
+      </w:pPr>
+      <w:r>
+        <w:t>Tiếng Việt</w:t>
+      </w:r>
+    </w:p>
+    <w:p>
+      <w:pPr>
+        <w:pStyle w:val="Nidungvnbn"/>
+      </w:pPr>
+      <w:r>
+        <w:t>VnExpress. (2025). Chuyên mục Sức khỏe. Truy cập từ https://vnexpress.net/suc-khoe</w:t>
+      </w:r>
+    </w:p>
+    <w:p>
+      <w:pPr>
+        <w:pStyle w:val="Nidungvnbn"/>
+      </w:pPr>
+      <w:r>
+        <w:t>VietAI. (2021). ViT5: Pretrained Text-to-Text Transformer for Vietnamese Language Generation. Truy cập từ https://huggingface.co/VietAI/vit5-base</w:t>
+      </w:r>
+    </w:p>
+    <w:p>
+      <w:pPr>
+        <w:pStyle w:val="Nidungvnbn"/>
+      </w:pPr>
+      <w:r>
+        <w:t>Nguyen, D. Q., &amp; Nguyen, A. T. (2020). PhoBERT: Pre-trained language models for Vietnamese. Findings of EMNLP 2020.</w:t>
+      </w:r>
+    </w:p>
+    <w:p>
+      <w:pPr>
+        <w:pStyle w:val="Heading2"/>
+      </w:pPr>
+      <w:r>
+        <w:t>Tiếng Anh</w:t>
+      </w:r>
+    </w:p>
+    <w:p>
+      <w:pPr>
+        <w:pStyle w:val="Nidungvnbn"/>
+      </w:pPr>
+      <w:r>
+        <w:t>Vaswani, A., Shazeer, N., Parmar, N., Uszkoreit, J., Jones, L., Gomez, A. N., Kaiser, Ł., &amp; Polosukhin, I. (2017). Attention Is All You Need. Advances in Neural Information Processing Systems.</w:t>
+      </w:r>
+    </w:p>
+    <w:p>
+      <w:pPr>
+        <w:pStyle w:val="Nidungvnbn"/>
+      </w:pPr>
+      <w:r>
+        <w:t>Raffel, C., Shazeer, N., Roberts, A., Lee, K., Narang, S., Matena, M., Zhou, Y., Li, W., &amp; Liu, P. J. (2020). Exploring the Limits of Transfer Learning with a Unified Text-to-Text Transformer. Journal of Machine Learning Research, 21(140), 1-67.</w:t>
+      </w:r>
+    </w:p>
+    <w:p>
+      <w:pPr>
+        <w:pStyle w:val="Nidungvnbn"/>
+      </w:pPr>
+      <w:r>
+        <w:t>Lewis, M., Liu, Y., Goyal, N., Ghazvininejad, M., Mohamed, A., Levy, O., Stoyanov, V., &amp; Zettlemoyer, L. (2020). BART: Denoising Sequence-to-Sequence Pre-training for Natural Language Generation, Translation, and Comprehension. Proceedings of ACL 2020.</w:t>
+      </w:r>
+    </w:p>
+    <w:p>
+      <w:pPr>
+        <w:pStyle w:val="Nidungvnbn"/>
+      </w:pPr>
+      <w:r>
         <w:lastRenderedPageBreak/>
-        <w:t>TÀI LIỆU THAM KHẢO</w:t>
-      </w:r>
-      <w:bookmarkEnd w:id="7"/>
-    </w:p>
-    <w:p>
-      <w:pPr>
-        <w:pStyle w:val="Nidungvnbn"/>
-        <w:rPr>
-          <w:lang w:val="vi-VN"/>
-        </w:rPr>
-      </w:pPr>
-      <w:r>
-        <w:rPr>
-          <w:lang w:val="vi-VN"/>
-        </w:rPr>
-        <w:t>Tiếng Việt</w:t>
-      </w:r>
-    </w:p>
-    <w:p>
-      <w:pPr>
-        <w:pStyle w:val="Nidungvnbn"/>
-      </w:pPr>
-      <w:r>
-        <w:t>…</w:t>
-      </w:r>
-    </w:p>
-    <w:p>
-      <w:pPr>
-        <w:pStyle w:val="Nidungvnbn"/>
-      </w:pPr>
-      <w:r>
-        <w:t>Tiếng Anh</w:t>
-      </w:r>
-    </w:p>
-    <w:p>
-      <w:pPr>
-        <w:pStyle w:val="Nidungvnbn"/>
-      </w:pPr>
-      <w:r>
-        <w:fldChar w:fldCharType="begin"/>
-      </w:r>
-      <w:r>
-        <w:instrText xml:space="preserve"> ADDIN ZOTERO_BIBL {"uncited":[],"omitted":[],"custom":[]} CSL_BIBLIOGRAPHY </w:instrText>
-      </w:r>
-      <w:r>
-        <w:fldChar w:fldCharType="separate"/>
-      </w:r>
-      <w:r>
-        <w:t xml:space="preserve">Hochreiter, S., &amp; Schmidhuber, J. (1997). Long Short-term Memory. </w:t>
-      </w:r>
-      <w:r>
-        <w:rPr>
-          <w:i/>
-          <w:iCs/>
-        </w:rPr>
-        <w:t>Neural Computation</w:t>
-      </w:r>
-      <w:r>
-        <w:t xml:space="preserve">, </w:t>
-      </w:r>
-      <w:r>
-        <w:rPr>
-          <w:i/>
-          <w:iCs/>
-        </w:rPr>
-        <w:t>9</w:t>
-      </w:r>
-      <w:r>
-        <w:t>, 1735–1780. https://doi.org/10.1162/neco.1997.9.8.1735</w:t>
-      </w:r>
-    </w:p>
-    <w:p>
-      <w:pPr>
-        <w:pStyle w:val="Nidungvnbn"/>
-      </w:pPr>
-      <w:r>
-        <w:t xml:space="preserve">Vaswani, A., Shazeer, N., Parmar, N., Uszkoreit, J., Jones, L., Gomez, A. N., Kaiser, L., &amp; Polosukhin, I. (2023). </w:t>
-      </w:r>
-      <w:r>
-        <w:rPr>
-          <w:i/>
-          <w:iCs/>
-        </w:rPr>
-        <w:t>Attention Is All You Need</w:t>
-      </w:r>
-      <w:r>
-        <w:t xml:space="preserve"> (arXiv:1706.03762). arXiv. https://doi.org/10.48550/arXiv.1706.03762</w:t>
-      </w:r>
-    </w:p>
-    <w:p>
-      <w:pPr>
-        <w:pStyle w:val="Nidungvnbn"/>
-      </w:pPr>
-      <w:r>
-        <w:fldChar w:fldCharType="end"/>
+        <w:t>Lin, C.-Y. (2004). ROUGE: A Package for Automatic Evaluation of Summaries. Proceedings of the Workshop on Text Summarization Branches Out.</w:t>
+      </w:r>
+    </w:p>
+    <w:p>
+      <w:pPr>
+        <w:pStyle w:val="Nidungvnbn"/>
+      </w:pPr>
+      <w:r>
+        <w:t>Zhang, T., Kishore, V., Wu, F., Weinberger, K. Q., &amp; Artzi, Y. (2020). BERTScore: Evaluating Text Generation with BERT. International Conference on Learning Representations.</w:t>
+      </w:r>
+    </w:p>
+    <w:p>
+      <w:pPr>
+        <w:pStyle w:val="Nidungvnbn"/>
+      </w:pPr>
+      <w:r>
+        <w:t>Schulman, J., Wolski, F., Dhariwal, P., Radford, A., &amp; Klimov, O. (2017). Proximal Policy Optimization Algorithms. arXiv:1707.06347.</w:t>
+      </w:r>
+    </w:p>
+    <w:p>
+      <w:pPr>
+        <w:pStyle w:val="Nidungvnbn"/>
+      </w:pPr>
+      <w:r>
+        <w:t>Ouyang, L., Wu, J., Jiang, X., Almeida, D., Wainwright, C. L., Mishkin, P., Zhang, C., Agarwal, S., Slama, K., Ray, A., et al. (2022). Training language models to follow instructions with human feedback. Advances in Neural Information Processing Systems.</w:t>
+      </w:r>
+    </w:p>
+    <w:p>
+      <w:pPr>
+        <w:pStyle w:val="Nidungvnbn"/>
+      </w:pPr>
+      <w:r>
+        <w:t>von Werra, L., Belkada, Y., Tunstall, L., Beeching, E., Thrush, T., Lambert, N., &amp; Huang, S. (2020). TRL: Transformer Reinforcement Learning. Truy cập từ https://github.com/huggingface/trl</w:t>
+      </w:r>
+    </w:p>
+    <w:p>
+      <w:pPr>
+        <w:pStyle w:val="Nidungvnbn"/>
+      </w:pPr>
+      <w:r>
+        <w:t>Wolf, T., Debut, L., Sanh, V., Chaumond, J., Delangue, C., Moi, A., Cistac, P., Rault, T., Louf, R., Funtowicz, M., et al. (2020). Transformers: State-of-the-Art Natural Language Processing. Proceedings of EMNLP: System Demonstrations.</w:t>
       </w:r>
     </w:p>
     <w:sectPr>
@@ -15028,7 +15088,7 @@
     <w:sdtContent>
       <w:p>
         <w:pPr>
-          <w:pStyle w:val="utrang"/>
+          <w:pStyle w:val="Header"/>
           <w:jc w:val="center"/>
         </w:pPr>
         <w:r>
@@ -15081,7 +15141,7 @@
     <w:sdtContent>
       <w:p>
         <w:pPr>
-          <w:pStyle w:val="utrang"/>
+          <w:pStyle w:val="Header"/>
           <w:jc w:val="center"/>
         </w:pPr>
         <w:r>
@@ -15136,7 +15196,7 @@
     <w:sdtContent>
       <w:p>
         <w:pPr>
-          <w:pStyle w:val="utrang"/>
+          <w:pStyle w:val="Header"/>
           <w:jc w:val="center"/>
           <w:rPr>
             <w:rStyle w:val="NidungvnbnChar"/>
@@ -15520,7 +15580,7 @@
     <w:lvl w:ilvl="0">
       <w:start w:val="1"/>
       <w:numFmt w:val="decimal"/>
-      <w:pStyle w:val="u1"/>
+      <w:pStyle w:val="Heading1"/>
       <w:suff w:val="space"/>
       <w:lvlText w:val="CHƯƠNG %1. "/>
       <w:lvlJc w:val="left"/>
@@ -15534,7 +15594,7 @@
     <w:lvl w:ilvl="1">
       <w:start w:val="1"/>
       <w:numFmt w:val="decimal"/>
-      <w:pStyle w:val="u2"/>
+      <w:pStyle w:val="Heading2"/>
       <w:suff w:val="space"/>
       <w:lvlText w:val="%1.%2"/>
       <w:lvlJc w:val="left"/>
@@ -15548,7 +15608,7 @@
     <w:lvl w:ilvl="2">
       <w:start w:val="1"/>
       <w:numFmt w:val="decimal"/>
-      <w:pStyle w:val="u3"/>
+      <w:pStyle w:val="Heading3"/>
       <w:suff w:val="space"/>
       <w:lvlText w:val="%1.%2.%3"/>
       <w:lvlJc w:val="left"/>
@@ -15562,7 +15622,7 @@
     <w:lvl w:ilvl="3">
       <w:start w:val="1"/>
       <w:numFmt w:val="decimal"/>
-      <w:pStyle w:val="u4"/>
+      <w:pStyle w:val="Heading4"/>
       <w:suff w:val="space"/>
       <w:lvlText w:val="%1.%2.%3.%4"/>
       <w:lvlJc w:val="left"/>
@@ -15576,7 +15636,7 @@
     <w:lvl w:ilvl="4">
       <w:start w:val="1"/>
       <w:numFmt w:val="decimal"/>
-      <w:pStyle w:val="u5"/>
+      <w:pStyle w:val="Heading5"/>
       <w:lvlText w:val="%1.%2.%3.%4.%5"/>
       <w:lvlJc w:val="left"/>
       <w:pPr>
@@ -15589,7 +15649,7 @@
     <w:lvl w:ilvl="5">
       <w:start w:val="1"/>
       <w:numFmt w:val="decimal"/>
-      <w:pStyle w:val="u6"/>
+      <w:pStyle w:val="Heading6"/>
       <w:lvlText w:val="%1.%2.%3.%4.%5.%6"/>
       <w:lvlJc w:val="left"/>
       <w:pPr>
@@ -15602,7 +15662,7 @@
     <w:lvl w:ilvl="6">
       <w:start w:val="1"/>
       <w:numFmt w:val="decimal"/>
-      <w:pStyle w:val="u7"/>
+      <w:pStyle w:val="Heading7"/>
       <w:lvlText w:val="%1.%2.%3.%4.%5.%6.%7"/>
       <w:lvlJc w:val="left"/>
       <w:pPr>
@@ -15615,7 +15675,7 @@
     <w:lvl w:ilvl="7">
       <w:start w:val="1"/>
       <w:numFmt w:val="decimal"/>
-      <w:pStyle w:val="u8"/>
+      <w:pStyle w:val="Heading8"/>
       <w:lvlText w:val="%1.%2.%3.%4.%5.%6.%7.%8"/>
       <w:lvlJc w:val="left"/>
       <w:pPr>
@@ -15628,7 +15688,7 @@
     <w:lvl w:ilvl="8">
       <w:start w:val="1"/>
       <w:numFmt w:val="decimal"/>
-      <w:pStyle w:val="u9"/>
+      <w:pStyle w:val="Heading9"/>
       <w:lvlText w:val="%1.%2.%3.%4.%5.%6.%7.%8.%9"/>
       <w:lvlJc w:val="left"/>
       <w:pPr>
@@ -18404,7 +18464,7 @@
     <w:lsdException w:name="Unresolved Mention" w:semiHidden="1" w:unhideWhenUsed="1"/>
     <w:lsdException w:name="Smart Link" w:semiHidden="1" w:unhideWhenUsed="1"/>
   </w:latentStyles>
-  <w:style w:type="paragraph" w:default="1" w:styleId="Binhthng">
+  <w:style w:type="paragraph" w:default="1" w:styleId="Normal">
     <w:name w:val="Normal"/>
     <w:uiPriority w:val="4"/>
     <w:qFormat/>
@@ -18413,11 +18473,11 @@
       <w:spacing w:before="120" w:after="120" w:line="240" w:lineRule="auto"/>
     </w:pPr>
   </w:style>
-  <w:style w:type="paragraph" w:styleId="u1">
+  <w:style w:type="paragraph" w:styleId="Heading1">
     <w:name w:val="heading 1"/>
     <w:aliases w:val="Chương"/>
-    <w:basedOn w:val="Binhthng"/>
-    <w:link w:val="u1Char"/>
+    <w:basedOn w:val="Normal"/>
+    <w:link w:val="Heading1Char"/>
     <w:qFormat/>
     <w:rsid w:val="00B56979"/>
     <w:pPr>
@@ -18434,12 +18494,12 @@
       <w:lang w:val="vi-VN"/>
     </w:rPr>
   </w:style>
-  <w:style w:type="paragraph" w:styleId="u2">
+  <w:style w:type="paragraph" w:styleId="Heading2">
     <w:name w:val="heading 2"/>
     <w:aliases w:val="Tiểu mục cấp 1"/>
-    <w:basedOn w:val="Binhthng"/>
+    <w:basedOn w:val="Normal"/>
     <w:next w:val="Nidungvnbn"/>
-    <w:link w:val="u2Char"/>
+    <w:link w:val="Heading2Char"/>
     <w:uiPriority w:val="1"/>
     <w:unhideWhenUsed/>
     <w:qFormat/>
@@ -18460,12 +18520,12 @@
       <w:lang w:val="vi-VN"/>
     </w:rPr>
   </w:style>
-  <w:style w:type="paragraph" w:styleId="u3">
+  <w:style w:type="paragraph" w:styleId="Heading3">
     <w:name w:val="heading 3"/>
     <w:aliases w:val="Tiểu mục cấp 2"/>
-    <w:basedOn w:val="Binhthng"/>
+    <w:basedOn w:val="Normal"/>
     <w:next w:val="Nidungvnbn"/>
-    <w:link w:val="u3Char"/>
+    <w:link w:val="Heading3Char"/>
     <w:uiPriority w:val="1"/>
     <w:unhideWhenUsed/>
     <w:qFormat/>
@@ -18485,11 +18545,11 @@
       <w:szCs w:val="26"/>
     </w:rPr>
   </w:style>
-  <w:style w:type="paragraph" w:styleId="u4">
+  <w:style w:type="paragraph" w:styleId="Heading4">
     <w:name w:val="heading 4"/>
     <w:aliases w:val="Tiểu mục cấp 3"/>
     <w:next w:val="Nidungvnbn"/>
-    <w:link w:val="u4Char"/>
+    <w:link w:val="Heading4Char"/>
     <w:uiPriority w:val="1"/>
     <w:unhideWhenUsed/>
     <w:qFormat/>
@@ -18507,11 +18567,11 @@
       <w:szCs w:val="26"/>
     </w:rPr>
   </w:style>
-  <w:style w:type="paragraph" w:styleId="u5">
+  <w:style w:type="paragraph" w:styleId="Heading5">
     <w:name w:val="heading 5"/>
-    <w:basedOn w:val="Binhthng"/>
-    <w:next w:val="Binhthng"/>
-    <w:link w:val="u5Char"/>
+    <w:basedOn w:val="Normal"/>
+    <w:next w:val="Normal"/>
+    <w:link w:val="Heading5Char"/>
     <w:uiPriority w:val="9"/>
     <w:unhideWhenUsed/>
     <w:rsid w:val="00BF2FF1"/>
@@ -18530,11 +18590,11 @@
       <w:color w:val="365F91" w:themeColor="accent1" w:themeShade="BF"/>
     </w:rPr>
   </w:style>
-  <w:style w:type="paragraph" w:styleId="u6">
+  <w:style w:type="paragraph" w:styleId="Heading6">
     <w:name w:val="heading 6"/>
-    <w:basedOn w:val="Binhthng"/>
-    <w:next w:val="Binhthng"/>
-    <w:link w:val="u6Char"/>
+    <w:basedOn w:val="Normal"/>
+    <w:next w:val="Normal"/>
+    <w:link w:val="Heading6Char"/>
     <w:uiPriority w:val="9"/>
     <w:semiHidden/>
     <w:unhideWhenUsed/>
@@ -18554,11 +18614,11 @@
       <w:color w:val="243F60" w:themeColor="accent1" w:themeShade="7F"/>
     </w:rPr>
   </w:style>
-  <w:style w:type="paragraph" w:styleId="u7">
+  <w:style w:type="paragraph" w:styleId="Heading7">
     <w:name w:val="heading 7"/>
-    <w:basedOn w:val="Binhthng"/>
-    <w:next w:val="Binhthng"/>
-    <w:link w:val="u7Char"/>
+    <w:basedOn w:val="Normal"/>
+    <w:next w:val="Normal"/>
+    <w:link w:val="Heading7Char"/>
     <w:uiPriority w:val="9"/>
     <w:semiHidden/>
     <w:unhideWhenUsed/>
@@ -18581,11 +18641,11 @@
       <w:color w:val="243F60" w:themeColor="accent1" w:themeShade="7F"/>
     </w:rPr>
   </w:style>
-  <w:style w:type="paragraph" w:styleId="u8">
+  <w:style w:type="paragraph" w:styleId="Heading8">
     <w:name w:val="heading 8"/>
-    <w:basedOn w:val="Binhthng"/>
-    <w:next w:val="Binhthng"/>
-    <w:link w:val="u8Char"/>
+    <w:basedOn w:val="Normal"/>
+    <w:next w:val="Normal"/>
+    <w:link w:val="Heading8Char"/>
     <w:uiPriority w:val="9"/>
     <w:semiHidden/>
     <w:unhideWhenUsed/>
@@ -18608,11 +18668,11 @@
       <w:szCs w:val="21"/>
     </w:rPr>
   </w:style>
-  <w:style w:type="paragraph" w:styleId="u9">
+  <w:style w:type="paragraph" w:styleId="Heading9">
     <w:name w:val="heading 9"/>
-    <w:basedOn w:val="Binhthng"/>
-    <w:next w:val="Binhthng"/>
-    <w:link w:val="u9Char"/>
+    <w:basedOn w:val="Normal"/>
+    <w:next w:val="Normal"/>
+    <w:link w:val="Heading9Char"/>
     <w:uiPriority w:val="9"/>
     <w:semiHidden/>
     <w:unhideWhenUsed/>
@@ -18637,12 +18697,13 @@
       <w:szCs w:val="21"/>
     </w:rPr>
   </w:style>
-  <w:style w:type="character" w:default="1" w:styleId="Phngmcinhcuaoanvn">
+  <w:style w:type="character" w:default="1" w:styleId="DefaultParagraphFont">
     <w:name w:val="Default Paragraph Font"/>
     <w:uiPriority w:val="1"/>
+    <w:semiHidden/>
     <w:unhideWhenUsed/>
   </w:style>
-  <w:style w:type="table" w:default="1" w:styleId="BangThngthng">
+  <w:style w:type="table" w:default="1" w:styleId="TableNormal">
     <w:name w:val="Normal Table"/>
     <w:uiPriority w:val="99"/>
     <w:semiHidden/>
@@ -18657,16 +18718,16 @@
       </w:tblCellMar>
     </w:tblPr>
   </w:style>
-  <w:style w:type="numbering" w:default="1" w:styleId="Khngco">
+  <w:style w:type="numbering" w:default="1" w:styleId="NoList">
     <w:name w:val="No List"/>
     <w:uiPriority w:val="99"/>
     <w:semiHidden/>
     <w:unhideWhenUsed/>
   </w:style>
-  <w:style w:type="paragraph" w:styleId="Bongchuthich">
+  <w:style w:type="paragraph" w:styleId="BalloonText">
     <w:name w:val="Balloon Text"/>
-    <w:basedOn w:val="Binhthng"/>
-    <w:link w:val="BongchuthichChar"/>
+    <w:basedOn w:val="Normal"/>
+    <w:link w:val="BalloonTextChar"/>
     <w:uiPriority w:val="99"/>
     <w:semiHidden/>
     <w:unhideWhenUsed/>
@@ -18677,10 +18738,10 @@
       <w:szCs w:val="16"/>
     </w:rPr>
   </w:style>
-  <w:style w:type="character" w:customStyle="1" w:styleId="BongchuthichChar">
-    <w:name w:val="Bóng chú thích Char"/>
-    <w:basedOn w:val="Phngmcinhcuaoanvn"/>
-    <w:link w:val="Bongchuthich"/>
+  <w:style w:type="character" w:customStyle="1" w:styleId="BalloonTextChar">
+    <w:name w:val="Balloon Text Char"/>
+    <w:basedOn w:val="DefaultParagraphFont"/>
+    <w:link w:val="BalloonText"/>
     <w:uiPriority w:val="99"/>
     <w:semiHidden/>
     <w:rsid w:val="003218FF"/>
@@ -18690,9 +18751,9 @@
       <w:szCs w:val="16"/>
     </w:rPr>
   </w:style>
-  <w:style w:type="character" w:styleId="ThamchiuChuthich">
+  <w:style w:type="character" w:styleId="CommentReference">
     <w:name w:val="annotation reference"/>
-    <w:basedOn w:val="Phngmcinhcuaoanvn"/>
+    <w:basedOn w:val="DefaultParagraphFont"/>
     <w:unhideWhenUsed/>
     <w:rsid w:val="003218FF"/>
     <w:rPr>
@@ -18700,10 +18761,10 @@
       <w:szCs w:val="16"/>
     </w:rPr>
   </w:style>
-  <w:style w:type="paragraph" w:styleId="VnbanChuthich">
+  <w:style w:type="paragraph" w:styleId="CommentText">
     <w:name w:val="annotation text"/>
-    <w:basedOn w:val="Binhthng"/>
-    <w:link w:val="VnbanChuthichChar"/>
+    <w:basedOn w:val="Normal"/>
+    <w:link w:val="CommentTextChar"/>
     <w:unhideWhenUsed/>
     <w:rsid w:val="003218FF"/>
     <w:rPr>
@@ -18711,10 +18772,10 @@
       <w:szCs w:val="20"/>
     </w:rPr>
   </w:style>
-  <w:style w:type="character" w:customStyle="1" w:styleId="VnbanChuthichChar">
-    <w:name w:val="Văn bản Chú thích Char"/>
-    <w:basedOn w:val="Phngmcinhcuaoanvn"/>
-    <w:link w:val="VnbanChuthich"/>
+  <w:style w:type="character" w:customStyle="1" w:styleId="CommentTextChar">
+    <w:name w:val="Comment Text Char"/>
+    <w:basedOn w:val="DefaultParagraphFont"/>
+    <w:link w:val="CommentText"/>
     <w:rsid w:val="003218FF"/>
     <w:rPr>
       <w:rFonts w:eastAsia="Times New Roman" w:cs="Times New Roman"/>
@@ -18722,11 +18783,11 @@
       <w:szCs w:val="20"/>
     </w:rPr>
   </w:style>
-  <w:style w:type="paragraph" w:styleId="ChuChuthich">
+  <w:style w:type="paragraph" w:styleId="CommentSubject">
     <w:name w:val="annotation subject"/>
-    <w:basedOn w:val="VnbanChuthich"/>
-    <w:next w:val="VnbanChuthich"/>
-    <w:link w:val="ChuChuthichChar"/>
+    <w:basedOn w:val="CommentText"/>
+    <w:next w:val="CommentText"/>
+    <w:link w:val="CommentSubjectChar"/>
     <w:uiPriority w:val="99"/>
     <w:semiHidden/>
     <w:unhideWhenUsed/>
@@ -18736,10 +18797,10 @@
       <w:bCs/>
     </w:rPr>
   </w:style>
-  <w:style w:type="character" w:customStyle="1" w:styleId="ChuChuthichChar">
-    <w:name w:val="Chủ đề Chú thích Char"/>
-    <w:basedOn w:val="VnbanChuthichChar"/>
-    <w:link w:val="ChuChuthich"/>
+  <w:style w:type="character" w:customStyle="1" w:styleId="CommentSubjectChar">
+    <w:name w:val="Comment Subject Char"/>
+    <w:basedOn w:val="CommentTextChar"/>
+    <w:link w:val="CommentSubject"/>
     <w:uiPriority w:val="99"/>
     <w:semiHidden/>
     <w:rsid w:val="003218FF"/>
@@ -18753,7 +18814,7 @@
   </w:style>
   <w:style w:type="paragraph" w:customStyle="1" w:styleId="Tiucctrangmu">
     <w:name w:val="Tiêu đề các trang mở đầu"/>
-    <w:basedOn w:val="Binhthng"/>
+    <w:basedOn w:val="Normal"/>
     <w:link w:val="TiucctrangmuChar"/>
     <w:rsid w:val="007B1A23"/>
     <w:pPr>
@@ -18771,7 +18832,7 @@
   </w:style>
   <w:style w:type="paragraph" w:customStyle="1" w:styleId="Nidungvnbn">
     <w:name w:val="Nội dung văn bản"/>
-    <w:basedOn w:val="Binhthng"/>
+    <w:basedOn w:val="Normal"/>
     <w:link w:val="NidungvnbnChar"/>
     <w:qFormat/>
     <w:rsid w:val="00F918E8"/>
@@ -18787,7 +18848,7 @@
   </w:style>
   <w:style w:type="character" w:customStyle="1" w:styleId="TiucctrangmuChar">
     <w:name w:val="Tiêu đề các trang mở đầu Char"/>
-    <w:basedOn w:val="Phngmcinhcuaoanvn"/>
+    <w:basedOn w:val="DefaultParagraphFont"/>
     <w:link w:val="Tiucctrangmu"/>
     <w:rsid w:val="007B1A23"/>
     <w:rPr>
@@ -18813,7 +18874,7 @@
   </w:style>
   <w:style w:type="character" w:customStyle="1" w:styleId="NidungvnbnChar">
     <w:name w:val="Nội dung văn bản Char"/>
-    <w:basedOn w:val="Phngmcinhcuaoanvn"/>
+    <w:basedOn w:val="DefaultParagraphFont"/>
     <w:link w:val="Nidungvnbn"/>
     <w:qFormat/>
     <w:rsid w:val="00F918E8"/>
@@ -18822,10 +18883,10 @@
       <w:szCs w:val="26"/>
     </w:rPr>
   </w:style>
-  <w:style w:type="paragraph" w:styleId="utrang">
+  <w:style w:type="paragraph" w:styleId="Header">
     <w:name w:val="header"/>
-    <w:basedOn w:val="Binhthng"/>
-    <w:link w:val="utrangChar"/>
+    <w:basedOn w:val="Normal"/>
+    <w:link w:val="HeaderChar"/>
     <w:uiPriority w:val="99"/>
     <w:unhideWhenUsed/>
     <w:rsid w:val="00453AB1"/>
@@ -18836,10 +18897,10 @@
       </w:tabs>
     </w:pPr>
   </w:style>
-  <w:style w:type="character" w:customStyle="1" w:styleId="utrangChar">
-    <w:name w:val="Đầu trang Char"/>
-    <w:basedOn w:val="Phngmcinhcuaoanvn"/>
-    <w:link w:val="utrang"/>
+  <w:style w:type="character" w:customStyle="1" w:styleId="HeaderChar">
+    <w:name w:val="Header Char"/>
+    <w:basedOn w:val="DefaultParagraphFont"/>
+    <w:link w:val="Header"/>
     <w:uiPriority w:val="99"/>
     <w:rsid w:val="00453AB1"/>
     <w:rPr>
@@ -18847,10 +18908,10 @@
       <w:szCs w:val="24"/>
     </w:rPr>
   </w:style>
-  <w:style w:type="paragraph" w:styleId="Chntrang">
+  <w:style w:type="paragraph" w:styleId="Footer">
     <w:name w:val="footer"/>
-    <w:basedOn w:val="Binhthng"/>
-    <w:link w:val="ChntrangChar"/>
+    <w:basedOn w:val="Normal"/>
+    <w:link w:val="FooterChar"/>
     <w:uiPriority w:val="99"/>
     <w:unhideWhenUsed/>
     <w:rsid w:val="00453AB1"/>
@@ -18861,10 +18922,10 @@
       </w:tabs>
     </w:pPr>
   </w:style>
-  <w:style w:type="character" w:customStyle="1" w:styleId="ChntrangChar">
-    <w:name w:val="Chân trang Char"/>
-    <w:basedOn w:val="Phngmcinhcuaoanvn"/>
-    <w:link w:val="Chntrang"/>
+  <w:style w:type="character" w:customStyle="1" w:styleId="FooterChar">
+    <w:name w:val="Footer Char"/>
+    <w:basedOn w:val="DefaultParagraphFont"/>
+    <w:link w:val="Footer"/>
     <w:uiPriority w:val="99"/>
     <w:rsid w:val="00453AB1"/>
     <w:rPr>
@@ -18872,11 +18933,11 @@
       <w:szCs w:val="24"/>
     </w:rPr>
   </w:style>
-  <w:style w:type="character" w:customStyle="1" w:styleId="u1Char">
-    <w:name w:val="Đầu đề 1 Char"/>
+  <w:style w:type="character" w:customStyle="1" w:styleId="Heading1Char">
+    <w:name w:val="Heading 1 Char"/>
     <w:aliases w:val="Chương Char"/>
-    <w:basedOn w:val="Phngmcinhcuaoanvn"/>
-    <w:link w:val="u1"/>
+    <w:basedOn w:val="DefaultParagraphFont"/>
+    <w:link w:val="Heading1"/>
     <w:rsid w:val="00B56979"/>
     <w:rPr>
       <w:b/>
@@ -18885,10 +18946,10 @@
       <w:lang w:val="vi-VN"/>
     </w:rPr>
   </w:style>
-  <w:style w:type="paragraph" w:styleId="Mucluc1">
+  <w:style w:type="paragraph" w:styleId="TOC1">
     <w:name w:val="toc 1"/>
-    <w:basedOn w:val="Binhthng"/>
-    <w:next w:val="Binhthng"/>
+    <w:basedOn w:val="Normal"/>
+    <w:next w:val="Normal"/>
     <w:autoRedefine/>
     <w:uiPriority w:val="39"/>
     <w:unhideWhenUsed/>
@@ -18905,10 +18966,10 @@
       <w:sz w:val="26"/>
     </w:rPr>
   </w:style>
-  <w:style w:type="paragraph" w:styleId="Mucluc2">
+  <w:style w:type="paragraph" w:styleId="TOC2">
     <w:name w:val="toc 2"/>
-    <w:basedOn w:val="Binhthng"/>
-    <w:next w:val="Binhthng"/>
+    <w:basedOn w:val="Normal"/>
+    <w:next w:val="Normal"/>
     <w:autoRedefine/>
     <w:uiPriority w:val="39"/>
     <w:unhideWhenUsed/>
@@ -18924,10 +18985,10 @@
       <w:sz w:val="26"/>
     </w:rPr>
   </w:style>
-  <w:style w:type="paragraph" w:styleId="Mucluc3">
+  <w:style w:type="paragraph" w:styleId="TOC3">
     <w:name w:val="toc 3"/>
-    <w:basedOn w:val="Binhthng"/>
-    <w:next w:val="Binhthng"/>
+    <w:basedOn w:val="Normal"/>
+    <w:next w:val="Normal"/>
     <w:autoRedefine/>
     <w:uiPriority w:val="39"/>
     <w:unhideWhenUsed/>
@@ -18945,10 +19006,10 @@
       <w:sz w:val="26"/>
     </w:rPr>
   </w:style>
-  <w:style w:type="paragraph" w:styleId="Mucluc4">
+  <w:style w:type="paragraph" w:styleId="TOC4">
     <w:name w:val="toc 4"/>
-    <w:basedOn w:val="Binhthng"/>
-    <w:next w:val="Binhthng"/>
+    <w:basedOn w:val="Normal"/>
+    <w:next w:val="Normal"/>
     <w:autoRedefine/>
     <w:uiPriority w:val="39"/>
     <w:unhideWhenUsed/>
@@ -18961,11 +19022,11 @@
       <w:sz w:val="26"/>
     </w:rPr>
   </w:style>
-  <w:style w:type="character" w:customStyle="1" w:styleId="u2Char">
-    <w:name w:val="Đầu đề 2 Char"/>
+  <w:style w:type="character" w:customStyle="1" w:styleId="Heading2Char">
+    <w:name w:val="Heading 2 Char"/>
     <w:aliases w:val="Tiểu mục cấp 1 Char"/>
-    <w:basedOn w:val="Phngmcinhcuaoanvn"/>
-    <w:link w:val="u2"/>
+    <w:basedOn w:val="DefaultParagraphFont"/>
+    <w:link w:val="Heading2"/>
     <w:uiPriority w:val="1"/>
     <w:rsid w:val="00B56979"/>
     <w:rPr>
@@ -18976,11 +19037,11 @@
       <w:lang w:val="vi-VN"/>
     </w:rPr>
   </w:style>
-  <w:style w:type="character" w:customStyle="1" w:styleId="u3Char">
-    <w:name w:val="Đầu đề 3 Char"/>
+  <w:style w:type="character" w:customStyle="1" w:styleId="Heading3Char">
+    <w:name w:val="Heading 3 Char"/>
     <w:aliases w:val="Tiểu mục cấp 2 Char"/>
-    <w:basedOn w:val="Phngmcinhcuaoanvn"/>
-    <w:link w:val="u3"/>
+    <w:basedOn w:val="DefaultParagraphFont"/>
+    <w:link w:val="Heading3"/>
     <w:uiPriority w:val="1"/>
     <w:rsid w:val="00887DA5"/>
     <w:rPr>
@@ -18990,11 +19051,11 @@
       <w:szCs w:val="26"/>
     </w:rPr>
   </w:style>
-  <w:style w:type="character" w:customStyle="1" w:styleId="u4Char">
-    <w:name w:val="Đầu đề 4 Char"/>
+  <w:style w:type="character" w:customStyle="1" w:styleId="Heading4Char">
+    <w:name w:val="Heading 4 Char"/>
     <w:aliases w:val="Tiểu mục cấp 3 Char"/>
-    <w:basedOn w:val="Phngmcinhcuaoanvn"/>
-    <w:link w:val="u4"/>
+    <w:basedOn w:val="DefaultParagraphFont"/>
+    <w:link w:val="Heading4"/>
     <w:uiPriority w:val="1"/>
     <w:rsid w:val="008508C7"/>
     <w:rPr>
@@ -19002,9 +19063,9 @@
       <w:szCs w:val="26"/>
     </w:rPr>
   </w:style>
-  <w:style w:type="character" w:styleId="Siuktni">
+  <w:style w:type="character" w:styleId="Hyperlink">
     <w:name w:val="Hyperlink"/>
-    <w:basedOn w:val="Phngmcinhcuaoanvn"/>
+    <w:basedOn w:val="DefaultParagraphFont"/>
     <w:uiPriority w:val="99"/>
     <w:unhideWhenUsed/>
     <w:rsid w:val="00C75086"/>
@@ -19013,10 +19074,10 @@
       <w:u w:val="single"/>
     </w:rPr>
   </w:style>
-  <w:style w:type="paragraph" w:styleId="Chuthich">
+  <w:style w:type="paragraph" w:styleId="Caption">
     <w:name w:val="caption"/>
     <w:aliases w:val="Caption Hình,Bảng biểu"/>
-    <w:basedOn w:val="Binhthng"/>
+    <w:basedOn w:val="Normal"/>
     <w:next w:val="Nidungvnbn"/>
     <w:uiPriority w:val="3"/>
     <w:unhideWhenUsed/>
@@ -19030,10 +19091,10 @@
       <w:sz w:val="26"/>
     </w:rPr>
   </w:style>
-  <w:style w:type="paragraph" w:styleId="Banghinhminhhoa">
+  <w:style w:type="paragraph" w:styleId="TableofFigures">
     <w:name w:val="table of figures"/>
-    <w:basedOn w:val="Binhthng"/>
-    <w:next w:val="Binhthng"/>
+    <w:basedOn w:val="Normal"/>
+    <w:next w:val="Normal"/>
     <w:uiPriority w:val="99"/>
     <w:unhideWhenUsed/>
     <w:rsid w:val="00867C2D"/>
@@ -19044,9 +19105,9 @@
       <w:sz w:val="26"/>
     </w:rPr>
   </w:style>
-  <w:style w:type="table" w:styleId="LiBang">
+  <w:style w:type="table" w:styleId="TableGrid">
     <w:name w:val="Table Grid"/>
-    <w:basedOn w:val="BangThngthng"/>
+    <w:basedOn w:val="TableNormal"/>
     <w:uiPriority w:val="39"/>
     <w:rsid w:val="00CA1C39"/>
     <w:pPr>
@@ -19079,9 +19140,9 @@
       <w:szCs w:val="26"/>
     </w:rPr>
   </w:style>
-  <w:style w:type="paragraph" w:styleId="ThngthngWeb">
+  <w:style w:type="paragraph" w:styleId="NormalWeb">
     <w:name w:val="Normal (Web)"/>
-    <w:basedOn w:val="Binhthng"/>
+    <w:basedOn w:val="Normal"/>
     <w:uiPriority w:val="99"/>
     <w:semiHidden/>
     <w:unhideWhenUsed/>
@@ -19101,9 +19162,9 @@
       <w:szCs w:val="26"/>
     </w:rPr>
   </w:style>
-  <w:style w:type="character" w:styleId="Manh">
+  <w:style w:type="character" w:styleId="Strong">
     <w:name w:val="Strong"/>
-    <w:basedOn w:val="Phngmcinhcuaoanvn"/>
+    <w:basedOn w:val="DefaultParagraphFont"/>
     <w:uiPriority w:val="22"/>
     <w:rsid w:val="00207DC2"/>
     <w:rPr>
@@ -19111,9 +19172,9 @@
       <w:bCs/>
     </w:rPr>
   </w:style>
-  <w:style w:type="character" w:styleId="Nhnmanh">
+  <w:style w:type="character" w:styleId="Emphasis">
     <w:name w:val="Emphasis"/>
-    <w:basedOn w:val="Phngmcinhcuaoanvn"/>
+    <w:basedOn w:val="DefaultParagraphFont"/>
     <w:uiPriority w:val="20"/>
     <w:rsid w:val="00207DC2"/>
     <w:rPr>
@@ -19123,7 +19184,7 @@
   </w:style>
   <w:style w:type="character" w:customStyle="1" w:styleId="fontstyle01">
     <w:name w:val="fontstyle01"/>
-    <w:basedOn w:val="Phngmcinhcuaoanvn"/>
+    <w:basedOn w:val="DefaultParagraphFont"/>
     <w:rsid w:val="00DA66A6"/>
     <w:rPr>
       <w:rFonts w:ascii="Times-Italic" w:hAnsi="Times-Italic" w:hint="default"/>
@@ -19138,7 +19199,7 @@
   </w:style>
   <w:style w:type="character" w:customStyle="1" w:styleId="fontstyle11">
     <w:name w:val="fontstyle11"/>
-    <w:basedOn w:val="Phngmcinhcuaoanvn"/>
+    <w:basedOn w:val="DefaultParagraphFont"/>
     <w:rsid w:val="00DA66A6"/>
     <w:rPr>
       <w:rFonts w:ascii="Times-Roman" w:hAnsi="Times-Roman" w:hint="default"/>
@@ -19153,7 +19214,7 @@
   </w:style>
   <w:style w:type="character" w:customStyle="1" w:styleId="fontstyle21">
     <w:name w:val="fontstyle21"/>
-    <w:basedOn w:val="Phngmcinhcuaoanvn"/>
+    <w:basedOn w:val="DefaultParagraphFont"/>
     <w:rsid w:val="00DA66A6"/>
     <w:rPr>
       <w:rFonts w:ascii="RMTMI" w:hAnsi="RMTMI" w:hint="default"/>
@@ -19168,7 +19229,7 @@
   </w:style>
   <w:style w:type="character" w:customStyle="1" w:styleId="fontstyle41">
     <w:name w:val="fontstyle41"/>
-    <w:basedOn w:val="Phngmcinhcuaoanvn"/>
+    <w:basedOn w:val="DefaultParagraphFont"/>
     <w:rsid w:val="00DA66A6"/>
     <w:rPr>
       <w:rFonts w:ascii="MTSYN" w:hAnsi="MTSYN" w:hint="default"/>
@@ -19181,9 +19242,9 @@
       <w:szCs w:val="18"/>
     </w:rPr>
   </w:style>
-  <w:style w:type="character" w:styleId="VnbanChdanhsn">
+  <w:style w:type="character" w:styleId="PlaceholderText">
     <w:name w:val="Placeholder Text"/>
-    <w:basedOn w:val="Phngmcinhcuaoanvn"/>
+    <w:basedOn w:val="DefaultParagraphFont"/>
     <w:uiPriority w:val="99"/>
     <w:semiHidden/>
     <w:rsid w:val="0074420E"/>
@@ -19193,7 +19254,7 @@
   </w:style>
   <w:style w:type="character" w:customStyle="1" w:styleId="UnresolvedMention1">
     <w:name w:val="Unresolved Mention1"/>
-    <w:basedOn w:val="Phngmcinhcuaoanvn"/>
+    <w:basedOn w:val="DefaultParagraphFont"/>
     <w:uiPriority w:val="99"/>
     <w:semiHidden/>
     <w:unhideWhenUsed/>
@@ -19205,7 +19266,7 @@
   </w:style>
   <w:style w:type="character" w:customStyle="1" w:styleId="UnresolvedMention2">
     <w:name w:val="Unresolved Mention2"/>
-    <w:basedOn w:val="Phngmcinhcuaoanvn"/>
+    <w:basedOn w:val="DefaultParagraphFont"/>
     <w:uiPriority w:val="99"/>
     <w:semiHidden/>
     <w:unhideWhenUsed/>
@@ -19215,10 +19276,10 @@
       <w:shd w:val="clear" w:color="auto" w:fill="E6E6E6"/>
     </w:rPr>
   </w:style>
-  <w:style w:type="paragraph" w:styleId="VnbanCcchu">
+  <w:style w:type="paragraph" w:styleId="FootnoteText">
     <w:name w:val="footnote text"/>
-    <w:basedOn w:val="Binhthng"/>
-    <w:link w:val="VnbanCcchuChar"/>
+    <w:basedOn w:val="Normal"/>
+    <w:link w:val="FootnoteTextChar"/>
     <w:uiPriority w:val="99"/>
     <w:semiHidden/>
     <w:unhideWhenUsed/>
@@ -19228,10 +19289,10 @@
       <w:szCs w:val="20"/>
     </w:rPr>
   </w:style>
-  <w:style w:type="character" w:customStyle="1" w:styleId="VnbanCcchuChar">
-    <w:name w:val="Văn bản Cước chú Char"/>
-    <w:basedOn w:val="Phngmcinhcuaoanvn"/>
-    <w:link w:val="VnbanCcchu"/>
+  <w:style w:type="character" w:customStyle="1" w:styleId="FootnoteTextChar">
+    <w:name w:val="Footnote Text Char"/>
+    <w:basedOn w:val="DefaultParagraphFont"/>
+    <w:link w:val="FootnoteText"/>
     <w:uiPriority w:val="99"/>
     <w:semiHidden/>
     <w:rsid w:val="000124B9"/>
@@ -19241,9 +19302,9 @@
       <w:szCs w:val="20"/>
     </w:rPr>
   </w:style>
-  <w:style w:type="character" w:styleId="ThamchiuCcchu">
+  <w:style w:type="character" w:styleId="FootnoteReference">
     <w:name w:val="footnote reference"/>
-    <w:basedOn w:val="Phngmcinhcuaoanvn"/>
+    <w:basedOn w:val="DefaultParagraphFont"/>
     <w:uiPriority w:val="99"/>
     <w:semiHidden/>
     <w:unhideWhenUsed/>
@@ -19254,7 +19315,7 @@
   </w:style>
   <w:style w:type="character" w:customStyle="1" w:styleId="UnresolvedMention3">
     <w:name w:val="Unresolved Mention3"/>
-    <w:basedOn w:val="Phngmcinhcuaoanvn"/>
+    <w:basedOn w:val="DefaultParagraphFont"/>
     <w:uiPriority w:val="99"/>
     <w:semiHidden/>
     <w:unhideWhenUsed/>
@@ -19266,7 +19327,7 @@
   </w:style>
   <w:style w:type="character" w:customStyle="1" w:styleId="InternetLink">
     <w:name w:val="Internet Link"/>
-    <w:basedOn w:val="Phngmcinhcuaoanvn"/>
+    <w:basedOn w:val="DefaultParagraphFont"/>
     <w:uiPriority w:val="99"/>
     <w:unhideWhenUsed/>
     <w:rsid w:val="00BB32B9"/>
@@ -19277,7 +19338,7 @@
   </w:style>
   <w:style w:type="paragraph" w:customStyle="1" w:styleId="TableContents">
     <w:name w:val="Table Contents"/>
-    <w:basedOn w:val="Binhthng"/>
+    <w:basedOn w:val="Normal"/>
     <w:rsid w:val="007970BD"/>
     <w:rPr>
       <w:color w:val="00000A"/>
@@ -19285,7 +19346,7 @@
   </w:style>
   <w:style w:type="character" w:customStyle="1" w:styleId="UnresolvedMention4">
     <w:name w:val="Unresolved Mention4"/>
-    <w:basedOn w:val="Phngmcinhcuaoanvn"/>
+    <w:basedOn w:val="DefaultParagraphFont"/>
     <w:uiPriority w:val="99"/>
     <w:semiHidden/>
     <w:unhideWhenUsed/>
@@ -19295,9 +19356,9 @@
       <w:shd w:val="clear" w:color="auto" w:fill="E6E6E6"/>
     </w:rPr>
   </w:style>
-  <w:style w:type="paragraph" w:styleId="oancuaDanhsach">
+  <w:style w:type="paragraph" w:styleId="ListParagraph">
     <w:name w:val="List Paragraph"/>
-    <w:basedOn w:val="Binhthng"/>
+    <w:basedOn w:val="Normal"/>
     <w:uiPriority w:val="34"/>
     <w:rsid w:val="004642D6"/>
     <w:pPr>
@@ -19305,10 +19366,10 @@
       <w:contextualSpacing/>
     </w:pPr>
   </w:style>
-  <w:style w:type="paragraph" w:styleId="ThnVnban">
+  <w:style w:type="paragraph" w:styleId="BodyText">
     <w:name w:val="Body Text"/>
-    <w:basedOn w:val="Binhthng"/>
-    <w:link w:val="ThnVnbanChar"/>
+    <w:basedOn w:val="Normal"/>
+    <w:link w:val="BodyTextChar"/>
     <w:uiPriority w:val="1"/>
     <w:rsid w:val="009D0065"/>
     <w:pPr>
@@ -19320,10 +19381,10 @@
       <w:lang w:val="vi"/>
     </w:rPr>
   </w:style>
-  <w:style w:type="character" w:customStyle="1" w:styleId="ThnVnbanChar">
-    <w:name w:val="Thân Văn bản Char"/>
-    <w:basedOn w:val="Phngmcinhcuaoanvn"/>
-    <w:link w:val="ThnVnban"/>
+  <w:style w:type="character" w:customStyle="1" w:styleId="BodyTextChar">
+    <w:name w:val="Body Text Char"/>
+    <w:basedOn w:val="DefaultParagraphFont"/>
+    <w:link w:val="BodyText"/>
     <w:uiPriority w:val="1"/>
     <w:rsid w:val="009D0065"/>
     <w:rPr>
@@ -19332,10 +19393,10 @@
       <w:lang w:val="vi"/>
     </w:rPr>
   </w:style>
-  <w:style w:type="character" w:customStyle="1" w:styleId="u5Char">
-    <w:name w:val="Đầu đề 5 Char"/>
-    <w:basedOn w:val="Phngmcinhcuaoanvn"/>
-    <w:link w:val="u5"/>
+  <w:style w:type="character" w:customStyle="1" w:styleId="Heading5Char">
+    <w:name w:val="Heading 5 Char"/>
+    <w:basedOn w:val="DefaultParagraphFont"/>
+    <w:link w:val="Heading5"/>
     <w:uiPriority w:val="9"/>
     <w:rsid w:val="00BF2FF1"/>
     <w:rPr>
@@ -19343,10 +19404,10 @@
       <w:color w:val="365F91" w:themeColor="accent1" w:themeShade="BF"/>
     </w:rPr>
   </w:style>
-  <w:style w:type="character" w:customStyle="1" w:styleId="u6Char">
-    <w:name w:val="Đầu đề 6 Char"/>
-    <w:basedOn w:val="Phngmcinhcuaoanvn"/>
-    <w:link w:val="u6"/>
+  <w:style w:type="character" w:customStyle="1" w:styleId="Heading6Char">
+    <w:name w:val="Heading 6 Char"/>
+    <w:basedOn w:val="DefaultParagraphFont"/>
+    <w:link w:val="Heading6"/>
     <w:uiPriority w:val="9"/>
     <w:semiHidden/>
     <w:rsid w:val="00BF2FF1"/>
@@ -19355,10 +19416,10 @@
       <w:color w:val="243F60" w:themeColor="accent1" w:themeShade="7F"/>
     </w:rPr>
   </w:style>
-  <w:style w:type="character" w:customStyle="1" w:styleId="u7Char">
-    <w:name w:val="Đầu đề 7 Char"/>
-    <w:basedOn w:val="Phngmcinhcuaoanvn"/>
-    <w:link w:val="u7"/>
+  <w:style w:type="character" w:customStyle="1" w:styleId="Heading7Char">
+    <w:name w:val="Heading 7 Char"/>
+    <w:basedOn w:val="DefaultParagraphFont"/>
+    <w:link w:val="Heading7"/>
     <w:uiPriority w:val="9"/>
     <w:semiHidden/>
     <w:rsid w:val="00BF2FF1"/>
@@ -19369,10 +19430,10 @@
       <w:color w:val="243F60" w:themeColor="accent1" w:themeShade="7F"/>
     </w:rPr>
   </w:style>
-  <w:style w:type="character" w:customStyle="1" w:styleId="u8Char">
-    <w:name w:val="Đầu đề 8 Char"/>
-    <w:basedOn w:val="Phngmcinhcuaoanvn"/>
-    <w:link w:val="u8"/>
+  <w:style w:type="character" w:customStyle="1" w:styleId="Heading8Char">
+    <w:name w:val="Heading 8 Char"/>
+    <w:basedOn w:val="DefaultParagraphFont"/>
+    <w:link w:val="Heading8"/>
     <w:uiPriority w:val="9"/>
     <w:semiHidden/>
     <w:rsid w:val="00BF2FF1"/>
@@ -19383,10 +19444,10 @@
       <w:szCs w:val="21"/>
     </w:rPr>
   </w:style>
-  <w:style w:type="character" w:customStyle="1" w:styleId="u9Char">
-    <w:name w:val="Đầu đề 9 Char"/>
-    <w:basedOn w:val="Phngmcinhcuaoanvn"/>
-    <w:link w:val="u9"/>
+  <w:style w:type="character" w:customStyle="1" w:styleId="Heading9Char">
+    <w:name w:val="Heading 9 Char"/>
+    <w:basedOn w:val="DefaultParagraphFont"/>
+    <w:link w:val="Heading9"/>
     <w:uiPriority w:val="9"/>
     <w:semiHidden/>
     <w:rsid w:val="00BF2FF1"/>
@@ -19399,10 +19460,10 @@
       <w:szCs w:val="21"/>
     </w:rPr>
   </w:style>
-  <w:style w:type="paragraph" w:styleId="DanhmucTailiuThamkhao">
+  <w:style w:type="paragraph" w:styleId="Bibliography">
     <w:name w:val="Bibliography"/>
-    <w:basedOn w:val="Binhthng"/>
-    <w:next w:val="Binhthng"/>
+    <w:basedOn w:val="Normal"/>
+    <w:next w:val="Normal"/>
     <w:uiPriority w:val="37"/>
     <w:unhideWhenUsed/>
     <w:rsid w:val="008630F6"/>
@@ -19411,10 +19472,10 @@
       <w:ind w:left="720" w:hanging="720"/>
     </w:pPr>
   </w:style>
-  <w:style w:type="paragraph" w:styleId="uMucluc">
+  <w:style w:type="paragraph" w:styleId="TOCHeading">
     <w:name w:val="TOC Heading"/>
-    <w:basedOn w:val="u1"/>
-    <w:next w:val="Binhthng"/>
+    <w:basedOn w:val="Heading1"/>
+    <w:next w:val="Normal"/>
     <w:uiPriority w:val="39"/>
     <w:unhideWhenUsed/>
     <w:rsid w:val="00F772AD"/>
@@ -19434,10 +19495,10 @@
       <w:lang w:val="en-US"/>
     </w:rPr>
   </w:style>
-  <w:style w:type="paragraph" w:styleId="Mucluc5">
+  <w:style w:type="paragraph" w:styleId="TOC5">
     <w:name w:val="toc 5"/>
-    <w:basedOn w:val="Binhthng"/>
-    <w:next w:val="Binhthng"/>
+    <w:basedOn w:val="Normal"/>
+    <w:next w:val="Normal"/>
     <w:autoRedefine/>
     <w:uiPriority w:val="39"/>
     <w:unhideWhenUsed/>
@@ -19452,10 +19513,10 @@
       <w:szCs w:val="22"/>
     </w:rPr>
   </w:style>
-  <w:style w:type="paragraph" w:styleId="Mucluc6">
+  <w:style w:type="paragraph" w:styleId="TOC6">
     <w:name w:val="toc 6"/>
-    <w:basedOn w:val="Binhthng"/>
-    <w:next w:val="Binhthng"/>
+    <w:basedOn w:val="Normal"/>
+    <w:next w:val="Normal"/>
     <w:autoRedefine/>
     <w:uiPriority w:val="39"/>
     <w:unhideWhenUsed/>
@@ -19470,10 +19531,10 @@
       <w:szCs w:val="22"/>
     </w:rPr>
   </w:style>
-  <w:style w:type="paragraph" w:styleId="Mucluc7">
+  <w:style w:type="paragraph" w:styleId="TOC7">
     <w:name w:val="toc 7"/>
-    <w:basedOn w:val="Binhthng"/>
-    <w:next w:val="Binhthng"/>
+    <w:basedOn w:val="Normal"/>
+    <w:next w:val="Normal"/>
     <w:autoRedefine/>
     <w:uiPriority w:val="39"/>
     <w:unhideWhenUsed/>
@@ -19488,10 +19549,10 @@
       <w:szCs w:val="22"/>
     </w:rPr>
   </w:style>
-  <w:style w:type="paragraph" w:styleId="Mucluc8">
+  <w:style w:type="paragraph" w:styleId="TOC8">
     <w:name w:val="toc 8"/>
-    <w:basedOn w:val="Binhthng"/>
-    <w:next w:val="Binhthng"/>
+    <w:basedOn w:val="Normal"/>
+    <w:next w:val="Normal"/>
     <w:autoRedefine/>
     <w:uiPriority w:val="39"/>
     <w:unhideWhenUsed/>
@@ -19506,10 +19567,10 @@
       <w:szCs w:val="22"/>
     </w:rPr>
   </w:style>
-  <w:style w:type="paragraph" w:styleId="Mucluc9">
+  <w:style w:type="paragraph" w:styleId="TOC9">
     <w:name w:val="toc 9"/>
-    <w:basedOn w:val="Binhthng"/>
-    <w:next w:val="Binhthng"/>
+    <w:basedOn w:val="Normal"/>
+    <w:next w:val="Normal"/>
     <w:autoRedefine/>
     <w:uiPriority w:val="39"/>
     <w:unhideWhenUsed/>
@@ -19524,9 +19585,9 @@
       <w:szCs w:val="22"/>
     </w:rPr>
   </w:style>
-  <w:style w:type="character" w:styleId="cpChagiiquyt">
+  <w:style w:type="character" w:styleId="UnresolvedMention">
     <w:name w:val="Unresolved Mention"/>
-    <w:basedOn w:val="Phngmcinhcuaoanvn"/>
+    <w:basedOn w:val="DefaultParagraphFont"/>
     <w:uiPriority w:val="99"/>
     <w:semiHidden/>
     <w:unhideWhenUsed/>
@@ -19536,9 +19597,9 @@
       <w:shd w:val="clear" w:color="auto" w:fill="E1DFDD"/>
     </w:rPr>
   </w:style>
-  <w:style w:type="character" w:styleId="MaHTML">
+  <w:style w:type="character" w:styleId="HTMLCode">
     <w:name w:val="HTML Code"/>
-    <w:basedOn w:val="Phngmcinhcuaoanvn"/>
+    <w:basedOn w:val="DefaultParagraphFont"/>
     <w:uiPriority w:val="99"/>
     <w:semiHidden/>
     <w:unhideWhenUsed/>
@@ -19551,7 +19612,7 @@
   </w:style>
   <w:style w:type="character" w:customStyle="1" w:styleId="math-inline">
     <w:name w:val="math-inline"/>
-    <w:basedOn w:val="Phngmcinhcuaoanvn"/>
+    <w:basedOn w:val="DefaultParagraphFont"/>
     <w:rsid w:val="00791880"/>
   </w:style>
 </w:styles>
